--- a/arb/docx/022.content.docx
+++ b/arb/docx/022.content.docx
@@ -23298,23 +23298,7 @@
           <w:cs/>
           <w:lang w:val="ar_AE" w:bidi="ar_AE"/>
         </w:rPr>
-        <w:t xml:space="preserve">تحتوي هذه المخطوطة التي يعود تاريخها إلى أواخر القرن الـ 2م على </w:t>
-      </w:r>
-      <w:r>
-        <w:rPr>
-          <w:rtl/>
-          <w:cs/>
-          <w:lang w:val="ar_AE" w:bidi="ar_AE"/>
-        </w:rPr>
-        <w:t>متى 1: 1–9، 12، 14–20</w:t>
-      </w:r>
-      <w:r>
-        <w:rPr>
-          <w:rtl/>
-          <w:cs/>
-          <w:lang w:val="ar_AE" w:bidi="ar_AE"/>
-        </w:rPr>
-        <w:t>. ذهب جرِنفِل وهَنْت في شتاء 1896–1897م إلى أُوكْسِيرِنخوس (المعروفة اليوم بالبهنسا) بحثًا عن وثائق مسيحية قديمة. . تم اكتشاف البردية 1 (P1) في اليوم الثاني من الحفر. في وقت هذا الاكتشاف، كانت هذه البردية أقدم نسخة موجودة لجزء من العهد الجديد، على الأقل يسبق تاريخها المخطوطة الفاتيكانية بـ 100 عام. يبدو أن ناسخ البردية 1 (P1) قد اتَّبَع بأمانة نسخة أصلية جديرة بالثقة تمامًا. وحيثما توجد قراءات رئيسة متباينة نصيًّا، فإن البردية 1 (P1) تأتي متفقة مع أفضل الشهادات التي تقدمها المخطوطات السَّكَنْدَرِيَّة، وخاصة (المخطوطة الفاتيكانية B)، والتي نادرًا ما تختلف البردية عنها.</w:t>
+        <w:t>تحتوي هذه المخطوطة التي يعود تاريخها إلى أواخر القرن الـ 2م على متى 1: 1–9، 12، 14–20. ذهب جرِنفِل وهَنْت في شتاء 1896–1897م إلى أُوكْسِيرِنخوس (المعروفة اليوم بالبهنسا) بحثًا عن وثائق مسيحية قديمة. . تم اكتشاف البردية 1 (P1) في اليوم الثاني من الحفر. في وقت هذا الاكتشاف، كانت هذه البردية أقدم نسخة موجودة لجزء من العهد الجديد، على الأقل يسبق تاريخها المخطوطة الفاتيكانية بـ 100 عام. يبدو أن ناسخ البردية 1 (P1) قد اتَّبَع بأمانة نسخة أصلية جديرة بالثقة تمامًا. وحيثما توجد قراءات رئيسة متباينة نصيًّا، فإن البردية 1 (P1) تأتي متفقة مع أفضل الشهادات التي تقدمها المخطوطات السَّكَنْدَرِيَّة، وخاصة (المخطوطة الفاتيكانية B)، والتي نادرًا ما تختلف البردية عنها.</w:t>
       </w:r>
     </w:p>
     <w:p>
@@ -23354,39 +23338,7 @@
           <w:cs/>
           <w:lang w:val="ar_AE" w:bidi="ar_AE"/>
         </w:rPr>
-        <w:t xml:space="preserve">تم اكتشاف جزأين منفصلين لهذه المخطوطة التي يعود تاريخها إلى القرن الـ 3م في أُوكْسِيرِنخوس بواسطة جرِنفِل وهَنْت ، وكلاهما من نفس مخطوطة البردي. يحتوي الجزء الأول على </w:t>
-      </w:r>
-      <w:r>
-        <w:rPr>
-          <w:rtl/>
-          <w:cs/>
-          <w:lang w:val="ar_AE" w:bidi="ar_AE"/>
-        </w:rPr>
-        <w:t>يوحنا 1: 23–31، 33–40</w:t>
-      </w:r>
-      <w:r>
-        <w:rPr>
-          <w:rtl/>
-          <w:cs/>
-          <w:lang w:val="ar_AE" w:bidi="ar_AE"/>
-        </w:rPr>
-        <w:t xml:space="preserve"> على جزء واحد، </w:t>
-      </w:r>
-      <w:r>
-        <w:rPr>
-          <w:rtl/>
-          <w:cs/>
-          <w:lang w:val="ar_AE" w:bidi="ar_AE"/>
-        </w:rPr>
-        <w:t>ويوحنا 20: 11–17</w:t>
-      </w:r>
-      <w:r>
-        <w:rPr>
-          <w:rtl/>
-          <w:cs/>
-          <w:lang w:val="ar_AE" w:bidi="ar_AE"/>
-        </w:rPr>
-        <w:t xml:space="preserve"> على جزء آخر - ربما كانا أول وآخر مخطوطة تحتوي فقط على إنجيل يوحنا. نُشر هذا الجزء في المجلد الثاني من </w:t>
+        <w:t xml:space="preserve">تم اكتشاف جزأين منفصلين لهذه المخطوطة التي يعود تاريخها إلى القرن الـ 3م في أُوكْسِيرِنخوس بواسطة جرِنفِل وهَنْت ، وكلاهما من نفس مخطوطة البردي. يحتوي الجزء الأول على يوحنا 1: 23–31، 33–40 على جزء واحد، ويوحنا 20: 11–17 على جزء آخر - ربما كانا أول وآخر مخطوطة تحتوي فقط على إنجيل يوحنا. نُشر هذا الجزء في المجلد الثاني من </w:t>
       </w:r>
       <w:r>
         <w:rPr>
@@ -23403,23 +23355,7 @@
           <w:cs/>
           <w:lang w:val="ar_AE" w:bidi="ar_AE"/>
         </w:rPr>
-        <w:t xml:space="preserve">عام 1899م؛ أما الجزء الثاني، الذي يحتوي على </w:t>
-      </w:r>
-      <w:r>
-        <w:rPr>
-          <w:rtl/>
-          <w:cs/>
-          <w:lang w:val="ar_AE" w:bidi="ar_AE"/>
-        </w:rPr>
-        <w:t>يوحنا 16: 14–30</w:t>
-      </w:r>
-      <w:r>
-        <w:rPr>
-          <w:rtl/>
-          <w:cs/>
-          <w:lang w:val="ar_AE" w:bidi="ar_AE"/>
-        </w:rPr>
-        <w:t xml:space="preserve"> فلم يُنْشَر حتى عام ١٩٢٢م في المجلد الخامس عشر (XV) من </w:t>
+        <w:t xml:space="preserve">عام 1899م؛ أما الجزء الثاني، الذي يحتوي على يوحنا 16: 14–30 فلم يُنْشَر حتى عام ١٩٢٢م في المجلد الخامس عشر (XV) من </w:t>
       </w:r>
       <w:r>
         <w:rPr>
@@ -23488,87 +23424,7 @@
           <w:cs/>
           <w:lang w:val="ar_AE" w:bidi="ar_AE"/>
         </w:rPr>
-        <w:t xml:space="preserve">هذه المخطوطة، التي يرجع تاريخها إلى ما بين عامي 175–225م، تحتوي على 12 عمودًا من لفافة حافظة لنص </w:t>
-      </w:r>
-      <w:r>
-        <w:rPr>
-          <w:rtl/>
-          <w:cs/>
-          <w:lang w:val="ar_AE" w:bidi="ar_AE"/>
-        </w:rPr>
-        <w:t>العبرانيين 2: 14–5: 5</w:t>
-      </w:r>
-      <w:r>
-        <w:rPr>
-          <w:rtl/>
-          <w:cs/>
-          <w:lang w:val="ar_AE" w:bidi="ar_AE"/>
-        </w:rPr>
-        <w:t xml:space="preserve">؛ </w:t>
-      </w:r>
-      <w:r>
-        <w:rPr>
-          <w:rtl/>
-          <w:cs/>
-          <w:lang w:val="ar_AE" w:bidi="ar_AE"/>
-        </w:rPr>
-        <w:t>10: 8–22</w:t>
-      </w:r>
-      <w:r>
-        <w:rPr>
-          <w:rtl/>
-          <w:cs/>
-          <w:lang w:val="ar_AE" w:bidi="ar_AE"/>
-        </w:rPr>
-        <w:t xml:space="preserve">؛ </w:t>
-      </w:r>
-      <w:r>
-        <w:rPr>
-          <w:rtl/>
-          <w:cs/>
-          <w:lang w:val="ar_AE" w:bidi="ar_AE"/>
-        </w:rPr>
-        <w:t>10: 29–11: 13</w:t>
-      </w:r>
-      <w:r>
-        <w:rPr>
-          <w:rtl/>
-          <w:cs/>
-          <w:lang w:val="ar_AE" w:bidi="ar_AE"/>
-        </w:rPr>
-        <w:t xml:space="preserve">؛ </w:t>
-      </w:r>
-      <w:r>
-        <w:rPr>
-          <w:rtl/>
-          <w:cs/>
-          <w:lang w:val="ar_AE" w:bidi="ar_AE"/>
-        </w:rPr>
-        <w:t>11: 28–12: 7</w:t>
-      </w:r>
-      <w:r>
-        <w:rPr>
-          <w:rtl/>
-          <w:cs/>
-          <w:lang w:val="ar_AE" w:bidi="ar_AE"/>
-        </w:rPr>
-        <w:t xml:space="preserve">. تمَّتْ كتابة نص الرسالة إلى العبرانيين بخط يد توثيقي مُعدل على الجزء الخلفي من ورق البردي الذي يحتوي على خلاصة جديدة لشخص اسمه ليفي. ولهذا السبب، يعتقد بعض العلماء أن المخطوطة ربما أُحْضِرَتْ إلى مصر بواسطة موظف روماني حكومي وتُرِكَتْ عندما ترك منصبه. تتفق البردية 13 (P13) للغاية مع المخطوطة الفاتيكانية (B)، وتكمل (B) فينما ينقصها أي الجزء من </w:t>
-      </w:r>
-      <w:r>
-        <w:rPr>
-          <w:rtl/>
-          <w:cs/>
-          <w:lang w:val="ar_AE" w:bidi="ar_AE"/>
-        </w:rPr>
-        <w:t>عبرانيين 9: 14</w:t>
-      </w:r>
-      <w:r>
-        <w:rPr>
-          <w:rtl/>
-          <w:cs/>
-          <w:lang w:val="ar_AE" w:bidi="ar_AE"/>
-        </w:rPr>
-        <w:t xml:space="preserve"> إلى نهاية الرسالة إلى العبرانيين. تُظْهِر البرديتان (P13) و(P46) نفس النص تقريبًا. . من إجمالي 88 وحدة نصية ذات قراءات متباينة، هناك 71 اتفاقًا و17 اختلافًا فقط.</w:t>
+        <w:t>هذه المخطوطة، التي يرجع تاريخها إلى ما بين عامي 175–225م، تحتوي على 12 عمودًا من لفافة حافظة لنص العبرانيين 2: 14–5: 5؛ 10: 8–22؛ 10: 29–11: 13؛ 11: 28–12: 7. تمَّتْ كتابة نص الرسالة إلى العبرانيين بخط يد توثيقي مُعدل على الجزء الخلفي من ورق البردي الذي يحتوي على خلاصة جديدة لشخص اسمه ليفي. ولهذا السبب، يعتقد بعض العلماء أن المخطوطة ربما أُحْضِرَتْ إلى مصر بواسطة موظف روماني حكومي وتُرِكَتْ عندما ترك منصبه. تتفق البردية 13 (P13) للغاية مع المخطوطة الفاتيكانية (B)، وتكمل (B) فينما ينقصها أي الجزء من عبرانيين 9: 14 إلى نهاية الرسالة إلى العبرانيين. تُظْهِر البرديتان (P13) و(P46) نفس النص تقريبًا. . من إجمالي 88 وحدة نصية ذات قراءات متباينة، هناك 71 اتفاقًا و17 اختلافًا فقط.</w:t>
       </w:r>
     </w:p>
     <w:p>
@@ -23608,23 +23464,7 @@
           <w:cs/>
           <w:lang w:val="ar_AE" w:bidi="ar_AE"/>
         </w:rPr>
-        <w:t>البردية 77 التي يعود تاريخها إلى ما بين 150–175م، هي أقدم مخطوطة لمتى (</w:t>
-      </w:r>
-      <w:r>
-        <w:rPr>
-          <w:rtl/>
-          <w:cs/>
-          <w:lang w:val="ar_AE" w:bidi="ar_AE"/>
-        </w:rPr>
-        <w:t>23: 30–39</w:t>
-      </w:r>
-      <w:r>
-        <w:rPr>
-          <w:rtl/>
-          <w:cs/>
-          <w:lang w:val="ar_AE" w:bidi="ar_AE"/>
-        </w:rPr>
-        <w:t>). من الواضح أن المخطوطة هي إنتاج أدبي. لقد كُتِبَتْ بخط يد أنيق كما تشتمل على ما كان أو صار معروفًا كنظام معياري لتقسيم النص إلى فصول أو أصحاحات، بالإضافة إلى علامات الترقيم وعلامات التنفس. وللبردية 77 تشابهات ومقاربات نصية شديدة الارتباط بالمخطوطة السينائية.</w:t>
+        <w:t>البردية 77 التي يعود تاريخها إلى ما بين 150–175م، هي أقدم مخطوطة لمتى (23: 30–39). من الواضح أن المخطوطة هي إنتاج أدبي. لقد كُتِبَتْ بخط يد أنيق كما تشتمل على ما كان أو صار معروفًا كنظام معياري لتقسيم النص إلى فصول أو أصحاحات، بالإضافة إلى علامات الترقيم وعلامات التنفس. وللبردية 77 تشابهات ومقاربات نصية شديدة الارتباط بالمخطوطة السينائية.</w:t>
       </w:r>
     </w:p>
     <w:p>
@@ -23664,23 +23504,7 @@
           <w:cs/>
           <w:lang w:val="ar_AE" w:bidi="ar_AE"/>
         </w:rPr>
-        <w:t xml:space="preserve">هذه المخطوطة التي يعود تاريخها إلى القرن الـ 2م، ما بين 150–175م، تحتوي على </w:t>
-      </w:r>
-      <w:r>
-        <w:rPr>
-          <w:rtl/>
-          <w:cs/>
-          <w:lang w:val="ar_AE" w:bidi="ar_AE"/>
-        </w:rPr>
-        <w:t>يوحنا 18: 36–19: 7</w:t>
-      </w:r>
-      <w:r>
-        <w:rPr>
-          <w:rtl/>
-          <w:cs/>
-          <w:lang w:val="ar_AE" w:bidi="ar_AE"/>
-        </w:rPr>
-        <w:t>. الكتابة اليدوية فيها (بخط نسخ قائم، مستدير، وأنيق) تشبه إلى حد كبير ذلك الخط الموجود في البردية 66. والأكثر من ذلك، فإن البردية 90 تشبه البردية 66 أكثر من أية مخطوطة منفردة أخرى، وإن كانت في مجملها غير مطابقة للبردية 66.</w:t>
+        <w:t>هذه المخطوطة التي يعود تاريخها إلى القرن الـ 2م، ما بين 150–175م، تحتوي على يوحنا 18: 36–19: 7. الكتابة اليدوية فيها (بخط نسخ قائم، مستدير، وأنيق) تشبه إلى حد كبير ذلك الخط الموجود في البردية 66. والأكثر من ذلك، فإن البردية 90 تشبه البردية 66 أكثر من أية مخطوطة منفردة أخرى، وإن كانت في مجملها غير مطابقة للبردية 66.</w:t>
       </w:r>
     </w:p>
     <w:p>
@@ -23720,23 +23544,7 @@
           <w:cs/>
           <w:lang w:val="ar_AE" w:bidi="ar_AE"/>
         </w:rPr>
-        <w:t xml:space="preserve">تحتوي هذه المخطوطة على </w:t>
-      </w:r>
-      <w:r>
-        <w:rPr>
-          <w:rtl/>
-          <w:cs/>
-          <w:lang w:val="ar_AE" w:bidi="ar_AE"/>
-        </w:rPr>
-        <w:t>متى 21: 34–37، 43، 45</w:t>
-      </w:r>
-      <w:r>
-        <w:rPr>
-          <w:rtl/>
-          <w:cs/>
-          <w:lang w:val="ar_AE" w:bidi="ar_AE"/>
-        </w:rPr>
-        <w:t>، وربما تكون أقدم مخطوطة موجودة للعهد الجديد بحكم كتابتها بالرومانية المبكرة وبالتالي يمكن تأريخها إلى أوائل القرن الـ 2م.</w:t>
+        <w:t>تحتوي هذه المخطوطة على متى 21: 34–37، 43، 45، وربما تكون أقدم مخطوطة موجودة للعهد الجديد بحكم كتابتها بالرومانية المبكرة وبالتالي يمكن تأريخها إلى أوائل القرن الـ 2م.</w:t>
       </w:r>
     </w:p>
     <w:p>
@@ -23770,23 +23578,7 @@
           <w:cs/>
           <w:lang w:val="ar_AE" w:bidi="ar_AE"/>
         </w:rPr>
-        <w:t>هذه المخطوطات تم شراؤها من تاجر مصري في ثلاثينيات القرن الـ 20م بواسطة شِسْتر بِتي، وجامعة ميتشِجان. المخطوطات الثلاثة في هذه المجموعة مبكرة جدًا وتحتوي على جزء كبير من نص العهد الجديد. فالبردية 45 (P45)، التي يعود تاريخها إلى 200م تقريبًا، تحتوي على أجزاء من الأناجيل الأربعة وسفر أعمال الرُّسُل؛ وتحتوي البردية 46 (P46)، التي يعود تاريخها إلى عام 125م تقريبًا على كل رسائل بولس والعبرانيين؛ وتحتوي البردية (P47)، التي يعود تاريخها إلى القرن الـ 3م على</w:t>
-      </w:r>
-      <w:r>
-        <w:rPr>
-          <w:rtl/>
-          <w:cs/>
-          <w:lang w:val="ar_AE" w:bidi="ar_AE"/>
-        </w:rPr>
-        <w:t xml:space="preserve"> رؤيا 9–17</w:t>
-      </w:r>
-      <w:r>
-        <w:rPr>
-          <w:rtl/>
-          <w:cs/>
-          <w:lang w:val="ar_AE" w:bidi="ar_AE"/>
-        </w:rPr>
-        <w:t>.</w:t>
+        <w:t>هذه المخطوطات تم شراؤها من تاجر مصري في ثلاثينيات القرن الـ 20م بواسطة شِسْتر بِتي، وجامعة ميتشِجان. المخطوطات الثلاثة في هذه المجموعة مبكرة جدًا وتحتوي على جزء كبير من نص العهد الجديد. فالبردية 45 (P45)، التي يعود تاريخها إلى 200م تقريبًا، تحتوي على أجزاء من الأناجيل الأربعة وسفر أعمال الرُّسُل؛ وتحتوي البردية 46 (P46)، التي يعود تاريخها إلى عام 125م تقريبًا على كل رسائل بولس والعبرانيين؛ وتحتوي البردية (P47)، التي يعود تاريخها إلى القرن الـ 3م على رؤيا 9–17.</w:t>
       </w:r>
     </w:p>
     <w:p>
@@ -23826,215 +23618,7 @@
           <w:cs/>
           <w:lang w:val="ar_AE" w:bidi="ar_AE"/>
         </w:rPr>
-        <w:t>تحتوي هذه المخطوطة على الأناجيل الأربعة وسفر أعمال الرسل (</w:t>
-      </w:r>
-      <w:r>
-        <w:rPr>
-          <w:rtl/>
-          <w:cs/>
-          <w:lang w:val="ar_AE" w:bidi="ar_AE"/>
-        </w:rPr>
-        <w:t>متى 20: 24–32</w:t>
-      </w:r>
-      <w:r>
-        <w:rPr>
-          <w:rtl/>
-          <w:cs/>
-          <w:lang w:val="ar_AE" w:bidi="ar_AE"/>
-        </w:rPr>
-        <w:t xml:space="preserve">؛ </w:t>
-      </w:r>
-      <w:r>
-        <w:rPr>
-          <w:rtl/>
-          <w:cs/>
-          <w:lang w:val="ar_AE" w:bidi="ar_AE"/>
-        </w:rPr>
-        <w:t>21: 13–19</w:t>
-      </w:r>
-      <w:r>
-        <w:rPr>
-          <w:rtl/>
-          <w:cs/>
-          <w:lang w:val="ar_AE" w:bidi="ar_AE"/>
-        </w:rPr>
-        <w:t xml:space="preserve">؛ </w:t>
-      </w:r>
-      <w:r>
-        <w:rPr>
-          <w:rtl/>
-          <w:cs/>
-          <w:lang w:val="ar_AE" w:bidi="ar_AE"/>
-        </w:rPr>
-        <w:t>25: 41–26: 39</w:t>
-      </w:r>
-      <w:r>
-        <w:rPr>
-          <w:rtl/>
-          <w:cs/>
-          <w:lang w:val="ar_AE" w:bidi="ar_AE"/>
-        </w:rPr>
-        <w:t xml:space="preserve">؛ </w:t>
-      </w:r>
-      <w:r>
-        <w:rPr>
-          <w:rtl/>
-          <w:cs/>
-          <w:lang w:val="ar_AE" w:bidi="ar_AE"/>
-        </w:rPr>
-        <w:t>مرقس 4: 36–9: 31</w:t>
-      </w:r>
-      <w:r>
-        <w:rPr>
-          <w:rtl/>
-          <w:cs/>
-          <w:lang w:val="ar_AE" w:bidi="ar_AE"/>
-        </w:rPr>
-        <w:t xml:space="preserve">؛ </w:t>
-      </w:r>
-      <w:r>
-        <w:rPr>
-          <w:rtl/>
-          <w:cs/>
-          <w:lang w:val="ar_AE" w:bidi="ar_AE"/>
-        </w:rPr>
-        <w:t>11: 27–12: 28</w:t>
-      </w:r>
-      <w:r>
-        <w:rPr>
-          <w:rtl/>
-          <w:cs/>
-          <w:lang w:val="ar_AE" w:bidi="ar_AE"/>
-        </w:rPr>
-        <w:t xml:space="preserve">؛ </w:t>
-      </w:r>
-      <w:r>
-        <w:rPr>
-          <w:rtl/>
-          <w:cs/>
-          <w:lang w:val="ar_AE" w:bidi="ar_AE"/>
-        </w:rPr>
-        <w:t>لوقا 6: 31–7: 7</w:t>
-      </w:r>
-      <w:r>
-        <w:rPr>
-          <w:rtl/>
-          <w:cs/>
-          <w:lang w:val="ar_AE" w:bidi="ar_AE"/>
-        </w:rPr>
-        <w:t xml:space="preserve">؛ </w:t>
-      </w:r>
-      <w:r>
-        <w:rPr>
-          <w:rtl/>
-          <w:cs/>
-          <w:lang w:val="ar_AE" w:bidi="ar_AE"/>
-        </w:rPr>
-        <w:t>9: 26–14: 33</w:t>
-      </w:r>
-      <w:r>
-        <w:rPr>
-          <w:rtl/>
-          <w:cs/>
-          <w:lang w:val="ar_AE" w:bidi="ar_AE"/>
-        </w:rPr>
-        <w:t xml:space="preserve">؛ </w:t>
-      </w:r>
-      <w:r>
-        <w:rPr>
-          <w:rtl/>
-          <w:cs/>
-          <w:lang w:val="ar_AE" w:bidi="ar_AE"/>
-        </w:rPr>
-        <w:t>يوحنا 4: 51–5: 2</w:t>
-      </w:r>
-      <w:r>
-        <w:rPr>
-          <w:rtl/>
-          <w:cs/>
-          <w:lang w:val="ar_AE" w:bidi="ar_AE"/>
-        </w:rPr>
-        <w:t xml:space="preserve">، </w:t>
-      </w:r>
-      <w:r>
-        <w:rPr>
-          <w:rtl/>
-          <w:cs/>
-          <w:lang w:val="ar_AE" w:bidi="ar_AE"/>
-        </w:rPr>
-        <w:t>21–25</w:t>
-      </w:r>
-      <w:r>
-        <w:rPr>
-          <w:rtl/>
-          <w:cs/>
-          <w:lang w:val="ar_AE" w:bidi="ar_AE"/>
-        </w:rPr>
-        <w:t xml:space="preserve">؛ </w:t>
-      </w:r>
-      <w:r>
-        <w:rPr>
-          <w:rtl/>
-          <w:cs/>
-          <w:lang w:val="ar_AE" w:bidi="ar_AE"/>
-        </w:rPr>
-        <w:t>10: 7–25</w:t>
-      </w:r>
-      <w:r>
-        <w:rPr>
-          <w:rtl/>
-          <w:cs/>
-          <w:lang w:val="ar_AE" w:bidi="ar_AE"/>
-        </w:rPr>
-        <w:t xml:space="preserve">؛ </w:t>
-      </w:r>
-      <w:r>
-        <w:rPr>
-          <w:rtl/>
-          <w:cs/>
-          <w:lang w:val="ar_AE" w:bidi="ar_AE"/>
-        </w:rPr>
-        <w:t>10: 30–11: 10</w:t>
-      </w:r>
-      <w:r>
-        <w:rPr>
-          <w:rtl/>
-          <w:cs/>
-          <w:lang w:val="ar_AE" w:bidi="ar_AE"/>
-        </w:rPr>
-        <w:t xml:space="preserve">، </w:t>
-      </w:r>
-      <w:r>
-        <w:rPr>
-          <w:rtl/>
-          <w:cs/>
-          <w:lang w:val="ar_AE" w:bidi="ar_AE"/>
-        </w:rPr>
-        <w:t>18–36، 42–57</w:t>
-      </w:r>
-      <w:r>
-        <w:rPr>
-          <w:rtl/>
-          <w:cs/>
-          <w:lang w:val="ar_AE" w:bidi="ar_AE"/>
-        </w:rPr>
-        <w:t xml:space="preserve">؛ </w:t>
-      </w:r>
-      <w:r>
-        <w:rPr>
-          <w:rtl/>
-          <w:cs/>
-          <w:lang w:val="ar_AE" w:bidi="ar_AE"/>
-        </w:rPr>
-        <w:t>أعمال الرسل 4: 27–17: 17</w:t>
-      </w:r>
-      <w:r>
-        <w:rPr>
-          <w:rtl/>
-          <w:cs/>
-          <w:lang w:val="ar_AE" w:bidi="ar_AE"/>
-        </w:rPr>
-        <w:t>). من المحتمل أن ترتيب البشائر في المخطوطة الأصلية السليمة كان على النحو التالي: متى، يوحنا، لوقا، مرقس، أعمال الرسل (المسَمَّى بالترتيب الغربي). وقد أَرَّخ كِنْيُون تاريخ هذه المخطوطة بأنه يعود إلى أوائل القرن الـ 3م، وهو التاريخ الذي أَكَّد عليه عالم البرديات و. شوبارت، و ه. إ. بِل. لا يزال هذا هو التاريخ المنسوب لهذه المخطوطة في الكتب المعاصرة عن علم النقد النصي والطبعات النقدية للعهد الجديد اليوناني، لكن البناء المتسق لبعض الحروف يشير إلى تاريخ مبكر، يعود على الأرجح لوقت ما في أواخر القرن الـ 2م.</w:t>
+        <w:t>تحتوي هذه المخطوطة على الأناجيل الأربعة وسفر أعمال الرسل (متى 20: 24–32؛ 21: 13–19؛ 25: 41–26: 39؛ مرقس 4: 36–9: 31؛ 11: 27–12: 28؛ لوقا 6: 31–7: 7؛ 9: 26–14: 33؛ يوحنا 4: 51–5: 2، 21–25؛ 10: 7–25؛ 10: 30–11: 10، 18–36، 42–57؛ أعمال الرسل 4: 27–17: 17). من المحتمل أن ترتيب البشائر في المخطوطة الأصلية السليمة كان على النحو التالي: متى، يوحنا، لوقا، مرقس، أعمال الرسل (المسَمَّى بالترتيب الغربي). وقد أَرَّخ كِنْيُون تاريخ هذه المخطوطة بأنه يعود إلى أوائل القرن الـ 3م، وهو التاريخ الذي أَكَّد عليه عالم البرديات و. شوبارت، و ه. إ. بِل. لا يزال هذا هو التاريخ المنسوب لهذه المخطوطة في الكتب المعاصرة عن علم النقد النصي والطبعات النقدية للعهد الجديد اليوناني، لكن البناء المتسق لبعض الحروف يشير إلى تاريخ مبكر، يعود على الأرجح لوقت ما في أواخر القرن الـ 2م.</w:t>
       </w:r>
     </w:p>
     <w:p>
@@ -24094,215 +23678,7 @@
           <w:cs/>
           <w:lang w:val="ar_AE" w:bidi="ar_AE"/>
         </w:rPr>
-        <w:t xml:space="preserve">تحتوي هذه المخطوطة على معظم رسائل الرَّسول بولس (عدا الرسائل الرعوية)، وبهذا الترتيب: </w:t>
-      </w:r>
-      <w:r>
-        <w:rPr>
-          <w:rtl/>
-          <w:cs/>
-          <w:lang w:val="ar_AE" w:bidi="ar_AE"/>
-        </w:rPr>
-        <w:t>رومية 5: 17–6: 14</w:t>
-      </w:r>
-      <w:r>
-        <w:rPr>
-          <w:rtl/>
-          <w:cs/>
-          <w:lang w:val="ar_AE" w:bidi="ar_AE"/>
-        </w:rPr>
-        <w:t xml:space="preserve">؛ </w:t>
-      </w:r>
-      <w:r>
-        <w:rPr>
-          <w:rtl/>
-          <w:cs/>
-          <w:lang w:val="ar_AE" w:bidi="ar_AE"/>
-        </w:rPr>
-        <w:t>8: 15–15: 9</w:t>
-      </w:r>
-      <w:r>
-        <w:rPr>
-          <w:rtl/>
-          <w:cs/>
-          <w:lang w:val="ar_AE" w:bidi="ar_AE"/>
-        </w:rPr>
-        <w:t xml:space="preserve">؛ </w:t>
-      </w:r>
-      <w:r>
-        <w:rPr>
-          <w:rtl/>
-          <w:cs/>
-          <w:lang w:val="ar_AE" w:bidi="ar_AE"/>
-        </w:rPr>
-        <w:t>15: 11–16: 27</w:t>
-      </w:r>
-      <w:r>
-        <w:rPr>
-          <w:rtl/>
-          <w:cs/>
-          <w:lang w:val="ar_AE" w:bidi="ar_AE"/>
-        </w:rPr>
-        <w:t xml:space="preserve">؛ </w:t>
-      </w:r>
-      <w:r>
-        <w:rPr>
-          <w:rtl/>
-          <w:cs/>
-          <w:lang w:val="ar_AE" w:bidi="ar_AE"/>
-        </w:rPr>
-        <w:t>عبرانيين 1: 1–13: 25</w:t>
-      </w:r>
-      <w:r>
-        <w:rPr>
-          <w:rtl/>
-          <w:cs/>
-          <w:lang w:val="ar_AE" w:bidi="ar_AE"/>
-        </w:rPr>
-        <w:t xml:space="preserve">؛ </w:t>
-      </w:r>
-      <w:r>
-        <w:rPr>
-          <w:rtl/>
-          <w:cs/>
-          <w:lang w:val="ar_AE" w:bidi="ar_AE"/>
-        </w:rPr>
-        <w:t>1 كورنثوس 1: 1–16: 22</w:t>
-      </w:r>
-      <w:r>
-        <w:rPr>
-          <w:rtl/>
-          <w:cs/>
-          <w:lang w:val="ar_AE" w:bidi="ar_AE"/>
-        </w:rPr>
-        <w:t xml:space="preserve">؛ </w:t>
-      </w:r>
-      <w:r>
-        <w:rPr>
-          <w:rtl/>
-          <w:cs/>
-          <w:lang w:val="ar_AE" w:bidi="ar_AE"/>
-        </w:rPr>
-        <w:t>2 كورنثوس 1: 1–13: 13</w:t>
-      </w:r>
-      <w:r>
-        <w:rPr>
-          <w:rtl/>
-          <w:cs/>
-          <w:lang w:val="ar_AE" w:bidi="ar_AE"/>
-        </w:rPr>
-        <w:t xml:space="preserve">؛ </w:t>
-      </w:r>
-      <w:r>
-        <w:rPr>
-          <w:rtl/>
-          <w:cs/>
-          <w:lang w:val="ar_AE" w:bidi="ar_AE"/>
-        </w:rPr>
-        <w:t>أفسس 1: 1–6: 24</w:t>
-      </w:r>
-      <w:r>
-        <w:rPr>
-          <w:rtl/>
-          <w:cs/>
-          <w:lang w:val="ar_AE" w:bidi="ar_AE"/>
-        </w:rPr>
-        <w:t xml:space="preserve">؛ </w:t>
-      </w:r>
-      <w:r>
-        <w:rPr>
-          <w:rtl/>
-          <w:cs/>
-          <w:lang w:val="ar_AE" w:bidi="ar_AE"/>
-        </w:rPr>
-        <w:t>غلاطية 1: 1–6: 18</w:t>
-      </w:r>
-      <w:r>
-        <w:rPr>
-          <w:rtl/>
-          <w:cs/>
-          <w:lang w:val="ar_AE" w:bidi="ar_AE"/>
-        </w:rPr>
-        <w:t xml:space="preserve">؛ </w:t>
-      </w:r>
-      <w:r>
-        <w:rPr>
-          <w:rtl/>
-          <w:cs/>
-          <w:lang w:val="ar_AE" w:bidi="ar_AE"/>
-        </w:rPr>
-        <w:t>فيلبي 1: 1–4: 23</w:t>
-      </w:r>
-      <w:r>
-        <w:rPr>
-          <w:rtl/>
-          <w:cs/>
-          <w:lang w:val="ar_AE" w:bidi="ar_AE"/>
-        </w:rPr>
-        <w:t xml:space="preserve">؛ </w:t>
-      </w:r>
-      <w:r>
-        <w:rPr>
-          <w:rtl/>
-          <w:cs/>
-          <w:lang w:val="ar_AE" w:bidi="ar_AE"/>
-        </w:rPr>
-        <w:t>كولوسي 1: 1–4: 18</w:t>
-      </w:r>
-      <w:r>
-        <w:rPr>
-          <w:rtl/>
-          <w:cs/>
-          <w:lang w:val="ar_AE" w:bidi="ar_AE"/>
-        </w:rPr>
-        <w:t xml:space="preserve">؛ </w:t>
-      </w:r>
-      <w:r>
-        <w:rPr>
-          <w:rtl/>
-          <w:cs/>
-          <w:lang w:val="ar_AE" w:bidi="ar_AE"/>
-        </w:rPr>
-        <w:t>1 تسالونيكي 1: 1</w:t>
-      </w:r>
-      <w:r>
-        <w:rPr>
-          <w:rtl/>
-          <w:cs/>
-          <w:lang w:val="ar_AE" w:bidi="ar_AE"/>
-        </w:rPr>
-        <w:t xml:space="preserve">؛ </w:t>
-      </w:r>
-      <w:r>
-        <w:rPr>
-          <w:rtl/>
-          <w:cs/>
-          <w:lang w:val="ar_AE" w:bidi="ar_AE"/>
-        </w:rPr>
-        <w:t>1: 9–2: 3</w:t>
-      </w:r>
-      <w:r>
-        <w:rPr>
-          <w:rtl/>
-          <w:cs/>
-          <w:lang w:val="ar_AE" w:bidi="ar_AE"/>
-        </w:rPr>
-        <w:t xml:space="preserve">؛ </w:t>
-      </w:r>
-      <w:r>
-        <w:rPr>
-          <w:rtl/>
-          <w:cs/>
-          <w:lang w:val="ar_AE" w:bidi="ar_AE"/>
-        </w:rPr>
-        <w:t xml:space="preserve">5: 5–9، 23–28 </w:t>
-      </w:r>
-      <w:r>
-        <w:rPr>
-          <w:rtl/>
-          <w:cs/>
-          <w:lang w:val="ar_AE" w:bidi="ar_AE"/>
-        </w:rPr>
-        <w:t>(مع وجود ثغرات بسيطة في كل سفر).</w:t>
+        <w:t>تحتوي هذه المخطوطة على معظم رسائل الرَّسول بولس (عدا الرسائل الرعوية)، وبهذا الترتيب: رومية 5: 17–6: 14؛ 8: 15–15: 9؛ 15: 11–16: 27؛ عبرانيين 1: 1–13: 25؛ 1 كورنثوس 1: 1–16: 22؛ 2 كورنثوس 1: 1–13: 13؛ أفسس 1: 1–6: 24؛ غلاطية 1: 1–6: 18؛ فيلبي 1: 1–4: 23؛ كولوسي 1: 1–4: 18؛ 1 تسالونيكي 1: 1؛ 1: 9–2: 3؛ 5: 5–9، 23–28 (مع وجود ثغرات بسيطة في كل سفر).</w:t>
       </w:r>
     </w:p>
     <w:p>
@@ -24382,23 +23758,7 @@
           <w:cs/>
           <w:lang w:val="ar_AE" w:bidi="ar_AE"/>
         </w:rPr>
-        <w:t xml:space="preserve">تحتوي هذه المخطوطة التي يعود تاريخها إلى القرن الـ 3م على </w:t>
-      </w:r>
-      <w:r>
-        <w:rPr>
-          <w:rtl/>
-          <w:cs/>
-          <w:lang w:val="ar_AE" w:bidi="ar_AE"/>
-        </w:rPr>
-        <w:t>رؤيا 9: 10–17: 2</w:t>
-      </w:r>
-      <w:r>
-        <w:rPr>
-          <w:rtl/>
-          <w:cs/>
-          <w:lang w:val="ar_AE" w:bidi="ar_AE"/>
-        </w:rPr>
-        <w:t>. يتفق نص البردية P47 في كثير من الأحيان مع نص المخطوطة السينائية أكثر من اتفاقه مع أيَّة مخطوطة أخرى (بما في ذلك المخطوطة السَّكَنْدَرِيَّة والمخطوطة الإفرايمية)، على الرغم من أنها تُظْهِر في كثير من الأحيان استقلالية خاصة بها.</w:t>
+        <w:t>تحتوي هذه المخطوطة التي يعود تاريخها إلى القرن الـ 3م على رؤيا 9: 10–17: 2. يتفق نص البردية P47 في كثير من الأحيان مع نص المخطوطة السينائية أكثر من اتفاقه مع أيَّة مخطوطة أخرى (بما في ذلك المخطوطة السَّكَنْدَرِيَّة والمخطوطة الإفرايمية)، على الرغم من أنها تُظْهِر في كثير من الأحيان استقلالية خاصة بها.</w:t>
       </w:r>
     </w:p>
     <w:p>
@@ -24432,39 +23792,7 @@
           <w:cs/>
           <w:lang w:val="ar_AE" w:bidi="ar_AE"/>
         </w:rPr>
-        <w:t xml:space="preserve">تم شراء هذه المخطوطات بواسطة مارتن بودمر من أحد التجار في مصر خلال خمسينيات وستينيات القرن الـ 20م. البرديات الثلاث المُهِمَّة في هذه المجموعة هي البردية 66 (P66)، ويعود تاريخها إلى 175م تقريبًا، وتحتوي على كل بشارة يوحنا تقريبًا، والبردية (P72)، ويعود تاريخها إلى القرن الـ 3م، وتحتوي على كل من رسالتي الرَّسول بطرس ورسالة يهوذا، والبردية 75 (P75)، ويعود تاريخها إلى 200م، وتحتوي على أجزاء كبيرة من </w:t>
-      </w:r>
-      <w:r>
-        <w:rPr>
-          <w:rtl/>
-          <w:cs/>
-          <w:lang w:val="ar_AE" w:bidi="ar_AE"/>
-        </w:rPr>
-        <w:t>لوقا 3</w:t>
-      </w:r>
-      <w:r>
-        <w:rPr>
-          <w:rtl/>
-          <w:cs/>
-          <w:lang w:val="ar_AE" w:bidi="ar_AE"/>
-        </w:rPr>
-        <w:t xml:space="preserve"> - </w:t>
-      </w:r>
-      <w:r>
-        <w:rPr>
-          <w:rtl/>
-          <w:cs/>
-          <w:lang w:val="ar_AE" w:bidi="ar_AE"/>
-        </w:rPr>
-        <w:t>يوحنا 15</w:t>
-      </w:r>
-      <w:r>
-        <w:rPr>
-          <w:rtl/>
-          <w:cs/>
-          <w:lang w:val="ar_AE" w:bidi="ar_AE"/>
-        </w:rPr>
-        <w:t>.</w:t>
+        <w:t>تم شراء هذه المخطوطات بواسطة مارتن بودمر من أحد التجار في مصر خلال خمسينيات وستينيات القرن الـ 20م. البرديات الثلاث المُهِمَّة في هذه المجموعة هي البردية 66 (P66)، ويعود تاريخها إلى 175م تقريبًا، وتحتوي على كل بشارة يوحنا تقريبًا، والبردية (P72)، ويعود تاريخها إلى القرن الـ 3م، وتحتوي على كل من رسالتي الرَّسول بطرس ورسالة يهوذا، والبردية 75 (P75)، ويعود تاريخها إلى 200م، وتحتوي على أجزاء كبيرة من لوقا 3 - يوحنا 15.</w:t>
       </w:r>
     </w:p>
     <w:p>
@@ -24504,235 +23832,27 @@
           <w:cs/>
           <w:lang w:val="ar_AE" w:bidi="ar_AE"/>
         </w:rPr>
-        <w:t>تحتوي هذه المخطوطة على معظم بشارة يوحنا (</w:t>
-      </w:r>
-      <w:r>
-        <w:rPr>
-          <w:rtl/>
-          <w:cs/>
-          <w:lang w:val="ar_AE" w:bidi="ar_AE"/>
-        </w:rPr>
-        <w:t>1: 1–6: 11</w:t>
-      </w:r>
-      <w:r>
-        <w:rPr>
-          <w:rtl/>
-          <w:cs/>
-          <w:lang w:val="ar_AE" w:bidi="ar_AE"/>
-        </w:rPr>
-        <w:t xml:space="preserve">؛ </w:t>
-      </w:r>
-      <w:r>
-        <w:rPr>
-          <w:rtl/>
-          <w:cs/>
-          <w:lang w:val="ar_AE" w:bidi="ar_AE"/>
-        </w:rPr>
-        <w:t>6: 35–14: 26</w:t>
-      </w:r>
-      <w:r>
-        <w:rPr>
-          <w:rtl/>
-          <w:cs/>
-          <w:lang w:val="ar_AE" w:bidi="ar_AE"/>
-        </w:rPr>
-        <w:t xml:space="preserve">، </w:t>
-      </w:r>
-      <w:r>
-        <w:rPr>
-          <w:rtl/>
-          <w:cs/>
-          <w:lang w:val="ar_AE" w:bidi="ar_AE"/>
-        </w:rPr>
-        <w:t>29–30</w:t>
-      </w:r>
-      <w:r>
-        <w:rPr>
-          <w:rtl/>
-          <w:cs/>
-          <w:lang w:val="ar_AE" w:bidi="ar_AE"/>
-        </w:rPr>
-        <w:t xml:space="preserve">؛ </w:t>
-      </w:r>
-      <w:r>
-        <w:rPr>
-          <w:rtl/>
-          <w:cs/>
-          <w:lang w:val="ar_AE" w:bidi="ar_AE"/>
-        </w:rPr>
-        <w:t>15: 2–26</w:t>
-      </w:r>
-      <w:r>
-        <w:rPr>
-          <w:rtl/>
-          <w:cs/>
-          <w:lang w:val="ar_AE" w:bidi="ar_AE"/>
-        </w:rPr>
-        <w:t xml:space="preserve">؛ </w:t>
-      </w:r>
-      <w:r>
-        <w:rPr>
-          <w:rtl/>
-          <w:cs/>
-          <w:lang w:val="ar_AE" w:bidi="ar_AE"/>
-        </w:rPr>
-        <w:t>16: 2–4، 6–7</w:t>
-      </w:r>
-      <w:r>
-        <w:rPr>
-          <w:rtl/>
-          <w:cs/>
-          <w:lang w:val="ar_AE" w:bidi="ar_AE"/>
-        </w:rPr>
-        <w:t xml:space="preserve">؛ </w:t>
-      </w:r>
-      <w:r>
-        <w:rPr>
-          <w:rtl/>
-          <w:cs/>
-          <w:lang w:val="ar_AE" w:bidi="ar_AE"/>
-        </w:rPr>
-        <w:t>16: 10–20: 20</w:t>
-      </w:r>
-      <w:r>
-        <w:rPr>
-          <w:rtl/>
-          <w:cs/>
-          <w:lang w:val="ar_AE" w:bidi="ar_AE"/>
-        </w:rPr>
-        <w:t xml:space="preserve">، </w:t>
-      </w:r>
-      <w:r>
-        <w:rPr>
-          <w:rtl/>
-          <w:cs/>
-          <w:lang w:val="ar_AE" w:bidi="ar_AE"/>
-        </w:rPr>
-        <w:t>22–23</w:t>
-      </w:r>
-      <w:r>
-        <w:rPr>
-          <w:rtl/>
-          <w:cs/>
-          <w:lang w:val="ar_AE" w:bidi="ar_AE"/>
-        </w:rPr>
-        <w:t xml:space="preserve">؛ </w:t>
-      </w:r>
-      <w:r>
-        <w:rPr>
-          <w:rtl/>
-          <w:cs/>
-          <w:lang w:val="ar_AE" w:bidi="ar_AE"/>
-        </w:rPr>
-        <w:t>20: 25–21: 9</w:t>
-      </w:r>
-      <w:r>
-        <w:rPr>
-          <w:rtl/>
-          <w:cs/>
-          <w:lang w:val="ar_AE" w:bidi="ar_AE"/>
-        </w:rPr>
-        <w:t>). لا تضمُّ المخطوطة مقطع المرأة الزانية (</w:t>
-      </w:r>
-      <w:r>
-        <w:rPr>
-          <w:rtl/>
-          <w:cs/>
-          <w:lang w:val="ar_AE" w:bidi="ar_AE"/>
-        </w:rPr>
-        <w:t>7: 53–8: 11</w:t>
-      </w:r>
-      <w:r>
-        <w:rPr>
-          <w:rtl/>
-          <w:cs/>
-          <w:lang w:val="ar_AE" w:bidi="ar_AE"/>
-        </w:rPr>
-        <w:t>)، الأمر الذي يجعلها أكثر شهادة مبكرة على عدم وجود هذا المقطع الزائف. . في الغالب، يعود تاريخ هذه المخطوطة إلى عام 200م، إلا أن عالم خطوط الكتابة الشهير هربرت هانجر نادي بأن البردية 66 يجب أن تؤرخ بالنصف الأول، إن لم يكن الربع الأول من القرن الـ 2م.</w:t>
-      </w:r>
-    </w:p>
-    <w:p>
-      <w:pPr>
-        <w:bidi/>
-      </w:pPr>
-      <w:r>
-        <w:rPr>
-          <w:rtl/>
-          <w:cs/>
-          <w:lang w:val="ar_AE" w:bidi="ar_AE"/>
-        </w:rPr>
-      </w:r>
-      <w:r>
-        <w:rPr>
-          <w:rtl/>
-          <w:cs/>
-          <w:lang w:val="ar_AE" w:bidi="ar_AE"/>
-        </w:rPr>
-        <w:t xml:space="preserve">وفقًا للدراسات الحديثة، يبدو واضحًا أن البردية 66 (P66) قد حَفِظَتْ العمل الخاص بثلاثة أفراد: الناسخ الأصلي، والمصحح الشامل، والمصحح الصغير. وبيد متمرسة، ذات خطٍّ أنيق، قام الناسخ الأصلي لبردية المخطوطة (P66) بالكتابة بخط أكبر وهو يواصل عملية النسخ لملء المخطوطة. يشير الخط الكبير عبر كل المخطوطة إلى أنها كُتِبَتْ لتُقْرَأ بصوتٍ عالٍ أمام رعية مسيحية. يُظهر النص معرفة الناسخ بأجزاء أخرى من الكتاب المقدس (بقدر ما يجمعه بالتناغم بين </w:t>
-      </w:r>
-      <w:r>
-        <w:rPr>
-          <w:rtl/>
-          <w:cs/>
-          <w:lang w:val="ar_AE" w:bidi="ar_AE"/>
-        </w:rPr>
-        <w:t>يوحنا ٦: ٦٩</w:t>
-      </w:r>
-      <w:r>
-        <w:rPr>
-          <w:rtl/>
-          <w:cs/>
-          <w:lang w:val="ar_AE" w:bidi="ar_AE"/>
-        </w:rPr>
-        <w:t xml:space="preserve"> وبين </w:t>
-      </w:r>
-      <w:r>
-        <w:rPr>
-          <w:rtl/>
-          <w:cs/>
-          <w:lang w:val="ar_AE" w:bidi="ar_AE"/>
-        </w:rPr>
-        <w:t>متى ١٦: ١٦</w:t>
-      </w:r>
-      <w:r>
-        <w:rPr>
-          <w:rtl/>
-          <w:cs/>
-          <w:lang w:val="ar_AE" w:bidi="ar_AE"/>
-        </w:rPr>
-        <w:t xml:space="preserve">، </w:t>
-      </w:r>
-      <w:r>
-        <w:rPr>
-          <w:rtl/>
-          <w:cs/>
-          <w:lang w:val="ar_AE" w:bidi="ar_AE"/>
-        </w:rPr>
-        <w:t xml:space="preserve">ويوحنا ٢١: ٦ </w:t>
-      </w:r>
-      <w:r>
-        <w:rPr>
-          <w:rtl/>
-          <w:cs/>
-          <w:lang w:val="ar_AE" w:bidi="ar_AE"/>
-        </w:rPr>
-        <w:t xml:space="preserve">وبين </w:t>
-      </w:r>
-      <w:r>
-        <w:rPr>
-          <w:rtl/>
-          <w:cs/>
-          <w:lang w:val="ar_AE" w:bidi="ar_AE"/>
-        </w:rPr>
-        <w:t>لوقا ٥: ٥</w:t>
-      </w:r>
-      <w:r>
-        <w:rPr>
-          <w:rtl/>
-          <w:cs/>
-          <w:lang w:val="ar_AE" w:bidi="ar_AE"/>
-        </w:rPr>
-        <w:t xml:space="preserve">)، كما يُظْهِر النص استخدامه للطريقة المعيارية في كتابة </w:t>
+        <w:t>تحتوي هذه المخطوطة على معظم بشارة يوحنا (1: 1–6: 11؛ 6: 35–14: 26، 29–30؛ 15: 2–26؛ 16: 2–4، 6–7؛ 16: 10–20: 20، 22–23؛ 20: 25–21: 9). لا تضمُّ المخطوطة مقطع المرأة الزانية (7: 53–8: 11)، الأمر الذي يجعلها أكثر شهادة مبكرة على عدم وجود هذا المقطع الزائف. . في الغالب، يعود تاريخ هذه المخطوطة إلى عام 200م، إلا أن عالم خطوط الكتابة الشهير هربرت هانجر نادي بأن البردية 66 يجب أن تؤرخ بالنصف الأول، إن لم يكن الربع الأول من القرن الـ 2م.</w:t>
+      </w:r>
+    </w:p>
+    <w:p>
+      <w:pPr>
+        <w:bidi/>
+      </w:pPr>
+      <w:r>
+        <w:rPr>
+          <w:rtl/>
+          <w:cs/>
+          <w:lang w:val="ar_AE" w:bidi="ar_AE"/>
+        </w:rPr>
+      </w:r>
+      <w:r>
+        <w:rPr>
+          <w:rtl/>
+          <w:cs/>
+          <w:lang w:val="ar_AE" w:bidi="ar_AE"/>
+        </w:rPr>
+        <w:t xml:space="preserve">وفقًا للدراسات الحديثة، يبدو واضحًا أن البردية 66 (P66) قد حَفِظَتْ العمل الخاص بثلاثة أفراد: الناسخ الأصلي، والمصحح الشامل، والمصحح الصغير. وبيد متمرسة، ذات خطٍّ أنيق، قام الناسخ الأصلي لبردية المخطوطة (P66) بالكتابة بخط أكبر وهو يواصل عملية النسخ لملء المخطوطة. يشير الخط الكبير عبر كل المخطوطة إلى أنها كُتِبَتْ لتُقْرَأ بصوتٍ عالٍ أمام رعية مسيحية. يُظهر النص معرفة الناسخ بأجزاء أخرى من الكتاب المقدس (بقدر ما يجمعه بالتناغم بين يوحنا ٦: ٦٩ وبين متى ١٦: ١٦، ويوحنا ٢١: ٦ وبين لوقا ٥: ٥)، كما يُظْهِر النص استخدامه للطريقة المعيارية في كتابة </w:t>
       </w:r>
       <w:r>
         <w:rPr>
@@ -24843,63 +23963,1013 @@
           <w:cs/>
           <w:lang w:val="ar_AE" w:bidi="ar_AE"/>
         </w:rPr>
-        <w:t xml:space="preserve">تحتوي هذه المخطوطة، التي يعود تاريخها لأواخر القرن الثالث الميلادي، على مجموعة مثيرة من الكتابات في مجلد واحد: </w:t>
-      </w:r>
-      <w:r>
-        <w:rPr>
-          <w:rtl/>
-          <w:cs/>
-          <w:lang w:val="ar_AE" w:bidi="ar_AE"/>
-        </w:rPr>
-        <w:t>1 بطرس 1: 1–5: 14</w:t>
-      </w:r>
-      <w:r>
-        <w:rPr>
-          <w:rtl/>
-          <w:cs/>
-          <w:lang w:val="ar_AE" w:bidi="ar_AE"/>
-        </w:rPr>
-        <w:t xml:space="preserve">؛ </w:t>
-      </w:r>
-      <w:r>
-        <w:rPr>
-          <w:rtl/>
-          <w:cs/>
-          <w:lang w:val="ar_AE" w:bidi="ar_AE"/>
-        </w:rPr>
-        <w:t>2 بطرس 1: 1–3: 18</w:t>
-      </w:r>
-      <w:r>
-        <w:rPr>
-          <w:rtl/>
-          <w:cs/>
-          <w:lang w:val="ar_AE" w:bidi="ar_AE"/>
-        </w:rPr>
-        <w:t xml:space="preserve">؛ </w:t>
-      </w:r>
-      <w:r>
-        <w:rPr>
-          <w:rtl/>
-          <w:cs/>
-          <w:lang w:val="ar_AE" w:bidi="ar_AE"/>
-        </w:rPr>
-        <w:t>يهوذا 1: 1–25</w:t>
-      </w:r>
-      <w:r>
-        <w:rPr>
-          <w:rtl/>
-          <w:cs/>
-          <w:lang w:val="ar_AE" w:bidi="ar_AE"/>
-        </w:rPr>
-        <w:t xml:space="preserve">؛ ميلاد مريم، ورسائل أبوكريفية منسوبة للرَّسول بولس إلى أهل كورنثوس، والنشيد الحادي عشر لسليمان، وعظة لمليتوس عن الفصح، وقصاصة ترنيمة، واحتجاج فيلياس الدفاعي، </w:t>
-      </w:r>
-      <w:r>
-        <w:rPr>
-          <w:rtl/>
-          <w:cs/>
-          <w:lang w:val="ar_AE" w:bidi="ar_AE"/>
-        </w:rPr>
-        <w:t>ومزامير 33</w:t>
+        <w:t>تحتوي هذه المخطوطة، التي يعود تاريخها لأواخر القرن الثالث الميلادي، على مجموعة مثيرة من الكتابات في مجلد واحد: 1 بطرس 1: 1–5: 14؛ 2 بطرس 1: 1–3: 18؛ يهوذا 1: 1–25؛ ميلاد مريم، ورسائل أبوكريفية منسوبة للرَّسول بولس إلى أهل كورنثوس، والنشيد الحادي عشر لسليمان، وعظة لمليتوس عن الفصح، وقصاصة ترنيمة، واحتجاج فيلياس الدفاعي، ومزامير 33 و34.</w:t>
+      </w:r>
+    </w:p>
+    <w:p>
+      <w:pPr>
+        <w:bidi/>
+      </w:pPr>
+      <w:r>
+        <w:rPr>
+          <w:rtl/>
+          <w:cs/>
+          <w:lang w:val="ar_AE" w:bidi="ar_AE"/>
+        </w:rPr>
+      </w:r>
+      <w:r>
+        <w:rPr>
+          <w:rtl/>
+          <w:cs/>
+          <w:lang w:val="ar_AE" w:bidi="ar_AE"/>
+        </w:rPr>
+        <w:t>يعتقد العلماء أن أربعة ناسخين قد شاركوا في إنتاج بردية المخطوطة بكاملها. لرسالة الرسول بطرس الأولى تقاربات سَكَنْدَرِيَّة واضحة خاصة مع المخطوطة الفاتيكانية (B). أما الرسالة الثانية للرسول بطرس و(خصوصًا) يهوذا فتُظْهِرُ نصًّا يفتقر نمطه للانضباط (يرتبط عادةً بالنص "الغربي")، مع عدة قراءات مستقلة.</w:t>
+      </w:r>
+    </w:p>
+    <w:p>
+      <w:pPr>
+        <w:bidi/>
+      </w:pPr>
+      <w:r>
+        <w:rPr>
+          <w:rtl/>
+          <w:cs/>
+          <w:lang w:val="ar_AE" w:bidi="ar_AE"/>
+        </w:rPr>
+      </w:r>
+      <w:r>
+        <w:rPr>
+          <w:rtl/>
+          <w:cs/>
+          <w:lang w:val="ar_AE" w:bidi="ar_AE"/>
+        </w:rPr>
+        <w:t>البردية 75 (بردية بودمر الرابعة عشر-الخامسة عشر)</w:t>
+      </w:r>
+    </w:p>
+    <w:p>
+      <w:pPr>
+        <w:bidi/>
+      </w:pPr>
+      <w:r>
+        <w:rPr>
+          <w:rtl/>
+          <w:cs/>
+          <w:lang w:val="ar_AE" w:bidi="ar_AE"/>
+        </w:rPr>
+      </w:r>
+      <w:r>
+        <w:rPr>
+          <w:rtl/>
+          <w:cs/>
+          <w:lang w:val="ar_AE" w:bidi="ar_AE"/>
+        </w:rPr>
+        <w:t>تحتوي هذه المخطوطة على معظم بشارتي لوقا ويوحنا (لوقا ٣: ١٨–٤: ٢؛ ٤: ٣٤–٥: ١٠؛ ٥: ٣٧–١٨: ١٨؛ ٢٢: ٤–٢٤: ٥٣؛ يوحنا ١: ١–١١: ٤٥، ٤٨–٥٧؛ ١٢: ٣–١٣: ١، ٨–٩؛ ١٤: ٨–٣٠؛ ١٥: ٧–٨.) لا تضمُّ المخطوطة مقطع المرأة الزانية (7: 53–8: 11). يمكن تأريخ البردية إلى أواخر القرن الـ 2م أو أوائل القرن الـ 3م.</w:t>
+      </w:r>
+    </w:p>
+    <w:p>
+      <w:pPr>
+        <w:bidi/>
+      </w:pPr>
+      <w:r>
+        <w:rPr>
+          <w:rtl/>
+          <w:cs/>
+          <w:lang w:val="ar_AE" w:bidi="ar_AE"/>
+        </w:rPr>
+      </w:r>
+      <w:r>
+        <w:rPr>
+          <w:rtl/>
+          <w:cs/>
+          <w:lang w:val="ar_AE" w:bidi="ar_AE"/>
+        </w:rPr>
+        <w:t xml:space="preserve">كاتب البردية 75 (P75) ناسخ متعلِّم ومتدرِّب على إصدار الكتب. تَظْهَر براعته المهنية عبر رسمه للخطِّ الضيق والنسخ المنضبط. إن الكتابة اليدوية المتجلية في هذه المخطوطة يُطْلِق عليها علماء خطوط الكتابة عادةً الخط الزاوي الشائع في أواخر القرن الـ 2م وحتى أوائل القرن الـ 3م. وتَظْهَرُ مسيحية الكاتب في اختصاراته </w:t>
+      </w:r>
+      <w:r>
+        <w:rPr>
+          <w:i/>
+          <w:rtl/>
+          <w:cs/>
+          <w:lang w:val="ar_AE" w:bidi="ar_AE"/>
+        </w:rPr>
+        <w:t>للأسماء المقدسة،</w:t>
+      </w:r>
+      <w:r>
+        <w:rPr>
+          <w:rtl/>
+          <w:cs/>
+          <w:lang w:val="ar_AE" w:bidi="ar_AE"/>
+        </w:rPr>
+        <w:t xml:space="preserve"> وفي اختصاره للفظة "صليب". هذه علامات كاشفة عن كاتب كان ينتمي إلى مجتمع مسيحي. والأكثر من ذلك، يشير الخط الكبير إلى أن المخطوطة كُتِبَتْ لتُقرأ بصوت عالٍ أمام رعية أو جماعة مسيحية. حتى أن الناسخ أضاف نظامًا للتقسيمات المقطعية لمساعدة أي قارئ لبرديته. وهكذا، لدينا مخطوطة قد قام بكتابتها شخص مسيحي لغيره من المسيحيين الآخرين.</w:t>
+      </w:r>
+    </w:p>
+    <w:p>
+      <w:pPr>
+        <w:bidi/>
+      </w:pPr>
+      <w:r>
+        <w:rPr>
+          <w:rtl/>
+          <w:cs/>
+          <w:lang w:val="ar_AE" w:bidi="ar_AE"/>
+        </w:rPr>
+      </w:r>
+      <w:r>
+        <w:rPr>
+          <w:rtl/>
+          <w:cs/>
+          <w:lang w:val="ar_AE" w:bidi="ar_AE"/>
+        </w:rPr>
+        <w:t>هناك عدة مؤشرات على التوجه السكندري للناسخ. أولاً وقبل كل شيء هو فطنته الكتابية. وهو الأفضل بين كل النسَّاخ المسيحيين الأوائل، ومخطوطته نسخة دقيقة للغاية. . البردية 75 هي عمل ناسخ منضبط للغاية قام بالنسخ قاصدًا أن يكون حَذِرًا ودقيقًا. . يتفق العلماء عمومًا على أن البردية 75 (P75) تُظْهِرُ نوعًا من النص المستخدم لإنتاج المخطوطة الفاتيكانية (هناك اتفاق بنسبة 87 بالمائة بين البردية 75 والمخطوطة الفاتيكانية B). وعلى هذا النحو، فإن العلماء في علم النقد النصي ينظرون بتقدير كبير لمصداقية البردية 75.</w:t>
+      </w:r>
+    </w:p>
+    <w:p>
+      <w:pPr>
+        <w:pStyle w:val="Heading4"/>
+        <w:bidi/>
+      </w:pPr>
+      <w:r>
+        <w:rPr>
+          <w:rtl/>
+          <w:cs/>
+          <w:lang w:val="ar_AE" w:bidi="ar_AE"/>
+        </w:rPr>
+        <w:t>مخطوطات بردية أخرى</w:t>
+      </w:r>
+    </w:p>
+    <w:p>
+      <w:pPr>
+        <w:bidi/>
+      </w:pPr>
+      <w:r>
+        <w:rPr>
+          <w:rtl/>
+          <w:cs/>
+          <w:lang w:val="ar_AE" w:bidi="ar_AE"/>
+        </w:rPr>
+      </w:r>
+      <w:r>
+        <w:rPr>
+          <w:rtl/>
+          <w:cs/>
+          <w:lang w:val="ar_AE" w:bidi="ar_AE"/>
+        </w:rPr>
+        <w:t>البردية 4 + البردية 64 + البردية 67</w:t>
+      </w:r>
+    </w:p>
+    <w:p>
+      <w:pPr>
+        <w:bidi/>
+      </w:pPr>
+      <w:r>
+        <w:rPr>
+          <w:rtl/>
+          <w:cs/>
+          <w:lang w:val="ar_AE" w:bidi="ar_AE"/>
+        </w:rPr>
+      </w:r>
+      <w:r>
+        <w:rPr>
+          <w:rtl/>
+          <w:cs/>
+          <w:lang w:val="ar_AE" w:bidi="ar_AE"/>
+        </w:rPr>
+        <w:t>هذه المخطوطات هي جزء من مجموعة واحدة يعود تاريخها إلى 150–175م تقريبًا. وهي لناسخ محترف، ونصُّها غاية في الدقة.</w:t>
+      </w:r>
+    </w:p>
+    <w:p>
+      <w:pPr>
+        <w:bidi/>
+      </w:pPr>
+      <w:r>
+        <w:rPr>
+          <w:rtl/>
+          <w:cs/>
+          <w:lang w:val="ar_AE" w:bidi="ar_AE"/>
+        </w:rPr>
+      </w:r>
+      <w:r>
+        <w:rPr>
+          <w:rtl/>
+          <w:cs/>
+          <w:lang w:val="ar_AE" w:bidi="ar_AE"/>
+        </w:rPr>
+        <w:t>البردية 32 (بردية رايلاندز 5)</w:t>
+      </w:r>
+    </w:p>
+    <w:p>
+      <w:pPr>
+        <w:bidi/>
+      </w:pPr>
+      <w:r>
+        <w:rPr>
+          <w:rtl/>
+          <w:cs/>
+          <w:lang w:val="ar_AE" w:bidi="ar_AE"/>
+        </w:rPr>
+      </w:r>
+      <w:r>
+        <w:rPr>
+          <w:rtl/>
+          <w:cs/>
+          <w:lang w:val="ar_AE" w:bidi="ar_AE"/>
+        </w:rPr>
+        <w:t>مخطوطة هذه البردية، الحافظة لتيطس ١: ١١–١٥؛ ٢: ٣–٨، يعود تاريخها إلى 175م، الأمر الذي يجعلها من أقدم النسخ الموجودة بين كل الرسائل الرعوية. تُظْهِر هذه البردية اتفاقًا مع المخطوطات: א، F، G. وبما أن المخطوطتين: F، G (وهما تقريبًا متطابقتان) ينتميان لنفس النسخة الأصلية، من المرجح أن تكون البردية 32 (P32) مرتبطة بنفس المصدر.</w:t>
+      </w:r>
+    </w:p>
+    <w:p>
+      <w:pPr>
+        <w:bidi/>
+      </w:pPr>
+      <w:r>
+        <w:rPr>
+          <w:rtl/>
+          <w:cs/>
+          <w:lang w:val="ar_AE" w:bidi="ar_AE"/>
+        </w:rPr>
+      </w:r>
+      <w:r>
+        <w:rPr>
+          <w:rtl/>
+          <w:cs/>
+          <w:lang w:val="ar_AE" w:bidi="ar_AE"/>
+        </w:rPr>
+        <w:t>البردية 52 (بردية رايلاندز 457)</w:t>
+      </w:r>
+    </w:p>
+    <w:p>
+      <w:pPr>
+        <w:bidi/>
+      </w:pPr>
+      <w:r>
+        <w:rPr>
+          <w:rtl/>
+          <w:cs/>
+          <w:lang w:val="ar_AE" w:bidi="ar_AE"/>
+        </w:rPr>
+      </w:r>
+      <w:r>
+        <w:rPr>
+          <w:rtl/>
+          <w:cs/>
+          <w:lang w:val="ar_AE" w:bidi="ar_AE"/>
+        </w:rPr>
+        <w:t>هذه المخطوطة غير الكاملة، قطعة مجتزأة، والمحتوية على يوحنا ١٨: ٣١–٣٤، ٣٧–٣٨، هي مخطوطة جديرة بالملاحظة بسبب تاريخها المبكر ١١٠–١٢٥م. العديد من العلماء (ف. كينيون، ه. وديسمان، وو. ه. ب. هاتش) قد أكدوا هذا التاريخ. أما عن الموقع الذي اكْتُشِفَتْ فيه المخطوطة فهو الفيوم أو أُوكْسِيرِنخوس. وقد اقتناها جرِنْفِل عام 1920، لكن لم يلتفت إليها أحد بين مئات البرديات حتى عام 1934م، عندما أدرك س. ه. روبرتز أن هذه المخطوطة المجتزئة تحتفظ بنصوص قليلة من بشارة يوحنا.</w:t>
+      </w:r>
+    </w:p>
+    <w:p>
+      <w:pPr>
+        <w:pStyle w:val="Heading3"/>
+        <w:bidi/>
+      </w:pPr>
+      <w:r>
+        <w:rPr>
+          <w:rtl/>
+          <w:cs/>
+          <w:lang w:val="ar_AE" w:bidi="ar_AE"/>
+        </w:rPr>
+        <w:t>المخطوطات المُهمَّة كبيرة الأحرف</w:t>
+      </w:r>
+    </w:p>
+    <w:p>
+      <w:pPr>
+        <w:bidi/>
+      </w:pPr>
+      <w:r>
+        <w:rPr>
+          <w:rtl/>
+          <w:cs/>
+          <w:lang w:val="ar_AE" w:bidi="ar_AE"/>
+        </w:rPr>
+      </w:r>
+      <w:r>
+        <w:rPr>
+          <w:rtl/>
+          <w:cs/>
+          <w:lang w:val="ar_AE" w:bidi="ar_AE"/>
+        </w:rPr>
+        <w:t>وُصِفَتْ هذه المخطوطات المصنفة نمطيًّا بأنها المخطوطات "ذات الأحرف الكبيرة"، وذلك لتمييزها عن مخطوطات البردي. إلى حد ما، هذه تسمية خاطئة لأن الاختلاف الحقيقي يرتبط بالمادة المكتوب عليها النص، أي على الرقوق (جلود حيوانات مُعَالَجَة) مقارنة بورق البردي، وليس بسبب نوع الأحرف المستخدمة. في حقيقة الأمر، كُتبت البرديات أيضًا بالخط البوصي (أحرف كبيرة)، لكن مصطلح "الخط البوصي أو أنسيال" يصف نمطيًّا الكتابة بأحرف كبيرة كانت بارزة في النصوص الكتابية في القرن الـ 4م، كما هو الحال في א، A، B، C.</w:t>
+      </w:r>
+    </w:p>
+    <w:p>
+      <w:pPr>
+        <w:pStyle w:val="Heading4"/>
+        <w:bidi/>
+      </w:pPr>
+      <w:r>
+        <w:rPr>
+          <w:rtl/>
+          <w:cs/>
+          <w:lang w:val="ar_AE" w:bidi="ar_AE"/>
+        </w:rPr>
+        <w:t>المخطوطة السينائية (أو א)</w:t>
+      </w:r>
+    </w:p>
+    <w:p>
+      <w:pPr>
+        <w:bidi/>
+      </w:pPr>
+      <w:r>
+        <w:rPr>
+          <w:rtl/>
+          <w:cs/>
+          <w:lang w:val="ar_AE" w:bidi="ar_AE"/>
+        </w:rPr>
+      </w:r>
+      <w:r>
+        <w:rPr>
+          <w:rtl/>
+          <w:cs/>
+          <w:lang w:val="ar_AE" w:bidi="ar_AE"/>
+        </w:rPr>
+        <w:t>تحتوي هذه المخطوطة على مجمل العهد القديم والعهد الجديد بالترتيب التالي: الأناجيل الأربعة، رسائل الرَّسول بولس (بما في ذلك الرسالة إلى العبرانيين)، أعمال الرُّسُل، الرسائل العامة، الرؤيا. وتضمُّ أيضًا رسالة برنابا وراعي هرماس. لا يمكن أن يسبق تاريخ المخطوطة عام 340م (العام الذي مات فيه يوسيبيوس) لأن الأجزاء اليوسيبية من النص مُشار إليها في هوامش الأناجيل بيد معاصرة. وبناءً عليه يؤرِّخ معظم العلماء تاريخها ما بين عامي 350–375.</w:t>
+      </w:r>
+    </w:p>
+    <w:p>
+      <w:pPr>
+        <w:bidi/>
+      </w:pPr>
+      <w:r>
+        <w:rPr>
+          <w:rtl/>
+          <w:cs/>
+          <w:lang w:val="ar_AE" w:bidi="ar_AE"/>
+        </w:rPr>
+      </w:r>
+      <w:r>
+        <w:rPr>
+          <w:rtl/>
+          <w:cs/>
+          <w:lang w:val="ar_AE" w:bidi="ar_AE"/>
+        </w:rPr>
+        <w:t>وقد اكتشف هذه المخطوطة كونستاتن فون تشِنْدُورف في دير سانت كاترين (الواقع عند سفح جبل سيناء). في زيارة للدير عام 1844، لاحظ في سلة المهملات بعض أوراق الرقوق التي كانت تستخدم لإضاءة المصابيح. سُمِحَ له بأخذ هذه النفايات الورقية، والتي ثَبُتَ أنها 43 ورقة لأجزاء مختلفة من الترجمة اليونانية للعهد القديم.</w:t>
+      </w:r>
+    </w:p>
+    <w:p>
+      <w:pPr>
+        <w:bidi/>
+      </w:pPr>
+      <w:r>
+        <w:rPr>
+          <w:rtl/>
+          <w:cs/>
+          <w:lang w:val="ar_AE" w:bidi="ar_AE"/>
+        </w:rPr>
+      </w:r>
+      <w:r>
+        <w:rPr>
+          <w:rtl/>
+          <w:cs/>
+          <w:lang w:val="ar_AE" w:bidi="ar_AE"/>
+        </w:rPr>
+        <w:t>في عام 1853، قام برحلة ثانية إلى الدير ولم يجد شيئًا. ومع ذلك، في عام 1859، في رحلته الثالثة، لم يجد أجزاء أخرى من العهد القديم فحسب، بل وجد أيضًا العهد الجديد كاملًا. ثم تَمَكَّن أخيرًا من إقناع سلطات الدير بتقديم المخطوطة للقيصر، الراعي الأكبر للكنيسة الكاثوليكية اليونانية الذي وضعها بدوره في المكتبة الإمبراطورية في مدينة سانت بيترسبيرغ. . قدَّم القيصر إكرامات عظيمة للدير ورؤساؤه، وبدا الجميع سعداءً بذلك. لاحقًا، اتُّهِم تشِنْدُورف بسرقة المخطوطة من أصحابها الشرعيين، لكن أفضل علماء النقد النصي لا يقبلون بهذا الاتهام.</w:t>
+      </w:r>
+    </w:p>
+    <w:p>
+      <w:pPr>
+        <w:bidi/>
+      </w:pPr>
+      <w:r>
+        <w:rPr>
+          <w:rtl/>
+          <w:cs/>
+          <w:lang w:val="ar_AE" w:bidi="ar_AE"/>
+        </w:rPr>
+      </w:r>
+      <w:r>
+        <w:rPr>
+          <w:rtl/>
+          <w:cs/>
+          <w:lang w:val="ar_AE" w:bidi="ar_AE"/>
+        </w:rPr>
+        <w:t>ظلت المخطوطة في المكتبة الإمبراطورية حتى عام 1933، إلى أن اشتراها المتْحَف البريطاني بمبلغ ضخم قدره 100,000 جنيه إسترليني (حوالي 500,000 دولار). احتل النقد النصي عناوين الأخبار الرئيسة لأن مخطوطة واحدة تم شراؤها بهذا القدر الكبير من المال، وقد جُمِعَ إلى حد كبير عن طريق الاكتتاب العام أثناء فترة الكساد العظيم. والمخطوطة قيد العرض الآن في غرفة المخطوطات بالمُتْحَف، إذ تعتبر واحدة من أغلى مقتنياته.</w:t>
+      </w:r>
+    </w:p>
+    <w:p>
+      <w:pPr>
+        <w:bidi/>
+      </w:pPr>
+      <w:r>
+        <w:rPr>
+          <w:rtl/>
+          <w:cs/>
+          <w:lang w:val="ar_AE" w:bidi="ar_AE"/>
+        </w:rPr>
+      </w:r>
+      <w:r>
+        <w:rPr>
+          <w:rtl/>
+          <w:cs/>
+          <w:lang w:val="ar_AE" w:bidi="ar_AE"/>
+        </w:rPr>
+        <w:t>يرتبط نص المخطوطة السينائية ارتباطًا وثيقًا بنص المخطوطة الفاتيكانية. ويتفقان في تقديم النص الأنقى نمطيًّا، الذي يسمى حسب المعتاد بنمط النص السَّكَنْدَري. استخدم تشِنْدُورف بشكل كبير الدليل النصي للمخطوطة السينائية لإعداد طبعاته النقدية للعهد الجديد اليوناني. اعتقد تشِنْدُورف أن أربعة نُسَّاخ هم الذين قاموا أساسًا بإنتاج هذه المخطوطة، وأطلق عليهم: A، B، C، D. بعد إعادة فحص، حدَّد ه. ج. مِلنيه، وت. س. سكيت ثلاثة نسَّاخ فقط: قام A بنسخ الأسفار التاريخية والشعرية للعهد القديم، وأيضًا غالبية أسفار العهد الجديد، أما B فقد قام بنسخ الأنبياء وراعي هرماس، وقام D بنسخ بعض المزامير، طوبيا، يهوديت، والمكابيين الرابع، وأعاد كتابة أجزاء صغيرة من العهد الجديد). برهن مِلنيه وسكيت أن الناسخ A للمخطوطة الفاتيكانية كان على الأرجح هو نفس الناسخ D في المخطوطة السينائية. إذا كان هذا صحيحًا، تكون المخطوطة السينائية (א) معاصرة للمخطوطة الفاتيكانية (B)، وربما تم إنتاجُها في نفس المنسخ بالإسكندرية. تقدِّم المخطوطة السينائية إلى حد كبير شهادة جديرة بالثقة عن نص العهد الجديد؛ مع أن الناسخ لم يكن حَذِرًا بقدر ناسخ المخطوطة الفاتيكانية (B).</w:t>
+      </w:r>
+    </w:p>
+    <w:p>
+      <w:pPr>
+        <w:pStyle w:val="Heading4"/>
+        <w:bidi/>
+      </w:pPr>
+      <w:r>
+        <w:rPr>
+          <w:rtl/>
+          <w:cs/>
+          <w:lang w:val="ar_AE" w:bidi="ar_AE"/>
+        </w:rPr>
+        <w:t>المخطوطة السَّكَنْدَرِيَّة (A)</w:t>
+      </w:r>
+    </w:p>
+    <w:p>
+      <w:pPr>
+        <w:bidi/>
+      </w:pPr>
+      <w:r>
+        <w:rPr>
+          <w:rtl/>
+          <w:cs/>
+          <w:lang w:val="ar_AE" w:bidi="ar_AE"/>
+        </w:rPr>
+      </w:r>
+      <w:r>
+        <w:rPr>
+          <w:rtl/>
+          <w:cs/>
+          <w:lang w:val="ar_AE" w:bidi="ar_AE"/>
+        </w:rPr>
+        <w:t>هذه واحدة من أهم ثلاث مخطوطات تحتوي على نسخ مبكرة للكتاب المقدس بأكمله باللغة اليونانية (بخلاف المخطوطتين السينائية والفاتيكانية). يأتي اسم الإسكندرية من السجلات القديمة التي تشير إلى أنها نُسِخَتْ في مصر في الجزء الأول من القرن الـ 5م. إن التاريخ المبكر لهذه المخطوطة ومصدرها المصري قد تم اكتشافه بواسطة صفحات أوراق المخطوطة المتطايرة. تشير مذكرة كتبها كيرلس من لوكار (بابا الإسكندرية وبعد ذلك القسطنطينية في عشرينيات القرن الـ 16م) إلى أنه وَفْقًا للتقليد، كُتِبَتْ تلك المخطوطة بعد وقت قصير من مجمع نيقية (325م) بواسطة سيدة مصرية نبيلة اسمها تِكلا، وقد تمَّ إدراجُ اسمها أساسًا في نهاية المجلد إلا أن الصفحة الأخيرة فُقدت بسبب التشوه. كما تشير ملاحظة عربية ترجع إلى القرن الـ 13 أو 14م إلى أن المخطوطة كتبتها "تِكلا الشهيدة". ملاحظة عربية أخرى تقول إن المخطوطة أهُديت إلى القلاية/الصومعة البابوية في الإسكندرية (حوالي 1098م). ). ثم أخذها "كيرلس من لوكار" من الإسكندرية إلى القسطنطينية عام 1621م، وأعطاها لتشارلز الأول ملك إنجلترا عام 1627م، حيث أمست جزءًا من المكتبة المَلَكِيَّة ثم المتحف البريطاني لاحقًا.</w:t>
+      </w:r>
+    </w:p>
+    <w:p>
+      <w:pPr>
+        <w:bidi/>
+      </w:pPr>
+      <w:r>
+        <w:rPr>
+          <w:rtl/>
+          <w:cs/>
+          <w:lang w:val="ar_AE" w:bidi="ar_AE"/>
+        </w:rPr>
+      </w:r>
+      <w:r>
+        <w:rPr>
+          <w:rtl/>
+          <w:cs/>
+          <w:lang w:val="ar_AE" w:bidi="ar_AE"/>
+        </w:rPr>
+        <w:t>إن 773 صفحة فقط من أصل 820 صفحة أو نحو ذلك لا تزال باقية إلى الآن. فقد ضاع الباقي مع توارث مجلد المخطوط عبر القرون. تحتوي الأجزاء الباقية من مجلد المخطوط السَّكَنْدَرِي على ترجمة يونانية لكل العهد القديم، وأسفار الأبوكريفا (بما في ذلك أسفار المكابيين الأربعة والمزمور 151)، ومعظم العهد الجديد، وبعض الكتابات المسيحية المبكرة (والتي تُعَدُّ رسالتا كليمنضس الأولى والثانية إلى أهل كورنثوس أهم الكتابات فيها).</w:t>
+      </w:r>
+    </w:p>
+    <w:p>
+      <w:pPr>
+        <w:bidi/>
+      </w:pPr>
+      <w:r>
+        <w:rPr>
+          <w:rtl/>
+          <w:cs/>
+          <w:lang w:val="ar_AE" w:bidi="ar_AE"/>
+        </w:rPr>
+      </w:r>
+      <w:r>
+        <w:rPr>
+          <w:rtl/>
+          <w:cs/>
+          <w:lang w:val="ar_AE" w:bidi="ar_AE"/>
+        </w:rPr>
+        <w:t>اعتقد فريدريك كِنْيُون أن مجلد المخطوطة عمل قام بنسخه خمسة نُسَّاخ، وقد خصَّ كل واحد منهم برقم روماني. وَفْقًا لكِنْيُون، قام الناسخان الأول والثاني بنسخ العهد القديم، وقام الثالث بنسخ متى ومرقس 1 كورنثوس 10: 8—فليمون 1: 25؛ وقام الناسخ الرابع بنسخ لوقا - أعمال الرسل والرسائل العامة ورومية 1: 1–1 كورنثوس 10: 8؛ وقام الناسخ الخامس بنسخ الرؤيا. ومع ذلك، نادى ملنيه وسكيت بأن المخطوطة بأكملها هي عمل لللناسخين (الأول والثاني). كما لاحظ العالم و. ه. ب. هاتش أنه قد تم عمل الكثير من من التصحيحات في المخطوطة، ومعظمها في تاريخ مبكر. بعض هذه التصحيحات أدخلها الناسخ بنفسه، والبعض الآخر تمَّ بأيادٍ لاحقة.</w:t>
+      </w:r>
+    </w:p>
+    <w:p>
+      <w:pPr>
+        <w:bidi/>
+      </w:pPr>
+      <w:r>
+        <w:rPr>
+          <w:rtl/>
+          <w:cs/>
+          <w:lang w:val="ar_AE" w:bidi="ar_AE"/>
+        </w:rPr>
+      </w:r>
+      <w:r>
+        <w:rPr>
+          <w:rtl/>
+          <w:cs/>
+          <w:lang w:val="ar_AE" w:bidi="ar_AE"/>
+        </w:rPr>
+        <w:t>من الواضح أن ناسخي هذه المخطوطة قد استخدموا نسخًا أصلية ذات جودة متفاوتة لأقسام مختلفة من العهد الجديد. كانت النسخة المستخدمة لنسخ البشائر الأربعة ضعيفة الجودة، الأمر الكاشف لنمط النص البيزنطي. شهادته في الرسائل أفضل بكثير، وفي سفر الرؤيا يقدِّم أفضل شهادة عن النص الأصلي.</w:t>
+      </w:r>
+    </w:p>
+    <w:p>
+      <w:pPr>
+        <w:pStyle w:val="Heading4"/>
+        <w:bidi/>
+      </w:pPr>
+      <w:r>
+        <w:rPr>
+          <w:rtl/>
+          <w:cs/>
+          <w:lang w:val="ar_AE" w:bidi="ar_AE"/>
+        </w:rPr>
+        <w:t>المخطوطة الفاتيكانية (B)</w:t>
+      </w:r>
+    </w:p>
+    <w:p>
+      <w:pPr>
+        <w:bidi/>
+      </w:pPr>
+      <w:r>
+        <w:rPr>
+          <w:rtl/>
+          <w:cs/>
+          <w:lang w:val="ar_AE" w:bidi="ar_AE"/>
+        </w:rPr>
+      </w:r>
+      <w:r>
+        <w:rPr>
+          <w:rtl/>
+          <w:cs/>
+          <w:lang w:val="ar_AE" w:bidi="ar_AE"/>
+        </w:rPr>
+        <w:t>سُميت المخطوطة الفاتيكانية (B) بهذا الاسم لأنها المخطوطة الأكثر شهرة في مكتبة الفاتيكان في روما. لقد كانت موجودة في تلك المكتبة منذ عام 1475م على الأقل، لكنها لم تكن متاحة لعلماء النقد النصي مثل تشِنْدُورف، وصموئيل تريجيليه، إلا في منتصف القرن الـ 19م.</w:t>
+      </w:r>
+    </w:p>
+    <w:p>
+      <w:pPr>
+        <w:bidi/>
+      </w:pPr>
+      <w:r>
+        <w:rPr>
+          <w:rtl/>
+          <w:cs/>
+          <w:lang w:val="ar_AE" w:bidi="ar_AE"/>
+        </w:rPr>
+      </w:r>
+      <w:r>
+        <w:rPr>
+          <w:rtl/>
+          <w:cs/>
+          <w:lang w:val="ar_AE" w:bidi="ar_AE"/>
+        </w:rPr>
+        <w:t>في وقتٍ ما، احتوت المخطوطة على الكتاب المقدس اليوناني بأكمله، بما في ذلك معظم أسفار الأبوكريفا، لكنها فقدت الكثير من أوراقها. يقينًا، كانت تحتوي في الأصل على حوالي 820 ورقة (1640 صفحة)، لكن تحتوي الآن على 759–617 ورقة للعهد القديم و142 ورقة للعهد الجديد. إن الفجوات الرئيسة في المخطوطة هي تكوين 1: 1–46: 28؛ 2 صموئيل 2: 5–7، 10–13؛ المزامير 106: 27–138: 6؛ العبرانيين 9: 14–13: 25؛ الرسائل الرعوية؛ وسفر الرؤيا. تبلغ أبعاد كل ورقة عشرة بوصات ونصف طولاً وعشر بوصات عرضًا أي (26.7 × 25.4 سم). تحتوي كل صفحة على ثلاثة أعمدة (اثنان للكتب الشعرية)، وأسطر كل عمود يترواح عددها من 40 إلى 44 سطرًا. كُتِبَتْ المخطوطة بواسطة ناسخَين مختلفين. يعود تاريخها إلى أوائل منتصف القرن الـ 4م. أما عن مصدر المخطوطة فهو غير معروف، لكنها موجودة في مكتبة الفاتيكان منذ وقت أول كتالوج مبكر لها عام 1475م.</w:t>
+      </w:r>
+    </w:p>
+    <w:p>
+      <w:pPr>
+        <w:bidi/>
+      </w:pPr>
+      <w:r>
+        <w:rPr>
+          <w:rtl/>
+          <w:cs/>
+          <w:lang w:val="ar_AE" w:bidi="ar_AE"/>
+        </w:rPr>
+      </w:r>
+      <w:r>
+        <w:rPr>
+          <w:rtl/>
+          <w:cs/>
+          <w:lang w:val="ar_AE" w:bidi="ar_AE"/>
+        </w:rPr>
+        <w:t>عندما غزا نابليون روما، أحضر كنوز روما إلى باريس، بما في ذلك هذه المخطوطة. لقد وصفها العالم هَج، ومن ثمَّ لفت انتباه العلماء الآخرين إليها. وبعد سقوط نابليون، أعيدت المخطوطة إلى مكتبة الفاتيكان. . لم يُسمح لعلماء النقد النصي الأَكْفَاء بالقيام بأي عمل دقيق عليها حتى نُشرت طبعة فوتوغرافية لها عام 1890م. وهي الآن معروضة في مكتبة الفاتيكان.</w:t>
+      </w:r>
+    </w:p>
+    <w:p>
+      <w:pPr>
+        <w:bidi/>
+      </w:pPr>
+      <w:r>
+        <w:rPr>
+          <w:rtl/>
+          <w:cs/>
+          <w:lang w:val="ar_AE" w:bidi="ar_AE"/>
+        </w:rPr>
+      </w:r>
+      <w:r>
+        <w:rPr>
+          <w:rtl/>
+          <w:cs/>
+          <w:lang w:val="ar_AE" w:bidi="ar_AE"/>
+        </w:rPr>
+        <w:t>نص مخطوطة الفاتيكان يشبه كثيرًا نص المخطوطة السينائية. فالمخطوطتان معروفتان بشكلٍ عام بوصفهما أفضل مثالين للنمط السكندري المعبِّر عن النص اليوناني للعهد الجديد. النص اليوناني للعهد القديم رائع أيضًا، لكن ليس بنفس القدر من الأهمية، لأن اللغة الأصلية للعهد القديم هي العبرية. . إن كل علماء النقد النصي تقريبًا منذ أيام بروك وستكوت وفنتون هورت (الذين نشروا العهد الجديد اليوناني، بما في ذلك نظريتهم في النقد النصي، عام 1881م)، أدركوا هذا النمط المحايد للنص باعتباره نصًّا مبكرًا جدًا، ونقيًّا للغاية، هو إعادة نسخ دقيقة للغاية لما يَتَعَيَّن أن يكونه النص الأصلي. وصفها وستكوت وهورت بأنها نصٌّ من القرن الـ 2م، دقيق بنسبة 999 كلمة من أصل 1000 كلمة متى ارتبط الأمر بأية مسألة خلافية قابلة للترجمة. إن المخطوطة السينائية א والمخطوطة الفاتيكانية B أفضل النماذج لهذا النمط النصي، ولكنه موجود أيضًا في عدد قليل من المخطوطات اليونانية الأخرى ذات الأحرف الكبيرة، وعدد قليل من الترجمات المبكرة، وفي كتابات عدد قليل من آباء الكنيسة الأوائل. . ومنذ أيام وستكوت وهورت، تمَّ التأكيد على نظريتهما باكتشاف بعض المخطوطات البردية، وأبرزها برديات بودمر، التي تم اكتشافها في الخمسينيات من القرن العشرين.</w:t>
+      </w:r>
+    </w:p>
+    <w:p>
+      <w:pPr>
+        <w:pStyle w:val="Heading4"/>
+        <w:bidi/>
+      </w:pPr>
+      <w:r>
+        <w:rPr>
+          <w:rtl/>
+          <w:cs/>
+          <w:lang w:val="ar_AE" w:bidi="ar_AE"/>
+        </w:rPr>
+        <w:t>المخطوطة الإفرايمية المعاد نسخها (C)</w:t>
+      </w:r>
+    </w:p>
+    <w:p>
+      <w:pPr>
+        <w:bidi/>
+      </w:pPr>
+      <w:r>
+        <w:rPr>
+          <w:rtl/>
+          <w:cs/>
+          <w:lang w:val="ar_AE" w:bidi="ar_AE"/>
+        </w:rPr>
+      </w:r>
+      <w:r>
+        <w:rPr>
+          <w:rtl/>
+          <w:cs/>
+          <w:lang w:val="ar_AE" w:bidi="ar_AE"/>
+        </w:rPr>
+        <w:t>هذا المخطوطة عبارة عن رق ممسوح (مُحِيَتْ منه الكتابةُ الأصلية وكُتِبَتْ كلمات مختلفة على نفس مادة الرق). كانت المخطوطة تحتوي في الأصل على الكتاب المقدَّس بأكمله، لكن تضمُّ الآن فقط أجزاءً من 6 أسفار من العهد القديم وأجزاءً من كل أسفار العهد الجديد باستثناء الرسالة الثانية إلى أهل تسالونيكي، والرسالة الثانية ليوحنا. كما أن نص الكتاب المقدس المكون من عمود واحد، المكتوب في القرن الـ 5م، تمَّ محوه في القرن الـ 12م، واسْتُبْدِل بنص مكون من عمودين لترجمة يونانية لعظات أو أطروحات كتبها شخص ما باسم أفرايم، وهو قائد كنسي سوري في القرن الـ 4م. إن ممارسةً كهذه كانت شائعة في فترات الكساد الاقتصادي أو عندما كان الرق نادرًا. تم كشط الكتابة الأصلية من على سطح الكتابة، ثم تنعيم السطح. ومن ثم يمكن كتابة أعمال إنشائية جديدة على السطح المُجَهَّز. باستخدام المواد الكيميائية، تمكن تشِنْدُورف من قراءة الكثير من الوثيقة الممسوحة.</w:t>
+      </w:r>
+    </w:p>
+    <w:p>
+      <w:pPr>
+        <w:bidi/>
+      </w:pPr>
+      <w:r>
+        <w:rPr>
+          <w:rtl/>
+          <w:cs/>
+          <w:lang w:val="ar_AE" w:bidi="ar_AE"/>
+        </w:rPr>
+      </w:r>
+      <w:r>
+        <w:rPr>
+          <w:rtl/>
+          <w:cs/>
+          <w:lang w:val="ar_AE" w:bidi="ar_AE"/>
+        </w:rPr>
+        <w:t>ربما احْضِرَت المخطوطة من الشرق إلى فلورنسا بواسطة عالم يوناني يُدعَى أندرو جون لاسكار في زمن لورينزو دي مِديشي. وبما أن لاسكار كان يُعرَف باسم رِنداكنوس (نسبة إلى نهر رِنداكوس)، فمن المحتمل أنه جاء من منطقة فريجية (موقع لاودكية القديمة). إلا أن مكان وجود المخطوطة قبل ذلك غير معروف. وقد جاءت المخطوطة الإفرايمية إلى إيطاليا في أوائل القرن الـ 6م، إذ صارت ملكًا لعائلة ميديشي. ثم أخذتها كاثرين دي ميديشي إلى فرنسا، وهي باقية هناك إلى اليوم.</w:t>
+      </w:r>
+    </w:p>
+    <w:p>
+      <w:pPr>
+        <w:bidi/>
+      </w:pPr>
+      <w:r>
+        <w:rPr>
+          <w:rtl/>
+          <w:cs/>
+          <w:lang w:val="ar_AE" w:bidi="ar_AE"/>
+        </w:rPr>
+      </w:r>
+      <w:r>
+        <w:rPr>
+          <w:rtl/>
+          <w:cs/>
+          <w:lang w:val="ar_AE" w:bidi="ar_AE"/>
+        </w:rPr>
+        <w:t>نص هذه المخطوطة مختلط، يجمع النص كل أنماط النص الرئيسة، ويتفق في كثير من الأحيان مع أسلوب اللغة اليونانية الكيني المرتبط بالنمط البيزنطي، الذي يعتبره معظم العلماء النمط الأقل قيمة لنص العهد الجديد.</w:t>
+      </w:r>
+    </w:p>
+    <w:p>
+      <w:pPr>
+        <w:pStyle w:val="Heading4"/>
+        <w:bidi/>
+      </w:pPr>
+      <w:r>
+        <w:rPr>
+          <w:rtl/>
+          <w:cs/>
+          <w:lang w:val="ar_AE" w:bidi="ar_AE"/>
+        </w:rPr>
+        <w:t>مخطوطة بيزا (D)</w:t>
+      </w:r>
+    </w:p>
+    <w:p>
+      <w:pPr>
+        <w:bidi/>
+      </w:pPr>
+      <w:r>
+        <w:rPr>
+          <w:rtl/>
+          <w:cs/>
+          <w:lang w:val="ar_AE" w:bidi="ar_AE"/>
+        </w:rPr>
+      </w:r>
+      <w:r>
+        <w:rPr>
+          <w:rtl/>
+          <w:cs/>
+          <w:lang w:val="ar_AE" w:bidi="ar_AE"/>
+        </w:rPr>
+        <w:t>هذه مخطوطة لترجمة يونانية ولاتينية تضمُّ الأسفار من متى إلى أعمال الرسل، والرسالة الثالثة ليوحنا، مع ثغرات. يؤرخ معظم العلماء تاريخها بالعودة إلى أواخر القرن الـ 4م أو أوائل القرن الـ 5 (حوالي 400م). يعتقد بعض العلماء أن المخطوطة نُسِخَتْ إما في مصر أو شمال إفريقيا بواسطة ناسخ لغته الأم هي اللاتينية. وينادي باحث آخر، يُدعى باركر أنها نُسِخَتْ في بيروت، بوصفها مركز الدراسات القانونية اللاتينية في القرن الـ 5م. وقتذاك، استُخْدِمَتْ اللغتان اللاتينية واليونانية. من الواضح أنها نُسِخَت بواسطة ناسخ يجيد اللاتينية بشكلٍ أفضل من اليونانية، ثم صُحِّحَت بواسطة العديد من النسَّاخ لاحقًا. وعلى أيَّة حال، وصلت المخطوطة بطريقةٍ أو أخرى إلى ثيودور بيزا، الباحث الفرنسي، وخليفة كالفن. وفي عام 1581م، أعطاها بيزا لمكتبة جامعة كامبريدج.</w:t>
+      </w:r>
+    </w:p>
+    <w:p>
+      <w:pPr>
+        <w:bidi/>
+      </w:pPr>
+      <w:r>
+        <w:rPr>
+          <w:rtl/>
+          <w:cs/>
+          <w:lang w:val="ar_AE" w:bidi="ar_AE"/>
+        </w:rPr>
+      </w:r>
+      <w:r>
+        <w:rPr>
+          <w:rtl/>
+          <w:cs/>
+          <w:lang w:val="ar_AE" w:bidi="ar_AE"/>
+        </w:rPr>
+        <w:t>ربما تكون مخطوطة بيزا أكثر مخطوطات العهد الجديد ذات الأحرف الكبيرة إثارةً للجدل بسبب استقلاليتها الملحوظة. إن الكثير من الإضافات والمحذوفات والتعديلات (وخاصة في لوقا وأعمال الرُّسُل) كلها عمل لاهوتي مهم. يبدو أن بعضًا من مخطوطات قليلة سابقة مثل (P29، P38، P48، و0171) كانت بمثابة مقدمة لنوع النص الموجود في مخطوطة بيزا (D)، والذي يعتبر الشاهد الرئيس على نمط النص الغربي. وبالتالي، يمكن أن تكون مخطوطة بيزا نسخة من طبعة منقَّحة سابقة. ومن المؤكَّد أن من قام بعملية التنقيح عالمٌ لديه نزعة لإضافة تفاصيل تاريخية وسيرة ذاتية، وجغرافية. أكثر من أي شيء آخر، وقد تعمَّد سد الثغرات في السرد بإضافة تفاصيل ظرفية.</w:t>
+      </w:r>
+    </w:p>
+    <w:p>
+      <w:pPr>
+        <w:pStyle w:val="Heading4"/>
+        <w:bidi/>
+      </w:pPr>
+      <w:r>
+        <w:rPr>
+          <w:rtl/>
+          <w:cs/>
+          <w:lang w:val="ar_AE" w:bidi="ar_AE"/>
+        </w:rPr>
+        <w:t>مخطوطة واشنطنيانوس، أو أناجيل فرير (W)</w:t>
+      </w:r>
+    </w:p>
+    <w:p>
+      <w:pPr>
+        <w:bidi/>
+      </w:pPr>
+      <w:r>
+        <w:rPr>
+          <w:rtl/>
+          <w:cs/>
+          <w:lang w:val="ar_AE" w:bidi="ar_AE"/>
+        </w:rPr>
+      </w:r>
+      <w:r>
+        <w:rPr>
+          <w:rtl/>
+          <w:cs/>
+          <w:lang w:val="ar_AE" w:bidi="ar_AE"/>
+        </w:rPr>
+        <w:t>هذه المخطوطة، التي يرجع تاريخها إلى عام 400م تقريبًا، تحتوي على البشائر الأربعة وأعمال الرسل. ويشار إليها غالبًا باسم أناجيل فرير نسبة إلى اسم مالكها تشارلز فرير. ومن المرجح أن المخطوطة جاءت من أنقاض أحد الأديرة بالقرب من الجيزة. خط اليد فيها يشبه إلى حد كبير ذلك الموجود في مخطوطة مجتزأة لسفر أخنوخ، المكتشفة في أخميم بصعيد مصر عام 1886م، ويعود تاريخها للقرن الـ 5م.</w:t>
+      </w:r>
+    </w:p>
+    <w:p>
+      <w:pPr>
+        <w:bidi/>
+      </w:pPr>
+      <w:r>
+        <w:rPr>
+          <w:rtl/>
+          <w:cs/>
+          <w:lang w:val="ar_AE" w:bidi="ar_AE"/>
+        </w:rPr>
+      </w:r>
+      <w:r>
+        <w:rPr>
+          <w:rtl/>
+          <w:cs/>
+          <w:lang w:val="ar_AE" w:bidi="ar_AE"/>
+        </w:rPr>
+        <w:t>تم نسخ المخطوطة (W) من مخطوطة أُم (نموذج) قد جُمِعَت من عدة مخطوطات مختلفة. هذا واضح لأن العرض النَّصي للمخطوطة (W) متنوع بشكلٍ لافت، حتى التقسيم الطبقي للنص يقابله اختلافات مماثلة في الفقرات. استند الناسخ الذي جمع المخطوطة الأم على مصادر مختلفة لجمع مخطوطة الإنجيل الخاصة به. ومن المرجح أن ناسخ المخطوطة الأم استخدم نصًّا جاء من شمال إفريقيا (النص "الغربي") للجزء الأول من بشارة مرقس، أما ناسخ المخطوطة (W) فقد استخدم مخطوطات من أنطاكية لبشارة متى وللجزء الثاني من بشارة لوقا لسد الثغرات في مخطوط أقدم كان ينسخه. يكشف التحليل النصي التفصيلي عن طبقات نصيَّة متنوعة للمخطوطة (W)، على النحو التالي: في متى، النصُّ بيزنطي؛ وفي مرقس النصُّ أولًا غربي في مرقس (1: 1–5: 30)، ثم قيصري في مرقس 5: 31–16: 20 ويشبه البردية 45 وفي بشارة لوقا سَكَنْدَرِي أولاً (1: 1–8: 12)، ثم بيزنطي. أما نص يوحنا فهو أكثر تعقيدًا لأن الجزء الأول من يوحنا (1: 1–5: 11)، والذي يملأ حوالي رزمة، هو عمل ناسخ من القرن الـ 7م، فمن المؤكد أنه استبدل رزمة تالفة. (تشير المخطوطة Ws إلى عمل هذا الناسخ). يضمُّ هذا القسم الأول مزيجًا من القراءات السَّكَنْدَرِيَّة والغربية، وبالمثل باقي يوحنا.</w:t>
+      </w:r>
+    </w:p>
+    <w:p>
+      <w:pPr>
+        <w:pStyle w:val="Heading4"/>
+        <w:bidi/>
+      </w:pPr>
+      <w:r>
+        <w:rPr>
+          <w:rtl/>
+          <w:cs/>
+          <w:lang w:val="ar_AE" w:bidi="ar_AE"/>
+        </w:rPr>
+        <w:t>المخطوطة 1739</w:t>
+      </w:r>
+    </w:p>
+    <w:p>
+      <w:pPr>
+        <w:bidi/>
+      </w:pPr>
+      <w:r>
+        <w:rPr>
+          <w:rtl/>
+          <w:cs/>
+          <w:lang w:val="ar_AE" w:bidi="ar_AE"/>
+        </w:rPr>
+      </w:r>
+      <w:r>
+        <w:rPr>
+          <w:rtl/>
+          <w:cs/>
+          <w:lang w:val="ar_AE" w:bidi="ar_AE"/>
+        </w:rPr>
+        <w:t>تحتوى هذه المخطوطة، التي يرجع تاريخها إلى القرن الـ 10م، على سفر أعمال الرسل والرسائل. اكتُشِفَت المخطوطة في جبل آثوس عام 1879م بواسطة إ. فون دير جولتز. تحظى المخطوطة بمقاربات نصيَّة قوية مع البردية 46، والمخطوطة الفاتيكانية (B)، والمخطوطة المكتوبة بالقبطي الصعيدي، والمكتوبة بالقبطي البحيري، والمخطوطات الخاصة بكليمنضس، وأوريجينوس. العلاقة بين البردية 46، والمخطوطة الفاتيكانية (B)، والمخطوطة 1739 جديرة بالملاحظة لأن المخطوطة 1739 يعود تاريخها إلى القرن الـ 10م ومنسوخة عن مخطوطة عالية الجودة يعود تاريخها إلى القرن الـ 4م. وَفْقًا لبيانات النسخ بنهاية المخطوطة، فإن ناسخ المخطوطة 1739 فيما يرتبط برسائل الرَّسول بولس قد سار على نهج مخطوطة جاءت من قيصرية في مكتبة بامفيلوس وقد احتوت على نص أوريجيني. هذه المخطوطات الثلاث تشكِّل خطًّا نصِّيًّا واضحًا: البردية 46، من أوائل القرن الـ 2م، إلى المخطوطة الفاتيكانية (B)، من أوائل القرن الـ 4م، إلى المخطوطة 1739 من القرن الـ 10م استنادًا على القرن الـ 4م.</w:t>
+      </w:r>
+    </w:p>
+    <w:p>
+      <w:pPr>
+        <w:pStyle w:val="Heading3"/>
+        <w:bidi/>
+      </w:pPr>
+      <w:r>
+        <w:rPr>
+          <w:rtl/>
+          <w:cs/>
+          <w:lang w:val="ar_AE" w:bidi="ar_AE"/>
+        </w:rPr>
+        <w:t>نص العهد الجديد</w:t>
+      </w:r>
+    </w:p>
+    <w:p>
+      <w:pPr>
+        <w:bidi/>
+      </w:pPr>
+      <w:r>
+        <w:rPr>
+          <w:rtl/>
+          <w:cs/>
+          <w:lang w:val="ar_AE" w:bidi="ar_AE"/>
+        </w:rPr>
+      </w:r>
+      <w:r>
+        <w:rPr>
+          <w:rtl/>
+          <w:cs/>
+          <w:lang w:val="ar_AE" w:bidi="ar_AE"/>
+        </w:rPr>
+        <w:t>النص الأصلي للعهد الجديد هو النص "المنشور"، أي النص كما كان في صيغته النهائية المحرَّرة وتم إصداره للتداول في المجتمع المسيحي. بالنسبة إلى بعض أسفار العهد الجديد، هناك اختلاف بسيط بين التأليف الأصلي والنص المنشور. بعد أن يكتب المؤلِّف عمله أو أملاه، يقوم هو (أو أحد رفقائه) بإجراء التصحيحات التحريرية النهائية ثم يطلقه للتوزيع. كما هو الحال بالنسبة إلى الكتب المنشورة في العصر الحديث، كذلك في العصور القديمة، لم تكن الكتابة الأصلية للمؤلف دائمًا هي نفس ما يتم نشره، وذلك بسبب عملية التحرير. ومع ذلك، يُحسب للمؤلِّف النص النهائي المُحرَّر، ويُنسب الكتاب المنشور إلى المؤلِّف ويعتبر مخطوط أصلي. هذا المخطوط هو النص الأصلي المنشور. وبطبيعة الحال، في هذه الحالة المخطوطات الأصلية غير موجودة، ولذلك يَتَعَيَّن على العلماء الاعتماد على النسخ لاستعادة أو إعادة بناء الصياغة الأصلية.</w:t>
+      </w:r>
+    </w:p>
+    <w:p>
+      <w:pPr>
+        <w:bidi/>
+      </w:pPr>
+      <w:r>
+        <w:rPr>
+          <w:rtl/>
+          <w:cs/>
+          <w:lang w:val="ar_AE" w:bidi="ar_AE"/>
+        </w:rPr>
+      </w:r>
+      <w:r>
+        <w:rPr>
+          <w:rtl/>
+          <w:cs/>
+          <w:lang w:val="ar_AE" w:bidi="ar_AE"/>
+        </w:rPr>
+        <w:t>يعتقد بعض العلماء أنه من المستحيل استعادة النص الأصلي للعهد الجديد اليوناني لأنهم لم يتمكنوا من إعادة بناء التاريخ المبكر لنقل النص. لكن هناك علماء معاصرون آخرون أقل تشاؤمًا، لكنهم ما زالوا حذرين تمامًا في تأكيد هذه الاحتمالية. ومع ذلك، بعض آخر متفائل لأننا نمتلك العديد من المخطوطات المبكرة ذات الجودة الممتازة ولأن نظرتنا عن الفترة المبكرة الخاصة بنقل النصوص أَمْسَتْ أكثر وضوحًا.</w:t>
+      </w:r>
+    </w:p>
+    <w:p>
+      <w:pPr>
+        <w:bidi/>
+      </w:pPr>
+      <w:r>
+        <w:rPr>
+          <w:rtl/>
+          <w:cs/>
+          <w:lang w:val="ar_AE" w:bidi="ar_AE"/>
+        </w:rPr>
+      </w:r>
+      <w:r>
+        <w:rPr>
+          <w:rtl/>
+          <w:cs/>
+          <w:lang w:val="ar_AE" w:bidi="ar_AE"/>
+        </w:rPr>
+        <w:t>عندما نتحدث عن استعادة نص العهد الجديد، فإننا نشير إلى الأسفار المنفردة للعهد الجديد، وليس إلى العهد الجديد بأكمله كمجلد في حد ذاته، لأن كل سفر (أو مجموعة من الأسفار - مثل رسائل الرسول بولس) له تاريخه الخاص الفريد في النقل النصي. إن أقدم نسخة موجودة لنص العهد الجديد بكامله هي المحفوظة في المخطوطة السينائية، المكتوبة عام 375م تقريبًا. أما المخطوطة الفاتيكانية فإنها تفتقر إلى الرسائل الرعوية وسفر الرؤيا. قبل القرن الـ 4م، كان يتم تداول نص العهد الجديد بأجزائه المختلفة: كسفر واحد أو كمجموعة من الأسفار (كالأناجيل الأربعة أو رسائل الرسول بولس). أما المخطوطات المكتشفة منذ أواخر القرن الأول إلى القرن الـ 3م فهي أسفار فردية مثل بشارة متى في البرديتين: 1، 77، مرقس في البردية 88، لوقا في البردية 69، يوحنا في البرديات: 5، 22، 52، 66، أعمال الرسل في البردية 91. أو سفر الرؤيا في البرديتين: 18، 47، أو برديات تحتوي على مجموعات من الأسفار، مثل البشائر الأربعة مع أعمال الرسل في البردية 45، رسائل الرسول بولس في البرديات: 30، 46، 92، رسائل الرسول بطرس ويهوذا في البردية 72. لكل سفر من أسفار العهد الجديد تاريخه النصي الخاص به وقد حُفِظَ بدرجات متفاوتة من الدقة. ومع ذلك، تم تعديل كل الأسفار من حالتها الأصلية بسبب عمليات النسخ اليدوي عقدًا بعد عقد وقرنًا بعد قرن. وبناءً عليه، يحتاج كل سفر من الأسفار على حدة إلى إعادة استرداد.</w:t>
+      </w:r>
+    </w:p>
+    <w:p>
+      <w:pPr>
+        <w:bidi/>
+      </w:pPr>
+      <w:r>
+        <w:rPr>
+          <w:rtl/>
+          <w:cs/>
+          <w:lang w:val="ar_AE" w:bidi="ar_AE"/>
+        </w:rPr>
+      </w:r>
+      <w:r>
+        <w:rPr>
+          <w:rtl/>
+          <w:cs/>
+          <w:lang w:val="ar_AE" w:bidi="ar_AE"/>
+        </w:rPr>
+        <w:t>لقد تأثر نص العهد الجديد بالكثير من القراءات المختلفة في تاريخه المبكر. في أواخر القرن الأول وبدايات القرن الـ 2م، كانت التقاليد الشفهية متواجدة جنبًا إلى جنب مع الكلمة المكتوبة وبمكانة متساوية، وبصفة خاصة ما يرتبط بمادة الأناجيل الأربعة. في كثير من الأحيان، يتم تغيير النص بواسطة النسَّاخ وهم يحاولون مطابقة الرسالة المكتوبة مع التقليد الشفهي أو محاولة مطابقة رواية أحد الأناجيل مع إنجيل آخر. وبحلول نهاية القرن الـ 2م وحتى القرن الـ 3م، شقَّت الكثير من القراءات المتنوعة طريقها إلى مجرى التيار النصي.</w:t>
+      </w:r>
+    </w:p>
+    <w:p>
+      <w:pPr>
+        <w:bidi/>
+      </w:pPr>
+      <w:r>
+        <w:rPr>
+          <w:rtl/>
+          <w:cs/>
+          <w:lang w:val="ar_AE" w:bidi="ar_AE"/>
+        </w:rPr>
+      </w:r>
+      <w:r>
+        <w:rPr>
+          <w:rtl/>
+          <w:cs/>
+          <w:lang w:val="ar_AE" w:bidi="ar_AE"/>
+        </w:rPr>
+        <w:t>ومع ذلك، لم تكن الفترة المبكرة للنقل النصي مشوبة تمامًا بعدم الأمانة النصية والحرية في النسخ. كان هناك نسَّاخ ممن نسخوا النص بأمانة وإجلال، أي أنهم أدركوا أنهم ينسخون نصًّا مقدَّسًا كتبه رسول. صياغة التقنين لم تنسب هذه القداسة إلى النص. تحقَّق التقنين نتيجة إدراك تاريخي مشترك لقدسية الأسفار المتنوعة للعهد الجديد. فقد اعْتُبِرَت بعض أسفار العهد الجديد، كالأناجيل الأربعة، أعمال الرسل، ورسائل الرسول بولس أعمالاً أدبية موحى بها منذ البداية. وعلى هذا النحو، قام بعض النساخ بنسخها بأمانة وثقة ووقار.</w:t>
+      </w:r>
+    </w:p>
+    <w:p>
+      <w:pPr>
+        <w:bidi/>
+      </w:pPr>
+      <w:r>
+        <w:rPr>
+          <w:rtl/>
+          <w:cs/>
+          <w:lang w:val="ar_AE" w:bidi="ar_AE"/>
+        </w:rPr>
+      </w:r>
+      <w:r>
+        <w:rPr>
+          <w:rtl/>
+          <w:cs/>
+          <w:lang w:val="ar_AE" w:bidi="ar_AE"/>
+        </w:rPr>
+        <w:t>ومع ذلك، شعر بعض النسَّاخ الآخرين بالحرية في إجراء "تحسينات" على النص - إما لصالح العقيدة والمواءمة أو بسبب تأثير تقاليد شفهية متنافسة. إن المخطوطات الصادرة بهذه الطريقة أدَّت إلى ظهور نوعًا من "النص الشعبوي" - أي النص غير المنضبط. (وهو نمط نصي يُطْلَق عليه بحسب المعتاد "النص الغربي"، إلا أن العلماء يدركون الآن أن هذه التسمية خاطئة.)</w:t>
+      </w:r>
+    </w:p>
+    <w:p>
+      <w:pPr>
+        <w:bidi/>
+      </w:pPr>
+      <w:r>
+        <w:rPr>
+          <w:rtl/>
+          <w:cs/>
+          <w:lang w:val="ar_AE" w:bidi="ar_AE"/>
+        </w:rPr>
+      </w:r>
+      <w:r>
+        <w:rPr>
+          <w:rtl/>
+          <w:cs/>
+          <w:lang w:val="ar_AE" w:bidi="ar_AE"/>
+        </w:rPr>
+        <w:t>أثناء القرن الـ 2م، كان هناك القليل من الرجال الذي أدخلوا تنقيحات على نص العهد الجديد. وفقًا ليوسابيوس، فإن ثيودوتس (وتابعيه)، غيروا النص لأغراض خاصة بهم. في منتصف القرن الـ 2م، محا مارسيون من النسخ الخاصة به، ومن بشارة لوقا كل إشارات الخلفية اليهودية ليسوع، كما احتوى الإنجيل الرباعي لتاتيان على تعديلات نصية عديدة تقدِّم دعمًا للآراء النسكية. كما أصدر محرِّر آخر نصًّا من النمط D للبشائر الأربعة وسفر أعمال الرسل. هذا المحرر صاحب التوجه اللاهوتي، والذي عاش في آواخر القرن الـ 2م أو الـ 3م، ابتكر نصًّا كانت له شعبية قصيرة الأمد. إن البرديات الثلاث التي يعود تاريخها للقرن الـ 3م أي البرديات: 29، و38، و48، والتي يحتوي كل منها على جزء من سفر أعمال الرسل، ربما كانوا بمثابة مؤشرات مسبقة لنص النمط D في سفر أعمال الرسل. لكن هناك برديات أخرى محتوية على أجزاء أخرى من سفر أعمال الرُّسُل تقدِّم شهادة مبكرة لصيغة أنقى لسفر أعمال الرُّسُل أي البردية 45، ويعود تاريخا إلى عام 150م، والبردية 91، ويعود تاريخها إلى عام 200م، وبذلك يظهر أن نمط النص D لسفر أعمال الرسل لا يسبق بالضرورة تاريخ الصيغة الأنقى له.</w:t>
+      </w:r>
+    </w:p>
+    <w:p>
+      <w:pPr>
+        <w:bidi/>
+      </w:pPr>
+      <w:r>
+        <w:rPr>
+          <w:rtl/>
+          <w:cs/>
+          <w:lang w:val="ar_AE" w:bidi="ar_AE"/>
+        </w:rPr>
+      </w:r>
+      <w:r>
+        <w:rPr>
+          <w:rtl/>
+          <w:cs/>
+          <w:lang w:val="ar_AE" w:bidi="ar_AE"/>
+        </w:rPr>
+        <w:t>إلى جانب هذه المساعي، التي لوحظ ما فيها من عيوب نصية، لم يكن هناك أي تنقيح في نص العهد الجديد في القرن الـ 2م. بالأحرى، كان هذا القرن فترة انتشار للنسَّاخ ممن مارس بعضهم عملية النَّسخ بحرية، بين أظهر البعض الآخر فطنة. المخطوطات الصادرة عن البعض الأخير هي الأقرب لحفظ النص الأصلي. والمثال الرئيس لمخطوطة دقيقة يعود تاريخها لآواخر القرن الـ 2م هو البردية 75.</w:t>
+      </w:r>
+    </w:p>
+    <w:p>
+      <w:pPr>
+        <w:bidi/>
+      </w:pPr>
+      <w:r>
+        <w:rPr>
+          <w:rtl/>
+          <w:cs/>
+          <w:lang w:val="ar_AE" w:bidi="ar_AE"/>
+        </w:rPr>
+      </w:r>
+      <w:r>
+        <w:rPr>
+          <w:rtl/>
+          <w:cs/>
+          <w:lang w:val="ar_AE" w:bidi="ar_AE"/>
+        </w:rPr>
+        <w:t xml:space="preserve">إنها حقيقة معروفة أن النص الصادر بواسطة ناسخ البردية 75 هو نص مخطوطة دقيقة للغاية. المعروف هو أن البردية 75 هي نفس المخطوطة المستخدمة في بناء المخطوطة الفاتيكانية (B)، قراءتا البردية 75 والمخطوطة (B) متماثلتان بشكل لافت. قبل اكتشاف البردية (P75)، اعتقد بعض العلماء أن المخطوطة الفاتيكانية عمل من أعمال التنقيح الذي يعود تاريخه إلى القرن الـ 4م؛ بينما اعتقد آخرون (وبشكل غالب هورت) أنها لا بد وأن تعود إلى نسخة دقيقة مبكرة للغاية. قالّ هورت "إن المخطوطة الفاتيكانية لا تحتفظ فقط بنص قديم للغاية، بل بخط نقي جدًّا لنص غاية في القدم". (ويستكوت وهورت، </w:t>
+      </w:r>
+      <w:r>
+        <w:rPr>
+          <w:i/>
+          <w:rtl/>
+          <w:cs/>
+          <w:lang w:val="ar_AE" w:bidi="ar_AE"/>
+        </w:rPr>
+        <w:t>مقدمة</w:t>
       </w:r>
       <w:r>
         <w:rPr>
@@ -24911,1416 +24981,80 @@
       </w:r>
       <w:r>
         <w:rPr>
-          <w:rtl/>
-          <w:cs/>
-          <w:lang w:val="ar_AE" w:bidi="ar_AE"/>
-        </w:rPr>
-        <w:t>و34</w:t>
-      </w:r>
-      <w:r>
-        <w:rPr>
-          <w:rtl/>
-          <w:cs/>
-          <w:lang w:val="ar_AE" w:bidi="ar_AE"/>
-        </w:rPr>
-        <w:t>.</w:t>
-      </w:r>
-    </w:p>
-    <w:p>
-      <w:pPr>
-        <w:bidi/>
-      </w:pPr>
-      <w:r>
-        <w:rPr>
-          <w:rtl/>
-          <w:cs/>
-          <w:lang w:val="ar_AE" w:bidi="ar_AE"/>
-        </w:rPr>
-      </w:r>
-      <w:r>
-        <w:rPr>
-          <w:rtl/>
-          <w:cs/>
-          <w:lang w:val="ar_AE" w:bidi="ar_AE"/>
-        </w:rPr>
-        <w:t>يعتقد العلماء أن أربعة ناسخين قد شاركوا في إنتاج بردية المخطوطة بكاملها. لرسالة الرسول بطرس الأولى تقاربات سَكَنْدَرِيَّة واضحة خاصة مع المخطوطة الفاتيكانية (B). أما الرسالة الثانية للرسول بطرس و(خصوصًا) يهوذا فتُظْهِرُ نصًّا يفتقر نمطه للانضباط (يرتبط عادةً بالنص "الغربي")، مع عدة قراءات مستقلة.</w:t>
-      </w:r>
-    </w:p>
-    <w:p>
-      <w:pPr>
-        <w:bidi/>
-      </w:pPr>
-      <w:r>
-        <w:rPr>
-          <w:rtl/>
-          <w:cs/>
-          <w:lang w:val="ar_AE" w:bidi="ar_AE"/>
-        </w:rPr>
-      </w:r>
-      <w:r>
-        <w:rPr>
-          <w:rtl/>
-          <w:cs/>
-          <w:lang w:val="ar_AE" w:bidi="ar_AE"/>
-        </w:rPr>
-        <w:t>البردية 75 (بردية بودمر الرابعة عشر-الخامسة عشر)</w:t>
-      </w:r>
-    </w:p>
-    <w:p>
-      <w:pPr>
-        <w:bidi/>
-      </w:pPr>
-      <w:r>
-        <w:rPr>
-          <w:rtl/>
-          <w:cs/>
-          <w:lang w:val="ar_AE" w:bidi="ar_AE"/>
-        </w:rPr>
-      </w:r>
-      <w:r>
-        <w:rPr>
-          <w:rtl/>
-          <w:cs/>
-          <w:lang w:val="ar_AE" w:bidi="ar_AE"/>
-        </w:rPr>
-        <w:t>تحتوي هذه المخطوطة على معظم بشارتي لوقا ويوحنا (</w:t>
-      </w:r>
-      <w:r>
-        <w:rPr>
-          <w:rtl/>
-          <w:cs/>
-          <w:lang w:val="ar_AE" w:bidi="ar_AE"/>
-        </w:rPr>
-        <w:t>لوقا ٣: ١٨–٤: ٢</w:t>
-      </w:r>
-      <w:r>
-        <w:rPr>
-          <w:rtl/>
-          <w:cs/>
-          <w:lang w:val="ar_AE" w:bidi="ar_AE"/>
-        </w:rPr>
-        <w:t xml:space="preserve">؛ </w:t>
-      </w:r>
-      <w:r>
-        <w:rPr>
-          <w:rtl/>
-          <w:cs/>
-          <w:lang w:val="ar_AE" w:bidi="ar_AE"/>
-        </w:rPr>
-        <w:t>٤: ٣٤–٥: ١٠</w:t>
-      </w:r>
-      <w:r>
-        <w:rPr>
-          <w:rtl/>
-          <w:cs/>
-          <w:lang w:val="ar_AE" w:bidi="ar_AE"/>
-        </w:rPr>
-        <w:t xml:space="preserve">؛ </w:t>
-      </w:r>
-      <w:r>
-        <w:rPr>
-          <w:rtl/>
-          <w:cs/>
-          <w:lang w:val="ar_AE" w:bidi="ar_AE"/>
-        </w:rPr>
-        <w:t>٥: ٣٧–١٨: ١٨</w:t>
-      </w:r>
-      <w:r>
-        <w:rPr>
-          <w:rtl/>
-          <w:cs/>
-          <w:lang w:val="ar_AE" w:bidi="ar_AE"/>
-        </w:rPr>
-        <w:t xml:space="preserve">؛ </w:t>
-      </w:r>
-      <w:r>
-        <w:rPr>
-          <w:rtl/>
-          <w:cs/>
-          <w:lang w:val="ar_AE" w:bidi="ar_AE"/>
-        </w:rPr>
-        <w:t>٢٢: ٤–٢٤: ٥٣</w:t>
-      </w:r>
-      <w:r>
-        <w:rPr>
-          <w:rtl/>
-          <w:cs/>
-          <w:lang w:val="ar_AE" w:bidi="ar_AE"/>
-        </w:rPr>
-        <w:t xml:space="preserve">؛ </w:t>
-      </w:r>
-      <w:r>
-        <w:rPr>
-          <w:rtl/>
-          <w:cs/>
-          <w:lang w:val="ar_AE" w:bidi="ar_AE"/>
-        </w:rPr>
-        <w:t>يوحنا ١: ١–١١: ٤٥</w:t>
-      </w:r>
-      <w:r>
-        <w:rPr>
-          <w:rtl/>
-          <w:cs/>
-          <w:lang w:val="ar_AE" w:bidi="ar_AE"/>
-        </w:rPr>
-        <w:t xml:space="preserve">، </w:t>
-      </w:r>
-      <w:r>
-        <w:rPr>
-          <w:rtl/>
-          <w:cs/>
-          <w:lang w:val="ar_AE" w:bidi="ar_AE"/>
-        </w:rPr>
-        <w:t>٤٨–٥٧</w:t>
-      </w:r>
-      <w:r>
-        <w:rPr>
-          <w:rtl/>
-          <w:cs/>
-          <w:lang w:val="ar_AE" w:bidi="ar_AE"/>
-        </w:rPr>
-        <w:t xml:space="preserve">؛ </w:t>
-      </w:r>
-      <w:r>
-        <w:rPr>
-          <w:rtl/>
-          <w:cs/>
-          <w:lang w:val="ar_AE" w:bidi="ar_AE"/>
-        </w:rPr>
-        <w:t>١٢: ٣–١٣: ١</w:t>
-      </w:r>
-      <w:r>
-        <w:rPr>
-          <w:rtl/>
-          <w:cs/>
-          <w:lang w:val="ar_AE" w:bidi="ar_AE"/>
-        </w:rPr>
-        <w:t xml:space="preserve">، </w:t>
-      </w:r>
-      <w:r>
-        <w:rPr>
-          <w:rtl/>
-          <w:cs/>
-          <w:lang w:val="ar_AE" w:bidi="ar_AE"/>
-        </w:rPr>
-        <w:t>٨–٩</w:t>
-      </w:r>
-      <w:r>
-        <w:rPr>
-          <w:rtl/>
-          <w:cs/>
-          <w:lang w:val="ar_AE" w:bidi="ar_AE"/>
-        </w:rPr>
-        <w:t xml:space="preserve">؛ </w:t>
-      </w:r>
-      <w:r>
-        <w:rPr>
-          <w:rtl/>
-          <w:cs/>
-          <w:lang w:val="ar_AE" w:bidi="ar_AE"/>
-        </w:rPr>
-        <w:t>١٤: ٨–٣٠</w:t>
-      </w:r>
-      <w:r>
-        <w:rPr>
-          <w:rtl/>
-          <w:cs/>
-          <w:lang w:val="ar_AE" w:bidi="ar_AE"/>
-        </w:rPr>
-        <w:t xml:space="preserve">؛ </w:t>
-      </w:r>
-      <w:r>
-        <w:rPr>
-          <w:rtl/>
-          <w:cs/>
-          <w:lang w:val="ar_AE" w:bidi="ar_AE"/>
-        </w:rPr>
-        <w:t>١٥: ٧–٨</w:t>
-      </w:r>
-      <w:r>
-        <w:rPr>
-          <w:rtl/>
-          <w:cs/>
-          <w:lang w:val="ar_AE" w:bidi="ar_AE"/>
-        </w:rPr>
-        <w:t>.) لا تضمُّ المخطوطة مقطع المرأة الزانية (</w:t>
-      </w:r>
-      <w:r>
-        <w:rPr>
-          <w:rtl/>
-          <w:cs/>
-          <w:lang w:val="ar_AE" w:bidi="ar_AE"/>
-        </w:rPr>
-        <w:t>7: 53–8: 11</w:t>
-      </w:r>
-      <w:r>
-        <w:rPr>
-          <w:rtl/>
-          <w:cs/>
-          <w:lang w:val="ar_AE" w:bidi="ar_AE"/>
-        </w:rPr>
-        <w:t>). يمكن تأريخ البردية إلى أواخر القرن الـ 2م أو أوائل القرن الـ 3م.</w:t>
-      </w:r>
-    </w:p>
-    <w:p>
-      <w:pPr>
-        <w:bidi/>
-      </w:pPr>
-      <w:r>
-        <w:rPr>
-          <w:rtl/>
-          <w:cs/>
-          <w:lang w:val="ar_AE" w:bidi="ar_AE"/>
-        </w:rPr>
-      </w:r>
-      <w:r>
-        <w:rPr>
-          <w:rtl/>
-          <w:cs/>
-          <w:lang w:val="ar_AE" w:bidi="ar_AE"/>
-        </w:rPr>
-        <w:t xml:space="preserve">كاتب البردية 75 (P75) ناسخ متعلِّم ومتدرِّب على إصدار الكتب. تَظْهَر براعته المهنية عبر رسمه للخطِّ الضيق والنسخ المنضبط. إن الكتابة اليدوية المتجلية في هذه المخطوطة يُطْلِق عليها علماء خطوط الكتابة عادةً الخط الزاوي الشائع في أواخر القرن الـ 2م وحتى أوائل القرن الـ 3م. وتَظْهَرُ مسيحية الكاتب في اختصاراته </w:t>
-      </w:r>
-      <w:r>
-        <w:rPr>
           <w:i/>
           <w:rtl/>
           <w:cs/>
           <w:lang w:val="ar_AE" w:bidi="ar_AE"/>
         </w:rPr>
-        <w:t>للأسماء المقدسة،</w:t>
-      </w:r>
-      <w:r>
-        <w:rPr>
-          <w:rtl/>
-          <w:cs/>
-          <w:lang w:val="ar_AE" w:bidi="ar_AE"/>
-        </w:rPr>
-        <w:t xml:space="preserve"> وفي اختصاره للفظة "صليب". هذه علامات كاشفة عن كاتب كان ينتمي إلى مجتمع مسيحي. والأكثر من ذلك، يشير الخط الكبير إلى أن المخطوطة كُتِبَتْ لتُقرأ بصوت عالٍ أمام رعية أو جماعة مسيحية. حتى أن الناسخ أضاف نظامًا للتقسيمات المقطعية لمساعدة أي قارئ لبرديته. وهكذا، لدينا مخطوطة قد قام بكتابتها شخص مسيحي لغيره من المسيحيين الآخرين.</w:t>
-      </w:r>
-    </w:p>
-    <w:p>
-      <w:pPr>
-        <w:bidi/>
-      </w:pPr>
-      <w:r>
-        <w:rPr>
-          <w:rtl/>
-          <w:cs/>
-          <w:lang w:val="ar_AE" w:bidi="ar_AE"/>
-        </w:rPr>
-      </w:r>
-      <w:r>
-        <w:rPr>
-          <w:rtl/>
-          <w:cs/>
-          <w:lang w:val="ar_AE" w:bidi="ar_AE"/>
-        </w:rPr>
-        <w:t>هناك عدة مؤشرات على التوجه السكندري للناسخ. أولاً وقبل كل شيء هو فطنته الكتابية. وهو الأفضل بين كل النسَّاخ المسيحيين الأوائل، ومخطوطته نسخة دقيقة للغاية. . البردية 75 هي عمل ناسخ منضبط للغاية قام بالنسخ قاصدًا أن يكون حَذِرًا ودقيقًا. . يتفق العلماء عمومًا على أن البردية 75 (P75) تُظْهِرُ نوعًا من النص المستخدم لإنتاج المخطوطة الفاتيكانية (هناك اتفاق بنسبة 87 بالمائة بين البردية 75 والمخطوطة الفاتيكانية B). وعلى هذا النحو، فإن العلماء في علم النقد النصي ينظرون بتقدير كبير لمصداقية البردية 75.</w:t>
-      </w:r>
-    </w:p>
-    <w:p>
-      <w:pPr>
-        <w:pStyle w:val="Heading4"/>
-        <w:bidi/>
-      </w:pPr>
-      <w:r>
-        <w:rPr>
-          <w:rtl/>
-          <w:cs/>
-          <w:lang w:val="ar_AE" w:bidi="ar_AE"/>
-        </w:rPr>
-        <w:t>مخطوطات بردية أخرى</w:t>
-      </w:r>
-    </w:p>
-    <w:p>
-      <w:pPr>
-        <w:bidi/>
-      </w:pPr>
-      <w:r>
-        <w:rPr>
-          <w:rtl/>
-          <w:cs/>
-          <w:lang w:val="ar_AE" w:bidi="ar_AE"/>
-        </w:rPr>
-      </w:r>
-      <w:r>
-        <w:rPr>
-          <w:rtl/>
-          <w:cs/>
-          <w:lang w:val="ar_AE" w:bidi="ar_AE"/>
-        </w:rPr>
-        <w:t>البردية 4 + البردية 64 + البردية 67</w:t>
-      </w:r>
-    </w:p>
-    <w:p>
-      <w:pPr>
-        <w:bidi/>
-      </w:pPr>
-      <w:r>
-        <w:rPr>
-          <w:rtl/>
-          <w:cs/>
-          <w:lang w:val="ar_AE" w:bidi="ar_AE"/>
-        </w:rPr>
-      </w:r>
-      <w:r>
-        <w:rPr>
-          <w:rtl/>
-          <w:cs/>
-          <w:lang w:val="ar_AE" w:bidi="ar_AE"/>
-        </w:rPr>
-        <w:t>هذه المخطوطات هي جزء من مجموعة واحدة يعود تاريخها إلى 150–175م تقريبًا. وهي لناسخ محترف، ونصُّها غاية في الدقة.</w:t>
-      </w:r>
-    </w:p>
-    <w:p>
-      <w:pPr>
-        <w:bidi/>
-      </w:pPr>
-      <w:r>
-        <w:rPr>
-          <w:rtl/>
-          <w:cs/>
-          <w:lang w:val="ar_AE" w:bidi="ar_AE"/>
-        </w:rPr>
-      </w:r>
-      <w:r>
-        <w:rPr>
-          <w:rtl/>
-          <w:cs/>
-          <w:lang w:val="ar_AE" w:bidi="ar_AE"/>
-        </w:rPr>
-        <w:t>البردية 32 (بردية رايلاندز 5)</w:t>
-      </w:r>
-    </w:p>
-    <w:p>
-      <w:pPr>
-        <w:bidi/>
-      </w:pPr>
-      <w:r>
-        <w:rPr>
-          <w:rtl/>
-          <w:cs/>
-          <w:lang w:val="ar_AE" w:bidi="ar_AE"/>
-        </w:rPr>
-      </w:r>
-      <w:r>
-        <w:rPr>
-          <w:rtl/>
-          <w:cs/>
-          <w:lang w:val="ar_AE" w:bidi="ar_AE"/>
-        </w:rPr>
-        <w:t xml:space="preserve">مخطوطة هذه البردية، الحافظة </w:t>
-      </w:r>
-      <w:r>
-        <w:rPr>
-          <w:rtl/>
-          <w:cs/>
-          <w:lang w:val="ar_AE" w:bidi="ar_AE"/>
-        </w:rPr>
-        <w:t>لتيطس ١: ١١–١٥</w:t>
-      </w:r>
-      <w:r>
-        <w:rPr>
-          <w:rtl/>
-          <w:cs/>
-          <w:lang w:val="ar_AE" w:bidi="ar_AE"/>
-        </w:rPr>
-        <w:t xml:space="preserve">؛ </w:t>
-      </w:r>
-      <w:r>
-        <w:rPr>
-          <w:rtl/>
-          <w:cs/>
-          <w:lang w:val="ar_AE" w:bidi="ar_AE"/>
-        </w:rPr>
-        <w:t>٢: ٣–٨</w:t>
-      </w:r>
-      <w:r>
-        <w:rPr>
-          <w:rtl/>
-          <w:cs/>
-          <w:lang w:val="ar_AE" w:bidi="ar_AE"/>
-        </w:rPr>
-        <w:t>، يعود تاريخها إلى 175م، الأمر الذي يجعلها من أقدم النسخ الموجودة بين كل الرسائل الرعوية. تُظْهِر هذه البردية اتفاقًا مع المخطوطات: א، F، G. وبما أن المخطوطتين: F، G (وهما تقريبًا متطابقتان) ينتميان لنفس النسخة الأصلية، من المرجح أن تكون البردية 32 (P32) مرتبطة بنفس المصدر.</w:t>
-      </w:r>
-    </w:p>
-    <w:p>
-      <w:pPr>
-        <w:bidi/>
-      </w:pPr>
-      <w:r>
-        <w:rPr>
-          <w:rtl/>
-          <w:cs/>
-          <w:lang w:val="ar_AE" w:bidi="ar_AE"/>
-        </w:rPr>
-      </w:r>
-      <w:r>
-        <w:rPr>
-          <w:rtl/>
-          <w:cs/>
-          <w:lang w:val="ar_AE" w:bidi="ar_AE"/>
-        </w:rPr>
-        <w:t>البردية 52 (بردية رايلاندز 457)</w:t>
-      </w:r>
-    </w:p>
-    <w:p>
-      <w:pPr>
-        <w:bidi/>
-      </w:pPr>
-      <w:r>
-        <w:rPr>
-          <w:rtl/>
-          <w:cs/>
-          <w:lang w:val="ar_AE" w:bidi="ar_AE"/>
-        </w:rPr>
-      </w:r>
-      <w:r>
-        <w:rPr>
-          <w:rtl/>
-          <w:cs/>
-          <w:lang w:val="ar_AE" w:bidi="ar_AE"/>
-        </w:rPr>
-        <w:t>هذه المخطوطة غير الكاملة، قطعة مجتزأة، والمحتوية على</w:t>
-      </w:r>
-      <w:r>
-        <w:rPr>
-          <w:rtl/>
-          <w:cs/>
-          <w:lang w:val="ar_AE" w:bidi="ar_AE"/>
-        </w:rPr>
-        <w:t xml:space="preserve"> يوحنا ١٨: ٣١–٣٤، ٣٧–٣٨</w:t>
-      </w:r>
-      <w:r>
-        <w:rPr>
-          <w:rtl/>
-          <w:cs/>
-          <w:lang w:val="ar_AE" w:bidi="ar_AE"/>
-        </w:rPr>
-        <w:t>، هي مخطوطة جديرة بالملاحظة بسبب تاريخها المبكر ١١٠–١٢٥م. العديد من العلماء (ف. كينيون، ه. وديسمان، وو. ه. ب. هاتش) قد أكدوا هذا التاريخ. أما عن الموقع الذي اكْتُشِفَتْ فيه المخطوطة فهو الفيوم أو أُوكْسِيرِنخوس. وقد اقتناها جرِنْفِل عام 1920، لكن لم يلتفت إليها أحد بين مئات البرديات حتى عام 1934م، عندما أدرك س. ه. روبرتز أن هذه المخطوطة المجتزئة تحتفظ بنصوص قليلة من بشارة يوحنا.</w:t>
-      </w:r>
-    </w:p>
-    <w:p>
-      <w:pPr>
-        <w:pStyle w:val="Heading3"/>
-        <w:bidi/>
-      </w:pPr>
-      <w:r>
-        <w:rPr>
-          <w:rtl/>
-          <w:cs/>
-          <w:lang w:val="ar_AE" w:bidi="ar_AE"/>
-        </w:rPr>
-        <w:t>المخطوطات المُهمَّة كبيرة الأحرف</w:t>
-      </w:r>
-    </w:p>
-    <w:p>
-      <w:pPr>
-        <w:bidi/>
-      </w:pPr>
-      <w:r>
-        <w:rPr>
-          <w:rtl/>
-          <w:cs/>
-          <w:lang w:val="ar_AE" w:bidi="ar_AE"/>
-        </w:rPr>
-      </w:r>
-      <w:r>
-        <w:rPr>
-          <w:rtl/>
-          <w:cs/>
-          <w:lang w:val="ar_AE" w:bidi="ar_AE"/>
-        </w:rPr>
-        <w:t>وُصِفَتْ هذه المخطوطات المصنفة نمطيًّا بأنها المخطوطات "ذات الأحرف الكبيرة"، وذلك لتمييزها عن مخطوطات البردي. إلى حد ما، هذه تسمية خاطئة لأن الاختلاف الحقيقي يرتبط بالمادة المكتوب عليها النص، أي على الرقوق (جلود حيوانات مُعَالَجَة) مقارنة بورق البردي، وليس بسبب نوع الأحرف المستخدمة. في حقيقة الأمر، كُتبت البرديات أيضًا بالخط البوصي (أحرف كبيرة)، لكن مصطلح "الخط البوصي أو أنسيال" يصف نمطيًّا الكتابة بأحرف كبيرة كانت بارزة في النصوص الكتابية في القرن الـ 4م، كما هو الحال في א، A، B، C.</w:t>
-      </w:r>
-    </w:p>
-    <w:p>
-      <w:pPr>
-        <w:pStyle w:val="Heading4"/>
-        <w:bidi/>
-      </w:pPr>
-      <w:r>
-        <w:rPr>
-          <w:rtl/>
-          <w:cs/>
-          <w:lang w:val="ar_AE" w:bidi="ar_AE"/>
-        </w:rPr>
-        <w:t>المخطوطة السينائية (أو א)</w:t>
-      </w:r>
-    </w:p>
-    <w:p>
-      <w:pPr>
-        <w:bidi/>
-      </w:pPr>
-      <w:r>
-        <w:rPr>
-          <w:rtl/>
-          <w:cs/>
-          <w:lang w:val="ar_AE" w:bidi="ar_AE"/>
-        </w:rPr>
-      </w:r>
-      <w:r>
-        <w:rPr>
-          <w:rtl/>
-          <w:cs/>
-          <w:lang w:val="ar_AE" w:bidi="ar_AE"/>
-        </w:rPr>
-        <w:t>تحتوي هذه المخطوطة على مجمل العهد القديم والعهد الجديد بالترتيب التالي: الأناجيل الأربعة، رسائل الرَّسول بولس (بما في ذلك الرسالة إلى العبرانيين)، أعمال الرُّسُل، الرسائل العامة، الرؤيا. وتضمُّ أيضًا رسالة برنابا وراعي هرماس. لا يمكن أن يسبق تاريخ المخطوطة عام 340م (العام الذي مات فيه يوسيبيوس) لأن الأجزاء اليوسيبية من النص مُشار إليها في هوامش الأناجيل بيد معاصرة. وبناءً عليه يؤرِّخ معظم العلماء تاريخها ما بين عامي 350–375.</w:t>
-      </w:r>
-    </w:p>
-    <w:p>
-      <w:pPr>
-        <w:bidi/>
-      </w:pPr>
-      <w:r>
-        <w:rPr>
-          <w:rtl/>
-          <w:cs/>
-          <w:lang w:val="ar_AE" w:bidi="ar_AE"/>
-        </w:rPr>
-      </w:r>
-      <w:r>
-        <w:rPr>
-          <w:rtl/>
-          <w:cs/>
-          <w:lang w:val="ar_AE" w:bidi="ar_AE"/>
-        </w:rPr>
-        <w:t>وقد اكتشف هذه المخطوطة كونستاتن فون تشِنْدُورف في دير سانت كاترين (الواقع عند سفح جبل سيناء). في زيارة للدير عام 1844، لاحظ في سلة المهملات بعض أوراق الرقوق التي كانت تستخدم لإضاءة المصابيح. سُمِحَ له بأخذ هذه النفايات الورقية، والتي ثَبُتَ أنها 43 ورقة لأجزاء مختلفة من الترجمة اليونانية للعهد القديم.</w:t>
-      </w:r>
-    </w:p>
-    <w:p>
-      <w:pPr>
-        <w:bidi/>
-      </w:pPr>
-      <w:r>
-        <w:rPr>
-          <w:rtl/>
-          <w:cs/>
-          <w:lang w:val="ar_AE" w:bidi="ar_AE"/>
-        </w:rPr>
-      </w:r>
-      <w:r>
-        <w:rPr>
-          <w:rtl/>
-          <w:cs/>
-          <w:lang w:val="ar_AE" w:bidi="ar_AE"/>
-        </w:rPr>
-        <w:t>في عام 1853، قام برحلة ثانية إلى الدير ولم يجد شيئًا. ومع ذلك، في عام 1859، في رحلته الثالثة، لم يجد أجزاء أخرى من العهد القديم فحسب، بل وجد أيضًا العهد الجديد كاملًا. ثم تَمَكَّن أخيرًا من إقناع سلطات الدير بتقديم المخطوطة للقيصر، الراعي الأكبر للكنيسة الكاثوليكية اليونانية الذي وضعها بدوره في المكتبة الإمبراطورية في مدينة سانت بيترسبيرغ. . قدَّم القيصر إكرامات عظيمة للدير ورؤساؤه، وبدا الجميع سعداءً بذلك. لاحقًا، اتُّهِم تشِنْدُورف بسرقة المخطوطة من أصحابها الشرعيين، لكن أفضل علماء النقد النصي لا يقبلون بهذا الاتهام.</w:t>
-      </w:r>
-    </w:p>
-    <w:p>
-      <w:pPr>
-        <w:bidi/>
-      </w:pPr>
-      <w:r>
-        <w:rPr>
-          <w:rtl/>
-          <w:cs/>
-          <w:lang w:val="ar_AE" w:bidi="ar_AE"/>
-        </w:rPr>
-      </w:r>
-      <w:r>
-        <w:rPr>
-          <w:rtl/>
-          <w:cs/>
-          <w:lang w:val="ar_AE" w:bidi="ar_AE"/>
-        </w:rPr>
-        <w:t>ظلت المخطوطة في المكتبة الإمبراطورية حتى عام 1933، إلى أن اشتراها المتْحَف البريطاني بمبلغ ضخم قدره 100,000 جنيه إسترليني (حوالي 500,000 دولار). احتل النقد النصي عناوين الأخبار الرئيسة لأن مخطوطة واحدة تم شراؤها بهذا القدر الكبير من المال، وقد جُمِعَ إلى حد كبير عن طريق الاكتتاب العام أثناء فترة الكساد العظيم. والمخطوطة قيد العرض الآن في غرفة المخطوطات بالمُتْحَف، إذ تعتبر واحدة من أغلى مقتنياته.</w:t>
-      </w:r>
-    </w:p>
-    <w:p>
-      <w:pPr>
-        <w:bidi/>
-      </w:pPr>
-      <w:r>
-        <w:rPr>
-          <w:rtl/>
-          <w:cs/>
-          <w:lang w:val="ar_AE" w:bidi="ar_AE"/>
-        </w:rPr>
-      </w:r>
-      <w:r>
-        <w:rPr>
-          <w:rtl/>
-          <w:cs/>
-          <w:lang w:val="ar_AE" w:bidi="ar_AE"/>
-        </w:rPr>
-        <w:t>يرتبط نص المخطوطة السينائية ارتباطًا وثيقًا بنص المخطوطة الفاتيكانية. ويتفقان في تقديم النص الأنقى نمطيًّا، الذي يسمى حسب المعتاد بنمط النص السَّكَنْدَري. استخدم تشِنْدُورف بشكل كبير الدليل النصي للمخطوطة السينائية لإعداد طبعاته النقدية للعهد الجديد اليوناني. اعتقد تشِنْدُورف أن أربعة نُسَّاخ هم الذين قاموا أساسًا بإنتاج هذه المخطوطة، وأطلق عليهم: A، B، C، D. بعد إعادة فحص، حدَّد ه. ج. مِلنيه، وت. س. سكيت ثلاثة نسَّاخ فقط: قام A بنسخ الأسفار التاريخية والشعرية للعهد القديم، وأيضًا غالبية أسفار العهد الجديد، أما B فقد قام بنسخ الأنبياء وراعي هرماس، وقام D بنسخ بعض المزامير، طوبيا، يهوديت، والمكابيين الرابع، وأعاد كتابة أجزاء صغيرة من العهد الجديد). برهن مِلنيه وسكيت أن الناسخ A للمخطوطة الفاتيكانية كان على الأرجح هو نفس الناسخ D في المخطوطة السينائية. إذا كان هذا صحيحًا، تكون المخطوطة السينائية (א) معاصرة للمخطوطة الفاتيكانية (B)، وربما تم إنتاجُها في نفس المنسخ بالإسكندرية. تقدِّم المخطوطة السينائية إلى حد كبير شهادة جديرة بالثقة عن نص العهد الجديد؛ مع أن الناسخ لم يكن حَذِرًا بقدر ناسخ المخطوطة الفاتيكانية (B).</w:t>
-      </w:r>
-    </w:p>
-    <w:p>
-      <w:pPr>
-        <w:pStyle w:val="Heading4"/>
-        <w:bidi/>
-      </w:pPr>
-      <w:r>
-        <w:rPr>
-          <w:rtl/>
-          <w:cs/>
-          <w:lang w:val="ar_AE" w:bidi="ar_AE"/>
-        </w:rPr>
-        <w:t>المخطوطة السَّكَنْدَرِيَّة (A)</w:t>
-      </w:r>
-    </w:p>
-    <w:p>
-      <w:pPr>
-        <w:bidi/>
-      </w:pPr>
-      <w:r>
-        <w:rPr>
-          <w:rtl/>
-          <w:cs/>
-          <w:lang w:val="ar_AE" w:bidi="ar_AE"/>
-        </w:rPr>
-      </w:r>
-      <w:r>
-        <w:rPr>
-          <w:rtl/>
-          <w:cs/>
-          <w:lang w:val="ar_AE" w:bidi="ar_AE"/>
-        </w:rPr>
-        <w:t>هذه واحدة من أهم ثلاث مخطوطات تحتوي على نسخ مبكرة للكتاب المقدس بأكمله باللغة اليونانية (بخلاف المخطوطتين السينائية والفاتيكانية). يأتي اسم الإسكندرية من السجلات القديمة التي تشير إلى أنها نُسِخَتْ في مصر في الجزء الأول من القرن الـ 5م. إن التاريخ المبكر لهذه المخطوطة ومصدرها المصري قد تم اكتشافه بواسطة صفحات أوراق المخطوطة المتطايرة. تشير مذكرة كتبها كيرلس من لوكار (بابا الإسكندرية وبعد ذلك القسطنطينية في عشرينيات القرن الـ 16م) إلى أنه وَفْقًا للتقليد، كُتِبَتْ تلك المخطوطة بعد وقت قصير من مجمع نيقية (325م) بواسطة سيدة مصرية نبيلة اسمها تِكلا، وقد تمَّ إدراجُ اسمها أساسًا في نهاية المجلد إلا أن الصفحة الأخيرة فُقدت بسبب التشوه. كما تشير ملاحظة عربية ترجع إلى القرن الـ 13 أو 14م إلى أن المخطوطة كتبتها "تِكلا الشهيدة". ملاحظة عربية أخرى تقول إن المخطوطة أهُديت إلى القلاية/الصومعة البابوية في الإسكندرية (حوالي 1098م). ). ثم أخذها "كيرلس من لوكار" من الإسكندرية إلى القسطنطينية عام 1621م، وأعطاها لتشارلز الأول ملك إنجلترا عام 1627م، حيث أمست جزءًا من المكتبة المَلَكِيَّة ثم المتحف البريطاني لاحقًا.</w:t>
-      </w:r>
-    </w:p>
-    <w:p>
-      <w:pPr>
-        <w:bidi/>
-      </w:pPr>
-      <w:r>
-        <w:rPr>
-          <w:rtl/>
-          <w:cs/>
-          <w:lang w:val="ar_AE" w:bidi="ar_AE"/>
-        </w:rPr>
-      </w:r>
-      <w:r>
-        <w:rPr>
-          <w:rtl/>
-          <w:cs/>
-          <w:lang w:val="ar_AE" w:bidi="ar_AE"/>
-        </w:rPr>
-        <w:t>إن 773 صفحة فقط من أصل 820 صفحة أو نحو ذلك لا تزال باقية إلى الآن. فقد ضاع الباقي مع توارث مجلد المخطوط عبر القرون. تحتوي الأجزاء الباقية من مجلد المخطوط السَّكَنْدَرِي على ترجمة يونانية لكل العهد القديم، وأسفار الأبوكريفا (بما في ذلك أسفار المكابيين الأربعة والمزمور 151)، ومعظم العهد الجديد، وبعض الكتابات المسيحية المبكرة (والتي تُعَدُّ رسالتا كليمنضس الأولى والثانية إلى أهل كورنثوس أهم الكتابات فيها).</w:t>
-      </w:r>
-    </w:p>
-    <w:p>
-      <w:pPr>
-        <w:bidi/>
-      </w:pPr>
-      <w:r>
-        <w:rPr>
-          <w:rtl/>
-          <w:cs/>
-          <w:lang w:val="ar_AE" w:bidi="ar_AE"/>
-        </w:rPr>
-      </w:r>
-      <w:r>
-        <w:rPr>
-          <w:rtl/>
-          <w:cs/>
-          <w:lang w:val="ar_AE" w:bidi="ar_AE"/>
-        </w:rPr>
-        <w:t xml:space="preserve">اعتقد فريدريك كِنْيُون أن مجلد المخطوطة عمل قام بنسخه خمسة نُسَّاخ، وقد خصَّ كل واحد منهم برقم روماني. وَفْقًا لكِنْيُون، قام الناسخان الأول والثاني بنسخ العهد القديم، وقام الثالث بنسخ متى ومرقس </w:t>
-      </w:r>
-      <w:r>
-        <w:rPr>
-          <w:rtl/>
-          <w:cs/>
-          <w:lang w:val="ar_AE" w:bidi="ar_AE"/>
-        </w:rPr>
-        <w:t>1 كورنثوس 10: 8</w:t>
-      </w:r>
-      <w:r>
-        <w:rPr>
-          <w:rtl/>
-          <w:cs/>
-          <w:lang w:val="ar_AE" w:bidi="ar_AE"/>
-        </w:rPr>
-        <w:t>—</w:t>
-      </w:r>
-      <w:r>
-        <w:rPr>
-          <w:rtl/>
-          <w:cs/>
-          <w:lang w:val="ar_AE" w:bidi="ar_AE"/>
-        </w:rPr>
-        <w:t>فليمون 1: 25</w:t>
-      </w:r>
-      <w:r>
-        <w:rPr>
-          <w:rtl/>
-          <w:cs/>
-          <w:lang w:val="ar_AE" w:bidi="ar_AE"/>
-        </w:rPr>
-        <w:t xml:space="preserve">؛ وقام الناسخ الرابع بنسخ لوقا - أعمال الرسل والرسائل العامة </w:t>
-      </w:r>
-      <w:r>
-        <w:rPr>
-          <w:rtl/>
-          <w:cs/>
-          <w:lang w:val="ar_AE" w:bidi="ar_AE"/>
-        </w:rPr>
-        <w:t>ورومية 1: 1–1 كورنثوس 10: 8</w:t>
-      </w:r>
-      <w:r>
-        <w:rPr>
-          <w:rtl/>
-          <w:cs/>
-          <w:lang w:val="ar_AE" w:bidi="ar_AE"/>
-        </w:rPr>
-        <w:t>؛ وقام الناسخ الخامس بنسخ الرؤيا. ومع ذلك، نادى ملنيه وسكيت بأن المخطوطة بأكملها هي عمل لللناسخين (الأول والثاني). كما لاحظ العالم و. ه. ب. هاتش أنه قد تم عمل الكثير من من التصحيحات في المخطوطة، ومعظمها في تاريخ مبكر. بعض هذه التصحيحات أدخلها الناسخ بنفسه، والبعض الآخر تمَّ بأيادٍ لاحقة.</w:t>
-      </w:r>
-    </w:p>
-    <w:p>
-      <w:pPr>
-        <w:bidi/>
-      </w:pPr>
-      <w:r>
-        <w:rPr>
-          <w:rtl/>
-          <w:cs/>
-          <w:lang w:val="ar_AE" w:bidi="ar_AE"/>
-        </w:rPr>
-      </w:r>
-      <w:r>
-        <w:rPr>
-          <w:rtl/>
-          <w:cs/>
-          <w:lang w:val="ar_AE" w:bidi="ar_AE"/>
-        </w:rPr>
-        <w:t>من الواضح أن ناسخي هذه المخطوطة قد استخدموا نسخًا أصلية ذات جودة متفاوتة لأقسام مختلفة من العهد الجديد. كانت النسخة المستخدمة لنسخ البشائر الأربعة ضعيفة الجودة، الأمر الكاشف لنمط النص البيزنطي. شهادته في الرسائل أفضل بكثير، وفي سفر الرؤيا يقدِّم أفضل شهادة عن النص الأصلي.</w:t>
-      </w:r>
-    </w:p>
-    <w:p>
-      <w:pPr>
-        <w:pStyle w:val="Heading4"/>
-        <w:bidi/>
-      </w:pPr>
-      <w:r>
-        <w:rPr>
-          <w:rtl/>
-          <w:cs/>
-          <w:lang w:val="ar_AE" w:bidi="ar_AE"/>
-        </w:rPr>
-        <w:t>المخطوطة الفاتيكانية (B)</w:t>
-      </w:r>
-    </w:p>
-    <w:p>
-      <w:pPr>
-        <w:bidi/>
-      </w:pPr>
-      <w:r>
-        <w:rPr>
-          <w:rtl/>
-          <w:cs/>
-          <w:lang w:val="ar_AE" w:bidi="ar_AE"/>
-        </w:rPr>
-      </w:r>
-      <w:r>
-        <w:rPr>
-          <w:rtl/>
-          <w:cs/>
-          <w:lang w:val="ar_AE" w:bidi="ar_AE"/>
-        </w:rPr>
-        <w:t>سُميت المخطوطة الفاتيكانية (B) بهذا الاسم لأنها المخطوطة الأكثر شهرة في مكتبة الفاتيكان في روما. لقد كانت موجودة في تلك المكتبة منذ عام 1475م على الأقل، لكنها لم تكن متاحة لعلماء النقد النصي مثل تشِنْدُورف، وصموئيل تريجيليه، إلا في منتصف القرن الـ 19م.</w:t>
-      </w:r>
-    </w:p>
-    <w:p>
-      <w:pPr>
-        <w:bidi/>
-      </w:pPr>
-      <w:r>
-        <w:rPr>
-          <w:rtl/>
-          <w:cs/>
-          <w:lang w:val="ar_AE" w:bidi="ar_AE"/>
-        </w:rPr>
-      </w:r>
-      <w:r>
-        <w:rPr>
-          <w:rtl/>
-          <w:cs/>
-          <w:lang w:val="ar_AE" w:bidi="ar_AE"/>
-        </w:rPr>
-        <w:t xml:space="preserve">في وقتٍ ما، احتوت المخطوطة على الكتاب المقدس اليوناني بأكمله، بما في ذلك معظم أسفار الأبوكريفا، لكنها فقدت الكثير من أوراقها. يقينًا، كانت تحتوي في الأصل على حوالي 820 ورقة (1640 صفحة)، لكن تحتوي الآن على 759–617 ورقة للعهد القديم و142 ورقة للعهد الجديد. إن الفجوات الرئيسة في المخطوطة هي </w:t>
-      </w:r>
-      <w:r>
-        <w:rPr>
-          <w:rtl/>
-          <w:cs/>
-          <w:lang w:val="ar_AE" w:bidi="ar_AE"/>
-        </w:rPr>
-        <w:t>تكوين 1: 1–46: 28</w:t>
-      </w:r>
-      <w:r>
-        <w:rPr>
-          <w:rtl/>
-          <w:cs/>
-          <w:lang w:val="ar_AE" w:bidi="ar_AE"/>
-        </w:rPr>
-        <w:t xml:space="preserve">؛ </w:t>
-      </w:r>
-      <w:r>
-        <w:rPr>
-          <w:rtl/>
-          <w:cs/>
-          <w:lang w:val="ar_AE" w:bidi="ar_AE"/>
-        </w:rPr>
-        <w:t>2 صموئيل 2: 5–7، 10–13</w:t>
-      </w:r>
-      <w:r>
-        <w:rPr>
-          <w:rtl/>
-          <w:cs/>
-          <w:lang w:val="ar_AE" w:bidi="ar_AE"/>
-        </w:rPr>
-        <w:t xml:space="preserve">؛ </w:t>
-      </w:r>
-      <w:r>
-        <w:rPr>
-          <w:rtl/>
-          <w:cs/>
-          <w:lang w:val="ar_AE" w:bidi="ar_AE"/>
-        </w:rPr>
-        <w:t>المزامير 106: 27–138: 6</w:t>
-      </w:r>
-      <w:r>
-        <w:rPr>
-          <w:rtl/>
-          <w:cs/>
-          <w:lang w:val="ar_AE" w:bidi="ar_AE"/>
-        </w:rPr>
-        <w:t xml:space="preserve">؛ </w:t>
-      </w:r>
-      <w:r>
-        <w:rPr>
-          <w:rtl/>
-          <w:cs/>
-          <w:lang w:val="ar_AE" w:bidi="ar_AE"/>
-        </w:rPr>
-        <w:t>العبرانيين 9: 14–13: 25</w:t>
-      </w:r>
-      <w:r>
-        <w:rPr>
-          <w:rtl/>
-          <w:cs/>
-          <w:lang w:val="ar_AE" w:bidi="ar_AE"/>
-        </w:rPr>
-        <w:t>؛ الرسائل الرعوية؛ وسفر الرؤيا. تبلغ أبعاد كل ورقة عشرة بوصات ونصف طولاً وعشر بوصات عرضًا أي (26.7 × 25.4 سم). تحتوي كل صفحة على ثلاثة أعمدة (اثنان للكتب الشعرية)، وأسطر كل عمود يترواح عددها من 40 إلى 44 سطرًا. كُتِبَتْ المخطوطة بواسطة ناسخَين مختلفين. يعود تاريخها إلى أوائل منتصف القرن الـ 4م. أما عن مصدر المخطوطة فهو غير معروف، لكنها موجودة في مكتبة الفاتيكان منذ وقت أول كتالوج مبكر لها عام 1475م.</w:t>
-      </w:r>
-    </w:p>
-    <w:p>
-      <w:pPr>
-        <w:bidi/>
-      </w:pPr>
-      <w:r>
-        <w:rPr>
-          <w:rtl/>
-          <w:cs/>
-          <w:lang w:val="ar_AE" w:bidi="ar_AE"/>
-        </w:rPr>
-      </w:r>
-      <w:r>
-        <w:rPr>
-          <w:rtl/>
-          <w:cs/>
-          <w:lang w:val="ar_AE" w:bidi="ar_AE"/>
-        </w:rPr>
-        <w:t>عندما غزا نابليون روما، أحضر كنوز روما إلى باريس، بما في ذلك هذه المخطوطة. لقد وصفها العالم هَج، ومن ثمَّ لفت انتباه العلماء الآخرين إليها. وبعد سقوط نابليون، أعيدت المخطوطة إلى مكتبة الفاتيكان. . لم يُسمح لعلماء النقد النصي الأَكْفَاء بالقيام بأي عمل دقيق عليها حتى نُشرت طبعة فوتوغرافية لها عام 1890م. وهي الآن معروضة في مكتبة الفاتيكان.</w:t>
-      </w:r>
-    </w:p>
-    <w:p>
-      <w:pPr>
-        <w:bidi/>
-      </w:pPr>
-      <w:r>
-        <w:rPr>
-          <w:rtl/>
-          <w:cs/>
-          <w:lang w:val="ar_AE" w:bidi="ar_AE"/>
-        </w:rPr>
-      </w:r>
-      <w:r>
-        <w:rPr>
-          <w:rtl/>
-          <w:cs/>
-          <w:lang w:val="ar_AE" w:bidi="ar_AE"/>
-        </w:rPr>
-        <w:t>نص مخطوطة الفاتيكان يشبه كثيرًا نص المخطوطة السينائية. فالمخطوطتان معروفتان بشكلٍ عام بوصفهما أفضل مثالين للنمط السكندري المعبِّر عن النص اليوناني للعهد الجديد. النص اليوناني للعهد القديم رائع أيضًا، لكن ليس بنفس القدر من الأهمية، لأن اللغة الأصلية للعهد القديم هي العبرية. . إن كل علماء النقد النصي تقريبًا منذ أيام بروك وستكوت وفنتون هورت (الذين نشروا العهد الجديد اليوناني، بما في ذلك نظريتهم في النقد النصي، عام 1881م)، أدركوا هذا النمط المحايد للنص باعتباره نصًّا مبكرًا جدًا، ونقيًّا للغاية، هو إعادة نسخ دقيقة للغاية لما يَتَعَيَّن أن يكونه النص الأصلي. وصفها وستكوت وهورت بأنها نصٌّ من القرن الـ 2م، دقيق بنسبة 999 كلمة من أصل 1000 كلمة متى ارتبط الأمر بأية مسألة خلافية قابلة للترجمة. إن المخطوطة السينائية א والمخطوطة الفاتيكانية B أفضل النماذج لهذا النمط النصي، ولكنه موجود أيضًا في عدد قليل من المخطوطات اليونانية الأخرى ذات الأحرف الكبيرة، وعدد قليل من الترجمات المبكرة، وفي كتابات عدد قليل من آباء الكنيسة الأوائل. . ومنذ أيام وستكوت وهورت، تمَّ التأكيد على نظريتهما باكتشاف بعض المخطوطات البردية، وأبرزها برديات بودمر، التي تم اكتشافها في الخمسينيات من القرن العشرين.</w:t>
-      </w:r>
-    </w:p>
-    <w:p>
-      <w:pPr>
-        <w:pStyle w:val="Heading4"/>
-        <w:bidi/>
-      </w:pPr>
-      <w:r>
-        <w:rPr>
-          <w:rtl/>
-          <w:cs/>
-          <w:lang w:val="ar_AE" w:bidi="ar_AE"/>
-        </w:rPr>
-        <w:t>المخطوطة الإفرايمية المعاد نسخها (C)</w:t>
-      </w:r>
-    </w:p>
-    <w:p>
-      <w:pPr>
-        <w:bidi/>
-      </w:pPr>
-      <w:r>
-        <w:rPr>
-          <w:rtl/>
-          <w:cs/>
-          <w:lang w:val="ar_AE" w:bidi="ar_AE"/>
-        </w:rPr>
-      </w:r>
-      <w:r>
-        <w:rPr>
-          <w:rtl/>
-          <w:cs/>
-          <w:lang w:val="ar_AE" w:bidi="ar_AE"/>
-        </w:rPr>
-        <w:t>هذا المخطوطة عبارة عن رق ممسوح (مُحِيَتْ منه الكتابةُ الأصلية وكُتِبَتْ كلمات مختلفة على نفس مادة الرق). كانت المخطوطة تحتوي في الأصل على الكتاب المقدَّس بأكمله، لكن تضمُّ الآن فقط أجزاءً من 6 أسفار من العهد القديم وأجزاءً من كل أسفار العهد الجديد باستثناء الرسالة الثانية إلى أهل تسالونيكي، والرسالة الثانية ليوحنا. كما أن نص الكتاب المقدس المكون من عمود واحد، المكتوب في القرن الـ 5م، تمَّ محوه في القرن الـ 12م، واسْتُبْدِل بنص مكون من عمودين لترجمة يونانية لعظات أو أطروحات كتبها شخص ما باسم أفرايم، وهو قائد كنسي سوري في القرن الـ 4م. إن ممارسةً كهذه كانت شائعة في فترات الكساد الاقتصادي أو عندما كان الرق نادرًا. تم كشط الكتابة الأصلية من على سطح الكتابة، ثم تنعيم السطح. ومن ثم يمكن كتابة أعمال إنشائية جديدة على السطح المُجَهَّز. باستخدام المواد الكيميائية، تمكن تشِنْدُورف من قراءة الكثير من الوثيقة الممسوحة.</w:t>
-      </w:r>
-    </w:p>
-    <w:p>
-      <w:pPr>
-        <w:bidi/>
-      </w:pPr>
-      <w:r>
-        <w:rPr>
-          <w:rtl/>
-          <w:cs/>
-          <w:lang w:val="ar_AE" w:bidi="ar_AE"/>
-        </w:rPr>
-      </w:r>
-      <w:r>
-        <w:rPr>
-          <w:rtl/>
-          <w:cs/>
-          <w:lang w:val="ar_AE" w:bidi="ar_AE"/>
-        </w:rPr>
-        <w:t>ربما احْضِرَت المخطوطة من الشرق إلى فلورنسا بواسطة عالم يوناني يُدعَى أندرو جون لاسكار في زمن لورينزو دي مِديشي. وبما أن لاسكار كان يُعرَف باسم رِنداكنوس (نسبة إلى نهر رِنداكوس)، فمن المحتمل أنه جاء من منطقة فريجية (موقع لاودكية القديمة). إلا أن مكان وجود المخطوطة قبل ذلك غير معروف. وقد جاءت المخطوطة الإفرايمية إلى إيطاليا في أوائل القرن الـ 6م، إذ صارت ملكًا لعائلة ميديشي. ثم أخذتها كاثرين دي ميديشي إلى فرنسا، وهي باقية هناك إلى اليوم.</w:t>
-      </w:r>
-    </w:p>
-    <w:p>
-      <w:pPr>
-        <w:bidi/>
-      </w:pPr>
-      <w:r>
-        <w:rPr>
-          <w:rtl/>
-          <w:cs/>
-          <w:lang w:val="ar_AE" w:bidi="ar_AE"/>
-        </w:rPr>
-      </w:r>
-      <w:r>
-        <w:rPr>
-          <w:rtl/>
-          <w:cs/>
-          <w:lang w:val="ar_AE" w:bidi="ar_AE"/>
-        </w:rPr>
-        <w:t>نص هذه المخطوطة مختلط، يجمع النص كل أنماط النص الرئيسة، ويتفق في كثير من الأحيان مع أسلوب اللغة اليونانية الكيني المرتبط بالنمط البيزنطي، الذي يعتبره معظم العلماء النمط الأقل قيمة لنص العهد الجديد.</w:t>
-      </w:r>
-    </w:p>
-    <w:p>
-      <w:pPr>
-        <w:pStyle w:val="Heading4"/>
-        <w:bidi/>
-      </w:pPr>
-      <w:r>
-        <w:rPr>
-          <w:rtl/>
-          <w:cs/>
-          <w:lang w:val="ar_AE" w:bidi="ar_AE"/>
-        </w:rPr>
-        <w:t>مخطوطة بيزا (D)</w:t>
-      </w:r>
-    </w:p>
-    <w:p>
-      <w:pPr>
-        <w:bidi/>
-      </w:pPr>
-      <w:r>
-        <w:rPr>
-          <w:rtl/>
-          <w:cs/>
-          <w:lang w:val="ar_AE" w:bidi="ar_AE"/>
-        </w:rPr>
-      </w:r>
-      <w:r>
-        <w:rPr>
-          <w:rtl/>
-          <w:cs/>
-          <w:lang w:val="ar_AE" w:bidi="ar_AE"/>
-        </w:rPr>
-        <w:t>هذه مخطوطة لترجمة يونانية ولاتينية تضمُّ الأسفار من متى إلى أعمال الرسل، والرسالة الثالثة ليوحنا، مع ثغرات. يؤرخ معظم العلماء تاريخها بالعودة إلى أواخر القرن الـ 4م أو أوائل القرن الـ 5 (حوالي 400م). يعتقد بعض العلماء أن المخطوطة نُسِخَتْ إما في مصر أو شمال إفريقيا بواسطة ناسخ لغته الأم هي اللاتينية. وينادي باحث آخر، يُدعى باركر أنها نُسِخَتْ في بيروت، بوصفها مركز الدراسات القانونية اللاتينية في القرن الـ 5م. وقتذاك، استُخْدِمَتْ اللغتان اللاتينية واليونانية. من الواضح أنها نُسِخَت بواسطة ناسخ يجيد اللاتينية بشكلٍ أفضل من اليونانية، ثم صُحِّحَت بواسطة العديد من النسَّاخ لاحقًا. وعلى أيَّة حال، وصلت المخطوطة بطريقةٍ أو أخرى إلى ثيودور بيزا، الباحث الفرنسي، وخليفة كالفن. وفي عام 1581م، أعطاها بيزا لمكتبة جامعة كامبريدج.</w:t>
-      </w:r>
-    </w:p>
-    <w:p>
-      <w:pPr>
-        <w:bidi/>
-      </w:pPr>
-      <w:r>
-        <w:rPr>
-          <w:rtl/>
-          <w:cs/>
-          <w:lang w:val="ar_AE" w:bidi="ar_AE"/>
-        </w:rPr>
-      </w:r>
-      <w:r>
-        <w:rPr>
-          <w:rtl/>
-          <w:cs/>
-          <w:lang w:val="ar_AE" w:bidi="ar_AE"/>
-        </w:rPr>
-        <w:t>ربما تكون مخطوطة بيزا أكثر مخطوطات العهد الجديد ذات الأحرف الكبيرة إثارةً للجدل بسبب استقلاليتها الملحوظة. إن الكثير من الإضافات والمحذوفات والتعديلات (وخاصة في لوقا وأعمال الرُّسُل) كلها عمل لاهوتي مهم. يبدو أن بعضًا من مخطوطات قليلة سابقة مثل (P29، P38، P48، و0171) كانت بمثابة مقدمة لنوع النص الموجود في مخطوطة بيزا (D)، والذي يعتبر الشاهد الرئيس على نمط النص الغربي. وبالتالي، يمكن أن تكون مخطوطة بيزا نسخة من طبعة منقَّحة سابقة. ومن المؤكَّد أن من قام بعملية التنقيح عالمٌ لديه نزعة لإضافة تفاصيل تاريخية وسيرة ذاتية، وجغرافية. أكثر من أي شيء آخر، وقد تعمَّد سد الثغرات في السرد بإضافة تفاصيل ظرفية.</w:t>
-      </w:r>
-    </w:p>
-    <w:p>
-      <w:pPr>
-        <w:pStyle w:val="Heading4"/>
-        <w:bidi/>
-      </w:pPr>
-      <w:r>
-        <w:rPr>
-          <w:rtl/>
-          <w:cs/>
-          <w:lang w:val="ar_AE" w:bidi="ar_AE"/>
-        </w:rPr>
-        <w:t>مخطوطة واشنطنيانوس، أو أناجيل فرير (W)</w:t>
-      </w:r>
-    </w:p>
-    <w:p>
-      <w:pPr>
-        <w:bidi/>
-      </w:pPr>
-      <w:r>
-        <w:rPr>
-          <w:rtl/>
-          <w:cs/>
-          <w:lang w:val="ar_AE" w:bidi="ar_AE"/>
-        </w:rPr>
-      </w:r>
-      <w:r>
-        <w:rPr>
-          <w:rtl/>
-          <w:cs/>
-          <w:lang w:val="ar_AE" w:bidi="ar_AE"/>
-        </w:rPr>
-        <w:t>هذه المخطوطة، التي يرجع تاريخها إلى عام 400م تقريبًا، تحتوي على البشائر الأربعة وأعمال الرسل. ويشار إليها غالبًا باسم أناجيل فرير نسبة إلى اسم مالكها تشارلز فرير. ومن المرجح أن المخطوطة جاءت من أنقاض أحد الأديرة بالقرب من الجيزة. خط اليد فيها يشبه إلى حد كبير ذلك الموجود في مخطوطة مجتزأة لسفر أخنوخ، المكتشفة في أخميم بصعيد مصر عام 1886م، ويعود تاريخها للقرن الـ 5م.</w:t>
-      </w:r>
-    </w:p>
-    <w:p>
-      <w:pPr>
-        <w:bidi/>
-      </w:pPr>
-      <w:r>
-        <w:rPr>
-          <w:rtl/>
-          <w:cs/>
-          <w:lang w:val="ar_AE" w:bidi="ar_AE"/>
-        </w:rPr>
-      </w:r>
-      <w:r>
-        <w:rPr>
-          <w:rtl/>
-          <w:cs/>
-          <w:lang w:val="ar_AE" w:bidi="ar_AE"/>
-        </w:rPr>
-        <w:t>تم نسخ المخطوطة (W) من مخطوطة أُم (نموذج) قد جُمِعَت من عدة مخطوطات مختلفة. هذا واضح لأن العرض النَّصي للمخطوطة (W) متنوع بشكلٍ لافت، حتى التقسيم الطبقي للنص يقابله اختلافات مماثلة في الفقرات. استند الناسخ الذي جمع المخطوطة الأم على مصادر مختلفة لجمع مخطوطة الإنجيل الخاصة به. ومن المرجح أن ناسخ المخطوطة الأم استخدم نصًّا جاء من شمال إفريقيا (النص "الغربي") للجزء الأول من بشارة مرقس، أما ناسخ المخطوطة (W) فقد استخدم مخطوطات من أنطاكية لبشارة متى وللجزء الثاني من بشارة لوقا لسد الثغرات في مخطوط أقدم كان ينسخه. يكشف التحليل النصي التفصيلي عن طبقات نصيَّة متنوعة للمخطوطة (W)، على النحو التالي: في متى، النصُّ بيزنطي؛ وفي مرقس النصُّ أولًا غربي في مرقس (</w:t>
-      </w:r>
-      <w:r>
-        <w:rPr>
-          <w:rtl/>
-          <w:cs/>
-          <w:lang w:val="ar_AE" w:bidi="ar_AE"/>
-        </w:rPr>
-        <w:t>1: 1–5: 30</w:t>
-      </w:r>
-      <w:r>
-        <w:rPr>
-          <w:rtl/>
-          <w:cs/>
-          <w:lang w:val="ar_AE" w:bidi="ar_AE"/>
-        </w:rPr>
-        <w:t xml:space="preserve">)، ثم قيصري في </w:t>
-      </w:r>
-      <w:r>
-        <w:rPr>
-          <w:rtl/>
-          <w:cs/>
-          <w:lang w:val="ar_AE" w:bidi="ar_AE"/>
-        </w:rPr>
-        <w:t>مرقس 5: 31–16: 20</w:t>
-      </w:r>
-      <w:r>
-        <w:rPr>
-          <w:rtl/>
-          <w:cs/>
-          <w:lang w:val="ar_AE" w:bidi="ar_AE"/>
-        </w:rPr>
-        <w:t xml:space="preserve"> ويشبه البردية 45 وفي بشارة لوقا سَكَنْدَرِي أولاً (</w:t>
-      </w:r>
-      <w:r>
-        <w:rPr>
-          <w:rtl/>
-          <w:cs/>
-          <w:lang w:val="ar_AE" w:bidi="ar_AE"/>
-        </w:rPr>
-        <w:t>1: 1–8: 12</w:t>
-      </w:r>
-      <w:r>
-        <w:rPr>
-          <w:rtl/>
-          <w:cs/>
-          <w:lang w:val="ar_AE" w:bidi="ar_AE"/>
-        </w:rPr>
-        <w:t>)، ثم بيزنطي. أما نص يوحنا فهو أكثر تعقيدًا لأن الجزء الأول من يوحنا (</w:t>
-      </w:r>
-      <w:r>
-        <w:rPr>
-          <w:rtl/>
-          <w:cs/>
-          <w:lang w:val="ar_AE" w:bidi="ar_AE"/>
-        </w:rPr>
-        <w:t>1: 1–5: 11</w:t>
-      </w:r>
-      <w:r>
-        <w:rPr>
-          <w:rtl/>
-          <w:cs/>
-          <w:lang w:val="ar_AE" w:bidi="ar_AE"/>
-        </w:rPr>
-        <w:t>)، والذي يملأ حوالي رزمة، هو عمل ناسخ من القرن الـ 7م، فمن المؤكد أنه استبدل رزمة تالفة. (تشير المخطوطة Ws إلى عمل هذا الناسخ). يضمُّ هذا القسم الأول مزيجًا من القراءات السَّكَنْدَرِيَّة والغربية، وبالمثل باقي يوحنا.</w:t>
-      </w:r>
-    </w:p>
-    <w:p>
-      <w:pPr>
-        <w:pStyle w:val="Heading4"/>
-        <w:bidi/>
-      </w:pPr>
-      <w:r>
-        <w:rPr>
-          <w:rtl/>
-          <w:cs/>
-          <w:lang w:val="ar_AE" w:bidi="ar_AE"/>
-        </w:rPr>
-        <w:t>المخطوطة 1739</w:t>
-      </w:r>
-    </w:p>
-    <w:p>
-      <w:pPr>
-        <w:bidi/>
-      </w:pPr>
-      <w:r>
-        <w:rPr>
-          <w:rtl/>
-          <w:cs/>
-          <w:lang w:val="ar_AE" w:bidi="ar_AE"/>
-        </w:rPr>
-      </w:r>
-      <w:r>
-        <w:rPr>
-          <w:rtl/>
-          <w:cs/>
-          <w:lang w:val="ar_AE" w:bidi="ar_AE"/>
-        </w:rPr>
-        <w:t>تحتوى هذه المخطوطة، التي يرجع تاريخها إلى القرن الـ 10م، على سفر أعمال الرسل والرسائل. اكتُشِفَت المخطوطة في جبل آثوس عام 1879م بواسطة إ. فون دير جولتز. تحظى المخطوطة بمقاربات نصيَّة قوية مع البردية 46، والمخطوطة الفاتيكانية (B)، والمخطوطة المكتوبة بالقبطي الصعيدي، والمكتوبة بالقبطي البحيري، والمخطوطات الخاصة بكليمنضس، وأوريجينوس. العلاقة بين البردية 46، والمخطوطة الفاتيكانية (B)، والمخطوطة 1739 جديرة بالملاحظة لأن المخطوطة 1739 يعود تاريخها إلى القرن الـ 10م ومنسوخة عن مخطوطة عالية الجودة يعود تاريخها إلى القرن الـ 4م. وَفْقًا لبيانات النسخ بنهاية المخطوطة، فإن ناسخ المخطوطة 1739 فيما يرتبط برسائل الرَّسول بولس قد سار على نهج مخطوطة جاءت من قيصرية في مكتبة بامفيلوس وقد احتوت على نص أوريجيني. هذه المخطوطات الثلاث تشكِّل خطًّا نصِّيًّا واضحًا: البردية 46، من أوائل القرن الـ 2م، إلى المخطوطة الفاتيكانية (B)، من أوائل القرن الـ 4م، إلى المخطوطة 1739 من القرن الـ 10م استنادًا على القرن الـ 4م.</w:t>
-      </w:r>
-    </w:p>
-    <w:p>
-      <w:pPr>
-        <w:pStyle w:val="Heading3"/>
-        <w:bidi/>
-      </w:pPr>
-      <w:r>
-        <w:rPr>
-          <w:rtl/>
-          <w:cs/>
-          <w:lang w:val="ar_AE" w:bidi="ar_AE"/>
-        </w:rPr>
-        <w:t>نص العهد الجديد</w:t>
-      </w:r>
-    </w:p>
-    <w:p>
-      <w:pPr>
-        <w:bidi/>
-      </w:pPr>
-      <w:r>
-        <w:rPr>
-          <w:rtl/>
-          <w:cs/>
-          <w:lang w:val="ar_AE" w:bidi="ar_AE"/>
-        </w:rPr>
-      </w:r>
-      <w:r>
-        <w:rPr>
-          <w:rtl/>
-          <w:cs/>
-          <w:lang w:val="ar_AE" w:bidi="ar_AE"/>
-        </w:rPr>
-        <w:t>النص الأصلي للعهد الجديد هو النص "المنشور"، أي النص كما كان في صيغته النهائية المحرَّرة وتم إصداره للتداول في المجتمع المسيحي. بالنسبة إلى بعض أسفار العهد الجديد، هناك اختلاف بسيط بين التأليف الأصلي والنص المنشور. بعد أن يكتب المؤلِّف عمله أو أملاه، يقوم هو (أو أحد رفقائه) بإجراء التصحيحات التحريرية النهائية ثم يطلقه للتوزيع. كما هو الحال بالنسبة إلى الكتب المنشورة في العصر الحديث، كذلك في العصور القديمة، لم تكن الكتابة الأصلية للمؤلف دائمًا هي نفس ما يتم نشره، وذلك بسبب عملية التحرير. ومع ذلك، يُحسب للمؤلِّف النص النهائي المُحرَّر، ويُنسب الكتاب المنشور إلى المؤلِّف ويعتبر مخطوط أصلي. هذا المخطوط هو النص الأصلي المنشور. وبطبيعة الحال، في هذه الحالة المخطوطات الأصلية غير موجودة، ولذلك يَتَعَيَّن على العلماء الاعتماد على النسخ لاستعادة أو إعادة بناء الصياغة الأصلية.</w:t>
-      </w:r>
-    </w:p>
-    <w:p>
-      <w:pPr>
-        <w:bidi/>
-      </w:pPr>
-      <w:r>
-        <w:rPr>
-          <w:rtl/>
-          <w:cs/>
-          <w:lang w:val="ar_AE" w:bidi="ar_AE"/>
-        </w:rPr>
-      </w:r>
-      <w:r>
-        <w:rPr>
-          <w:rtl/>
-          <w:cs/>
-          <w:lang w:val="ar_AE" w:bidi="ar_AE"/>
-        </w:rPr>
-        <w:t>يعتقد بعض العلماء أنه من المستحيل استعادة النص الأصلي للعهد الجديد اليوناني لأنهم لم يتمكنوا من إعادة بناء التاريخ المبكر لنقل النص. لكن هناك علماء معاصرون آخرون أقل تشاؤمًا، لكنهم ما زالوا حذرين تمامًا في تأكيد هذه الاحتمالية. ومع ذلك، بعض آخر متفائل لأننا نمتلك العديد من المخطوطات المبكرة ذات الجودة الممتازة ولأن نظرتنا عن الفترة المبكرة الخاصة بنقل النصوص أَمْسَتْ أكثر وضوحًا.</w:t>
-      </w:r>
-    </w:p>
-    <w:p>
-      <w:pPr>
-        <w:bidi/>
-      </w:pPr>
-      <w:r>
-        <w:rPr>
-          <w:rtl/>
-          <w:cs/>
-          <w:lang w:val="ar_AE" w:bidi="ar_AE"/>
-        </w:rPr>
-      </w:r>
-      <w:r>
-        <w:rPr>
-          <w:rtl/>
-          <w:cs/>
-          <w:lang w:val="ar_AE" w:bidi="ar_AE"/>
-        </w:rPr>
-        <w:t>عندما نتحدث عن استعادة نص العهد الجديد، فإننا نشير إلى الأسفار المنفردة للعهد الجديد، وليس إلى العهد الجديد بأكمله كمجلد في حد ذاته، لأن كل سفر (أو مجموعة من الأسفار - مثل رسائل الرسول بولس) له تاريخه الخاص الفريد في النقل النصي. إن أقدم نسخة موجودة لنص العهد الجديد بكامله هي المحفوظة في المخطوطة السينائية، المكتوبة عام 375م تقريبًا. أما المخطوطة الفاتيكانية فإنها تفتقر إلى الرسائل الرعوية وسفر الرؤيا. قبل القرن الـ 4م، كان يتم تداول نص العهد الجديد بأجزائه المختلفة: كسفر واحد أو كمجموعة من الأسفار (كالأناجيل الأربعة أو رسائل الرسول بولس). أما المخطوطات المكتشفة منذ أواخر القرن الأول إلى القرن الـ 3م فهي أسفار فردية مثل بشارة متى في البرديتين: 1، 77، مرقس في البردية 88، لوقا في البردية 69، يوحنا في البرديات: 5، 22، 52، 66، أعمال الرسل في البردية 91. أو سفر الرؤيا في البرديتين: 18، 47، أو برديات تحتوي على مجموعات من الأسفار، مثل البشائر الأربعة مع أعمال الرسل في البردية 45، رسائل الرسول بولس في البرديات: 30، 46، 92، رسائل الرسول بطرس ويهوذا في البردية 72. لكل سفر من أسفار العهد الجديد تاريخه النصي الخاص به وقد حُفِظَ بدرجات متفاوتة من الدقة. ومع ذلك، تم تعديل كل الأسفار من حالتها الأصلية بسبب عمليات النسخ اليدوي عقدًا بعد عقد وقرنًا بعد قرن. وبناءً عليه، يحتاج كل سفر من الأسفار على حدة إلى إعادة استرداد.</w:t>
-      </w:r>
-    </w:p>
-    <w:p>
-      <w:pPr>
-        <w:bidi/>
-      </w:pPr>
-      <w:r>
-        <w:rPr>
-          <w:rtl/>
-          <w:cs/>
-          <w:lang w:val="ar_AE" w:bidi="ar_AE"/>
-        </w:rPr>
-      </w:r>
-      <w:r>
-        <w:rPr>
-          <w:rtl/>
-          <w:cs/>
-          <w:lang w:val="ar_AE" w:bidi="ar_AE"/>
-        </w:rPr>
-        <w:t>لقد تأثر نص العهد الجديد بالكثير من القراءات المختلفة في تاريخه المبكر. في أواخر القرن الأول وبدايات القرن الـ 2م، كانت التقاليد الشفهية متواجدة جنبًا إلى جنب مع الكلمة المكتوبة وبمكانة متساوية، وبصفة خاصة ما يرتبط بمادة الأناجيل الأربعة. في كثير من الأحيان، يتم تغيير النص بواسطة النسَّاخ وهم يحاولون مطابقة الرسالة المكتوبة مع التقليد الشفهي أو محاولة مطابقة رواية أحد الأناجيل مع إنجيل آخر. وبحلول نهاية القرن الـ 2م وحتى القرن الـ 3م، شقَّت الكثير من القراءات المتنوعة طريقها إلى مجرى التيار النصي.</w:t>
-      </w:r>
-    </w:p>
-    <w:p>
-      <w:pPr>
-        <w:bidi/>
-      </w:pPr>
-      <w:r>
-        <w:rPr>
-          <w:rtl/>
-          <w:cs/>
-          <w:lang w:val="ar_AE" w:bidi="ar_AE"/>
-        </w:rPr>
-      </w:r>
-      <w:r>
-        <w:rPr>
-          <w:rtl/>
-          <w:cs/>
-          <w:lang w:val="ar_AE" w:bidi="ar_AE"/>
-        </w:rPr>
-        <w:t>ومع ذلك، لم تكن الفترة المبكرة للنقل النصي مشوبة تمامًا بعدم الأمانة النصية والحرية في النسخ. كان هناك نسَّاخ ممن نسخوا النص بأمانة وإجلال، أي أنهم أدركوا أنهم ينسخون نصًّا مقدَّسًا كتبه رسول. صياغة التقنين لم تنسب هذه القداسة إلى النص. تحقَّق التقنين نتيجة إدراك تاريخي مشترك لقدسية الأسفار المتنوعة للعهد الجديد. فقد اعْتُبِرَت بعض أسفار العهد الجديد، كالأناجيل الأربعة، أعمال الرسل، ورسائل الرسول بولس أعمالاً أدبية موحى بها منذ البداية. وعلى هذا النحو، قام بعض النساخ بنسخها بأمانة وثقة ووقار.</w:t>
-      </w:r>
-    </w:p>
-    <w:p>
-      <w:pPr>
-        <w:bidi/>
-      </w:pPr>
-      <w:r>
-        <w:rPr>
-          <w:rtl/>
-          <w:cs/>
-          <w:lang w:val="ar_AE" w:bidi="ar_AE"/>
-        </w:rPr>
-      </w:r>
-      <w:r>
-        <w:rPr>
-          <w:rtl/>
-          <w:cs/>
-          <w:lang w:val="ar_AE" w:bidi="ar_AE"/>
-        </w:rPr>
-        <w:t>ومع ذلك، شعر بعض النسَّاخ الآخرين بالحرية في إجراء "تحسينات" على النص - إما لصالح العقيدة والمواءمة أو بسبب تأثير تقاليد شفهية متنافسة. إن المخطوطات الصادرة بهذه الطريقة أدَّت إلى ظهور نوعًا من "النص الشعبوي" - أي النص غير المنضبط. (وهو نمط نصي يُطْلَق عليه بحسب المعتاد "النص الغربي"، إلا أن العلماء يدركون الآن أن هذه التسمية خاطئة.)</w:t>
-      </w:r>
-    </w:p>
-    <w:p>
-      <w:pPr>
-        <w:bidi/>
-      </w:pPr>
-      <w:r>
-        <w:rPr>
-          <w:rtl/>
-          <w:cs/>
-          <w:lang w:val="ar_AE" w:bidi="ar_AE"/>
-        </w:rPr>
-      </w:r>
-      <w:r>
-        <w:rPr>
-          <w:rtl/>
-          <w:cs/>
-          <w:lang w:val="ar_AE" w:bidi="ar_AE"/>
-        </w:rPr>
-        <w:t>أثناء القرن الـ 2م، كان هناك القليل من الرجال الذي أدخلوا تنقيحات على نص العهد الجديد. وفقًا ليوسابيوس، فإن ثيودوتس (وتابعيه)، غيروا النص لأغراض خاصة بهم. في منتصف القرن الـ 2م، محا مارسيون من النسخ الخاصة به، ومن بشارة لوقا كل إشارات الخلفية اليهودية ليسوع، كما احتوى الإنجيل الرباعي لتاتيان على تعديلات نصية عديدة تقدِّم دعمًا للآراء النسكية. كما أصدر محرِّر آخر نصًّا من النمط D للبشائر الأربعة وسفر أعمال الرسل. هذا المحرر صاحب التوجه اللاهوتي، والذي عاش في آواخر القرن الـ 2م أو الـ 3م، ابتكر نصًّا كانت له شعبية قصيرة الأمد. إن البرديات الثلاث التي يعود تاريخها للقرن الـ 3م أي البرديات: 29، و38، و48، والتي يحتوي كل منها على جزء من سفر أعمال الرسل، ربما كانوا بمثابة مؤشرات مسبقة لنص النمط D في سفر أعمال الرسل. لكن هناك برديات أخرى محتوية على أجزاء أخرى من سفر أعمال الرُّسُل تقدِّم شهادة مبكرة لصيغة أنقى لسفر أعمال الرُّسُل أي البردية 45، ويعود تاريخا إلى عام 150م، والبردية 91، ويعود تاريخها إلى عام 200م، وبذلك يظهر أن نمط النص D لسفر أعمال الرسل لا يسبق بالضرورة تاريخ الصيغة الأنقى له.</w:t>
-      </w:r>
-    </w:p>
-    <w:p>
-      <w:pPr>
-        <w:bidi/>
-      </w:pPr>
-      <w:r>
-        <w:rPr>
-          <w:rtl/>
-          <w:cs/>
-          <w:lang w:val="ar_AE" w:bidi="ar_AE"/>
-        </w:rPr>
-      </w:r>
-      <w:r>
-        <w:rPr>
-          <w:rtl/>
-          <w:cs/>
-          <w:lang w:val="ar_AE" w:bidi="ar_AE"/>
-        </w:rPr>
-        <w:t>إلى جانب هذه المساعي، التي لوحظ ما فيها من عيوب نصية، لم يكن هناك أي تنقيح في نص العهد الجديد في القرن الـ 2م. بالأحرى، كان هذا القرن فترة انتشار للنسَّاخ ممن مارس بعضهم عملية النَّسخ بحرية، بين أظهر البعض الآخر فطنة. المخطوطات الصادرة عن البعض الأخير هي الأقرب لحفظ النص الأصلي. والمثال الرئيس لمخطوطة دقيقة يعود تاريخها لآواخر القرن الـ 2م هو البردية 75.</w:t>
-      </w:r>
-    </w:p>
-    <w:p>
-      <w:pPr>
-        <w:bidi/>
-      </w:pPr>
-      <w:r>
-        <w:rPr>
-          <w:rtl/>
-          <w:cs/>
-          <w:lang w:val="ar_AE" w:bidi="ar_AE"/>
-        </w:rPr>
-      </w:r>
-      <w:r>
-        <w:rPr>
-          <w:rtl/>
-          <w:cs/>
-          <w:lang w:val="ar_AE" w:bidi="ar_AE"/>
-        </w:rPr>
-        <w:t xml:space="preserve">إنها حقيقة معروفة أن النص الصادر بواسطة ناسخ البردية 75 هو نص مخطوطة دقيقة للغاية. المعروف هو أن البردية 75 هي نفس المخطوطة المستخدمة في بناء المخطوطة الفاتيكانية (B)، قراءتا البردية 75 والمخطوطة (B) متماثلتان بشكل لافت. قبل اكتشاف البردية (P75)، اعتقد بعض العلماء أن المخطوطة الفاتيكانية عمل من أعمال التنقيح الذي يعود تاريخه إلى القرن الـ 4م؛ بينما اعتقد آخرون (وبشكل غالب هورت) أنها لا بد وأن تعود إلى نسخة دقيقة مبكرة للغاية. قالّ هورت "إن المخطوطة الفاتيكانية لا تحتفظ فقط بنص قديم للغاية، بل بخط نقي جدًّا لنص غاية في القدم". (ويستكوت وهورت، </w:t>
+        <w:t>العهد الجديد في اللغة اليونانية الأصلية</w:t>
+      </w:r>
+      <w:r>
+        <w:rPr>
+          <w:rtl/>
+          <w:cs/>
+          <w:lang w:val="ar_AE" w:bidi="ar_AE"/>
+        </w:rPr>
+        <w:t>، ص 250–51). تُظْهِر البردية 75، على ما يبدو، أن هورت كان صائبًا.</w:t>
+      </w:r>
+    </w:p>
+    <w:p>
+      <w:pPr>
+        <w:bidi/>
+      </w:pPr>
+      <w:r>
+        <w:rPr>
+          <w:rtl/>
+          <w:cs/>
+          <w:lang w:val="ar_AE" w:bidi="ar_AE"/>
+        </w:rPr>
+      </w:r>
+      <w:r>
+        <w:rPr>
+          <w:rtl/>
+          <w:cs/>
+          <w:lang w:val="ar_AE" w:bidi="ar_AE"/>
+        </w:rPr>
+        <w:t>قبل اكتشاف البردية 75، كان الكثيرون من علماء النقد النصي مقتنعين بأن برديات القرن الـ 2 و3م تكشف عن نص يفتقر للثبات، ويتسم فقط بالاستقلالية الفردية. ، تلك الاستقلالية التي تظهرها بردية شِستر بِتي، البردية 45، برديات بودمر، البردية 66، والبردية 72 في الرسالة الثانية للرسول بطرس ورسالة يهوذا. اعتقد العلماء أن النُّسَّاخ في الأسكندرية لا بد وأنهم استخدموا مثل هذه النصوص العديدة لانتاج نسخة منقحة جيدة كالتي تظهر في المخطوطة الفاتيكانية. لكن نعلم الآن أن المخطوطة الفاتيكانية لم تكن محصلة تنقيح علمي ناجم عن انتقاء تحريري عبر تواريخ نصية متنوعة. لكن من الواضح تمامًا الآن أن المخطوطة الفاتيكانية كانت ببساطة نسخة من مخطوط يشبه إلى حدٍّ كبير البردية 75، (مع بعض التعديلات)، وليستْ تنقيحًا يعود تاريخه للقرن الـ 4م.</w:t>
+      </w:r>
+    </w:p>
+    <w:p>
+      <w:pPr>
+        <w:bidi/>
+      </w:pPr>
+      <w:r>
+        <w:rPr>
+          <w:rtl/>
+          <w:cs/>
+          <w:lang w:val="ar_AE" w:bidi="ar_AE"/>
+        </w:rPr>
+      </w:r>
+      <w:r>
+        <w:rPr>
+          <w:rtl/>
+          <w:cs/>
+          <w:lang w:val="ar_AE" w:bidi="ar_AE"/>
+        </w:rPr>
+        <w:t>وربما يشير بعض العلماء إلى أن هذا النص لا يعني بطريقة آلية أن البردية 75 والمخطوطة (B) تمثِّل النص الأصلي يتساءلون: ماذا يعني بالفعل أن لدينا مخطوط تاريخه القرن الـ 2م يُظهِرُ تقاربًا كبيرًا مع مخطوطة تاريخها القرن الـ 4م، وجودته مقدرة بشكل كبير؟ إلا أن علماءً متنوعين قد برهنوا على عدم وجود تنقيح سَكَنْدَرِي قبل زمن البردية 75، والتي يعود تاريخها إلى أواخر القرن الـ 2م، والمخطوطة (B) في أوائل القرن الـ 4م، وأن كلا المخطوطتين تمثلان صيغة نقية نسبيًّا لحفظ خط نقي نسبيًّا عن النص الأصلي.</w:t>
+      </w:r>
+    </w:p>
+    <w:p>
+      <w:pPr>
+        <w:bidi/>
+      </w:pPr>
+      <w:r>
+        <w:rPr>
+          <w:rtl/>
+          <w:cs/>
+          <w:lang w:val="ar_AE" w:bidi="ar_AE"/>
+        </w:rPr>
+      </w:r>
+      <w:r>
+        <w:rPr>
+          <w:rtl/>
+          <w:cs/>
+          <w:lang w:val="ar_AE" w:bidi="ar_AE"/>
+        </w:rPr>
+        <w:t>النظرة المعاصرة عن النص المبكر هي أن بعض النسَّاخ في الأسكندرية و/أو نسَّاخ على دراية بالممارسات النسخ السكندري (كناسخي برديات أُوكسِي-رِنخوس) كانوا مسؤولين عن حفظ نص نقي نسبيًّا عبر القرون الـ 2، و3، و4م. نُسَّاخ الاسكندرية، المرتبطين أو بالفعل الموظفين بمكتبة الاسكندرية العظمى و/أو أعضاء المنسخ المرتبط بمدرسة اسكندرية اللاهوتية للتعليم الديني (التي يُطلَق عليها اسم</w:t>
       </w:r>
       <w:r>
         <w:rPr>
@@ -26329,7 +25063,44 @@
           <w:cs/>
           <w:lang w:val="ar_AE" w:bidi="ar_AE"/>
         </w:rPr>
-        <w:t>مقدمة</w:t>
+        <w:t xml:space="preserve"> ديداسكيليُون</w:t>
+      </w:r>
+      <w:r>
+        <w:rPr>
+          <w:rtl/>
+          <w:cs/>
+          <w:lang w:val="ar_AE" w:bidi="ar_AE"/>
+        </w:rPr>
+        <w:t>)، كانوا لغويين مدرَّبين، ونحويين وعلماء نقد نصي. عملهم على نص العهد الجديد لم يكن عملاً تنقيحيًّا، أي لم يكن عملاً تعديليًّا منظَّمًا على النص. بالأحرى، ما كان يتم عمله هناك هو على الأرجح عمل تنقية وحفظ، وبواسطة الأفراد المتنوعين والمدربين على النقد النصي. وهذا واضح في انتاج البردية 66، التي تحتوي على بشارة يوحنا. هذه المخطوطة نُسِخَت في منسخ مصري بواسطة ناسخ مبتدئ، ارتكب الكثير من الأخطاء الفادحة، التي صُوِّبَت بدورها لاحقًا بواسطة ناسخ آخر يعمل في نفس النسخة. إن النص الأول الصادر عن الناسخ المبتدئ يمكن تصنيفه على أنه نص "متحرر" جدًا، أما النص المصوَّب فدقيق للغاية. (انظر المناقشة حول هذه المخطوطة أعلاه).</w:t>
+      </w:r>
+    </w:p>
+    <w:p>
+      <w:pPr>
+        <w:bidi/>
+      </w:pPr>
+      <w:r>
+        <w:rPr>
+          <w:rtl/>
+          <w:cs/>
+          <w:lang w:val="ar_AE" w:bidi="ar_AE"/>
+        </w:rPr>
+      </w:r>
+      <w:r>
+        <w:rPr>
+          <w:rtl/>
+          <w:cs/>
+          <w:lang w:val="ar_AE" w:bidi="ar_AE"/>
+        </w:rPr>
+        <w:t xml:space="preserve">ما يبدو أنه قد حدث بشأن نسخ نص العهد الجديد في الفترة المبكرة في مصر يتم وصفه بشكل مؤثر عن طريق زنتس. قال إنه متى كان هناك كتاب ما مشهورًا أو شائعًا بشكل هائل (مثل </w:t>
+      </w:r>
+      <w:r>
+        <w:rPr>
+          <w:i/>
+          <w:rtl/>
+          <w:cs/>
+          <w:lang w:val="ar_AE" w:bidi="ar_AE"/>
+        </w:rPr>
+        <w:t>الإلياذة</w:t>
       </w:r>
       <w:r>
         <w:rPr>
@@ -26346,75 +25117,55 @@
           <w:cs/>
           <w:lang w:val="ar_AE" w:bidi="ar_AE"/>
         </w:rPr>
-        <w:t>العهد الجديد في اللغة اليونانية الأصلية</w:t>
-      </w:r>
-      <w:r>
-        <w:rPr>
-          <w:rtl/>
-          <w:cs/>
-          <w:lang w:val="ar_AE" w:bidi="ar_AE"/>
-        </w:rPr>
-        <w:t>، ص 250–51). تُظْهِر البردية 75، على ما يبدو، أن هورت كان صائبًا.</w:t>
-      </w:r>
-    </w:p>
-    <w:p>
-      <w:pPr>
-        <w:bidi/>
-      </w:pPr>
-      <w:r>
-        <w:rPr>
-          <w:rtl/>
-          <w:cs/>
-          <w:lang w:val="ar_AE" w:bidi="ar_AE"/>
-        </w:rPr>
-      </w:r>
-      <w:r>
-        <w:rPr>
-          <w:rtl/>
-          <w:cs/>
-          <w:lang w:val="ar_AE" w:bidi="ar_AE"/>
-        </w:rPr>
-        <w:t>قبل اكتشاف البردية 75، كان الكثيرون من علماء النقد النصي مقتنعين بأن برديات القرن الـ 2 و3م تكشف عن نص يفتقر للثبات، ويتسم فقط بالاستقلالية الفردية. ، تلك الاستقلالية التي تظهرها بردية شِستر بِتي، البردية 45، برديات بودمر، البردية 66، والبردية 72 في الرسالة الثانية للرسول بطرس ورسالة يهوذا. اعتقد العلماء أن النُّسَّاخ في الأسكندرية لا بد وأنهم استخدموا مثل هذه النصوص العديدة لانتاج نسخة منقحة جيدة كالتي تظهر في المخطوطة الفاتيكانية. لكن نعلم الآن أن المخطوطة الفاتيكانية لم تكن محصلة تنقيح علمي ناجم عن انتقاء تحريري عبر تواريخ نصية متنوعة. لكن من الواضح تمامًا الآن أن المخطوطة الفاتيكانية كانت ببساطة نسخة من مخطوط يشبه إلى حدٍّ كبير البردية 75، (مع بعض التعديلات)، وليستْ تنقيحًا يعود تاريخه للقرن الـ 4م.</w:t>
-      </w:r>
-    </w:p>
-    <w:p>
-      <w:pPr>
-        <w:bidi/>
-      </w:pPr>
-      <w:r>
-        <w:rPr>
-          <w:rtl/>
-          <w:cs/>
-          <w:lang w:val="ar_AE" w:bidi="ar_AE"/>
-        </w:rPr>
-      </w:r>
-      <w:r>
-        <w:rPr>
-          <w:rtl/>
-          <w:cs/>
-          <w:lang w:val="ar_AE" w:bidi="ar_AE"/>
-        </w:rPr>
-        <w:t>وربما يشير بعض العلماء إلى أن هذا النص لا يعني بطريقة آلية أن البردية 75 والمخطوطة (B) تمثِّل النص الأصلي يتساءلون: ماذا يعني بالفعل أن لدينا مخطوط تاريخه القرن الـ 2م يُظهِرُ تقاربًا كبيرًا مع مخطوطة تاريخها القرن الـ 4م، وجودته مقدرة بشكل كبير؟ إلا أن علماءً متنوعين قد برهنوا على عدم وجود تنقيح سَكَنْدَرِي قبل زمن البردية 75، والتي يعود تاريخها إلى أواخر القرن الـ 2م، والمخطوطة (B) في أوائل القرن الـ 4م، وأن كلا المخطوطتين تمثلان صيغة نقية نسبيًّا لحفظ خط نقي نسبيًّا عن النص الأصلي.</w:t>
-      </w:r>
-    </w:p>
-    <w:p>
-      <w:pPr>
-        <w:bidi/>
-      </w:pPr>
-      <w:r>
-        <w:rPr>
-          <w:rtl/>
-          <w:cs/>
-          <w:lang w:val="ar_AE" w:bidi="ar_AE"/>
-        </w:rPr>
-      </w:r>
-      <w:r>
-        <w:rPr>
-          <w:rtl/>
-          <w:cs/>
-          <w:lang w:val="ar_AE" w:bidi="ar_AE"/>
-        </w:rPr>
-        <w:t>النظرة المعاصرة عن النص المبكر هي أن بعض النسَّاخ في الأسكندرية و/أو نسَّاخ على دراية بالممارسات النسخ السكندري (كناسخي برديات أُوكسِي-رِنخوس) كانوا مسؤولين عن حفظ نص نقي نسبيًّا عبر القرون الـ 2، و3، و4م. نُسَّاخ الاسكندرية، المرتبطين أو بالفعل الموظفين بمكتبة الاسكندرية العظمى و/أو أعضاء المنسخ المرتبط بمدرسة اسكندرية اللاهوتية للتعليم الديني (التي يُطلَق عليها اسم</w:t>
+        <w:t>والأوديسا</w:t>
+      </w:r>
+      <w:r>
+        <w:rPr>
+          <w:rtl/>
+          <w:cs/>
+          <w:lang w:val="ar_AE" w:bidi="ar_AE"/>
+        </w:rPr>
+        <w:t xml:space="preserve"> لهوميروس، أو كتابات أفلاطون)، كان يُنسَخ بحماسة بالغة بواسطة ناسخ مبتدئ أو باحث على السواء. لكن متى وقع في أيدي النسَّاخ المدرَّبين أو علماء اللغة، فإنهم يحاولون تخليصه من أي فساد نصي. في عملية ربما يقومون فيها بمحو القليل جدًا من القراءات الأصيلة، ولكن ليس الكثير. وهكذا، فإن النص الشهير (المعروف أيضًا بالنص الغربي) من المرجح فيه بشكل معقول احتفاظه بالصياغة الكلامية الأصلية في بعض الحالات. هذه النوعية المتحررة أو الشائعة من النص تظهر في مخطوطات عديدة يعود تاريخها للقرن الـ 3م كما في البرديات: البردية 9، البردية 37، البردية 40، البردية 45، البردية 72، والبردية 78.</w:t>
+      </w:r>
+    </w:p>
+    <w:p>
+      <w:pPr>
+        <w:bidi/>
+      </w:pPr>
+      <w:r>
+        <w:rPr>
+          <w:rtl/>
+          <w:cs/>
+          <w:lang w:val="ar_AE" w:bidi="ar_AE"/>
+        </w:rPr>
+      </w:r>
+      <w:r>
+        <w:rPr>
+          <w:rtl/>
+          <w:cs/>
+          <w:lang w:val="ar_AE" w:bidi="ar_AE"/>
+        </w:rPr>
+        <w:t>بإيجازٍ، النص الشعبوي الشائع يَظْهَرُ عادةً في أي مخطوطة لم يتم إنتاجها أو نسخها بتدخل أو تأثير سَكَنْدَرِي. هذا النص، المفترض فيه الاستقلالية، ليس جديرًا بالثقة كنوعية نمط النص السَّكَندَري. ولأن النص السكندري معروف بالنص المصقول، يحتفظ النص الشعبي الشائع أحيانًا بالصياغة الأصلية. متى كان لقراءة مختلف عليها دعم من النص "الغربي" والسكندري، فإنها قراءة أصلية بشكل مرجَّح للغاية؛ ولكن متى اخلف النصان حول قراءة ما، فإن الشهادة النصية للنص السَّكَنْدَري تحتفظ غالبًا بالصياغة الأصلية.</w:t>
+      </w:r>
+    </w:p>
+    <w:p>
+      <w:pPr>
+        <w:bidi/>
+      </w:pPr>
+      <w:r>
+        <w:rPr>
+          <w:rtl/>
+          <w:cs/>
+          <w:lang w:val="ar_AE" w:bidi="ar_AE"/>
+        </w:rPr>
+      </w:r>
+      <w:r>
+        <w:rPr>
+          <w:rtl/>
+          <w:cs/>
+          <w:lang w:val="ar_AE" w:bidi="ar_AE"/>
+        </w:rPr>
+        <w:t xml:space="preserve">ومع ذلك تبقى معضلة واحدة بالنسبة لعلماء النقد النصي. ليسوا قادرين على شرح الكيفية التي يتواجد بها نص بنمط المخطوطة (B)/البردية 75 مع نص غربي النمط في القرن الـ 2م كل ما يمكن قوله إن النص الغربي يبدو عمومًا أقل شأنًا من نمط نص المخطوطة (B)/البردية 75. بكل تأكيد، يؤرق هذا الحكم بعض العلماء، ممن يشيرون إلى أن التقدير الممنوح للمخطوطة (B)/البردية 75 يستند على اعتبارات ذاتية لنوع النص بهما (مقابل النص الغربي)، وليس على أية نوعية من إعادة البناء النظري للنقل المبكر للنص. نفس الاعتبار الذاتي قائمٌ عندما قرَّر وِستكوت وهورت أن المخطوطة (B) أفضل بشكل جوهري من المخطوطة (D)، انظر </w:t>
       </w:r>
       <w:r>
         <w:rPr>
@@ -26423,117 +25174,6 @@
           <w:cs/>
           <w:lang w:val="ar_AE" w:bidi="ar_AE"/>
         </w:rPr>
-        <w:t xml:space="preserve"> ديداسكيليُون</w:t>
-      </w:r>
-      <w:r>
-        <w:rPr>
-          <w:rtl/>
-          <w:cs/>
-          <w:lang w:val="ar_AE" w:bidi="ar_AE"/>
-        </w:rPr>
-        <w:t>)، كانوا لغويين مدرَّبين، ونحويين وعلماء نقد نصي. عملهم على نص العهد الجديد لم يكن عملاً تنقيحيًّا، أي لم يكن عملاً تعديليًّا منظَّمًا على النص. بالأحرى، ما كان يتم عمله هناك هو على الأرجح عمل تنقية وحفظ، وبواسطة الأفراد المتنوعين والمدربين على النقد النصي. وهذا واضح في انتاج البردية 66، التي تحتوي على بشارة يوحنا. هذه المخطوطة نُسِخَت في منسخ مصري بواسطة ناسخ مبتدئ، ارتكب الكثير من الأخطاء الفادحة، التي صُوِّبَت بدورها لاحقًا بواسطة ناسخ آخر يعمل في نفس النسخة. إن النص الأول الصادر عن الناسخ المبتدئ يمكن تصنيفه على أنه نص "متحرر" جدًا، أما النص المصوَّب فدقيق للغاية. (انظر المناقشة حول هذه المخطوطة أعلاه).</w:t>
-      </w:r>
-    </w:p>
-    <w:p>
-      <w:pPr>
-        <w:bidi/>
-      </w:pPr>
-      <w:r>
-        <w:rPr>
-          <w:rtl/>
-          <w:cs/>
-          <w:lang w:val="ar_AE" w:bidi="ar_AE"/>
-        </w:rPr>
-      </w:r>
-      <w:r>
-        <w:rPr>
-          <w:rtl/>
-          <w:cs/>
-          <w:lang w:val="ar_AE" w:bidi="ar_AE"/>
-        </w:rPr>
-        <w:t xml:space="preserve">ما يبدو أنه قد حدث بشأن نسخ نص العهد الجديد في الفترة المبكرة في مصر يتم وصفه بشكل مؤثر عن طريق زنتس. قال إنه متى كان هناك كتاب ما مشهورًا أو شائعًا بشكل هائل (مثل </w:t>
-      </w:r>
-      <w:r>
-        <w:rPr>
-          <w:i/>
-          <w:rtl/>
-          <w:cs/>
-          <w:lang w:val="ar_AE" w:bidi="ar_AE"/>
-        </w:rPr>
-        <w:t>الإلياذة</w:t>
-      </w:r>
-      <w:r>
-        <w:rPr>
-          <w:rtl/>
-          <w:cs/>
-          <w:lang w:val="ar_AE" w:bidi="ar_AE"/>
-        </w:rPr>
-        <w:t xml:space="preserve"> </w:t>
-      </w:r>
-      <w:r>
-        <w:rPr>
-          <w:i/>
-          <w:rtl/>
-          <w:cs/>
-          <w:lang w:val="ar_AE" w:bidi="ar_AE"/>
-        </w:rPr>
-        <w:t>والأوديسا</w:t>
-      </w:r>
-      <w:r>
-        <w:rPr>
-          <w:rtl/>
-          <w:cs/>
-          <w:lang w:val="ar_AE" w:bidi="ar_AE"/>
-        </w:rPr>
-        <w:t xml:space="preserve"> لهوميروس، أو كتابات أفلاطون)، كان يُنسَخ بحماسة بالغة بواسطة ناسخ مبتدئ أو باحث على السواء. لكن متى وقع في أيدي النسَّاخ المدرَّبين أو علماء اللغة، فإنهم يحاولون تخليصه من أي فساد نصي. في عملية ربما يقومون فيها بمحو القليل جدًا من القراءات الأصيلة، ولكن ليس الكثير. وهكذا، فإن النص الشهير (المعروف أيضًا بالنص الغربي) من المرجح فيه بشكل معقول احتفاظه بالصياغة الكلامية الأصلية في بعض الحالات. هذه النوعية المتحررة أو الشائعة من النص تظهر في مخطوطات عديدة يعود تاريخها للقرن الـ 3م كما في البرديات: البردية 9، البردية 37، البردية 40، البردية 45، البردية 72، والبردية 78.</w:t>
-      </w:r>
-    </w:p>
-    <w:p>
-      <w:pPr>
-        <w:bidi/>
-      </w:pPr>
-      <w:r>
-        <w:rPr>
-          <w:rtl/>
-          <w:cs/>
-          <w:lang w:val="ar_AE" w:bidi="ar_AE"/>
-        </w:rPr>
-      </w:r>
-      <w:r>
-        <w:rPr>
-          <w:rtl/>
-          <w:cs/>
-          <w:lang w:val="ar_AE" w:bidi="ar_AE"/>
-        </w:rPr>
-        <w:t>بإيجازٍ، النص الشعبوي الشائع يَظْهَرُ عادةً في أي مخطوطة لم يتم إنتاجها أو نسخها بتدخل أو تأثير سَكَنْدَرِي. هذا النص، المفترض فيه الاستقلالية، ليس جديرًا بالثقة كنوعية نمط النص السَّكَندَري. ولأن النص السكندري معروف بالنص المصقول، يحتفظ النص الشعبي الشائع أحيانًا بالصياغة الأصلية. متى كان لقراءة مختلف عليها دعم من النص "الغربي" والسكندري، فإنها قراءة أصلية بشكل مرجَّح للغاية؛ ولكن متى اخلف النصان حول قراءة ما، فإن الشهادة النصية للنص السَّكَنْدَري تحتفظ غالبًا بالصياغة الأصلية.</w:t>
-      </w:r>
-    </w:p>
-    <w:p>
-      <w:pPr>
-        <w:bidi/>
-      </w:pPr>
-      <w:r>
-        <w:rPr>
-          <w:rtl/>
-          <w:cs/>
-          <w:lang w:val="ar_AE" w:bidi="ar_AE"/>
-        </w:rPr>
-      </w:r>
-      <w:r>
-        <w:rPr>
-          <w:rtl/>
-          <w:cs/>
-          <w:lang w:val="ar_AE" w:bidi="ar_AE"/>
-        </w:rPr>
-        <w:t xml:space="preserve">ومع ذلك تبقى معضلة واحدة بالنسبة لعلماء النقد النصي. ليسوا قادرين على شرح الكيفية التي يتواجد بها نص بنمط المخطوطة (B)/البردية 75 مع نص غربي النمط في القرن الـ 2م كل ما يمكن قوله إن النص الغربي يبدو عمومًا أقل شأنًا من نمط نص المخطوطة (B)/البردية 75. بكل تأكيد، يؤرق هذا الحكم بعض العلماء، ممن يشيرون إلى أن التقدير الممنوح للمخطوطة (B)/البردية 75 يستند على اعتبارات ذاتية لنوع النص بهما (مقابل النص الغربي)، وليس على أية نوعية من إعادة البناء النظري للنقل المبكر للنص. نفس الاعتبار الذاتي قائمٌ عندما قرَّر وِستكوت وهورت أن المخطوطة (B) أفضل بشكل جوهري من المخطوطة (D)، انظر </w:t>
-      </w:r>
-      <w:r>
-        <w:rPr>
-          <w:i/>
-          <w:rtl/>
-          <w:cs/>
-          <w:lang w:val="ar_AE" w:bidi="ar_AE"/>
-        </w:rPr>
         <w:t>مقدمتهما</w:t>
       </w:r>
       <w:r>
@@ -26702,39 +25342,7 @@
           <w:cs/>
           <w:lang w:val="ar_AE" w:bidi="ar_AE"/>
         </w:rPr>
-        <w:t>بداية من القرن الـ 17م، بدأ اكتشاف المخطوطات المبكرة، مخطوطات بنص يختلف عن الموجود في النص المستلم (Textus Receptus). في عام 1630م، احْضِرَتْ المخطوطة السَّكَندَرِيَّة إلى انجلترا. مخطوطة مبكرة يعود تاريخها إلى القرن الـ 5م، ومحتوية على العهد الجديد بكامله، وتقدِّم شهادة مبكرة جيدة عن نص العهد الجديد (وهي شهادة جيدة بصفة خاصة عن النص الأصلي لسفر الرؤيا). بعدها بحوالي 200 سنة، اكتشف عالم ألماني اسمه كونستاتن فون تشِنْدُورف المخطوطة السينائية في دير سانت كاترين (في جبل سيناء). المخطوطة، التي يعود تاريخها إلى 360م، واحدة من أقدم مخطوطات الرقوق الجلدية للعهد الجديد (من جلود حيوانات معالجة). ومن أقدم المخطوطات الجلدية أيضًا، المخطوطة الفاتيكانية، وقد كانت في مكتبة الفاتيكان منذ عام 1481م على الأقل، ولكن لم تكن متاحة للعلماء إلا في منتصف القرن الـ 19م. هذه المخطوطة، التي يعود تاريخها إلى عام 350م قبل المخطوطة السينائية، بها نص العهدين القديم والجديد باليونانية باستثناء الجزء الأخير من العهد الجديد بدءًا من (</w:t>
-      </w:r>
-      <w:r>
-        <w:rPr>
-          <w:rtl/>
-          <w:cs/>
-          <w:lang w:val="ar_AE" w:bidi="ar_AE"/>
-        </w:rPr>
-        <w:t>العبرانيين 9: 15</w:t>
-      </w:r>
-      <w:r>
-        <w:rPr>
-          <w:rtl/>
-          <w:cs/>
-          <w:lang w:val="ar_AE" w:bidi="ar_AE"/>
-        </w:rPr>
-        <w:t xml:space="preserve"> إلى </w:t>
-      </w:r>
-      <w:r>
-        <w:rPr>
-          <w:rtl/>
-          <w:cs/>
-          <w:lang w:val="ar_AE" w:bidi="ar_AE"/>
-        </w:rPr>
-        <w:t>الرؤيا 22: 21</w:t>
-      </w:r>
-      <w:r>
-        <w:rPr>
-          <w:rtl/>
-          <w:cs/>
-          <w:lang w:val="ar_AE" w:bidi="ar_AE"/>
-        </w:rPr>
-        <w:t>، والرسائل الرعوية). وقد حَدَّدتْ مائة سنة من النقد النصي أن هذه المخطوطة هي الأكثر دقة وأهلية بالثقة كشهادة عن النص الأصلي.</w:t>
+        <w:t>بداية من القرن الـ 17م، بدأ اكتشاف المخطوطات المبكرة، مخطوطات بنص يختلف عن الموجود في النص المستلم (Textus Receptus). في عام 1630م، احْضِرَتْ المخطوطة السَّكَندَرِيَّة إلى انجلترا. مخطوطة مبكرة يعود تاريخها إلى القرن الـ 5م، ومحتوية على العهد الجديد بكامله، وتقدِّم شهادة مبكرة جيدة عن نص العهد الجديد (وهي شهادة جيدة بصفة خاصة عن النص الأصلي لسفر الرؤيا). بعدها بحوالي 200 سنة، اكتشف عالم ألماني اسمه كونستاتن فون تشِنْدُورف المخطوطة السينائية في دير سانت كاترين (في جبل سيناء). المخطوطة، التي يعود تاريخها إلى 360م، واحدة من أقدم مخطوطات الرقوق الجلدية للعهد الجديد (من جلود حيوانات معالجة). ومن أقدم المخطوطات الجلدية أيضًا، المخطوطة الفاتيكانية، وقد كانت في مكتبة الفاتيكان منذ عام 1481م على الأقل، ولكن لم تكن متاحة للعلماء إلا في منتصف القرن الـ 19م. هذه المخطوطة، التي يعود تاريخها إلى عام 350م قبل المخطوطة السينائية، بها نص العهدين القديم والجديد باليونانية باستثناء الجزء الأخير من العهد الجديد بدءًا من (العبرانيين 9: 15 إلى الرؤيا 22: 21، والرسائل الرعوية). وقد حَدَّدتْ مائة سنة من النقد النصي أن هذه المخطوطة هي الأكثر دقة وأهلية بالثقة كشهادة عن النص الأصلي.</w:t>
       </w:r>
     </w:p>
     <w:p>
@@ -32165,63 +30773,195 @@
           <w:cs/>
           <w:lang w:val="ar_AE" w:bidi="ar_AE"/>
         </w:rPr>
-        <w:t>يُمكن رؤية الممارسة العادية للضيافة في العهد القديم في مِثال إبراهيم والزوار الثلاثة (</w:t>
-      </w:r>
-      <w:r>
-        <w:rPr>
-          <w:rtl/>
-          <w:cs/>
-          <w:lang w:val="ar_AE" w:bidi="ar_AE"/>
-        </w:rPr>
-        <w:t>تكوين ١٨: ٢–٨، ١٦</w:t>
-      </w:r>
-      <w:r>
-        <w:rPr>
-          <w:rtl/>
-          <w:cs/>
-          <w:lang w:val="ar_AE" w:bidi="ar_AE"/>
-        </w:rPr>
-        <w:t>)، وفي استقبال لابان لعبد إبراهيم (</w:t>
-      </w:r>
-      <w:r>
-        <w:rPr>
-          <w:rtl/>
-          <w:cs/>
-          <w:lang w:val="ar_AE" w:bidi="ar_AE"/>
-        </w:rPr>
-        <w:t>٢٤: ١٥-</w:t>
-      </w:r>
-      <w:r>
-        <w:rPr>
-          <w:rtl/>
-          <w:cs/>
-          <w:lang w:val="ar_AE" w:bidi="ar_AE"/>
-        </w:rPr>
-        <w:t>٦١)، وفي معاملة منوح للملاك (</w:t>
-      </w:r>
-      <w:r>
-        <w:rPr>
-          <w:rtl/>
-          <w:cs/>
-          <w:lang w:val="ar_AE" w:bidi="ar_AE"/>
-        </w:rPr>
-        <w:t>قضاة ١٣</w:t>
-      </w:r>
-      <w:r>
-        <w:rPr>
-          <w:rtl/>
-          <w:cs/>
-          <w:lang w:val="ar_AE" w:bidi="ar_AE"/>
-        </w:rPr>
-        <w:t>: ١٥). ولكن هناك أيضًا حالات شعرَ فيها المُضيف بأنه مُلزَمٌ باتخاذ خطوات مُبالغ فيها لحماية ضيفه، حتى إذا تَضمَّنَ ذلك وقوع الضرر على عائلته هو (</w:t>
-      </w:r>
-      <w:r>
-        <w:rPr>
-          <w:rtl/>
-          <w:cs/>
-          <w:lang w:val="ar_AE" w:bidi="ar_AE"/>
-        </w:rPr>
-        <w:t>تكوين ١٩: ١–٨</w:t>
+        <w:t>يُمكن رؤية الممارسة العادية للضيافة في العهد القديم في مِثال إبراهيم والزوار الثلاثة (تكوين ١٨: ٢–٨، ١٦)، وفي استقبال لابان لعبد إبراهيم (٢٤: ١٥–٦١)، وفي معاملة منوح للملاك (قضاة ١٣: ١٥). ولكن هناك أيضًا حالات شعرَ فيها المُضيف بأنه مُلزَمٌ باتخاذ خطوات مُبالغ فيها لحماية ضيفه، حتى إذا تَضمَّنَ ذلك وقوع الضرر على عائلته هو (تكوين ١٩: ١–٨؛ قضاة ١٩: ١٤–٢٤). إن ضيافة عائلة المرأة الشونميَّة هي أيضًا أمرٌ جدير بالملاحظة، على الرغم من أن أليشع لم يكن غريبًا عنهم (٢ ملوك ٤: ١٠).</w:t>
+      </w:r>
+    </w:p>
+    <w:p>
+      <w:pPr>
+        <w:bidi/>
+      </w:pPr>
+      <w:r>
+        <w:rPr>
+          <w:rtl/>
+          <w:cs/>
+          <w:lang w:val="ar_AE" w:bidi="ar_AE"/>
+        </w:rPr>
+      </w:r>
+      <w:r>
+        <w:rPr>
+          <w:rtl/>
+          <w:cs/>
+          <w:lang w:val="ar_AE" w:bidi="ar_AE"/>
+        </w:rPr>
+        <w:t>وفقًا للعهد الجديد، فقد اعتمد يسوع على المُمارسة العامة للضيافة في إرساله للتلاميذ (لوقا ١٠: ٧)، وكذلك في رحلاته الشخصيَّة. بينما كانت رسالة الإنجيل تَنتشر بواسطة المُبشِّرين المُتَنقلين، كان يُمدَح المؤمنون لاستضافة هؤلاء الخُدام في بيوتهم (عبرانيين ١٣: ٢؛ ١ بطرس ٤: ٩؛ ٣ يوحنا ١: ٥–٨). يجب على قادة الكنيسة ألا يُعفوا أنفسهم من هذه الخدمة (١ تيموثاوس ٣: ٢؛ تيطس ٨)؛ فعدم قيامهم بها سيجعلهم أهلًا للمُحاسبة (متى ٢٥: ٤٣–٤٦).</w:t>
+      </w:r>
+    </w:p>
+    <w:p>
+      <w:pPr>
+        <w:bidi/>
+      </w:pPr>
+      <w:r>
+        <w:rPr>
+          <w:rtl/>
+          <w:cs/>
+          <w:lang w:val="ar_AE" w:bidi="ar_AE"/>
+        </w:rPr>
+      </w:r>
+      <w:r>
+        <w:rPr>
+          <w:i/>
+          <w:rtl/>
+          <w:cs/>
+          <w:lang w:val="ar_AE" w:bidi="ar_AE"/>
+        </w:rPr>
+        <w:t>انظر أيضًا</w:t>
+      </w:r>
+      <w:r>
+        <w:rPr>
+          <w:rtl/>
+          <w:cs/>
+          <w:lang w:val="ar_AE" w:bidi="ar_AE"/>
+        </w:rPr>
+        <w:t xml:space="preserve"> </w:t>
+      </w:r>
+      <w:r>
+        <w:rPr>
+          <w:rtl/>
+          <w:cs/>
+          <w:lang w:val="ar_AE" w:bidi="ar_AE"/>
+        </w:rPr>
+        <w:t>أجنبي</w:t>
+      </w:r>
+      <w:r>
+        <w:rPr>
+          <w:rtl/>
+          <w:cs/>
+          <w:lang w:val="ar_AE" w:bidi="ar_AE"/>
+        </w:rPr>
+        <w:t>ّ.</w:t>
+      </w:r>
+      <w:r>
+        <w:rPr>
+          <w:rtl/>
+          <w:cs/>
+          <w:lang w:val="ar_AE" w:bidi="ar_AE"/>
+        </w:rPr>
+      </w:r>
+      <w:r>
+        <w:rPr>
+          <w:rtl/>
+          <w:cs/>
+          <w:lang w:val="ar_AE" w:bidi="ar_AE"/>
+        </w:rPr>
+      </w:r>
+    </w:p>
+    <w:p>
+      <w:pPr>
+        <w:bidi/>
+      </w:pPr>
+      <w:r>
+        <w:rPr>
+          <w:rtl/>
+          <w:cs/>
+          <w:lang w:val="ar_AE" w:bidi="ar_AE"/>
+        </w:rPr>
+      </w:r>
+    </w:p>
+    <w:p>
+      <w:pPr>
+        <w:pStyle w:val="Heading2"/>
+        <w:bidi/>
+      </w:pPr>
+      <w:r>
+        <w:rPr>
+          <w:rtl/>
+          <w:cs/>
+          <w:lang w:val="ar_AE" w:bidi="ar_AE"/>
+        </w:rPr>
+        <w:t>كرم، كروم العنب</w:t>
+      </w:r>
+      <w:r>
+        <w:rPr>
+          <w:rtl/>
+          <w:cs/>
+          <w:lang w:val="ar_AE" w:bidi="ar_AE"/>
+        </w:rPr>
+      </w:r>
+    </w:p>
+    <w:p>
+      <w:pPr>
+        <w:bidi/>
+      </w:pPr>
+      <w:r>
+        <w:rPr>
+          <w:rtl/>
+          <w:cs/>
+          <w:lang w:val="ar_AE" w:bidi="ar_AE"/>
+        </w:rPr>
+      </w:r>
+      <w:r>
+        <w:rPr>
+          <w:rtl/>
+          <w:cs/>
+          <w:lang w:val="ar_AE" w:bidi="ar_AE"/>
+        </w:rPr>
+        <w:t>النباتات المزروعة لإنتاج العنب، والزبيب، والنبيذ. تُذكر الكرمة كثيرًا في الكتاب المقدس بالمعنى الحرفي أو المجازي. ربما كانت الكَرْمَة قد نشأت في منطقة أراراط (</w:t>
+      </w:r>
+      <w:r>
+        <w:rPr>
+          <w:rtl/>
+          <w:cs/>
+          <w:lang w:val="ar_AE" w:bidi="ar_AE"/>
+        </w:rPr>
+        <w:t>تكوين 9: 20</w:t>
+      </w:r>
+      <w:r>
+        <w:rPr>
+          <w:rtl/>
+          <w:cs/>
+          <w:lang w:val="ar_AE" w:bidi="ar_AE"/>
+        </w:rPr>
+        <w:t>)، وزُرِعَت أيضًا في مصر القديمة، حيث تُصوِّر جَدارِيَّات المقابر عملية صنع النبيذ. كان الكنعانيون يَقَدَّمون الخَمْرَ لإبراهيم (</w:t>
+      </w:r>
+      <w:r>
+        <w:rPr>
+          <w:rtl/>
+          <w:cs/>
+          <w:lang w:val="ar_AE" w:bidi="ar_AE"/>
+        </w:rPr>
+        <w:t>14: 18</w:t>
+      </w:r>
+      <w:r>
+        <w:rPr>
+          <w:rtl/>
+          <w:cs/>
+          <w:lang w:val="ar_AE" w:bidi="ar_AE"/>
+        </w:rPr>
+        <w:t>)، وقد وَصَّف موسى الكروم في الميعاد (</w:t>
+      </w:r>
+      <w:r>
+        <w:rPr>
+          <w:rtl/>
+          <w:cs/>
+          <w:lang w:val="ar_AE" w:bidi="ar_AE"/>
+        </w:rPr>
+        <w:t>تث 6: 11</w:t>
+      </w:r>
+      <w:r>
+        <w:rPr>
+          <w:rtl/>
+          <w:cs/>
+          <w:lang w:val="ar_AE" w:bidi="ar_AE"/>
+        </w:rPr>
+        <w:t>). عنب ممتاز من الوديان والسهول (</w:t>
+      </w:r>
+      <w:r>
+        <w:rPr>
+          <w:rtl/>
+          <w:cs/>
+          <w:lang w:val="ar_AE" w:bidi="ar_AE"/>
+        </w:rPr>
+        <w:t>عدد 13: 20، 24</w:t>
       </w:r>
       <w:r>
         <w:rPr>
@@ -32237,23 +30977,55 @@
           <w:cs/>
           <w:lang w:val="ar_AE" w:bidi="ar_AE"/>
         </w:rPr>
-        <w:t>قضاة ١٩: ١٤–٢٤</w:t>
-      </w:r>
-      <w:r>
-        <w:rPr>
-          <w:rtl/>
-          <w:cs/>
-          <w:lang w:val="ar_AE" w:bidi="ar_AE"/>
-        </w:rPr>
-        <w:t>). إن ضيافة عائلة المرأة الشونميَّة هي أيضًا أمرٌ جدير بالملاحظة، على الرغم من أن أليشع لم يكن غريبًا عنهم (</w:t>
-      </w:r>
-      <w:r>
-        <w:rPr>
-          <w:rtl/>
-          <w:cs/>
-          <w:lang w:val="ar_AE" w:bidi="ar_AE"/>
-        </w:rPr>
-        <w:t>٢ ملوك ٤: ١٠</w:t>
+        <w:t>قضاة 14: 5</w:t>
+      </w:r>
+      <w:r>
+        <w:rPr>
+          <w:rtl/>
+          <w:cs/>
+          <w:lang w:val="ar_AE" w:bidi="ar_AE"/>
+        </w:rPr>
+        <w:t xml:space="preserve">؛ </w:t>
+      </w:r>
+      <w:r>
+        <w:rPr>
+          <w:rtl/>
+          <w:cs/>
+          <w:lang w:val="ar_AE" w:bidi="ar_AE"/>
+        </w:rPr>
+        <w:t>15: 5</w:t>
+      </w:r>
+      <w:r>
+        <w:rPr>
+          <w:rtl/>
+          <w:cs/>
+          <w:lang w:val="ar_AE" w:bidi="ar_AE"/>
+        </w:rPr>
+        <w:t xml:space="preserve">) وقد وفرت الفواكه والخمر لتعزيز النظام الغذائي المناسب للعبرانيين. وقد كان يتم الإتجار في الخمو على نطاق واسع في الوقت المتأخر من الحكم الملكي (قارِنْ </w:t>
+      </w:r>
+      <w:r>
+        <w:rPr>
+          <w:rtl/>
+          <w:cs/>
+          <w:lang w:val="ar_AE" w:bidi="ar_AE"/>
+        </w:rPr>
+        <w:t>حِزْقِيَال 27: 18</w:t>
+      </w:r>
+      <w:r>
+        <w:rPr>
+          <w:rtl/>
+          <w:cs/>
+          <w:lang w:val="ar_AE" w:bidi="ar_AE"/>
+        </w:rPr>
+        <w:t>)، وكذلك في الفترتين اليونانيَّة والرومانية. بالنسبة للعبرانيين، كانت الصورة المثالية للحياة هي الحياة المستقرة حيث يمكن للإنسان أن يبقى بسلام في مكان واحد، ويزرع قطعة أرضه، ويجلس تحت كرمته (</w:t>
+      </w:r>
+      <w:r>
+        <w:rPr>
+          <w:rtl/>
+          <w:cs/>
+          <w:lang w:val="ar_AE" w:bidi="ar_AE"/>
+        </w:rPr>
+        <w:t>1 ملوك 4: 25</w:t>
       </w:r>
       <w:r>
         <w:rPr>
@@ -32281,31 +31053,15 @@
           <w:cs/>
           <w:lang w:val="ar_AE" w:bidi="ar_AE"/>
         </w:rPr>
-        <w:t>وفقًا للعهد الجديد، فقد اعتمد يسوع على المُمارسة العامة للضيافة في إرساله للتلاميذ (</w:t>
-      </w:r>
-      <w:r>
-        <w:rPr>
-          <w:rtl/>
-          <w:cs/>
-          <w:lang w:val="ar_AE" w:bidi="ar_AE"/>
-        </w:rPr>
-        <w:t>لوقا ١٠: ٧</w:t>
-      </w:r>
-      <w:r>
-        <w:rPr>
-          <w:rtl/>
-          <w:cs/>
-          <w:lang w:val="ar_AE" w:bidi="ar_AE"/>
-        </w:rPr>
-        <w:t>)، وكذلك في رحلاته الشخصيَّة. بينما كانت رسالة الإنجيل تَنتشر بواسطة المُبشِّرين المُتَنقلين، كان يُمدَح المؤمنون لاستضافة هؤلاء الخُدام في بيوتهم (</w:t>
-      </w:r>
-      <w:r>
-        <w:rPr>
-          <w:rtl/>
-          <w:cs/>
-          <w:lang w:val="ar_AE" w:bidi="ar_AE"/>
-        </w:rPr>
-        <w:t>عبرانيين ١٣: ٢</w:t>
+        <w:t>كان الكرم النموذجي مُحاطًا بسياج أو سور، وفي وقت الحصاد كان يُشَيَّد برج مراقبة لحراسة المحصول من اللصوص (</w:t>
+      </w:r>
+      <w:r>
+        <w:rPr>
+          <w:rtl/>
+          <w:cs/>
+          <w:lang w:val="ar_AE" w:bidi="ar_AE"/>
+        </w:rPr>
+        <w:t>أيوب 24: 18</w:t>
       </w:r>
       <w:r>
         <w:rPr>
@@ -32321,7 +31077,7 @@
           <w:cs/>
           <w:lang w:val="ar_AE" w:bidi="ar_AE"/>
         </w:rPr>
-        <w:t>١ بطرس ٤: ٩</w:t>
+        <w:t>إشعياء 1: 8</w:t>
       </w:r>
       <w:r>
         <w:rPr>
@@ -32337,23 +31093,39 @@
           <w:cs/>
           <w:lang w:val="ar_AE" w:bidi="ar_AE"/>
         </w:rPr>
-        <w:t>٣ يوحنا ١: ٥–٨</w:t>
-      </w:r>
-      <w:r>
-        <w:rPr>
-          <w:rtl/>
-          <w:cs/>
-          <w:lang w:val="ar_AE" w:bidi="ar_AE"/>
-        </w:rPr>
-        <w:t>). يجب على قادة الكنيسة ألا يُعفوا أنفسهم من هذه الخدمة (</w:t>
-      </w:r>
-      <w:r>
-        <w:rPr>
-          <w:rtl/>
-          <w:cs/>
-          <w:lang w:val="ar_AE" w:bidi="ar_AE"/>
-        </w:rPr>
-        <w:t>١ تيموثاوس ٣: ٢</w:t>
+        <w:t>مرقس 12: 1</w:t>
+      </w:r>
+      <w:r>
+        <w:rPr>
+          <w:rtl/>
+          <w:cs/>
+          <w:lang w:val="ar_AE" w:bidi="ar_AE"/>
+        </w:rPr>
+        <w:t>). تُغْرِس الكَروم في صفوف داخل منطقة مطوقة، ومع نمو النباتات، تم تدريب الزراجين على طول الدعامات لرفع الفروع المثمرة عن الأرض (</w:t>
+      </w:r>
+      <w:r>
+        <w:rPr>
+          <w:rtl/>
+          <w:cs/>
+          <w:lang w:val="ar_AE" w:bidi="ar_AE"/>
+        </w:rPr>
+        <w:t>حِزْقِيَال 17: 6</w:t>
+      </w:r>
+      <w:r>
+        <w:rPr>
+          <w:rtl/>
+          <w:cs/>
+          <w:lang w:val="ar_AE" w:bidi="ar_AE"/>
+        </w:rPr>
+        <w:t>). كانت الكرم تُقَلَّم وتُرَعى من قِبَل الكرامين (</w:t>
+      </w:r>
+      <w:r>
+        <w:rPr>
+          <w:rtl/>
+          <w:cs/>
+          <w:lang w:val="ar_AE" w:bidi="ar_AE"/>
+        </w:rPr>
+        <w:t>لاويين 25: 3</w:t>
       </w:r>
       <w:r>
         <w:rPr>
@@ -32369,23 +31141,171 @@
           <w:cs/>
           <w:lang w:val="ar_AE" w:bidi="ar_AE"/>
         </w:rPr>
-        <w:t>تيطس ٨</w:t>
-      </w:r>
-      <w:r>
-        <w:rPr>
-          <w:rtl/>
-          <w:cs/>
-          <w:lang w:val="ar_AE" w:bidi="ar_AE"/>
-        </w:rPr>
-        <w:t>)؛ فعدم قيامهم بها سيجعلهم أهلًا للمُحاسبة (</w:t>
-      </w:r>
-      <w:r>
-        <w:rPr>
-          <w:rtl/>
-          <w:cs/>
-          <w:lang w:val="ar_AE" w:bidi="ar_AE"/>
-        </w:rPr>
-        <w:t>متى ٢٥: ٤٣–٤٦</w:t>
+        <w:t>إشعياء 61: 5</w:t>
+      </w:r>
+      <w:r>
+        <w:rPr>
+          <w:rtl/>
+          <w:cs/>
+          <w:lang w:val="ar_AE" w:bidi="ar_AE"/>
+        </w:rPr>
+        <w:t xml:space="preserve">؛ </w:t>
+      </w:r>
+      <w:r>
+        <w:rPr>
+          <w:rtl/>
+          <w:cs/>
+          <w:lang w:val="ar_AE" w:bidi="ar_AE"/>
+        </w:rPr>
+        <w:t>يوئيل 3: 10</w:t>
+      </w:r>
+      <w:r>
+        <w:rPr>
+          <w:rtl/>
+          <w:cs/>
+          <w:lang w:val="ar_AE" w:bidi="ar_AE"/>
+        </w:rPr>
+        <w:t xml:space="preserve">؛ </w:t>
+      </w:r>
+      <w:r>
+        <w:rPr>
+          <w:rtl/>
+          <w:cs/>
+          <w:lang w:val="ar_AE" w:bidi="ar_AE"/>
+        </w:rPr>
+        <w:t>يوحنا 15: 2</w:t>
+      </w:r>
+      <w:r>
+        <w:rPr>
+          <w:rtl/>
+          <w:cs/>
+          <w:lang w:val="ar_AE" w:bidi="ar_AE"/>
+        </w:rPr>
+        <w:t>). في وقت الحصاد، يُقطَف الثمر الناضج ويُؤخذ إلى المعاصير (</w:t>
+      </w:r>
+      <w:r>
+        <w:rPr>
+          <w:rtl/>
+          <w:cs/>
+          <w:lang w:val="ar_AE" w:bidi="ar_AE"/>
+        </w:rPr>
+        <w:t>هوشع 9: 2</w:t>
+      </w:r>
+      <w:r>
+        <w:rPr>
+          <w:rtl/>
+          <w:cs/>
+          <w:lang w:val="ar_AE" w:bidi="ar_AE"/>
+        </w:rPr>
+        <w:t>). وأجواء احتفالية قد رافقت دَوْس العنب (</w:t>
+      </w:r>
+      <w:r>
+        <w:rPr>
+          <w:rtl/>
+          <w:cs/>
+          <w:lang w:val="ar_AE" w:bidi="ar_AE"/>
+        </w:rPr>
+        <w:t>إشعياء 16: 10</w:t>
+      </w:r>
+      <w:r>
+        <w:rPr>
+          <w:rtl/>
+          <w:cs/>
+          <w:lang w:val="ar_AE" w:bidi="ar_AE"/>
+        </w:rPr>
+        <w:t xml:space="preserve">؛ </w:t>
+      </w:r>
+      <w:r>
+        <w:rPr>
+          <w:rtl/>
+          <w:cs/>
+          <w:lang w:val="ar_AE" w:bidi="ar_AE"/>
+        </w:rPr>
+        <w:t>إرميا 25: 30</w:t>
+      </w:r>
+      <w:r>
+        <w:rPr>
+          <w:rtl/>
+          <w:cs/>
+          <w:lang w:val="ar_AE" w:bidi="ar_AE"/>
+        </w:rPr>
+        <w:t>)، وقد جُمِعَ عُصْر المُخْمِر في أكياس من جلد الماعز الجديد (</w:t>
+      </w:r>
+      <w:r>
+        <w:rPr>
+          <w:rtl/>
+          <w:cs/>
+          <w:lang w:val="ar_AE" w:bidi="ar_AE"/>
+        </w:rPr>
+        <w:t>متى 9: 17</w:t>
+      </w:r>
+      <w:r>
+        <w:rPr>
+          <w:rtl/>
+          <w:cs/>
+          <w:lang w:val="ar_AE" w:bidi="ar_AE"/>
+        </w:rPr>
+        <w:t>) أو جُرَّات فخارية كبيرة.</w:t>
+      </w:r>
+    </w:p>
+    <w:p>
+      <w:pPr>
+        <w:bidi/>
+      </w:pPr>
+      <w:r>
+        <w:rPr>
+          <w:rtl/>
+          <w:cs/>
+          <w:lang w:val="ar_AE" w:bidi="ar_AE"/>
+        </w:rPr>
+      </w:r>
+      <w:r>
+        <w:rPr>
+          <w:rtl/>
+          <w:cs/>
+          <w:lang w:val="ar_AE" w:bidi="ar_AE"/>
+        </w:rPr>
+        <w:t>أُعفيَّ العاملون في حصاد العنب من الخدمة العسكرية، مما يشهد أهميَّتها. غالبًا ما كانت الضَّرائب والديون تدفع من خلال دفعات من الخمر، وقد نص الناموس على أن يجمع الفقير من الكرم كما يلتقط القمح من الحقول (</w:t>
+      </w:r>
+      <w:r>
+        <w:rPr>
+          <w:rtl/>
+          <w:cs/>
+          <w:lang w:val="ar_AE" w:bidi="ar_AE"/>
+        </w:rPr>
+        <w:t>لاويين 19: 9–10</w:t>
+      </w:r>
+      <w:r>
+        <w:rPr>
+          <w:rtl/>
+          <w:cs/>
+          <w:lang w:val="ar_AE" w:bidi="ar_AE"/>
+        </w:rPr>
+        <w:t>). كانت الكروم غير المنتجة تُستخدَم لإنتاج الفحم (</w:t>
+      </w:r>
+      <w:r>
+        <w:rPr>
+          <w:rtl/>
+          <w:cs/>
+          <w:lang w:val="ar_AE" w:bidi="ar_AE"/>
+        </w:rPr>
+        <w:t>حِزْقِيَال 15: 4</w:t>
+      </w:r>
+      <w:r>
+        <w:rPr>
+          <w:rtl/>
+          <w:cs/>
+          <w:lang w:val="ar_AE" w:bidi="ar_AE"/>
+        </w:rPr>
+        <w:t xml:space="preserve">؛ </w:t>
+      </w:r>
+      <w:r>
+        <w:rPr>
+          <w:rtl/>
+          <w:cs/>
+          <w:lang w:val="ar_AE" w:bidi="ar_AE"/>
+        </w:rPr>
+        <w:t>يوحنا 15: 6</w:t>
       </w:r>
       <w:r>
         <w:rPr>
@@ -32409,6 +31329,138 @@
       </w:r>
       <w:r>
         <w:rPr>
+          <w:rtl/>
+          <w:cs/>
+          <w:lang w:val="ar_AE" w:bidi="ar_AE"/>
+        </w:rPr>
+        <w:t>وقد استخدم المسيح كثيرًا الكرم كخلفية لأمثاله (</w:t>
+      </w:r>
+      <w:r>
+        <w:rPr>
+          <w:rtl/>
+          <w:cs/>
+          <w:lang w:val="ar_AE" w:bidi="ar_AE"/>
+        </w:rPr>
+        <w:t>مَتَّى 20: 1–16</w:t>
+      </w:r>
+      <w:r>
+        <w:rPr>
+          <w:rtl/>
+          <w:cs/>
+          <w:lang w:val="ar_AE" w:bidi="ar_AE"/>
+        </w:rPr>
+        <w:t xml:space="preserve">؛ </w:t>
+      </w:r>
+      <w:r>
+        <w:rPr>
+          <w:rtl/>
+          <w:cs/>
+          <w:lang w:val="ar_AE" w:bidi="ar_AE"/>
+        </w:rPr>
+        <w:t>21: 28–43</w:t>
+      </w:r>
+      <w:r>
+        <w:rPr>
+          <w:rtl/>
+          <w:cs/>
+          <w:lang w:val="ar_AE" w:bidi="ar_AE"/>
+        </w:rPr>
+        <w:t xml:space="preserve">؛ </w:t>
+      </w:r>
+      <w:r>
+        <w:rPr>
+          <w:rtl/>
+          <w:cs/>
+          <w:lang w:val="ar_AE" w:bidi="ar_AE"/>
+        </w:rPr>
+        <w:t>مَرْقُس 12: 1–11</w:t>
+      </w:r>
+      <w:r>
+        <w:rPr>
+          <w:rtl/>
+          <w:cs/>
+          <w:lang w:val="ar_AE" w:bidi="ar_AE"/>
+        </w:rPr>
+        <w:t xml:space="preserve">؛ </w:t>
+      </w:r>
+      <w:r>
+        <w:rPr>
+          <w:rtl/>
+          <w:cs/>
+          <w:lang w:val="ar_AE" w:bidi="ar_AE"/>
+        </w:rPr>
+        <w:t>لوقا 13: 6–9</w:t>
+      </w:r>
+      <w:r>
+        <w:rPr>
+          <w:rtl/>
+          <w:cs/>
+          <w:lang w:val="ar_AE" w:bidi="ar_AE"/>
+        </w:rPr>
+        <w:t xml:space="preserve">؛ </w:t>
+      </w:r>
+      <w:r>
+        <w:rPr>
+          <w:rtl/>
+          <w:cs/>
+          <w:lang w:val="ar_AE" w:bidi="ar_AE"/>
+        </w:rPr>
+        <w:t>20: 9–18</w:t>
+      </w:r>
+      <w:r>
+        <w:rPr>
+          <w:rtl/>
+          <w:cs/>
+          <w:lang w:val="ar_AE" w:bidi="ar_AE"/>
+        </w:rPr>
+        <w:t>). كانت أساليب صنع الخمر معروفة ومفهومة على نطاق واسع، لذا فقد كانت استعارة وضع النبيذ الجديد في زقاق قديم (</w:t>
+      </w:r>
+      <w:r>
+        <w:rPr>
+          <w:rtl/>
+          <w:cs/>
+          <w:lang w:val="ar_AE" w:bidi="ar_AE"/>
+        </w:rPr>
+        <w:t>مَتَّى 9: 17</w:t>
+      </w:r>
+      <w:r>
+        <w:rPr>
+          <w:rtl/>
+          <w:cs/>
+          <w:lang w:val="ar_AE" w:bidi="ar_AE"/>
+        </w:rPr>
+        <w:t>) كانت مألوفة ومهمة. بالمعنى الرمزي، وصف المسيح نفسه بأنه الكرمة الحقيقية (</w:t>
+      </w:r>
+      <w:r>
+        <w:rPr>
+          <w:rtl/>
+          <w:cs/>
+          <w:lang w:val="ar_AE" w:bidi="ar_AE"/>
+        </w:rPr>
+        <w:t>يوحنا 15: 1–11</w:t>
+      </w:r>
+      <w:r>
+        <w:rPr>
+          <w:rtl/>
+          <w:cs/>
+          <w:lang w:val="ar_AE" w:bidi="ar_AE"/>
+        </w:rPr>
+        <w:t>)، وأصبح دمه هو النبيذ السرائري في الشركة المقدَّسة.</w:t>
+      </w:r>
+    </w:p>
+    <w:p>
+      <w:pPr>
+        <w:bidi/>
+      </w:pPr>
+      <w:r>
+        <w:rPr>
+          <w:rtl/>
+          <w:cs/>
+          <w:lang w:val="ar_AE" w:bidi="ar_AE"/>
+        </w:rPr>
+      </w:r>
+      <w:r>
+        <w:rPr>
           <w:i/>
           <w:rtl/>
           <w:cs/>
@@ -32430,15 +31482,31 @@
           <w:cs/>
           <w:lang w:val="ar_AE" w:bidi="ar_AE"/>
         </w:rPr>
-        <w:t>أجنبي</w:t>
-      </w:r>
-      <w:r>
-        <w:rPr>
-          <w:rtl/>
-          <w:cs/>
-          <w:lang w:val="ar_AE" w:bidi="ar_AE"/>
-        </w:rPr>
-        <w:t>ّ.</w:t>
+        <w:t>الزراعة</w:t>
+      </w:r>
+      <w:r>
+        <w:rPr>
+          <w:rtl/>
+          <w:cs/>
+          <w:lang w:val="ar_AE" w:bidi="ar_AE"/>
+        </w:rPr>
+        <w:t xml:space="preserve">؛ </w:t>
+      </w:r>
+      <w:r>
+        <w:rPr>
+          <w:rtl/>
+          <w:cs/>
+          <w:lang w:val="ar_AE" w:bidi="ar_AE"/>
+        </w:rPr>
+        <w:t>النباتات (الكرمة)</w:t>
+      </w:r>
+      <w:r>
+        <w:rPr>
+          <w:rtl/>
+          <w:cs/>
+          <w:lang w:val="ar_AE" w:bidi="ar_AE"/>
+        </w:rPr>
+        <w:t>.</w:t>
       </w:r>
       <w:r>
         <w:rPr>
@@ -32478,90 +31546,490 @@
           <w:cs/>
           <w:lang w:val="ar_AE" w:bidi="ar_AE"/>
         </w:rPr>
-        <w:t>كرم، كروم العنب</w:t>
-      </w:r>
-      <w:r>
-        <w:rPr>
-          <w:rtl/>
-          <w:cs/>
-          <w:lang w:val="ar_AE" w:bidi="ar_AE"/>
-        </w:rPr>
-      </w:r>
-    </w:p>
-    <w:p>
-      <w:pPr>
-        <w:bidi/>
-      </w:pPr>
-      <w:r>
-        <w:rPr>
-          <w:rtl/>
-          <w:cs/>
-          <w:lang w:val="ar_AE" w:bidi="ar_AE"/>
-        </w:rPr>
-      </w:r>
-      <w:r>
-        <w:rPr>
-          <w:rtl/>
-          <w:cs/>
-          <w:lang w:val="ar_AE" w:bidi="ar_AE"/>
-        </w:rPr>
-        <w:t>النباتات المزروعة لإنتاج العنب، والزبيب، والنبيذ. تُذكر الكرمة كثيرًا في الكتاب المقدس بالمعنى الحرفي أو المجازي. ربما كانت الكَرْمَة قد نشأت في منطقة أراراط (</w:t>
-      </w:r>
-      <w:r>
-        <w:rPr>
-          <w:rtl/>
-          <w:cs/>
-          <w:lang w:val="ar_AE" w:bidi="ar_AE"/>
-        </w:rPr>
-        <w:t>تكوين 9: 20</w:t>
-      </w:r>
-      <w:r>
-        <w:rPr>
-          <w:rtl/>
-          <w:cs/>
-          <w:lang w:val="ar_AE" w:bidi="ar_AE"/>
-        </w:rPr>
-        <w:t>)، وزُرِعَت أيضًا في مصر القديمة، حيث تُصوِّر جَدارِيَّات المقابر عملية صنع النبيذ. كان الكنعانيون يَقَدَّمون الخَمْرَ لإبراهيم (</w:t>
-      </w:r>
-      <w:r>
-        <w:rPr>
-          <w:rtl/>
-          <w:cs/>
-          <w:lang w:val="ar_AE" w:bidi="ar_AE"/>
-        </w:rPr>
-        <w:t>14: 18</w:t>
-      </w:r>
-      <w:r>
-        <w:rPr>
-          <w:rtl/>
-          <w:cs/>
-          <w:lang w:val="ar_AE" w:bidi="ar_AE"/>
-        </w:rPr>
-        <w:t>)، وقد وَصَّف موسى الكروم في الميعاد (</w:t>
-      </w:r>
-      <w:r>
-        <w:rPr>
-          <w:rtl/>
-          <w:cs/>
-          <w:lang w:val="ar_AE" w:bidi="ar_AE"/>
-        </w:rPr>
-        <w:t>تث 6: 11</w:t>
-      </w:r>
-      <w:r>
-        <w:rPr>
-          <w:rtl/>
-          <w:cs/>
-          <w:lang w:val="ar_AE" w:bidi="ar_AE"/>
-        </w:rPr>
-        <w:t>). عنب ممتاز من الوديان والسهول (</w:t>
-      </w:r>
-      <w:r>
-        <w:rPr>
-          <w:rtl/>
-          <w:cs/>
-          <w:lang w:val="ar_AE" w:bidi="ar_AE"/>
-        </w:rPr>
-        <w:t>عدد 13: 20، 24</w:t>
+        <w:t>كَرْمَل</w:t>
+      </w:r>
+      <w:r>
+        <w:rPr>
+          <w:rtl/>
+          <w:cs/>
+          <w:lang w:val="ar_AE" w:bidi="ar_AE"/>
+        </w:rPr>
+      </w:r>
+    </w:p>
+    <w:p>
+      <w:pPr>
+        <w:pStyle w:val="Heading2"/>
+        <w:bidi/>
+      </w:pPr>
+      <w:r>
+        <w:rPr>
+          <w:rtl/>
+          <w:cs/>
+          <w:lang w:val="ar_AE" w:bidi="ar_AE"/>
+        </w:rPr>
+        <w:t>الكَرْمَل</w:t>
+      </w:r>
+    </w:p>
+    <w:p>
+      <w:pPr>
+        <w:bidi/>
+      </w:pPr>
+      <w:r>
+        <w:rPr>
+          <w:rtl/>
+          <w:cs/>
+          <w:lang w:val="ar_AE" w:bidi="ar_AE"/>
+        </w:rPr>
+      </w:r>
+      <w:r>
+        <w:rPr>
+          <w:rtl/>
+          <w:cs/>
+          <w:lang w:val="ar_AE" w:bidi="ar_AE"/>
+        </w:rPr>
+        <w:t>1. سلسلة جبليّة تمتد حوالي 20 ميلًا (32.2 كيلومترًا) على طول البحر الأبيض المتوسط وتمتد في الاتجاه الجنوبي الشرقي</w:t>
+      </w:r>
+      <w:r>
+        <w:rPr>
+          <w:b/>
+          <w:rtl/>
+          <w:cs/>
+          <w:lang w:val="ar_AE" w:bidi="ar_AE"/>
+        </w:rPr>
+        <w:t xml:space="preserve"> إ</w:t>
+      </w:r>
+      <w:r>
+        <w:rPr>
+          <w:rtl/>
+          <w:cs/>
+          <w:lang w:val="ar_AE" w:bidi="ar_AE"/>
+        </w:rPr>
+        <w:t xml:space="preserve">لى وادي يَزْرَعِيل. عرضها الأكبر عند الجَنُوب الشرقي، وتبلغ مساحته 13 ميلًا (20.9 كيلومترًا)؛ وأعلى قمة لها تبلغ 1,742 قدمًا (530.7 مترًا). من الناحية الجيولوجية، تتكون السلسلة من نفس الحجر الجيري السينوماني المكّوِن للنطاق الأوسط من أرض فلسطين. يشكِّل جبل الكَرْمَل رأس جَنوب خليج عَكَّا. المدينة الحديثة حيفا، التي تتدرج في مستويات على البقعة الشمالية الغربية لجبل الكَرْمَل، تتمتع بمرافق الميناء الممتازة. كما تقع في منحدرات جبل الكَرْمَل عدة مستوطنات يهودية وقريتان كبيرتان للدروز. (الدروز هم أعضاء لواحدة من </w:t>
+      </w:r>
+      <w:r>
+        <w:rPr>
+          <w:rtl/>
+          <w:cs/>
+          <w:lang w:val="ar_AE" w:bidi="ar_AE"/>
+        </w:rPr>
+        <w:t>الفرق الإسلامية</w:t>
+      </w:r>
+      <w:r>
+        <w:rPr>
+          <w:rtl/>
+          <w:cs/>
+          <w:lang w:val="ar_AE" w:bidi="ar_AE"/>
+        </w:rPr>
+        <w:t>) ويمتد سهل شَارون إلى الجَنُوب.</w:t>
+      </w:r>
+    </w:p>
+    <w:p>
+      <w:pPr>
+        <w:bidi/>
+      </w:pPr>
+      <w:r>
+        <w:rPr>
+          <w:rtl/>
+          <w:cs/>
+          <w:lang w:val="ar_AE" w:bidi="ar_AE"/>
+        </w:rPr>
+      </w:r>
+      <w:r>
+        <w:rPr>
+          <w:rtl/>
+          <w:cs/>
+          <w:lang w:val="ar_AE" w:bidi="ar_AE"/>
+        </w:rPr>
+        <w:t>جبل الكَرْمَل كان مشهورًا بجماله وخصوبته (</w:t>
+      </w:r>
+      <w:r>
+        <w:rPr>
+          <w:rtl/>
+          <w:cs/>
+          <w:lang w:val="ar_AE" w:bidi="ar_AE"/>
+        </w:rPr>
+        <w:t>إشعياء 9: 33؛</w:t>
+      </w:r>
+      <w:r>
+        <w:rPr>
+          <w:rtl/>
+          <w:cs/>
+          <w:lang w:val="ar_AE" w:bidi="ar_AE"/>
+        </w:rPr>
+        <w:t xml:space="preserve"> </w:t>
+      </w:r>
+      <w:r>
+        <w:rPr>
+          <w:rtl/>
+          <w:cs/>
+          <w:lang w:val="ar_AE" w:bidi="ar_AE"/>
+        </w:rPr>
+        <w:t>2: 35</w:t>
+      </w:r>
+      <w:r>
+        <w:rPr>
+          <w:rtl/>
+          <w:cs/>
+          <w:lang w:val="ar_AE" w:bidi="ar_AE"/>
+        </w:rPr>
+        <w:t>)؛ في العصور القديمة كانت تكسوه غابات أشجار البلوط وبساتين الزيتون وكروم العنب. "الكَرْمَل" اختصار لكلمة عبرية تعني "كَرْم" أو "بستان الله." أجزاء من الكَرْمَل كانت مغطاة بنباتات بريَّة كثيفة لدرجة أنَّ التلال، مع أوديتها الضيقة وكهوفها، كانت بمثابة أوكار للصوص والمنبوذين (</w:t>
+      </w:r>
+      <w:r>
+        <w:rPr>
+          <w:rtl/>
+          <w:cs/>
+          <w:lang w:val="ar_AE" w:bidi="ar_AE"/>
+        </w:rPr>
+        <w:t>عَامُوس 3: 9</w:t>
+      </w:r>
+      <w:r>
+        <w:rPr>
+          <w:rtl/>
+          <w:cs/>
+          <w:lang w:val="ar_AE" w:bidi="ar_AE"/>
+        </w:rPr>
+        <w:t>). لا يزال جبل الكَرْمَل مغطى بالغابات، وتحولت أجزاء كبيرة منه إلى محميَّة طبيعية. وصف شاعر الحب في الكتاب المقدَّس محبوبته قائلًا، "</w:t>
+      </w:r>
+      <w:r>
+        <w:rPr>
+          <w:rtl/>
+          <w:cs/>
+          <w:lang w:val="ar_AE" w:bidi="ar_AE"/>
+        </w:rPr>
+        <w:t>رَأْسُكِ عَلَيْكِ مِثْلُ ٱلْكَرْمَلِ</w:t>
+      </w:r>
+      <w:r>
+        <w:rPr>
+          <w:rtl/>
+          <w:cs/>
+          <w:lang w:val="ar_AE" w:bidi="ar_AE"/>
+        </w:rPr>
+        <w:t>" (</w:t>
+      </w:r>
+      <w:r>
+        <w:rPr>
+          <w:rtl/>
+          <w:cs/>
+          <w:lang w:val="ar_AE" w:bidi="ar_AE"/>
+        </w:rPr>
+        <w:t>نشيد 5: 7</w:t>
+      </w:r>
+      <w:r>
+        <w:rPr>
+          <w:rtl/>
+          <w:cs/>
+          <w:lang w:val="ar_AE" w:bidi="ar_AE"/>
+        </w:rPr>
+        <w:t xml:space="preserve">) — ربما مشبّهًا شَعْرَها بأوراق الشجر الكثيفة والمزدهرة في جبل </w:t>
+      </w:r>
+      <w:r>
+        <w:rPr>
+          <w:rtl/>
+          <w:cs/>
+          <w:lang w:val="ar_AE" w:bidi="ar_AE"/>
+        </w:rPr>
+        <w:t>الكَرْمَلِ</w:t>
+      </w:r>
+      <w:r>
+        <w:rPr>
+          <w:rtl/>
+          <w:cs/>
+          <w:lang w:val="ar_AE" w:bidi="ar_AE"/>
+        </w:rPr>
+        <w:t>.</w:t>
+      </w:r>
+    </w:p>
+    <w:p>
+      <w:pPr>
+        <w:bidi/>
+      </w:pPr>
+      <w:r>
+        <w:rPr>
+          <w:rtl/>
+          <w:cs/>
+          <w:lang w:val="ar_AE" w:bidi="ar_AE"/>
+        </w:rPr>
+      </w:r>
+      <w:r>
+        <w:rPr>
+          <w:rtl/>
+          <w:cs/>
+          <w:lang w:val="ar_AE" w:bidi="ar_AE"/>
+        </w:rPr>
+        <w:t xml:space="preserve">كان جبل الكَرْمَلِ يشكل عقبة، تعوق الطرق العسكرية والتجارية من الشمال إلى الجَنُوب. كان الغزاة والتجار عادةً يتجنبون اتخاذ سهوله، ويسلكون عبر وادي يَزْرَعِيل إلى الشرق أو وادي زَبُولون إلى الشمال الشرقي. ومع ذلك، كانت هناك ممرات مُهمة تقطع الجبل، مثل الممر الضيق عبر المنحدرات السفلية في نهايته الجنوبية التي تربط سهلي شَارون وإسدرايلون (يَزْرَعِيل بالعبريّة). سلك ذلك الطريق الفِرْعَوْن تحتمس الثالث في أوائل القرن الخامس عشر قبل الميلاد وأيضًا الضابط البريطاني </w:t>
+      </w:r>
+      <w:r>
+        <w:rPr>
+          <w:rtl/>
+          <w:cs/>
+          <w:lang w:val="ar_AE" w:bidi="ar_AE"/>
+        </w:rPr>
+        <w:t>إدموند ألنبي</w:t>
+      </w:r>
+      <w:r>
+        <w:rPr>
+          <w:rtl/>
+          <w:cs/>
+          <w:lang w:val="ar_AE" w:bidi="ar_AE"/>
+        </w:rPr>
+        <w:t xml:space="preserve"> عندما هزم فلسطين في عام 1918. جبل الكَرْمَلِ كان ملتقى أراضي أسباط أَشِير، وزَبُولون، ويَسَّاكَر، ومَنَسَّى، ولكن امتلاك المرتفعات السيطرة عليها لم يحسم على الإطلاق.</w:t>
+      </w:r>
+    </w:p>
+    <w:p>
+      <w:pPr>
+        <w:bidi/>
+      </w:pPr>
+      <w:r>
+        <w:rPr>
+          <w:rtl/>
+          <w:cs/>
+          <w:lang w:val="ar_AE" w:bidi="ar_AE"/>
+        </w:rPr>
+      </w:r>
+      <w:r>
+        <w:rPr>
+          <w:rtl/>
+          <w:cs/>
+          <w:lang w:val="ar_AE" w:bidi="ar_AE"/>
+        </w:rPr>
+        <w:t>يبدو أنَّ جبل الكَرْمَلِ كان له أهمية دينية خاصة. فكان مسرحًا لمواجهة إِيلِيَّا وأنبياء البَعْل (</w:t>
+      </w:r>
+      <w:r>
+        <w:rPr>
+          <w:rtl/>
+          <w:cs/>
+          <w:lang w:val="ar_AE" w:bidi="ar_AE"/>
+        </w:rPr>
+        <w:t>1 ملوك 18</w:t>
+      </w:r>
+      <w:r>
+        <w:rPr>
+          <w:rtl/>
+          <w:cs/>
+          <w:lang w:val="ar_AE" w:bidi="ar_AE"/>
+        </w:rPr>
+        <w:t xml:space="preserve">)؛ وكان الموقع مناسبًا؛ لأنَّ الكَرْمَلِ كان منطقة نزاع بين إِسْرَائِيل والفينيقيين، ومن ثَمّ بين الإله الفينيقي البَعْل وإله إِسْرَائِيل. لم يكن إِيلِيَّا أول من بنى مذبحًا عبريًا على الجبل؛ إذ تذكر الرواية أنَّه رمَّم "مذبح الرَّب" المُنهدِم قبل تقديم ذبيحته (الآية </w:t>
+      </w:r>
+      <w:r>
+        <w:rPr>
+          <w:rtl/>
+          <w:cs/>
+          <w:lang w:val="ar_AE" w:bidi="ar_AE"/>
+        </w:rPr>
+        <w:t>30</w:t>
+      </w:r>
+      <w:r>
+        <w:rPr>
+          <w:rtl/>
+          <w:cs/>
+          <w:lang w:val="ar_AE" w:bidi="ar_AE"/>
+        </w:rPr>
+        <w:t xml:space="preserve">). الموقع التقليدي لتلك المنافسة هو قَرْن الكَرْمَل على ارتفاع 1,581 (481.7 مترًا)، ويطل على وادي يَزْرَعِيل. يتدفق نهر قِيشُون (الآية </w:t>
+      </w:r>
+      <w:r>
+        <w:rPr>
+          <w:rtl/>
+          <w:cs/>
+          <w:lang w:val="ar_AE" w:bidi="ar_AE"/>
+        </w:rPr>
+        <w:t>40</w:t>
+      </w:r>
+      <w:r>
+        <w:rPr>
+          <w:rtl/>
+          <w:cs/>
+          <w:lang w:val="ar_AE" w:bidi="ar_AE"/>
+        </w:rPr>
+        <w:t>) عبر ذلك الوادي وحول شمال الكَرْمَل قبل أنْ يصُّب في خليج عَكَّا.</w:t>
+      </w:r>
+    </w:p>
+    <w:p>
+      <w:pPr>
+        <w:bidi/>
+      </w:pPr>
+      <w:r>
+        <w:rPr>
+          <w:rtl/>
+          <w:cs/>
+          <w:lang w:val="ar_AE" w:bidi="ar_AE"/>
+        </w:rPr>
+      </w:r>
+      <w:r>
+        <w:rPr>
+          <w:rtl/>
+          <w:cs/>
+          <w:lang w:val="ar_AE" w:bidi="ar_AE"/>
+        </w:rPr>
+        <w:t>2. بلدة في يَهوذَا (</w:t>
+      </w:r>
+      <w:r>
+        <w:rPr>
+          <w:rtl/>
+          <w:cs/>
+          <w:lang w:val="ar_AE" w:bidi="ar_AE"/>
+        </w:rPr>
+        <w:t>يشوع 15:55</w:t>
+      </w:r>
+      <w:r>
+        <w:rPr>
+          <w:rtl/>
+          <w:cs/>
+          <w:lang w:val="ar_AE" w:bidi="ar_AE"/>
+        </w:rPr>
+        <w:t>) تُعرف باسم الكِرمِل (كِرمِل)، تبعد سبعة أميال (11.3 كيلومتر) جَنوب حَبْرون. أقام فيها الملك شَاول نصبًا تذكاريًا لانتصاره على العمالقة (</w:t>
+      </w:r>
+      <w:r>
+        <w:rPr>
+          <w:rtl/>
+          <w:cs/>
+          <w:lang w:val="ar_AE" w:bidi="ar_AE"/>
+        </w:rPr>
+        <w:t>1 صموئيل 15:12</w:t>
+      </w:r>
+      <w:r>
+        <w:rPr>
+          <w:rtl/>
+          <w:cs/>
+          <w:lang w:val="ar_AE" w:bidi="ar_AE"/>
+        </w:rPr>
+        <w:t>). كانت أيضًا موطن نَابَال، الرجل البخيل الذي رفض إظهار اللطف لدَاوُد (</w:t>
+      </w:r>
+      <w:r>
+        <w:rPr>
+          <w:rtl/>
+          <w:cs/>
+          <w:lang w:val="ar_AE" w:bidi="ar_AE"/>
+        </w:rPr>
+        <w:t>25:2–14</w:t>
+      </w:r>
+      <w:r>
+        <w:rPr>
+          <w:rtl/>
+          <w:cs/>
+          <w:lang w:val="ar_AE" w:bidi="ar_AE"/>
+        </w:rPr>
+        <w:t>). بعد موت نَابَال، تزوجت زوجته الجميلة، أَبِيجَايِل، من دَاوُد. يُذكر أنَّ الكَرمَل كان موطن حَصْرَاي، أحد أبطال دَاوُد الثلاثين (</w:t>
+      </w:r>
+      <w:r>
+        <w:rPr>
+          <w:rtl/>
+          <w:cs/>
+          <w:lang w:val="ar_AE" w:bidi="ar_AE"/>
+        </w:rPr>
+        <w:t>2 صموئيل 23:35</w:t>
+      </w:r>
+      <w:r>
+        <w:rPr>
+          <w:rtl/>
+          <w:cs/>
+          <w:lang w:val="ar_AE" w:bidi="ar_AE"/>
+        </w:rPr>
+        <w:t>).</w:t>
+      </w:r>
+      <w:r>
+        <w:rPr>
+          <w:rtl/>
+          <w:cs/>
+          <w:lang w:val="ar_AE" w:bidi="ar_AE"/>
+        </w:rPr>
+      </w:r>
+      <w:r>
+        <w:rPr>
+          <w:rtl/>
+          <w:cs/>
+          <w:lang w:val="ar_AE" w:bidi="ar_AE"/>
+        </w:rPr>
+      </w:r>
+    </w:p>
+    <w:p>
+      <w:pPr>
+        <w:bidi/>
+      </w:pPr>
+      <w:r>
+        <w:rPr>
+          <w:rtl/>
+          <w:cs/>
+          <w:lang w:val="ar_AE" w:bidi="ar_AE"/>
+        </w:rPr>
+      </w:r>
+    </w:p>
+    <w:p>
+      <w:pPr>
+        <w:pStyle w:val="Heading2"/>
+        <w:bidi/>
+      </w:pPr>
+      <w:r>
+        <w:rPr>
+          <w:rtl/>
+          <w:cs/>
+          <w:lang w:val="ar_AE" w:bidi="ar_AE"/>
+        </w:rPr>
+        <w:t>كَرْمِي</w:t>
+      </w:r>
+      <w:r>
+        <w:rPr>
+          <w:rtl/>
+          <w:cs/>
+          <w:lang w:val="ar_AE" w:bidi="ar_AE"/>
+        </w:rPr>
+      </w:r>
+    </w:p>
+    <w:p>
+      <w:pPr>
+        <w:pStyle w:val="Heading2"/>
+        <w:bidi/>
+      </w:pPr>
+      <w:r>
+        <w:rPr>
+          <w:rtl/>
+          <w:cs/>
+          <w:lang w:val="ar_AE" w:bidi="ar_AE"/>
+        </w:rPr>
+        <w:t>كَرْمِي</w:t>
+      </w:r>
+    </w:p>
+    <w:p>
+      <w:pPr>
+        <w:bidi/>
+      </w:pPr>
+      <w:r>
+        <w:rPr>
+          <w:rtl/>
+          <w:cs/>
+          <w:lang w:val="ar_AE" w:bidi="ar_AE"/>
+        </w:rPr>
+      </w:r>
+      <w:r>
+        <w:rPr>
+          <w:rtl/>
+          <w:cs/>
+          <w:lang w:val="ar_AE" w:bidi="ar_AE"/>
+        </w:rPr>
+        <w:t xml:space="preserve">1. أحد أبناء </w:t>
+      </w:r>
+      <w:r>
+        <w:rPr>
+          <w:rtl/>
+          <w:cs/>
+          <w:lang w:val="ar_AE" w:bidi="ar_AE"/>
+        </w:rPr>
+        <w:t>رَأُوبَيْن</w:t>
+      </w:r>
+      <w:r>
+        <w:rPr>
+          <w:rtl/>
+          <w:cs/>
+          <w:lang w:val="ar_AE" w:bidi="ar_AE"/>
+        </w:rPr>
+        <w:t>؛ رافق جده يَعقُوب إلى مصر (</w:t>
+      </w:r>
+      <w:r>
+        <w:rPr>
+          <w:rtl/>
+          <w:cs/>
+          <w:lang w:val="ar_AE" w:bidi="ar_AE"/>
+        </w:rPr>
+        <w:t>تكوين 46:9</w:t>
       </w:r>
       <w:r>
         <w:rPr>
@@ -32577,7 +32045,7 @@
           <w:cs/>
           <w:lang w:val="ar_AE" w:bidi="ar_AE"/>
         </w:rPr>
-        <w:t>قضاة 14: 5</w:t>
+        <w:t>خروج 6: 14</w:t>
       </w:r>
       <w:r>
         <w:rPr>
@@ -32593,39 +32061,39 @@
           <w:cs/>
           <w:lang w:val="ar_AE" w:bidi="ar_AE"/>
         </w:rPr>
-        <w:t>15: 5</w:t>
-      </w:r>
-      <w:r>
-        <w:rPr>
-          <w:rtl/>
-          <w:cs/>
-          <w:lang w:val="ar_AE" w:bidi="ar_AE"/>
-        </w:rPr>
-        <w:t xml:space="preserve">) وقد وفرت الفواكه والخمر لتعزيز النظام الغذائي المناسب للعبرانيين. وقد كان يتم الإتجار في الخمو على نطاق واسع في الوقت المتأخر من الحكم الملكي (قارِنْ </w:t>
-      </w:r>
-      <w:r>
-        <w:rPr>
-          <w:rtl/>
-          <w:cs/>
-          <w:lang w:val="ar_AE" w:bidi="ar_AE"/>
-        </w:rPr>
-        <w:t>حِزْقِيَال 27: 18</w:t>
-      </w:r>
-      <w:r>
-        <w:rPr>
-          <w:rtl/>
-          <w:cs/>
-          <w:lang w:val="ar_AE" w:bidi="ar_AE"/>
-        </w:rPr>
-        <w:t>)، وكذلك في الفترتين اليونانيَّة والرومانية. بالنسبة للعبرانيين، كانت الصورة المثالية للحياة هي الحياة المستقرة حيث يمكن للإنسان أن يبقى بسلام في مكان واحد، ويزرع قطعة أرضه، ويجلس تحت كرمته (</w:t>
-      </w:r>
-      <w:r>
-        <w:rPr>
-          <w:rtl/>
-          <w:cs/>
-          <w:lang w:val="ar_AE" w:bidi="ar_AE"/>
-        </w:rPr>
-        <w:t>1 ملوك 4: 25</w:t>
+        <w:t>1 أخبار 5: 3</w:t>
+      </w:r>
+      <w:r>
+        <w:rPr>
+          <w:rtl/>
+          <w:cs/>
+          <w:lang w:val="ar_AE" w:bidi="ar_AE"/>
+        </w:rPr>
+        <w:t xml:space="preserve">) وأسّس عشيرة </w:t>
+      </w:r>
+      <w:r>
+        <w:rPr>
+          <w:rtl/>
+          <w:cs/>
+          <w:lang w:val="ar_AE" w:bidi="ar_AE"/>
+        </w:rPr>
+        <w:t>الْكَرْمِيِّين</w:t>
+      </w:r>
+      <w:r>
+        <w:rPr>
+          <w:rtl/>
+          <w:cs/>
+          <w:lang w:val="ar_AE" w:bidi="ar_AE"/>
+        </w:rPr>
+        <w:t xml:space="preserve"> (</w:t>
+      </w:r>
+      <w:r>
+        <w:rPr>
+          <w:rtl/>
+          <w:cs/>
+          <w:lang w:val="ar_AE" w:bidi="ar_AE"/>
+        </w:rPr>
+        <w:t>عدد 26: 5–7</w:t>
       </w:r>
       <w:r>
         <w:rPr>
@@ -32653,15 +32121,537 @@
           <w:cs/>
           <w:lang w:val="ar_AE" w:bidi="ar_AE"/>
         </w:rPr>
-        <w:t>كان الكرم النموذجي مُحاطًا بسياج أو سور، وفي وقت الحصاد كان يُشَيَّد برج مراقبة لحراسة المحصول من اللصوص (</w:t>
-      </w:r>
-      <w:r>
-        <w:rPr>
-          <w:rtl/>
-          <w:cs/>
-          <w:lang w:val="ar_AE" w:bidi="ar_AE"/>
-        </w:rPr>
-        <w:t>أيوب 24: 18</w:t>
+        <w:t>2. والد عَخَان، وأحد أفراد سبط يَهُوذا (</w:t>
+      </w:r>
+      <w:r>
+        <w:rPr>
+          <w:rtl/>
+          <w:cs/>
+          <w:lang w:val="ar_AE" w:bidi="ar_AE"/>
+        </w:rPr>
+        <w:t>يشوع 7: 1، 18؛</w:t>
+      </w:r>
+      <w:r>
+        <w:rPr>
+          <w:rtl/>
+          <w:cs/>
+          <w:lang w:val="ar_AE" w:bidi="ar_AE"/>
+        </w:rPr>
+        <w:t xml:space="preserve"> </w:t>
+      </w:r>
+      <w:r>
+        <w:rPr>
+          <w:rtl/>
+          <w:cs/>
+          <w:lang w:val="ar_AE" w:bidi="ar_AE"/>
+        </w:rPr>
+        <w:t>1 أخبار 2: 7؛</w:t>
+      </w:r>
+      <w:r>
+        <w:rPr>
+          <w:rtl/>
+          <w:cs/>
+          <w:lang w:val="ar_AE" w:bidi="ar_AE"/>
+        </w:rPr>
+        <w:t xml:space="preserve"> </w:t>
+      </w:r>
+      <w:r>
+        <w:rPr>
+          <w:rtl/>
+          <w:cs/>
+          <w:lang w:val="ar_AE" w:bidi="ar_AE"/>
+        </w:rPr>
+        <w:t>4: 1</w:t>
+      </w:r>
+      <w:r>
+        <w:rPr>
+          <w:rtl/>
+          <w:cs/>
+          <w:lang w:val="ar_AE" w:bidi="ar_AE"/>
+        </w:rPr>
+        <w:t>).</w:t>
+      </w:r>
+      <w:r>
+        <w:rPr>
+          <w:rtl/>
+          <w:cs/>
+          <w:lang w:val="ar_AE" w:bidi="ar_AE"/>
+        </w:rPr>
+      </w:r>
+      <w:r>
+        <w:rPr>
+          <w:rtl/>
+          <w:cs/>
+          <w:lang w:val="ar_AE" w:bidi="ar_AE"/>
+        </w:rPr>
+      </w:r>
+    </w:p>
+    <w:p>
+      <w:pPr>
+        <w:bidi/>
+      </w:pPr>
+      <w:r>
+        <w:rPr>
+          <w:rtl/>
+          <w:cs/>
+          <w:lang w:val="ar_AE" w:bidi="ar_AE"/>
+        </w:rPr>
+      </w:r>
+    </w:p>
+    <w:p>
+      <w:pPr>
+        <w:pStyle w:val="Heading2"/>
+        <w:bidi/>
+      </w:pPr>
+      <w:r>
+        <w:rPr>
+          <w:rtl/>
+          <w:cs/>
+          <w:lang w:val="ar_AE" w:bidi="ar_AE"/>
+        </w:rPr>
+        <w:t>كَرْمِيَ</w:t>
+      </w:r>
+      <w:r>
+        <w:rPr>
+          <w:rtl/>
+          <w:cs/>
+          <w:lang w:val="ar_AE" w:bidi="ar_AE"/>
+        </w:rPr>
+      </w:r>
+    </w:p>
+    <w:p>
+      <w:pPr>
+        <w:pStyle w:val="Heading2"/>
+        <w:bidi/>
+      </w:pPr>
+      <w:r>
+        <w:rPr>
+          <w:b/>
+          <w:rtl/>
+          <w:cs/>
+          <w:lang w:val="ar_AE" w:bidi="ar_AE"/>
+        </w:rPr>
+        <w:t>كَرْمِيَ</w:t>
+      </w:r>
+    </w:p>
+    <w:p>
+      <w:pPr>
+        <w:bidi/>
+      </w:pPr>
+      <w:r>
+        <w:rPr>
+          <w:rtl/>
+          <w:cs/>
+          <w:lang w:val="ar_AE" w:bidi="ar_AE"/>
+        </w:rPr>
+      </w:r>
+      <w:r>
+        <w:rPr>
+          <w:rtl/>
+          <w:cs/>
+          <w:lang w:val="ar_AE" w:bidi="ar_AE"/>
+        </w:rPr>
+        <w:t>ابن ملكيئيل، وأحد القضاة الثلاثة في بيتوليا (يهو 6:14–15؛ 10:6). وبخت يهوديت كرمي وزملائه لوضعهم حدًا زمنيًا لانتظارهم أن يخلص الرب مدينتهم من الآشوريين (8:9–27).</w:t>
+      </w:r>
+      <w:r>
+        <w:rPr>
+          <w:rtl/>
+          <w:cs/>
+          <w:lang w:val="ar_AE" w:bidi="ar_AE"/>
+        </w:rPr>
+      </w:r>
+      <w:r>
+        <w:rPr>
+          <w:rtl/>
+          <w:cs/>
+          <w:lang w:val="ar_AE" w:bidi="ar_AE"/>
+        </w:rPr>
+      </w:r>
+    </w:p>
+    <w:p>
+      <w:pPr>
+        <w:bidi/>
+      </w:pPr>
+      <w:r>
+        <w:rPr>
+          <w:rtl/>
+          <w:cs/>
+          <w:lang w:val="ar_AE" w:bidi="ar_AE"/>
+        </w:rPr>
+      </w:r>
+    </w:p>
+    <w:p>
+      <w:pPr>
+        <w:pStyle w:val="Heading2"/>
+        <w:bidi/>
+      </w:pPr>
+      <w:r>
+        <w:rPr>
+          <w:rtl/>
+          <w:cs/>
+          <w:lang w:val="ar_AE" w:bidi="ar_AE"/>
+        </w:rPr>
+        <w:t>كرميي</w:t>
+      </w:r>
+      <w:r>
+        <w:rPr>
+          <w:rtl/>
+          <w:cs/>
+          <w:lang w:val="ar_AE" w:bidi="ar_AE"/>
+        </w:rPr>
+      </w:r>
+    </w:p>
+    <w:p>
+      <w:pPr>
+        <w:bidi/>
+      </w:pPr>
+      <w:r>
+        <w:rPr>
+          <w:rtl/>
+          <w:cs/>
+          <w:lang w:val="ar_AE" w:bidi="ar_AE"/>
+        </w:rPr>
+      </w:r>
+      <w:r>
+        <w:rPr>
+          <w:rtl/>
+          <w:cs/>
+          <w:lang w:val="ar_AE" w:bidi="ar_AE"/>
+        </w:rPr>
+        <w:t>نسل كَرْمِي، ابن رَأوبَيْن (</w:t>
+      </w:r>
+      <w:r>
+        <w:rPr>
+          <w:rtl/>
+          <w:cs/>
+          <w:lang w:val="ar_AE" w:bidi="ar_AE"/>
+        </w:rPr>
+        <w:t>عدد 26:6</w:t>
+      </w:r>
+      <w:r>
+        <w:rPr>
+          <w:rtl/>
+          <w:cs/>
+          <w:lang w:val="ar_AE" w:bidi="ar_AE"/>
+        </w:rPr>
+        <w:t xml:space="preserve">). </w:t>
+      </w:r>
+      <w:r>
+        <w:rPr>
+          <w:b/>
+          <w:rtl/>
+          <w:cs/>
+          <w:lang w:val="ar_AE" w:bidi="ar_AE"/>
+        </w:rPr>
+        <w:t>انظر</w:t>
+      </w:r>
+      <w:r>
+        <w:rPr>
+          <w:rtl/>
+          <w:cs/>
+          <w:lang w:val="ar_AE" w:bidi="ar_AE"/>
+        </w:rPr>
+        <w:t xml:space="preserve"> </w:t>
+      </w:r>
+      <w:r>
+        <w:rPr>
+          <w:rtl/>
+          <w:cs/>
+          <w:lang w:val="ar_AE" w:bidi="ar_AE"/>
+        </w:rPr>
+        <w:t>كَرْمِي #1</w:t>
+      </w:r>
+      <w:r>
+        <w:rPr>
+          <w:rtl/>
+          <w:cs/>
+          <w:lang w:val="ar_AE" w:bidi="ar_AE"/>
+        </w:rPr>
+        <w:t>.</w:t>
+      </w:r>
+      <w:r>
+        <w:rPr>
+          <w:rtl/>
+          <w:cs/>
+          <w:lang w:val="ar_AE" w:bidi="ar_AE"/>
+        </w:rPr>
+      </w:r>
+      <w:r>
+        <w:rPr>
+          <w:rtl/>
+          <w:cs/>
+          <w:lang w:val="ar_AE" w:bidi="ar_AE"/>
+        </w:rPr>
+      </w:r>
+    </w:p>
+    <w:p>
+      <w:pPr>
+        <w:bidi/>
+      </w:pPr>
+      <w:r>
+        <w:rPr>
+          <w:rtl/>
+          <w:cs/>
+          <w:lang w:val="ar_AE" w:bidi="ar_AE"/>
+        </w:rPr>
+      </w:r>
+    </w:p>
+    <w:p>
+      <w:pPr>
+        <w:pStyle w:val="Heading2"/>
+        <w:bidi/>
+      </w:pPr>
+      <w:r>
+        <w:rPr>
+          <w:rtl/>
+          <w:cs/>
+          <w:lang w:val="ar_AE" w:bidi="ar_AE"/>
+        </w:rPr>
+        <w:t>كَرْنِيلِيُوسُ</w:t>
+      </w:r>
+      <w:r>
+        <w:rPr>
+          <w:rtl/>
+          <w:cs/>
+          <w:lang w:val="ar_AE" w:bidi="ar_AE"/>
+        </w:rPr>
+      </w:r>
+    </w:p>
+    <w:p>
+      <w:pPr>
+        <w:pStyle w:val="Heading2"/>
+        <w:bidi/>
+      </w:pPr>
+      <w:r>
+        <w:rPr>
+          <w:rtl/>
+          <w:cs/>
+          <w:lang w:val="ar_AE" w:bidi="ar_AE"/>
+        </w:rPr>
+        <w:t>كَرْنِيلِيُوسُ</w:t>
+      </w:r>
+    </w:p>
+    <w:p>
+      <w:pPr>
+        <w:bidi/>
+      </w:pPr>
+      <w:r>
+        <w:rPr>
+          <w:rtl/>
+          <w:cs/>
+          <w:lang w:val="ar_AE" w:bidi="ar_AE"/>
+        </w:rPr>
+      </w:r>
+      <w:r>
+        <w:rPr>
+          <w:rtl/>
+          <w:cs/>
+          <w:lang w:val="ar_AE" w:bidi="ar_AE"/>
+        </w:rPr>
+        <w:t>هو قائد مئة روماني، وأول مسيحي أممي يُذكَر في سفر أعمال الرسل.</w:t>
+      </w:r>
+    </w:p>
+    <w:p>
+      <w:pPr>
+        <w:bidi/>
+      </w:pPr>
+      <w:r>
+        <w:rPr>
+          <w:rtl/>
+          <w:cs/>
+          <w:lang w:val="ar_AE" w:bidi="ar_AE"/>
+        </w:rPr>
+      </w:r>
+      <w:r>
+        <w:rPr>
+          <w:rtl/>
+          <w:cs/>
+          <w:lang w:val="ar_AE" w:bidi="ar_AE"/>
+        </w:rPr>
+        <w:t xml:space="preserve">وردت قصة إيمان كرنيليوس بالمسيح بواسطة كرازة الرسول بطرس في </w:t>
+      </w:r>
+      <w:r>
+        <w:rPr>
+          <w:rtl/>
+          <w:cs/>
+          <w:lang w:val="ar_AE" w:bidi="ar_AE"/>
+        </w:rPr>
+        <w:t>أعمال الرسل ١٠: ١–١١: ١٨</w:t>
+      </w:r>
+      <w:r>
+        <w:rPr>
+          <w:rtl/>
+          <w:cs/>
+          <w:lang w:val="ar_AE" w:bidi="ar_AE"/>
+        </w:rPr>
+        <w:t xml:space="preserve">. وقبل إيمان </w:t>
+      </w:r>
+      <w:r>
+        <w:rPr>
+          <w:rtl/>
+          <w:cs/>
+          <w:lang w:val="ar_AE" w:bidi="ar_AE"/>
+        </w:rPr>
+        <w:t>كَرْنِيلِيُوسُ</w:t>
+      </w:r>
+      <w:r>
+        <w:rPr>
+          <w:rtl/>
+          <w:cs/>
+          <w:lang w:val="ar_AE" w:bidi="ar_AE"/>
+        </w:rPr>
+        <w:t>، كان معروفًا لدى اليهود بأنه شخص يخاف الله، ويصلِّي إليه في كل حين، ويصنع حسنات كثيرة.</w:t>
+      </w:r>
+    </w:p>
+    <w:p>
+      <w:pPr>
+        <w:bidi/>
+      </w:pPr>
+      <w:r>
+        <w:rPr>
+          <w:rtl/>
+          <w:cs/>
+          <w:lang w:val="ar_AE" w:bidi="ar_AE"/>
+        </w:rPr>
+      </w:r>
+      <w:r>
+        <w:rPr>
+          <w:rtl/>
+          <w:cs/>
+          <w:lang w:val="ar_AE" w:bidi="ar_AE"/>
+        </w:rPr>
+        <w:t>في البداية، كانت الكنيسة تتألَّف فقط من اليهود، الذين كانوا عازفين عن الكرازة بالإنجيل للأمم، وذلك لأن اليهود الملتزمين بالناموس لم تكن لهم أيُّ خلطة مع "الوثنيين". وكانت لدى بطرس، اليهودي الملتزم بالناموس، تحفُّظات بشأن دخول بيت رجل أممي، وتناوُل طعام "نجس". لكن بواسطة رؤيا، اقتاد الله بطرس إلى بيت كرنيليوس، كي يكرز بالإنجيل له ولعائلته ولأصدقائه المقربين. وقبل أن يختتم بطرس حديثه، وقبل ممارسة أي معمودية أو وضع للأيدي، أظهر الله على نحو مثير قبوله دخول الأمم في شركة الكنيسة، إذ مَنَحهم موهبة الروح القدس. ثم مكث بطرس عدة أيام في بيت كرنيليوس، فرحًا دون شك بإيمان قائد المئة، ومعلِّمًا إياه عن هذا الإيمان الجديد.</w:t>
+      </w:r>
+    </w:p>
+    <w:p>
+      <w:pPr>
+        <w:bidi/>
+      </w:pPr>
+      <w:r>
+        <w:rPr>
+          <w:rtl/>
+          <w:cs/>
+          <w:lang w:val="ar_AE" w:bidi="ar_AE"/>
+        </w:rPr>
+      </w:r>
+      <w:r>
+        <w:rPr>
+          <w:rtl/>
+          <w:cs/>
+          <w:lang w:val="ar_AE" w:bidi="ar_AE"/>
+        </w:rPr>
+        <w:t>شكَّل إيمان كرنيليوس بالمسيح خطوة مهمة في انفصال الكنيسة الأولى عن الديانة اليهودية. لم يكن كرنيليوس مطالَبًا بالخضوع لأيٍّ من الممارسات اليهودية، مثل الختان أو الاكتفاء بتناوُل الحيوانات "الطاهرة" طقسيًّا. وللمرة الأولى، قُبِل مؤمن أممي في الكنيسة في مساواةٍ مع المسيحيين من اليهود.</w:t>
+      </w:r>
+    </w:p>
+    <w:p>
+      <w:pPr>
+        <w:bidi/>
+      </w:pPr>
+      <w:r>
+        <w:rPr>
+          <w:rtl/>
+          <w:cs/>
+          <w:lang w:val="ar_AE" w:bidi="ar_AE"/>
+        </w:rPr>
+      </w:r>
+      <w:r>
+        <w:rPr>
+          <w:rtl/>
+          <w:cs/>
+          <w:lang w:val="ar_AE" w:bidi="ar_AE"/>
+        </w:rPr>
+        <w:t xml:space="preserve">انظر أيضًا </w:t>
+      </w:r>
+      <w:r>
+        <w:rPr>
+          <w:rtl/>
+          <w:cs/>
+          <w:lang w:val="ar_AE" w:bidi="ar_AE"/>
+        </w:rPr>
+        <w:t>أعمال الرسل، سفر</w:t>
+      </w:r>
+      <w:r>
+        <w:rPr>
+          <w:rtl/>
+          <w:cs/>
+          <w:lang w:val="ar_AE" w:bidi="ar_AE"/>
+        </w:rPr>
+        <w:t>.</w:t>
+      </w:r>
+      <w:r>
+        <w:rPr>
+          <w:rtl/>
+          <w:cs/>
+          <w:lang w:val="ar_AE" w:bidi="ar_AE"/>
+        </w:rPr>
+      </w:r>
+      <w:r>
+        <w:rPr>
+          <w:rtl/>
+          <w:cs/>
+          <w:lang w:val="ar_AE" w:bidi="ar_AE"/>
+        </w:rPr>
+      </w:r>
+    </w:p>
+    <w:p>
+      <w:pPr>
+        <w:bidi/>
+      </w:pPr>
+      <w:r>
+        <w:rPr>
+          <w:rtl/>
+          <w:cs/>
+          <w:lang w:val="ar_AE" w:bidi="ar_AE"/>
+        </w:rPr>
+      </w:r>
+    </w:p>
+    <w:p>
+      <w:pPr>
+        <w:pStyle w:val="Heading2"/>
+        <w:bidi/>
+      </w:pPr>
+      <w:r>
+        <w:rPr>
+          <w:rtl/>
+          <w:cs/>
+          <w:lang w:val="ar_AE" w:bidi="ar_AE"/>
+        </w:rPr>
+        <w:t>كروب</w:t>
+      </w:r>
+      <w:r>
+        <w:rPr>
+          <w:rtl/>
+          <w:cs/>
+          <w:lang w:val="ar_AE" w:bidi="ar_AE"/>
+        </w:rPr>
+      </w:r>
+    </w:p>
+    <w:p>
+      <w:pPr>
+        <w:bidi/>
+      </w:pPr>
+      <w:r>
+        <w:rPr>
+          <w:rtl/>
+          <w:cs/>
+          <w:lang w:val="ar_AE" w:bidi="ar_AE"/>
+        </w:rPr>
+      </w:r>
+      <w:r>
+        <w:rPr>
+          <w:rtl/>
+          <w:cs/>
+          <w:lang w:val="ar_AE" w:bidi="ar_AE"/>
+        </w:rPr>
+        <w:t>واحدة من خمسة مدن بابلية عاد منها الإسرائيليون الذين لم يتمكنوا من تتبع نسبهم بعد السبي (</w:t>
+      </w:r>
+      <w:r>
+        <w:rPr>
+          <w:rtl/>
+          <w:cs/>
+          <w:lang w:val="ar_AE" w:bidi="ar_AE"/>
+        </w:rPr>
+        <w:t>عز 2:59</w:t>
       </w:r>
       <w:r>
         <w:rPr>
@@ -32677,7 +32667,789 @@
           <w:cs/>
           <w:lang w:val="ar_AE" w:bidi="ar_AE"/>
         </w:rPr>
-        <w:t>إشعياء 1: 8</w:t>
+        <w:t>نح 7:61</w:t>
+      </w:r>
+      <w:r>
+        <w:rPr>
+          <w:rtl/>
+          <w:cs/>
+          <w:lang w:val="ar_AE" w:bidi="ar_AE"/>
+        </w:rPr>
+        <w:t>).</w:t>
+      </w:r>
+      <w:r>
+        <w:rPr>
+          <w:rtl/>
+          <w:cs/>
+          <w:lang w:val="ar_AE" w:bidi="ar_AE"/>
+        </w:rPr>
+      </w:r>
+      <w:r>
+        <w:rPr>
+          <w:rtl/>
+          <w:cs/>
+          <w:lang w:val="ar_AE" w:bidi="ar_AE"/>
+        </w:rPr>
+      </w:r>
+    </w:p>
+    <w:p>
+      <w:pPr>
+        <w:bidi/>
+      </w:pPr>
+      <w:r>
+        <w:rPr>
+          <w:rtl/>
+          <w:cs/>
+          <w:lang w:val="ar_AE" w:bidi="ar_AE"/>
+        </w:rPr>
+      </w:r>
+    </w:p>
+    <w:p>
+      <w:pPr>
+        <w:pStyle w:val="Heading2"/>
+        <w:bidi/>
+      </w:pPr>
+      <w:r>
+        <w:rPr>
+          <w:rtl/>
+          <w:cs/>
+          <w:lang w:val="ar_AE" w:bidi="ar_AE"/>
+        </w:rPr>
+        <w:t>كَرُوب، كَرُوبِيم</w:t>
+      </w:r>
+      <w:r>
+        <w:rPr>
+          <w:rtl/>
+          <w:cs/>
+          <w:lang w:val="ar_AE" w:bidi="ar_AE"/>
+        </w:rPr>
+      </w:r>
+    </w:p>
+    <w:p>
+      <w:pPr>
+        <w:pStyle w:val="Heading2"/>
+        <w:bidi/>
+      </w:pPr>
+      <w:r>
+        <w:rPr>
+          <w:rtl/>
+          <w:cs/>
+          <w:lang w:val="ar_AE" w:bidi="ar_AE"/>
+        </w:rPr>
+        <w:t>كَرُوب</w:t>
+      </w:r>
+      <w:r>
+        <w:rPr>
+          <w:rtl/>
+          <w:cs/>
+          <w:lang w:val="ar_AE" w:bidi="ar_AE"/>
+        </w:rPr>
+        <w:t xml:space="preserve">، </w:t>
+      </w:r>
+      <w:r>
+        <w:rPr>
+          <w:rtl/>
+          <w:cs/>
+          <w:lang w:val="ar_AE" w:bidi="ar_AE"/>
+        </w:rPr>
+        <w:t>كَرُوبِيم</w:t>
+      </w:r>
+    </w:p>
+    <w:p>
+      <w:pPr>
+        <w:bidi/>
+      </w:pPr>
+      <w:r>
+        <w:rPr>
+          <w:rtl/>
+          <w:cs/>
+          <w:lang w:val="ar_AE" w:bidi="ar_AE"/>
+        </w:rPr>
+      </w:r>
+      <w:r>
+        <w:rPr>
+          <w:rtl/>
+          <w:cs/>
+          <w:lang w:val="ar_AE" w:bidi="ar_AE"/>
+        </w:rPr>
+        <w:t>كائنات ذوات أجنحة تُذكر أحيانًا في الكتاب المقدَّس ("</w:t>
+      </w:r>
+      <w:r>
+        <w:rPr>
+          <w:rtl/>
+          <w:cs/>
+          <w:lang w:val="ar_AE" w:bidi="ar_AE"/>
+        </w:rPr>
+        <w:t>الْكَرُوبِيم</w:t>
+      </w:r>
+      <w:r>
+        <w:rPr>
+          <w:rtl/>
+          <w:cs/>
+          <w:lang w:val="ar_AE" w:bidi="ar_AE"/>
+        </w:rPr>
+        <w:t xml:space="preserve">" هو صيغة الجمع للكلمة العبرية "كَرُوب"). ينتمون إلى نظامٍ خارق للطبيعة إلى جانب </w:t>
+      </w:r>
+      <w:r>
+        <w:rPr>
+          <w:rtl/>
+          <w:cs/>
+          <w:lang w:val="ar_AE" w:bidi="ar_AE"/>
+        </w:rPr>
+        <w:t>السَّرَافِيم</w:t>
+      </w:r>
+      <w:r>
+        <w:rPr>
+          <w:rtl/>
+          <w:cs/>
+          <w:lang w:val="ar_AE" w:bidi="ar_AE"/>
+        </w:rPr>
+        <w:t xml:space="preserve"> والملائكة. يذكر بعض العلماء أنَّ مصطلح "كَرُوب" جاء من </w:t>
+      </w:r>
+      <w:r>
+        <w:rPr>
+          <w:i/>
+          <w:rtl/>
+          <w:cs/>
+          <w:lang w:val="ar_AE" w:bidi="ar_AE"/>
+        </w:rPr>
+        <w:t>كاريبو</w:t>
+      </w:r>
+      <w:r>
+        <w:rPr>
+          <w:rtl/>
+          <w:cs/>
+          <w:lang w:val="ar_AE" w:bidi="ar_AE"/>
+        </w:rPr>
+        <w:t xml:space="preserve"> ("الوسيط") في النصوص الأسطورية الأكديّة، وغالبًا ما يُجسَّد في فن بلاد ما بين النهرين على أنه جريفين (مخلوق نصفه أسد ونصفه نسر) أو إنسان له أجنحة. يبدو أنَّ أبا الهول أيضًا ينطبق عليه هذا المفهوم. ومع ذلك، لا يبدو أنَّ الأدلة الكتابية تدعم هذا التكوين.</w:t>
+      </w:r>
+    </w:p>
+    <w:p>
+      <w:pPr>
+        <w:bidi/>
+      </w:pPr>
+      <w:r>
+        <w:rPr>
+          <w:rtl/>
+          <w:cs/>
+          <w:lang w:val="ar_AE" w:bidi="ar_AE"/>
+        </w:rPr>
+      </w:r>
+      <w:r>
+        <w:rPr>
+          <w:rtl/>
+          <w:cs/>
+          <w:lang w:val="ar_AE" w:bidi="ar_AE"/>
+        </w:rPr>
+        <w:t>وصف النبي حزقيال أربعة "حيوانات"، لكل منها أربعة وجوه وأربعة أجنحة (</w:t>
+      </w:r>
+      <w:r>
+        <w:rPr>
+          <w:rtl/>
+          <w:cs/>
+          <w:lang w:val="ar_AE" w:bidi="ar_AE"/>
+        </w:rPr>
+        <w:t>حزقيال 1: 5–24</w:t>
+      </w:r>
+      <w:r>
+        <w:rPr>
+          <w:rtl/>
+          <w:cs/>
+          <w:lang w:val="ar_AE" w:bidi="ar_AE"/>
+        </w:rPr>
+        <w:t xml:space="preserve">)؛ كانت تلك الأوصاف تتطابق مع </w:t>
+      </w:r>
+      <w:r>
+        <w:rPr>
+          <w:rtl/>
+          <w:cs/>
+          <w:lang w:val="ar_AE" w:bidi="ar_AE"/>
+        </w:rPr>
+        <w:t>الْكَرُوبِيم</w:t>
+      </w:r>
+      <w:r>
+        <w:rPr>
+          <w:rtl/>
+          <w:cs/>
+          <w:lang w:val="ar_AE" w:bidi="ar_AE"/>
+        </w:rPr>
+        <w:t xml:space="preserve"> (</w:t>
+      </w:r>
+      <w:r>
+        <w:rPr>
+          <w:rtl/>
+          <w:cs/>
+          <w:lang w:val="ar_AE" w:bidi="ar_AE"/>
+        </w:rPr>
+        <w:t>10: 2–22</w:t>
+      </w:r>
+      <w:r>
+        <w:rPr>
+          <w:rtl/>
+          <w:cs/>
+          <w:lang w:val="ar_AE" w:bidi="ar_AE"/>
+        </w:rPr>
+        <w:t>). صُوِّرت رؤية حزقيال الرائعة بشكل أكثر تواضعًا في وصفه لملك صُور، الذي بدا في أوج ازدهاره وكأنه يلعب دور الكَرُوب الحارس أو الشامخ قبل أن يُجرَّد من ممتلكاته (</w:t>
+      </w:r>
+      <w:r>
+        <w:rPr>
+          <w:rtl/>
+          <w:cs/>
+          <w:lang w:val="ar_AE" w:bidi="ar_AE"/>
+        </w:rPr>
+        <w:t>28: 13–16</w:t>
+      </w:r>
+      <w:r>
+        <w:rPr>
+          <w:rtl/>
+          <w:cs/>
+          <w:lang w:val="ar_AE" w:bidi="ar_AE"/>
+        </w:rPr>
+        <w:t>). وقد فسر البعض هذا النص على أنه وصف لـ"تجريد الشيطان من النعمة" بعد أن كان يخدم الله كعضو بارز في رتبة سماوية عالية.</w:t>
+      </w:r>
+    </w:p>
+    <w:p>
+      <w:pPr>
+        <w:bidi/>
+      </w:pPr>
+      <w:r>
+        <w:rPr>
+          <w:rtl/>
+          <w:cs/>
+          <w:lang w:val="ar_AE" w:bidi="ar_AE"/>
+        </w:rPr>
+      </w:r>
+      <w:r>
+        <w:rPr>
+          <w:rtl/>
+          <w:cs/>
+          <w:lang w:val="ar_AE" w:bidi="ar_AE"/>
+        </w:rPr>
+        <w:t xml:space="preserve">على الرغم من أوصاف حزقيال الرؤيويّة المُفصلة، يصعب التأكد من الشكل الذي ظهر به الْكَرُوبِيم. لذا، في </w:t>
+      </w:r>
+      <w:r>
+        <w:rPr>
+          <w:rtl/>
+          <w:cs/>
+          <w:lang w:val="ar_AE" w:bidi="ar_AE"/>
+        </w:rPr>
+        <w:t>حزقيال 41: 18</w:t>
+      </w:r>
+      <w:r>
+        <w:rPr>
+          <w:rtl/>
+          <w:cs/>
+          <w:lang w:val="ar_AE" w:bidi="ar_AE"/>
+        </w:rPr>
+        <w:t xml:space="preserve"> كان للْكَرُوبِيم الذي يزين هيكل حزقيال الرائع وجهان فقط، وجه إنسان ووجه شِبل، على النقيض من المخلوقات ذات الوجوه الأربعة في الرؤى السابقة. كانت الوجوه الأربعة في </w:t>
+      </w:r>
+      <w:r>
+        <w:rPr>
+          <w:rtl/>
+          <w:cs/>
+          <w:lang w:val="ar_AE" w:bidi="ar_AE"/>
+        </w:rPr>
+        <w:t>حزقيال 1: 10</w:t>
+      </w:r>
+      <w:r>
+        <w:rPr>
+          <w:rtl/>
+          <w:cs/>
+          <w:lang w:val="ar_AE" w:bidi="ar_AE"/>
+        </w:rPr>
+        <w:t xml:space="preserve"> هي وجه إنسان، ووجه أسد، ووجه ثور، ووجه نسر، بينما في </w:t>
+      </w:r>
+      <w:r>
+        <w:rPr>
+          <w:rtl/>
+          <w:cs/>
+          <w:lang w:val="ar_AE" w:bidi="ar_AE"/>
+        </w:rPr>
+        <w:t>حزقيال 10: 14</w:t>
+      </w:r>
+      <w:r>
+        <w:rPr>
+          <w:rtl/>
+          <w:cs/>
+          <w:lang w:val="ar_AE" w:bidi="ar_AE"/>
+        </w:rPr>
+        <w:t xml:space="preserve"> كان للكَرُوب وجهه الخاص ("وجه الكَرُوب")، بالإضافة إلى وجوه إنسان، وأسد، ونسر. إذا كان وجه الكَرُوب يتوافق مع وجه الثور، فقد يفسر ذلك حقيقة أنَّ الكَرُوبيم في فن الشرق الأدنى كانت تُصوَّر كمخلوقات ذات أربعة أرجل، رغم أنها كانت تختلف أحيانًا كثيرة عن كَرُوبيم الكتاب المقدَّس. بالإضافة إلى أجنحتها، كانت الْكَرُوبِيم في رؤية حزقيال لها أرجل مستقيمة وأقدام بحوافر مثل حوافر العجل (</w:t>
+      </w:r>
+      <w:r>
+        <w:rPr>
+          <w:rtl/>
+          <w:cs/>
+          <w:lang w:val="ar_AE" w:bidi="ar_AE"/>
+        </w:rPr>
+        <w:t>حزقيال 1: 7</w:t>
+      </w:r>
+      <w:r>
+        <w:rPr>
+          <w:rtl/>
+          <w:cs/>
+          <w:lang w:val="ar_AE" w:bidi="ar_AE"/>
+        </w:rPr>
+        <w:t>).</w:t>
+      </w:r>
+    </w:p>
+    <w:p>
+      <w:pPr>
+        <w:bidi/>
+      </w:pPr>
+      <w:r>
+        <w:rPr>
+          <w:rtl/>
+          <w:cs/>
+          <w:lang w:val="ar_AE" w:bidi="ar_AE"/>
+        </w:rPr>
+      </w:r>
+      <w:r>
+        <w:rPr>
+          <w:rtl/>
+          <w:cs/>
+          <w:lang w:val="ar_AE" w:bidi="ar_AE"/>
+        </w:rPr>
+        <w:t xml:space="preserve">هذا الوصف المُعقَّد دفع العلماء لمحاولة تجسيد الْكَرُوبِيم في تماثيل ومنحوتات الشعوب غير الإسرائيلية. كان عرش </w:t>
+      </w:r>
+      <w:r>
+        <w:rPr>
+          <w:rtl/>
+          <w:cs/>
+          <w:lang w:val="ar_AE" w:bidi="ar_AE"/>
+        </w:rPr>
+        <w:t>أَحِيرَام</w:t>
+      </w:r>
+      <w:r>
+        <w:rPr>
+          <w:rtl/>
+          <w:cs/>
+          <w:lang w:val="ar_AE" w:bidi="ar_AE"/>
+        </w:rPr>
+        <w:t xml:space="preserve">، ملك </w:t>
+      </w:r>
+      <w:r>
+        <w:rPr>
+          <w:rtl/>
+          <w:cs/>
+          <w:lang w:val="ar_AE" w:bidi="ar_AE"/>
+        </w:rPr>
+        <w:t>جُبَيْل</w:t>
+      </w:r>
+      <w:r>
+        <w:rPr>
+          <w:rtl/>
+          <w:cs/>
+          <w:lang w:val="ar_AE" w:bidi="ar_AE"/>
+        </w:rPr>
+        <w:t xml:space="preserve">، محاطًا بأبي الهول، الذي اعتبره البعض كَرُوبيم. ومع ذلك، يبدو أنَّ أبا الهول كان نمطًا زخرفيًا شائعًا، كما يتضح من صندوق عاجي من </w:t>
+      </w:r>
+      <w:r>
+        <w:rPr>
+          <w:rtl/>
+          <w:cs/>
+          <w:lang w:val="ar_AE" w:bidi="ar_AE"/>
+        </w:rPr>
+        <w:t>مَجِدُّو</w:t>
+      </w:r>
+      <w:r>
+        <w:rPr>
+          <w:rtl/>
+          <w:cs/>
+          <w:lang w:val="ar_AE" w:bidi="ar_AE"/>
+        </w:rPr>
+        <w:t xml:space="preserve"> ومجسمات عاج من السامرة ونمرود وأماكن أخرى. كائنات زخرفية أخرى كان لها تركيبات مختلفة من الأجسام البشرية والحيوانية، مع بروز الأجنحة عمومًا. لا يمثل أي منها أوصاف كَرُوبيم العهد القديم بالقدر الكافي.</w:t>
+      </w:r>
+    </w:p>
+    <w:p>
+      <w:pPr>
+        <w:bidi/>
+      </w:pPr>
+      <w:r>
+        <w:rPr>
+          <w:rtl/>
+          <w:cs/>
+          <w:lang w:val="ar_AE" w:bidi="ar_AE"/>
+        </w:rPr>
+      </w:r>
+      <w:r>
+        <w:rPr>
+          <w:rtl/>
+          <w:cs/>
+          <w:lang w:val="ar_AE" w:bidi="ar_AE"/>
+        </w:rPr>
+        <w:t>كانت الحيوانات الأربعة في سفر الرؤيا تشبه كَرُوبِيم سفر حزقيال لكنها بدون العجلات الدوارة (</w:t>
+      </w:r>
+      <w:r>
+        <w:rPr>
+          <w:rtl/>
+          <w:cs/>
+          <w:lang w:val="ar_AE" w:bidi="ar_AE"/>
+        </w:rPr>
+        <w:t>رؤيا 4:6–9</w:t>
+      </w:r>
+      <w:r>
+        <w:rPr>
+          <w:rtl/>
+          <w:cs/>
+          <w:lang w:val="ar_AE" w:bidi="ar_AE"/>
+        </w:rPr>
+        <w:t>). لا تضيف الإشارات اللاحقة عن كائنات سفر الرؤيا (</w:t>
+      </w:r>
+      <w:r>
+        <w:rPr>
+          <w:rtl/>
+          <w:cs/>
+          <w:lang w:val="ar_AE" w:bidi="ar_AE"/>
+        </w:rPr>
+        <w:t>5: 6–14؛</w:t>
+      </w:r>
+      <w:r>
+        <w:rPr>
+          <w:rtl/>
+          <w:cs/>
+          <w:lang w:val="ar_AE" w:bidi="ar_AE"/>
+        </w:rPr>
+        <w:t xml:space="preserve"> </w:t>
+      </w:r>
+      <w:r>
+        <w:rPr>
+          <w:rtl/>
+          <w:cs/>
+          <w:lang w:val="ar_AE" w:bidi="ar_AE"/>
+        </w:rPr>
+        <w:t>6: 1–8؛</w:t>
+      </w:r>
+      <w:r>
+        <w:rPr>
+          <w:rtl/>
+          <w:cs/>
+          <w:lang w:val="ar_AE" w:bidi="ar_AE"/>
+        </w:rPr>
+        <w:t xml:space="preserve"> </w:t>
+      </w:r>
+      <w:r>
+        <w:rPr>
+          <w:rtl/>
+          <w:cs/>
+          <w:lang w:val="ar_AE" w:bidi="ar_AE"/>
+        </w:rPr>
+        <w:t>7: 1–11؛</w:t>
+      </w:r>
+      <w:r>
+        <w:rPr>
+          <w:rtl/>
+          <w:cs/>
+          <w:lang w:val="ar_AE" w:bidi="ar_AE"/>
+        </w:rPr>
+        <w:t xml:space="preserve"> </w:t>
+      </w:r>
+      <w:r>
+        <w:rPr>
+          <w:rtl/>
+          <w:cs/>
+          <w:lang w:val="ar_AE" w:bidi="ar_AE"/>
+        </w:rPr>
+        <w:t>14: 3؛</w:t>
+      </w:r>
+      <w:r>
+        <w:rPr>
+          <w:rtl/>
+          <w:cs/>
+          <w:lang w:val="ar_AE" w:bidi="ar_AE"/>
+        </w:rPr>
+        <w:t xml:space="preserve"> </w:t>
+      </w:r>
+      <w:r>
+        <w:rPr>
+          <w:rtl/>
+          <w:cs/>
+          <w:lang w:val="ar_AE" w:bidi="ar_AE"/>
+        </w:rPr>
+        <w:t>15: 7؛</w:t>
+      </w:r>
+      <w:r>
+        <w:rPr>
+          <w:rtl/>
+          <w:cs/>
+          <w:lang w:val="ar_AE" w:bidi="ar_AE"/>
+        </w:rPr>
+        <w:t xml:space="preserve"> </w:t>
+      </w:r>
+      <w:r>
+        <w:rPr>
+          <w:rtl/>
+          <w:cs/>
+          <w:lang w:val="ar_AE" w:bidi="ar_AE"/>
+        </w:rPr>
+        <w:t>19: 4</w:t>
+      </w:r>
+      <w:r>
+        <w:rPr>
+          <w:rtl/>
+          <w:cs/>
+          <w:lang w:val="ar_AE" w:bidi="ar_AE"/>
+        </w:rPr>
+        <w:t>) أي شيْ إلى الوصف الأولي.</w:t>
+      </w:r>
+    </w:p>
+    <w:p>
+      <w:pPr>
+        <w:bidi/>
+      </w:pPr>
+      <w:r>
+        <w:rPr>
+          <w:rtl/>
+          <w:cs/>
+          <w:lang w:val="ar_AE" w:bidi="ar_AE"/>
+        </w:rPr>
+      </w:r>
+      <w:r>
+        <w:rPr>
+          <w:rtl/>
+          <w:cs/>
+          <w:lang w:val="ar_AE" w:bidi="ar_AE"/>
+        </w:rPr>
+        <w:t xml:space="preserve">الْكَرُوبِيم في </w:t>
+      </w:r>
+      <w:r>
+        <w:rPr>
+          <w:rtl/>
+          <w:cs/>
+          <w:lang w:val="ar_AE" w:bidi="ar_AE"/>
+        </w:rPr>
+        <w:t>تكوين 3: 24</w:t>
+      </w:r>
+      <w:r>
+        <w:rPr>
+          <w:rtl/>
+          <w:cs/>
+          <w:lang w:val="ar_AE" w:bidi="ar_AE"/>
+        </w:rPr>
+        <w:t xml:space="preserve"> كانت بمثابة حراس أو أوصياء. يبدو أنَّ فكرة الحراس الخارقين كانت شائعة في فكر الشرق الأدنى. في </w:t>
+      </w:r>
+      <w:r>
+        <w:rPr>
+          <w:rtl/>
+          <w:cs/>
+          <w:lang w:val="ar_AE" w:bidi="ar_AE"/>
+        </w:rPr>
+        <w:t>حزقيال 10</w:t>
+      </w:r>
+      <w:r>
+        <w:rPr>
+          <w:rtl/>
+          <w:cs/>
+          <w:lang w:val="ar_AE" w:bidi="ar_AE"/>
+        </w:rPr>
+        <w:t xml:space="preserve"> كانت الْكَرُوبِيم أيضًا تُنفِّذ الدينونة الإلهية، حيث ذرَّت جمر النار فوق مدينة (</w:t>
+      </w:r>
+      <w:r>
+        <w:rPr>
+          <w:rtl/>
+          <w:cs/>
+          <w:lang w:val="ar_AE" w:bidi="ar_AE"/>
+        </w:rPr>
+        <w:t>حزقيال 10: 2، 7</w:t>
+      </w:r>
+      <w:r>
+        <w:rPr>
+          <w:rtl/>
+          <w:cs/>
+          <w:lang w:val="ar_AE" w:bidi="ar_AE"/>
+        </w:rPr>
+        <w:t>).</w:t>
+      </w:r>
+    </w:p>
+    <w:p>
+      <w:pPr>
+        <w:bidi/>
+      </w:pPr>
+      <w:r>
+        <w:rPr>
+          <w:rtl/>
+          <w:cs/>
+          <w:lang w:val="ar_AE" w:bidi="ar_AE"/>
+        </w:rPr>
+      </w:r>
+      <w:r>
+        <w:rPr>
+          <w:rtl/>
+          <w:cs/>
+          <w:lang w:val="ar_AE" w:bidi="ar_AE"/>
+        </w:rPr>
+        <w:t>في الفكر الإسرائيلي في القديم، كانت الْكَرُوبِيم تمدّ أجنحتها صانعة عرشًا لله (</w:t>
+      </w:r>
+      <w:r>
+        <w:rPr>
+          <w:rtl/>
+          <w:cs/>
+          <w:lang w:val="ar_AE" w:bidi="ar_AE"/>
+        </w:rPr>
+        <w:t>1 صموئيل 4: 4؛</w:t>
+      </w:r>
+      <w:r>
+        <w:rPr>
+          <w:rtl/>
+          <w:cs/>
+          <w:lang w:val="ar_AE" w:bidi="ar_AE"/>
+        </w:rPr>
+        <w:t xml:space="preserve"> </w:t>
+      </w:r>
+      <w:r>
+        <w:rPr>
+          <w:rtl/>
+          <w:cs/>
+          <w:lang w:val="ar_AE" w:bidi="ar_AE"/>
+        </w:rPr>
+        <w:t>2 صموئيل 6: 2؛</w:t>
+      </w:r>
+      <w:r>
+        <w:rPr>
+          <w:rtl/>
+          <w:cs/>
+          <w:lang w:val="ar_AE" w:bidi="ar_AE"/>
+        </w:rPr>
+        <w:t xml:space="preserve"> إلخ.). تحدَّث الله إلى موسى من فوق مثل هذا العرش على غطاء تابوت العهد (</w:t>
+      </w:r>
+      <w:r>
+        <w:rPr>
+          <w:rtl/>
+          <w:cs/>
+          <w:lang w:val="ar_AE" w:bidi="ar_AE"/>
+        </w:rPr>
+        <w:t>خروج 25: 22</w:t>
+      </w:r>
+      <w:r>
+        <w:rPr>
+          <w:rtl/>
+          <w:cs/>
+          <w:lang w:val="ar_AE" w:bidi="ar_AE"/>
+        </w:rPr>
+        <w:t>). في رؤية حزقيال (</w:t>
+      </w:r>
+      <w:r>
+        <w:rPr>
+          <w:rtl/>
+          <w:cs/>
+          <w:lang w:val="ar_AE" w:bidi="ar_AE"/>
+        </w:rPr>
+        <w:t>حزقيال 1: 26؛</w:t>
+      </w:r>
+      <w:r>
+        <w:rPr>
+          <w:rtl/>
+          <w:cs/>
+          <w:lang w:val="ar_AE" w:bidi="ar_AE"/>
+        </w:rPr>
+        <w:t xml:space="preserve"> </w:t>
+      </w:r>
+      <w:r>
+        <w:rPr>
+          <w:rtl/>
+          <w:cs/>
+          <w:lang w:val="ar_AE" w:bidi="ar_AE"/>
+        </w:rPr>
+        <w:t>10: 1</w:t>
+      </w:r>
+      <w:r>
+        <w:rPr>
+          <w:rtl/>
+          <w:cs/>
+          <w:lang w:val="ar_AE" w:bidi="ar_AE"/>
+        </w:rPr>
+        <w:t>) كان الله جالسًا في مركبة ذات أربع عجلات تحركها الْكَرُوبِيم وتُحلِّق بها عاليًا بأجنحتها. في الشعر العبري، صُوِّر الله على أنه يجعل السحب مركبته (</w:t>
+      </w:r>
+      <w:r>
+        <w:rPr>
+          <w:rtl/>
+          <w:cs/>
+          <w:lang w:val="ar_AE" w:bidi="ar_AE"/>
+        </w:rPr>
+        <w:t>مزمور 104: 3؛</w:t>
+      </w:r>
+      <w:r>
+        <w:rPr>
+          <w:rtl/>
+          <w:cs/>
+          <w:lang w:val="ar_AE" w:bidi="ar_AE"/>
+        </w:rPr>
+        <w:t xml:space="preserve"> قارن </w:t>
+      </w:r>
+      <w:r>
+        <w:rPr>
+          <w:rtl/>
+          <w:cs/>
+          <w:lang w:val="ar_AE" w:bidi="ar_AE"/>
+        </w:rPr>
+        <w:t>إشعياء 19: 1</w:t>
+      </w:r>
+      <w:r>
+        <w:rPr>
+          <w:rtl/>
+          <w:cs/>
+          <w:lang w:val="ar_AE" w:bidi="ar_AE"/>
+        </w:rPr>
+        <w:t>) أو يركب على كَرُوب ليطير به (</w:t>
+      </w:r>
+      <w:r>
+        <w:rPr>
+          <w:rtl/>
+          <w:cs/>
+          <w:lang w:val="ar_AE" w:bidi="ar_AE"/>
+        </w:rPr>
+        <w:t>2 صموئيل 22: 11؛</w:t>
+      </w:r>
+      <w:r>
+        <w:rPr>
+          <w:rtl/>
+          <w:cs/>
+          <w:lang w:val="ar_AE" w:bidi="ar_AE"/>
+        </w:rPr>
+        <w:t xml:space="preserve"> </w:t>
+      </w:r>
+      <w:r>
+        <w:rPr>
+          <w:rtl/>
+          <w:cs/>
+          <w:lang w:val="ar_AE" w:bidi="ar_AE"/>
+        </w:rPr>
+        <w:t>مزمور 18: 10</w:t>
+      </w:r>
+      <w:r>
+        <w:rPr>
+          <w:rtl/>
+          <w:cs/>
+          <w:lang w:val="ar_AE" w:bidi="ar_AE"/>
+        </w:rPr>
+        <w:t>). عبَّر الفن الشرقي القديم عن كوْن الْكَرُوبِيم كرسيًا أو منصة للإله غير المرئي، في حين كانت الآلهة الوثنية تقف على ظهور الحيوانات.</w:t>
+      </w:r>
+    </w:p>
+    <w:p>
+      <w:pPr>
+        <w:bidi/>
+      </w:pPr>
+      <w:r>
+        <w:rPr>
+          <w:rtl/>
+          <w:cs/>
+          <w:lang w:val="ar_AE" w:bidi="ar_AE"/>
+        </w:rPr>
+      </w:r>
+      <w:r>
+        <w:rPr>
+          <w:rtl/>
+          <w:cs/>
+          <w:lang w:val="ar_AE" w:bidi="ar_AE"/>
+        </w:rPr>
+        <w:t>في إسرائيل، نُحت الْكَرُوبِيم على تابوت العهد (</w:t>
+      </w:r>
+      <w:r>
+        <w:rPr>
+          <w:rtl/>
+          <w:cs/>
+          <w:lang w:val="ar_AE" w:bidi="ar_AE"/>
+        </w:rPr>
+        <w:t>خروج 25: 18–20</w:t>
       </w:r>
       <w:r>
         <w:rPr>
@@ -32693,219 +33465,75 @@
           <w:cs/>
           <w:lang w:val="ar_AE" w:bidi="ar_AE"/>
         </w:rPr>
-        <w:t>مرقس 12: 1</w:t>
-      </w:r>
-      <w:r>
-        <w:rPr>
-          <w:rtl/>
-          <w:cs/>
-          <w:lang w:val="ar_AE" w:bidi="ar_AE"/>
-        </w:rPr>
-        <w:t>). تُغْرِس الكَروم في صفوف داخل منطقة مطوقة، ومع نمو النباتات، تم تدريب الزراجين على طول الدعامات لرفع الفروع المثمرة عن الأرض (</w:t>
-      </w:r>
-      <w:r>
-        <w:rPr>
-          <w:rtl/>
-          <w:cs/>
-          <w:lang w:val="ar_AE" w:bidi="ar_AE"/>
-        </w:rPr>
-        <w:t>حِزْقِيَال 17: 6</w:t>
-      </w:r>
-      <w:r>
-        <w:rPr>
-          <w:rtl/>
-          <w:cs/>
-          <w:lang w:val="ar_AE" w:bidi="ar_AE"/>
-        </w:rPr>
-        <w:t>). كانت الكرم تُقَلَّم وتُرَعى من قِبَل الكرامين (</w:t>
-      </w:r>
-      <w:r>
-        <w:rPr>
-          <w:rtl/>
-          <w:cs/>
-          <w:lang w:val="ar_AE" w:bidi="ar_AE"/>
-        </w:rPr>
-        <w:t>لاويين 25: 3</w:t>
-      </w:r>
-      <w:r>
-        <w:rPr>
-          <w:rtl/>
-          <w:cs/>
-          <w:lang w:val="ar_AE" w:bidi="ar_AE"/>
-        </w:rPr>
-        <w:t xml:space="preserve">؛ </w:t>
-      </w:r>
-      <w:r>
-        <w:rPr>
-          <w:rtl/>
-          <w:cs/>
-          <w:lang w:val="ar_AE" w:bidi="ar_AE"/>
-        </w:rPr>
-        <w:t>إشعياء 61: 5</w:t>
-      </w:r>
-      <w:r>
-        <w:rPr>
-          <w:rtl/>
-          <w:cs/>
-          <w:lang w:val="ar_AE" w:bidi="ar_AE"/>
-        </w:rPr>
-        <w:t xml:space="preserve">؛ </w:t>
-      </w:r>
-      <w:r>
-        <w:rPr>
-          <w:rtl/>
-          <w:cs/>
-          <w:lang w:val="ar_AE" w:bidi="ar_AE"/>
-        </w:rPr>
-        <w:t>يوئيل 3: 10</w:t>
-      </w:r>
-      <w:r>
-        <w:rPr>
-          <w:rtl/>
-          <w:cs/>
-          <w:lang w:val="ar_AE" w:bidi="ar_AE"/>
-        </w:rPr>
-        <w:t xml:space="preserve">؛ </w:t>
-      </w:r>
-      <w:r>
-        <w:rPr>
-          <w:rtl/>
-          <w:cs/>
-          <w:lang w:val="ar_AE" w:bidi="ar_AE"/>
-        </w:rPr>
-        <w:t>يوحنا 15: 2</w:t>
-      </w:r>
-      <w:r>
-        <w:rPr>
-          <w:rtl/>
-          <w:cs/>
-          <w:lang w:val="ar_AE" w:bidi="ar_AE"/>
-        </w:rPr>
-        <w:t>). في وقت الحصاد، يُقطَف الثمر الناضج ويُؤخذ إلى المعاصير (</w:t>
-      </w:r>
-      <w:r>
-        <w:rPr>
-          <w:rtl/>
-          <w:cs/>
-          <w:lang w:val="ar_AE" w:bidi="ar_AE"/>
-        </w:rPr>
-        <w:t>هوشع 9: 2</w:t>
-      </w:r>
-      <w:r>
-        <w:rPr>
-          <w:rtl/>
-          <w:cs/>
-          <w:lang w:val="ar_AE" w:bidi="ar_AE"/>
-        </w:rPr>
-        <w:t>). وأجواء احتفالية قد رافقت دَوْس العنب (</w:t>
-      </w:r>
-      <w:r>
-        <w:rPr>
-          <w:rtl/>
-          <w:cs/>
-          <w:lang w:val="ar_AE" w:bidi="ar_AE"/>
-        </w:rPr>
-        <w:t>إشعياء 16: 10</w:t>
-      </w:r>
-      <w:r>
-        <w:rPr>
-          <w:rtl/>
-          <w:cs/>
-          <w:lang w:val="ar_AE" w:bidi="ar_AE"/>
-        </w:rPr>
-        <w:t xml:space="preserve">؛ </w:t>
-      </w:r>
-      <w:r>
-        <w:rPr>
-          <w:rtl/>
-          <w:cs/>
-          <w:lang w:val="ar_AE" w:bidi="ar_AE"/>
-        </w:rPr>
-        <w:t>إرميا 25: 30</w:t>
-      </w:r>
-      <w:r>
-        <w:rPr>
-          <w:rtl/>
-          <w:cs/>
-          <w:lang w:val="ar_AE" w:bidi="ar_AE"/>
-        </w:rPr>
-        <w:t>)، وقد جُمِعَ عُصْر المُخْمِر في أكياس من جلد الماعز الجديد (</w:t>
-      </w:r>
-      <w:r>
-        <w:rPr>
-          <w:rtl/>
-          <w:cs/>
-          <w:lang w:val="ar_AE" w:bidi="ar_AE"/>
-        </w:rPr>
-        <w:t>متى 9: 17</w:t>
-      </w:r>
-      <w:r>
-        <w:rPr>
-          <w:rtl/>
-          <w:cs/>
-          <w:lang w:val="ar_AE" w:bidi="ar_AE"/>
-        </w:rPr>
-        <w:t>) أو جُرَّات فخارية كبيرة.</w:t>
-      </w:r>
-    </w:p>
-    <w:p>
-      <w:pPr>
-        <w:bidi/>
-      </w:pPr>
-      <w:r>
-        <w:rPr>
-          <w:rtl/>
-          <w:cs/>
-          <w:lang w:val="ar_AE" w:bidi="ar_AE"/>
-        </w:rPr>
-      </w:r>
-      <w:r>
-        <w:rPr>
-          <w:rtl/>
-          <w:cs/>
-          <w:lang w:val="ar_AE" w:bidi="ar_AE"/>
-        </w:rPr>
-        <w:t>أُعفيَّ العاملون في حصاد العنب من الخدمة العسكرية، مما يشهد أهميَّتها. غالبًا ما كانت الضَّرائب والديون تدفع من خلال دفعات من الخمر، وقد نص الناموس على أن يجمع الفقير من الكرم كما يلتقط القمح من الحقول (</w:t>
-      </w:r>
-      <w:r>
-        <w:rPr>
-          <w:rtl/>
-          <w:cs/>
-          <w:lang w:val="ar_AE" w:bidi="ar_AE"/>
-        </w:rPr>
-        <w:t>لاويين 19: 9–10</w:t>
-      </w:r>
-      <w:r>
-        <w:rPr>
-          <w:rtl/>
-          <w:cs/>
-          <w:lang w:val="ar_AE" w:bidi="ar_AE"/>
-        </w:rPr>
-        <w:t>). كانت الكروم غير المنتجة تُستخدَم لإنتاج الفحم (</w:t>
-      </w:r>
-      <w:r>
-        <w:rPr>
-          <w:rtl/>
-          <w:cs/>
-          <w:lang w:val="ar_AE" w:bidi="ar_AE"/>
-        </w:rPr>
-        <w:t>حِزْقِيَال 15: 4</w:t>
-      </w:r>
-      <w:r>
-        <w:rPr>
-          <w:rtl/>
-          <w:cs/>
-          <w:lang w:val="ar_AE" w:bidi="ar_AE"/>
-        </w:rPr>
-        <w:t xml:space="preserve">؛ </w:t>
-      </w:r>
-      <w:r>
-        <w:rPr>
-          <w:rtl/>
-          <w:cs/>
-          <w:lang w:val="ar_AE" w:bidi="ar_AE"/>
-        </w:rPr>
-        <w:t>يوحنا 15: 6</w:t>
+        <w:t>37: 7–9</w:t>
+      </w:r>
+      <w:r>
+        <w:rPr>
+          <w:rtl/>
+          <w:cs/>
+          <w:lang w:val="ar_AE" w:bidi="ar_AE"/>
+        </w:rPr>
+        <w:t>)، وكانت تجسيداتهم تُطرَّز على ستائر خيمة الاجتماع والحجاب الذي كان يحجب المقدِس حيث كان يستقر التابوت.</w:t>
+      </w:r>
+    </w:p>
+    <w:p>
+      <w:pPr>
+        <w:bidi/>
+      </w:pPr>
+      <w:r>
+        <w:rPr>
+          <w:rtl/>
+          <w:cs/>
+          <w:lang w:val="ar_AE" w:bidi="ar_AE"/>
+        </w:rPr>
+      </w:r>
+      <w:r>
+        <w:rPr>
+          <w:rtl/>
+          <w:cs/>
+          <w:lang w:val="ar_AE" w:bidi="ar_AE"/>
+        </w:rPr>
+        <w:t xml:space="preserve">كان </w:t>
+      </w:r>
+      <w:r>
+        <w:rPr>
+          <w:rtl/>
+          <w:cs/>
+          <w:lang w:val="ar_AE" w:bidi="ar_AE"/>
+        </w:rPr>
+        <w:t>القُدْس</w:t>
+      </w:r>
+      <w:r>
+        <w:rPr>
+          <w:rtl/>
+          <w:cs/>
+          <w:lang w:val="ar_AE" w:bidi="ar_AE"/>
+        </w:rPr>
+        <w:t xml:space="preserve"> في هيكل سليمان مزينًا بتجسيدين كبيرين للْكَرُوبِيم، مصنوعين من خشب الزيتون ومغطيان بورق الذهب. عندما وُضعا جنبًا إلى جنب بأجنحة ممدودة، شغلا عرض القُدْس الداخلي بالكامل. نُقش كَرُوبِيم أصغر وأشجار النخيل على ألواح الهيكل الخشبية وبعض الأبواب، ونُقشت أيضًا على جوانب قواعد المراحض (</w:t>
+      </w:r>
+      <w:r>
+        <w:rPr>
+          <w:rtl/>
+          <w:cs/>
+          <w:lang w:val="ar_AE" w:bidi="ar_AE"/>
+        </w:rPr>
+        <w:t>1 ملوك 7: 29، 36</w:t>
+      </w:r>
+      <w:r>
+        <w:rPr>
+          <w:rtl/>
+          <w:cs/>
+          <w:lang w:val="ar_AE" w:bidi="ar_AE"/>
+        </w:rPr>
+        <w:t>). شكَّل الْكَرُوبِيم وأشجار النخيل بالتناوب جزءًا من زينة الهيكل الرؤيوي لحزقيال (</w:t>
+      </w:r>
+      <w:r>
+        <w:rPr>
+          <w:rtl/>
+          <w:cs/>
+          <w:lang w:val="ar_AE" w:bidi="ar_AE"/>
+        </w:rPr>
+        <w:t>حزقيال 41: 17–20</w:t>
       </w:r>
       <w:r>
         <w:rPr>
@@ -32929,138 +33557,6 @@
       </w:r>
       <w:r>
         <w:rPr>
-          <w:rtl/>
-          <w:cs/>
-          <w:lang w:val="ar_AE" w:bidi="ar_AE"/>
-        </w:rPr>
-        <w:t>وقد استخدم المسيح كثيرًا الكرم كخلفية لأمثاله (</w:t>
-      </w:r>
-      <w:r>
-        <w:rPr>
-          <w:rtl/>
-          <w:cs/>
-          <w:lang w:val="ar_AE" w:bidi="ar_AE"/>
-        </w:rPr>
-        <w:t>مَتَّى 20: 1–16</w:t>
-      </w:r>
-      <w:r>
-        <w:rPr>
-          <w:rtl/>
-          <w:cs/>
-          <w:lang w:val="ar_AE" w:bidi="ar_AE"/>
-        </w:rPr>
-        <w:t xml:space="preserve">؛ </w:t>
-      </w:r>
-      <w:r>
-        <w:rPr>
-          <w:rtl/>
-          <w:cs/>
-          <w:lang w:val="ar_AE" w:bidi="ar_AE"/>
-        </w:rPr>
-        <w:t>21: 28–43</w:t>
-      </w:r>
-      <w:r>
-        <w:rPr>
-          <w:rtl/>
-          <w:cs/>
-          <w:lang w:val="ar_AE" w:bidi="ar_AE"/>
-        </w:rPr>
-        <w:t xml:space="preserve">؛ </w:t>
-      </w:r>
-      <w:r>
-        <w:rPr>
-          <w:rtl/>
-          <w:cs/>
-          <w:lang w:val="ar_AE" w:bidi="ar_AE"/>
-        </w:rPr>
-        <w:t>مَرْقُس 12: 1–11</w:t>
-      </w:r>
-      <w:r>
-        <w:rPr>
-          <w:rtl/>
-          <w:cs/>
-          <w:lang w:val="ar_AE" w:bidi="ar_AE"/>
-        </w:rPr>
-        <w:t xml:space="preserve">؛ </w:t>
-      </w:r>
-      <w:r>
-        <w:rPr>
-          <w:rtl/>
-          <w:cs/>
-          <w:lang w:val="ar_AE" w:bidi="ar_AE"/>
-        </w:rPr>
-        <w:t>لوقا 13: 6–9</w:t>
-      </w:r>
-      <w:r>
-        <w:rPr>
-          <w:rtl/>
-          <w:cs/>
-          <w:lang w:val="ar_AE" w:bidi="ar_AE"/>
-        </w:rPr>
-        <w:t xml:space="preserve">؛ </w:t>
-      </w:r>
-      <w:r>
-        <w:rPr>
-          <w:rtl/>
-          <w:cs/>
-          <w:lang w:val="ar_AE" w:bidi="ar_AE"/>
-        </w:rPr>
-        <w:t>20: 9–18</w:t>
-      </w:r>
-      <w:r>
-        <w:rPr>
-          <w:rtl/>
-          <w:cs/>
-          <w:lang w:val="ar_AE" w:bidi="ar_AE"/>
-        </w:rPr>
-        <w:t>). كانت أساليب صنع الخمر معروفة ومفهومة على نطاق واسع، لذا فقد كانت استعارة وضع النبيذ الجديد في زقاق قديم (</w:t>
-      </w:r>
-      <w:r>
-        <w:rPr>
-          <w:rtl/>
-          <w:cs/>
-          <w:lang w:val="ar_AE" w:bidi="ar_AE"/>
-        </w:rPr>
-        <w:t>مَتَّى 9: 17</w:t>
-      </w:r>
-      <w:r>
-        <w:rPr>
-          <w:rtl/>
-          <w:cs/>
-          <w:lang w:val="ar_AE" w:bidi="ar_AE"/>
-        </w:rPr>
-        <w:t>) كانت مألوفة ومهمة. بالمعنى الرمزي، وصف المسيح نفسه بأنه الكرمة الحقيقية (</w:t>
-      </w:r>
-      <w:r>
-        <w:rPr>
-          <w:rtl/>
-          <w:cs/>
-          <w:lang w:val="ar_AE" w:bidi="ar_AE"/>
-        </w:rPr>
-        <w:t>يوحنا 15: 1–11</w:t>
-      </w:r>
-      <w:r>
-        <w:rPr>
-          <w:rtl/>
-          <w:cs/>
-          <w:lang w:val="ar_AE" w:bidi="ar_AE"/>
-        </w:rPr>
-        <w:t>)، وأصبح دمه هو النبيذ السرائري في الشركة المقدَّسة.</w:t>
-      </w:r>
-    </w:p>
-    <w:p>
-      <w:pPr>
-        <w:bidi/>
-      </w:pPr>
-      <w:r>
-        <w:rPr>
-          <w:rtl/>
-          <w:cs/>
-          <w:lang w:val="ar_AE" w:bidi="ar_AE"/>
-        </w:rPr>
-      </w:r>
-      <w:r>
-        <w:rPr>
           <w:i/>
           <w:rtl/>
           <w:cs/>
@@ -33082,23 +33578,23 @@
           <w:cs/>
           <w:lang w:val="ar_AE" w:bidi="ar_AE"/>
         </w:rPr>
-        <w:t>الزراعة</w:t>
-      </w:r>
-      <w:r>
-        <w:rPr>
-          <w:rtl/>
-          <w:cs/>
-          <w:lang w:val="ar_AE" w:bidi="ar_AE"/>
-        </w:rPr>
-        <w:t xml:space="preserve">؛ </w:t>
-      </w:r>
-      <w:r>
-        <w:rPr>
-          <w:rtl/>
-          <w:cs/>
-          <w:lang w:val="ar_AE" w:bidi="ar_AE"/>
-        </w:rPr>
-        <w:t>النباتات (الكرمة)</w:t>
+        <w:t>ملاك؛</w:t>
+      </w:r>
+      <w:r>
+        <w:rPr>
+          <w:rtl/>
+          <w:cs/>
+          <w:lang w:val="ar_AE" w:bidi="ar_AE"/>
+        </w:rPr>
+        <w:t xml:space="preserve"> </w:t>
+      </w:r>
+      <w:r>
+        <w:rPr>
+          <w:rtl/>
+          <w:cs/>
+          <w:lang w:val="ar_AE" w:bidi="ar_AE"/>
+        </w:rPr>
+        <w:t>السَّراف، السَّرافِيم</w:t>
       </w:r>
       <w:r>
         <w:rPr>
@@ -33146,2102 +33642,6 @@
           <w:cs/>
           <w:lang w:val="ar_AE" w:bidi="ar_AE"/>
         </w:rPr>
-        <w:t>كَرْمَل</w:t>
-      </w:r>
-      <w:r>
-        <w:rPr>
-          <w:rtl/>
-          <w:cs/>
-          <w:lang w:val="ar_AE" w:bidi="ar_AE"/>
-        </w:rPr>
-      </w:r>
-    </w:p>
-    <w:p>
-      <w:pPr>
-        <w:pStyle w:val="Heading2"/>
-        <w:bidi/>
-      </w:pPr>
-      <w:r>
-        <w:rPr>
-          <w:rtl/>
-          <w:cs/>
-          <w:lang w:val="ar_AE" w:bidi="ar_AE"/>
-        </w:rPr>
-        <w:t>الكَرْمَل</w:t>
-      </w:r>
-    </w:p>
-    <w:p>
-      <w:pPr>
-        <w:bidi/>
-      </w:pPr>
-      <w:r>
-        <w:rPr>
-          <w:rtl/>
-          <w:cs/>
-          <w:lang w:val="ar_AE" w:bidi="ar_AE"/>
-        </w:rPr>
-      </w:r>
-      <w:r>
-        <w:rPr>
-          <w:rtl/>
-          <w:cs/>
-          <w:lang w:val="ar_AE" w:bidi="ar_AE"/>
-        </w:rPr>
-        <w:t>1. سلسلة جبليّة تمتد حوالي 20 ميلًا (32.2 كيلومترًا) على طول البحر الأبيض المتوسط وتمتد في الاتجاه الجنوبي الشرقي</w:t>
-      </w:r>
-      <w:r>
-        <w:rPr>
-          <w:b/>
-          <w:rtl/>
-          <w:cs/>
-          <w:lang w:val="ar_AE" w:bidi="ar_AE"/>
-        </w:rPr>
-        <w:t xml:space="preserve"> إ</w:t>
-      </w:r>
-      <w:r>
-        <w:rPr>
-          <w:rtl/>
-          <w:cs/>
-          <w:lang w:val="ar_AE" w:bidi="ar_AE"/>
-        </w:rPr>
-        <w:t xml:space="preserve">لى وادي يَزْرَعِيل. عرضها الأكبر عند الجَنُوب الشرقي، وتبلغ مساحته 13 ميلًا (20.9 كيلومترًا)؛ وأعلى قمة لها تبلغ 1,742 قدمًا (530.7 مترًا). من الناحية الجيولوجية، تتكون السلسلة من نفس الحجر الجيري السينوماني المكّوِن للنطاق الأوسط من أرض فلسطين. يشكِّل جبل الكَرْمَل رأس جَنوب خليج عَكَّا. المدينة الحديثة حيفا، التي تتدرج في مستويات على البقعة الشمالية الغربية لجبل الكَرْمَل، تتمتع بمرافق الميناء الممتازة. كما تقع في منحدرات جبل الكَرْمَل عدة مستوطنات يهودية وقريتان كبيرتان للدروز. (الدروز هم أعضاء لواحدة من </w:t>
-      </w:r>
-      <w:r>
-        <w:rPr>
-          <w:rtl/>
-          <w:cs/>
-          <w:lang w:val="ar_AE" w:bidi="ar_AE"/>
-        </w:rPr>
-        <w:t>الفرق الإسلامية</w:t>
-      </w:r>
-      <w:r>
-        <w:rPr>
-          <w:rtl/>
-          <w:cs/>
-          <w:lang w:val="ar_AE" w:bidi="ar_AE"/>
-        </w:rPr>
-        <w:t>) ويمتد سهل شَارون إلى الجَنُوب.</w:t>
-      </w:r>
-    </w:p>
-    <w:p>
-      <w:pPr>
-        <w:bidi/>
-      </w:pPr>
-      <w:r>
-        <w:rPr>
-          <w:rtl/>
-          <w:cs/>
-          <w:lang w:val="ar_AE" w:bidi="ar_AE"/>
-        </w:rPr>
-      </w:r>
-      <w:r>
-        <w:rPr>
-          <w:rtl/>
-          <w:cs/>
-          <w:lang w:val="ar_AE" w:bidi="ar_AE"/>
-        </w:rPr>
-        <w:t>جبل الكَرْمَل كان مشهورًا بجماله وخصوبته (</w:t>
-      </w:r>
-      <w:r>
-        <w:rPr>
-          <w:rtl/>
-          <w:cs/>
-          <w:lang w:val="ar_AE" w:bidi="ar_AE"/>
-        </w:rPr>
-        <w:t>إشعياء 9: 33؛</w:t>
-      </w:r>
-      <w:r>
-        <w:rPr>
-          <w:rtl/>
-          <w:cs/>
-          <w:lang w:val="ar_AE" w:bidi="ar_AE"/>
-        </w:rPr>
-        <w:t xml:space="preserve"> </w:t>
-      </w:r>
-      <w:r>
-        <w:rPr>
-          <w:rtl/>
-          <w:cs/>
-          <w:lang w:val="ar_AE" w:bidi="ar_AE"/>
-        </w:rPr>
-        <w:t>2: 35</w:t>
-      </w:r>
-      <w:r>
-        <w:rPr>
-          <w:rtl/>
-          <w:cs/>
-          <w:lang w:val="ar_AE" w:bidi="ar_AE"/>
-        </w:rPr>
-        <w:t>)؛ في العصور القديمة كانت تكسوه غابات أشجار البلوط وبساتين الزيتون وكروم العنب. "الكَرْمَل" اختصار لكلمة عبرية تعني "كَرْم" أو "بستان الله." أجزاء من الكَرْمَل كانت مغطاة بنباتات بريَّة كثيفة لدرجة أنَّ التلال، مع أوديتها الضيقة وكهوفها، كانت بمثابة أوكار للصوص والمنبوذين (</w:t>
-      </w:r>
-      <w:r>
-        <w:rPr>
-          <w:rtl/>
-          <w:cs/>
-          <w:lang w:val="ar_AE" w:bidi="ar_AE"/>
-        </w:rPr>
-        <w:t>عَامُوس 3: 9</w:t>
-      </w:r>
-      <w:r>
-        <w:rPr>
-          <w:rtl/>
-          <w:cs/>
-          <w:lang w:val="ar_AE" w:bidi="ar_AE"/>
-        </w:rPr>
-        <w:t>). لا يزال جبل الكَرْمَل مغطى بالغابات، وتحولت أجزاء كبيرة منه إلى محميَّة طبيعية. وصف شاعر الحب في الكتاب المقدَّس محبوبته قائلًا، "</w:t>
-      </w:r>
-      <w:r>
-        <w:rPr>
-          <w:rtl/>
-          <w:cs/>
-          <w:lang w:val="ar_AE" w:bidi="ar_AE"/>
-        </w:rPr>
-        <w:t>رَأْسُكِ عَلَيْكِ مِثْلُ ٱلْكَرْمَلِ</w:t>
-      </w:r>
-      <w:r>
-        <w:rPr>
-          <w:rtl/>
-          <w:cs/>
-          <w:lang w:val="ar_AE" w:bidi="ar_AE"/>
-        </w:rPr>
-        <w:t>" (</w:t>
-      </w:r>
-      <w:r>
-        <w:rPr>
-          <w:rtl/>
-          <w:cs/>
-          <w:lang w:val="ar_AE" w:bidi="ar_AE"/>
-        </w:rPr>
-        <w:t>نشيد 5: 7</w:t>
-      </w:r>
-      <w:r>
-        <w:rPr>
-          <w:rtl/>
-          <w:cs/>
-          <w:lang w:val="ar_AE" w:bidi="ar_AE"/>
-        </w:rPr>
-        <w:t xml:space="preserve">) — ربما مشبّهًا شَعْرَها بأوراق الشجر الكثيفة والمزدهرة في جبل </w:t>
-      </w:r>
-      <w:r>
-        <w:rPr>
-          <w:rtl/>
-          <w:cs/>
-          <w:lang w:val="ar_AE" w:bidi="ar_AE"/>
-        </w:rPr>
-        <w:t>الكَرْمَلِ</w:t>
-      </w:r>
-      <w:r>
-        <w:rPr>
-          <w:rtl/>
-          <w:cs/>
-          <w:lang w:val="ar_AE" w:bidi="ar_AE"/>
-        </w:rPr>
-        <w:t>.</w:t>
-      </w:r>
-    </w:p>
-    <w:p>
-      <w:pPr>
-        <w:bidi/>
-      </w:pPr>
-      <w:r>
-        <w:rPr>
-          <w:rtl/>
-          <w:cs/>
-          <w:lang w:val="ar_AE" w:bidi="ar_AE"/>
-        </w:rPr>
-      </w:r>
-      <w:r>
-        <w:rPr>
-          <w:rtl/>
-          <w:cs/>
-          <w:lang w:val="ar_AE" w:bidi="ar_AE"/>
-        </w:rPr>
-        <w:t xml:space="preserve">كان جبل الكَرْمَلِ يشكل عقبة، تعوق الطرق العسكرية والتجارية من الشمال إلى الجَنُوب. كان الغزاة والتجار عادةً يتجنبون اتخاذ سهوله، ويسلكون عبر وادي يَزْرَعِيل إلى الشرق أو وادي زَبُولون إلى الشمال الشرقي. ومع ذلك، كانت هناك ممرات مُهمة تقطع الجبل، مثل الممر الضيق عبر المنحدرات السفلية في نهايته الجنوبية التي تربط سهلي شَارون وإسدرايلون (يَزْرَعِيل بالعبريّة). سلك ذلك الطريق الفِرْعَوْن تحتمس الثالث في أوائل القرن الخامس عشر قبل الميلاد وأيضًا الضابط البريطاني </w:t>
-      </w:r>
-      <w:r>
-        <w:rPr>
-          <w:rtl/>
-          <w:cs/>
-          <w:lang w:val="ar_AE" w:bidi="ar_AE"/>
-        </w:rPr>
-        <w:t>إدموند ألنبي</w:t>
-      </w:r>
-      <w:r>
-        <w:rPr>
-          <w:rtl/>
-          <w:cs/>
-          <w:lang w:val="ar_AE" w:bidi="ar_AE"/>
-        </w:rPr>
-        <w:t xml:space="preserve"> عندما هزم فلسطين في عام 1918. جبل الكَرْمَلِ كان ملتقى أراضي أسباط أَشِير، وزَبُولون، ويَسَّاكَر، ومَنَسَّى، ولكن امتلاك المرتفعات السيطرة عليها لم يحسم على الإطلاق.</w:t>
-      </w:r>
-    </w:p>
-    <w:p>
-      <w:pPr>
-        <w:bidi/>
-      </w:pPr>
-      <w:r>
-        <w:rPr>
-          <w:rtl/>
-          <w:cs/>
-          <w:lang w:val="ar_AE" w:bidi="ar_AE"/>
-        </w:rPr>
-      </w:r>
-      <w:r>
-        <w:rPr>
-          <w:rtl/>
-          <w:cs/>
-          <w:lang w:val="ar_AE" w:bidi="ar_AE"/>
-        </w:rPr>
-        <w:t>يبدو أنَّ جبل الكَرْمَلِ كان له أهمية دينية خاصة. فكان مسرحًا لمواجهة إِيلِيَّا وأنبياء البَعْل (</w:t>
-      </w:r>
-      <w:r>
-        <w:rPr>
-          <w:rtl/>
-          <w:cs/>
-          <w:lang w:val="ar_AE" w:bidi="ar_AE"/>
-        </w:rPr>
-        <w:t>1 ملوك 18</w:t>
-      </w:r>
-      <w:r>
-        <w:rPr>
-          <w:rtl/>
-          <w:cs/>
-          <w:lang w:val="ar_AE" w:bidi="ar_AE"/>
-        </w:rPr>
-        <w:t xml:space="preserve">)؛ وكان الموقع مناسبًا؛ لأنَّ الكَرْمَلِ كان منطقة نزاع بين إِسْرَائِيل والفينيقيين، ومن ثَمّ بين الإله الفينيقي البَعْل وإله إِسْرَائِيل. لم يكن إِيلِيَّا أول من بنى مذبحًا عبريًا على الجبل؛ إذ تذكر الرواية أنَّه رمَّم "مذبح الرَّب" المُنهدِم قبل تقديم ذبيحته (الآية </w:t>
-      </w:r>
-      <w:r>
-        <w:rPr>
-          <w:rtl/>
-          <w:cs/>
-          <w:lang w:val="ar_AE" w:bidi="ar_AE"/>
-        </w:rPr>
-        <w:t>30</w:t>
-      </w:r>
-      <w:r>
-        <w:rPr>
-          <w:rtl/>
-          <w:cs/>
-          <w:lang w:val="ar_AE" w:bidi="ar_AE"/>
-        </w:rPr>
-        <w:t xml:space="preserve">). الموقع التقليدي لتلك المنافسة هو قَرْن الكَرْمَل على ارتفاع 1,581 (481.7 مترًا)، ويطل على وادي يَزْرَعِيل. يتدفق نهر قِيشُون (الآية </w:t>
-      </w:r>
-      <w:r>
-        <w:rPr>
-          <w:rtl/>
-          <w:cs/>
-          <w:lang w:val="ar_AE" w:bidi="ar_AE"/>
-        </w:rPr>
-        <w:t>40</w:t>
-      </w:r>
-      <w:r>
-        <w:rPr>
-          <w:rtl/>
-          <w:cs/>
-          <w:lang w:val="ar_AE" w:bidi="ar_AE"/>
-        </w:rPr>
-        <w:t>) عبر ذلك الوادي وحول شمال الكَرْمَل قبل أنْ يصُّب في خليج عَكَّا.</w:t>
-      </w:r>
-    </w:p>
-    <w:p>
-      <w:pPr>
-        <w:bidi/>
-      </w:pPr>
-      <w:r>
-        <w:rPr>
-          <w:rtl/>
-          <w:cs/>
-          <w:lang w:val="ar_AE" w:bidi="ar_AE"/>
-        </w:rPr>
-      </w:r>
-      <w:r>
-        <w:rPr>
-          <w:rtl/>
-          <w:cs/>
-          <w:lang w:val="ar_AE" w:bidi="ar_AE"/>
-        </w:rPr>
-        <w:t>2. بلدة في يَهوذَا (</w:t>
-      </w:r>
-      <w:r>
-        <w:rPr>
-          <w:rtl/>
-          <w:cs/>
-          <w:lang w:val="ar_AE" w:bidi="ar_AE"/>
-        </w:rPr>
-        <w:t>يشوع 15:55</w:t>
-      </w:r>
-      <w:r>
-        <w:rPr>
-          <w:rtl/>
-          <w:cs/>
-          <w:lang w:val="ar_AE" w:bidi="ar_AE"/>
-        </w:rPr>
-        <w:t>) تُعرف باسم الكِرمِل (كِرمِل)، تبعد سبعة أميال (11.3 كيلومتر) جَنوب حَبْرون. أقام فيها الملك شَاول نصبًا تذكاريًا لانتصاره على العمالقة (</w:t>
-      </w:r>
-      <w:r>
-        <w:rPr>
-          <w:rtl/>
-          <w:cs/>
-          <w:lang w:val="ar_AE" w:bidi="ar_AE"/>
-        </w:rPr>
-        <w:t>1 صموئيل 15:12</w:t>
-      </w:r>
-      <w:r>
-        <w:rPr>
-          <w:rtl/>
-          <w:cs/>
-          <w:lang w:val="ar_AE" w:bidi="ar_AE"/>
-        </w:rPr>
-        <w:t>). كانت أيضًا موطن نَابَال، الرجل البخيل الذي رفض إظهار اللطف لدَاوُد (</w:t>
-      </w:r>
-      <w:r>
-        <w:rPr>
-          <w:rtl/>
-          <w:cs/>
-          <w:lang w:val="ar_AE" w:bidi="ar_AE"/>
-        </w:rPr>
-        <w:t>25:2–14</w:t>
-      </w:r>
-      <w:r>
-        <w:rPr>
-          <w:rtl/>
-          <w:cs/>
-          <w:lang w:val="ar_AE" w:bidi="ar_AE"/>
-        </w:rPr>
-        <w:t>). بعد موت نَابَال، تزوجت زوجته الجميلة، أَبِيجَايِل، من دَاوُد. يُذكر أنَّ الكَرمَل كان موطن حَصْرَاي، أحد أبطال دَاوُد الثلاثين (</w:t>
-      </w:r>
-      <w:r>
-        <w:rPr>
-          <w:rtl/>
-          <w:cs/>
-          <w:lang w:val="ar_AE" w:bidi="ar_AE"/>
-        </w:rPr>
-        <w:t>2 صموئيل 23:35</w:t>
-      </w:r>
-      <w:r>
-        <w:rPr>
-          <w:rtl/>
-          <w:cs/>
-          <w:lang w:val="ar_AE" w:bidi="ar_AE"/>
-        </w:rPr>
-        <w:t>).</w:t>
-      </w:r>
-      <w:r>
-        <w:rPr>
-          <w:rtl/>
-          <w:cs/>
-          <w:lang w:val="ar_AE" w:bidi="ar_AE"/>
-        </w:rPr>
-      </w:r>
-      <w:r>
-        <w:rPr>
-          <w:rtl/>
-          <w:cs/>
-          <w:lang w:val="ar_AE" w:bidi="ar_AE"/>
-        </w:rPr>
-      </w:r>
-    </w:p>
-    <w:p>
-      <w:pPr>
-        <w:bidi/>
-      </w:pPr>
-      <w:r>
-        <w:rPr>
-          <w:rtl/>
-          <w:cs/>
-          <w:lang w:val="ar_AE" w:bidi="ar_AE"/>
-        </w:rPr>
-      </w:r>
-    </w:p>
-    <w:p>
-      <w:pPr>
-        <w:pStyle w:val="Heading2"/>
-        <w:bidi/>
-      </w:pPr>
-      <w:r>
-        <w:rPr>
-          <w:rtl/>
-          <w:cs/>
-          <w:lang w:val="ar_AE" w:bidi="ar_AE"/>
-        </w:rPr>
-        <w:t>كَرْمِي</w:t>
-      </w:r>
-      <w:r>
-        <w:rPr>
-          <w:rtl/>
-          <w:cs/>
-          <w:lang w:val="ar_AE" w:bidi="ar_AE"/>
-        </w:rPr>
-      </w:r>
-    </w:p>
-    <w:p>
-      <w:pPr>
-        <w:pStyle w:val="Heading2"/>
-        <w:bidi/>
-      </w:pPr>
-      <w:r>
-        <w:rPr>
-          <w:rtl/>
-          <w:cs/>
-          <w:lang w:val="ar_AE" w:bidi="ar_AE"/>
-        </w:rPr>
-        <w:t>كَرْمِي</w:t>
-      </w:r>
-    </w:p>
-    <w:p>
-      <w:pPr>
-        <w:bidi/>
-      </w:pPr>
-      <w:r>
-        <w:rPr>
-          <w:rtl/>
-          <w:cs/>
-          <w:lang w:val="ar_AE" w:bidi="ar_AE"/>
-        </w:rPr>
-      </w:r>
-      <w:r>
-        <w:rPr>
-          <w:rtl/>
-          <w:cs/>
-          <w:lang w:val="ar_AE" w:bidi="ar_AE"/>
-        </w:rPr>
-        <w:t xml:space="preserve">1. أحد أبناء </w:t>
-      </w:r>
-      <w:r>
-        <w:rPr>
-          <w:rtl/>
-          <w:cs/>
-          <w:lang w:val="ar_AE" w:bidi="ar_AE"/>
-        </w:rPr>
-        <w:t>رَأُوبَيْن</w:t>
-      </w:r>
-      <w:r>
-        <w:rPr>
-          <w:rtl/>
-          <w:cs/>
-          <w:lang w:val="ar_AE" w:bidi="ar_AE"/>
-        </w:rPr>
-        <w:t>؛ رافق جده يَعقُوب إلى مصر (</w:t>
-      </w:r>
-      <w:r>
-        <w:rPr>
-          <w:rtl/>
-          <w:cs/>
-          <w:lang w:val="ar_AE" w:bidi="ar_AE"/>
-        </w:rPr>
-        <w:t>تكوين 46:9</w:t>
-      </w:r>
-      <w:r>
-        <w:rPr>
-          <w:rtl/>
-          <w:cs/>
-          <w:lang w:val="ar_AE" w:bidi="ar_AE"/>
-        </w:rPr>
-        <w:t xml:space="preserve">؛ </w:t>
-      </w:r>
-      <w:r>
-        <w:rPr>
-          <w:rtl/>
-          <w:cs/>
-          <w:lang w:val="ar_AE" w:bidi="ar_AE"/>
-        </w:rPr>
-        <w:t>خروج 6: 14</w:t>
-      </w:r>
-      <w:r>
-        <w:rPr>
-          <w:rtl/>
-          <w:cs/>
-          <w:lang w:val="ar_AE" w:bidi="ar_AE"/>
-        </w:rPr>
-        <w:t xml:space="preserve">؛ </w:t>
-      </w:r>
-      <w:r>
-        <w:rPr>
-          <w:rtl/>
-          <w:cs/>
-          <w:lang w:val="ar_AE" w:bidi="ar_AE"/>
-        </w:rPr>
-        <w:t>1 أخبار 5: 3</w:t>
-      </w:r>
-      <w:r>
-        <w:rPr>
-          <w:rtl/>
-          <w:cs/>
-          <w:lang w:val="ar_AE" w:bidi="ar_AE"/>
-        </w:rPr>
-        <w:t xml:space="preserve">) وأسّس عشيرة </w:t>
-      </w:r>
-      <w:r>
-        <w:rPr>
-          <w:rtl/>
-          <w:cs/>
-          <w:lang w:val="ar_AE" w:bidi="ar_AE"/>
-        </w:rPr>
-        <w:t>الْكَرْمِيِّين</w:t>
-      </w:r>
-      <w:r>
-        <w:rPr>
-          <w:rtl/>
-          <w:cs/>
-          <w:lang w:val="ar_AE" w:bidi="ar_AE"/>
-        </w:rPr>
-        <w:t xml:space="preserve"> (</w:t>
-      </w:r>
-      <w:r>
-        <w:rPr>
-          <w:rtl/>
-          <w:cs/>
-          <w:lang w:val="ar_AE" w:bidi="ar_AE"/>
-        </w:rPr>
-        <w:t>عدد 26: 5–7</w:t>
-      </w:r>
-      <w:r>
-        <w:rPr>
-          <w:rtl/>
-          <w:cs/>
-          <w:lang w:val="ar_AE" w:bidi="ar_AE"/>
-        </w:rPr>
-        <w:t>).</w:t>
-      </w:r>
-    </w:p>
-    <w:p>
-      <w:pPr>
-        <w:bidi/>
-      </w:pPr>
-      <w:r>
-        <w:rPr>
-          <w:rtl/>
-          <w:cs/>
-          <w:lang w:val="ar_AE" w:bidi="ar_AE"/>
-        </w:rPr>
-      </w:r>
-      <w:r>
-        <w:rPr>
-          <w:rtl/>
-          <w:cs/>
-          <w:lang w:val="ar_AE" w:bidi="ar_AE"/>
-        </w:rPr>
-        <w:t>2. والد عَخَان، وأحد أفراد سبط يَهُوذا (</w:t>
-      </w:r>
-      <w:r>
-        <w:rPr>
-          <w:rtl/>
-          <w:cs/>
-          <w:lang w:val="ar_AE" w:bidi="ar_AE"/>
-        </w:rPr>
-        <w:t>يشوع 7: 1، 18؛</w:t>
-      </w:r>
-      <w:r>
-        <w:rPr>
-          <w:rtl/>
-          <w:cs/>
-          <w:lang w:val="ar_AE" w:bidi="ar_AE"/>
-        </w:rPr>
-        <w:t xml:space="preserve"> </w:t>
-      </w:r>
-      <w:r>
-        <w:rPr>
-          <w:rtl/>
-          <w:cs/>
-          <w:lang w:val="ar_AE" w:bidi="ar_AE"/>
-        </w:rPr>
-        <w:t>1 أخبار 2: 7؛</w:t>
-      </w:r>
-      <w:r>
-        <w:rPr>
-          <w:rtl/>
-          <w:cs/>
-          <w:lang w:val="ar_AE" w:bidi="ar_AE"/>
-        </w:rPr>
-        <w:t xml:space="preserve"> </w:t>
-      </w:r>
-      <w:r>
-        <w:rPr>
-          <w:rtl/>
-          <w:cs/>
-          <w:lang w:val="ar_AE" w:bidi="ar_AE"/>
-        </w:rPr>
-        <w:t>4: 1</w:t>
-      </w:r>
-      <w:r>
-        <w:rPr>
-          <w:rtl/>
-          <w:cs/>
-          <w:lang w:val="ar_AE" w:bidi="ar_AE"/>
-        </w:rPr>
-        <w:t>).</w:t>
-      </w:r>
-      <w:r>
-        <w:rPr>
-          <w:rtl/>
-          <w:cs/>
-          <w:lang w:val="ar_AE" w:bidi="ar_AE"/>
-        </w:rPr>
-      </w:r>
-      <w:r>
-        <w:rPr>
-          <w:rtl/>
-          <w:cs/>
-          <w:lang w:val="ar_AE" w:bidi="ar_AE"/>
-        </w:rPr>
-      </w:r>
-    </w:p>
-    <w:p>
-      <w:pPr>
-        <w:bidi/>
-      </w:pPr>
-      <w:r>
-        <w:rPr>
-          <w:rtl/>
-          <w:cs/>
-          <w:lang w:val="ar_AE" w:bidi="ar_AE"/>
-        </w:rPr>
-      </w:r>
-    </w:p>
-    <w:p>
-      <w:pPr>
-        <w:pStyle w:val="Heading2"/>
-        <w:bidi/>
-      </w:pPr>
-      <w:r>
-        <w:rPr>
-          <w:rtl/>
-          <w:cs/>
-          <w:lang w:val="ar_AE" w:bidi="ar_AE"/>
-        </w:rPr>
-        <w:t>كَرْمِيَ</w:t>
-      </w:r>
-      <w:r>
-        <w:rPr>
-          <w:rtl/>
-          <w:cs/>
-          <w:lang w:val="ar_AE" w:bidi="ar_AE"/>
-        </w:rPr>
-      </w:r>
-    </w:p>
-    <w:p>
-      <w:pPr>
-        <w:pStyle w:val="Heading2"/>
-        <w:bidi/>
-      </w:pPr>
-      <w:r>
-        <w:rPr>
-          <w:b/>
-          <w:rtl/>
-          <w:cs/>
-          <w:lang w:val="ar_AE" w:bidi="ar_AE"/>
-        </w:rPr>
-        <w:t>كَرْمِيَ</w:t>
-      </w:r>
-    </w:p>
-    <w:p>
-      <w:pPr>
-        <w:bidi/>
-      </w:pPr>
-      <w:r>
-        <w:rPr>
-          <w:rtl/>
-          <w:cs/>
-          <w:lang w:val="ar_AE" w:bidi="ar_AE"/>
-        </w:rPr>
-      </w:r>
-      <w:r>
-        <w:rPr>
-          <w:rtl/>
-          <w:cs/>
-          <w:lang w:val="ar_AE" w:bidi="ar_AE"/>
-        </w:rPr>
-        <w:t>ابن ملكيئيل، وأحد القضاة الثلاثة في بيتوليا (يهو 6:14–15؛ 10:6). وبخت يهوديت كرمي وزملائه لوضعهم حدًا زمنيًا لانتظارهم أن يخلص الرب مدينتهم من الآشوريين (8:9–27).</w:t>
-      </w:r>
-      <w:r>
-        <w:rPr>
-          <w:rtl/>
-          <w:cs/>
-          <w:lang w:val="ar_AE" w:bidi="ar_AE"/>
-        </w:rPr>
-      </w:r>
-      <w:r>
-        <w:rPr>
-          <w:rtl/>
-          <w:cs/>
-          <w:lang w:val="ar_AE" w:bidi="ar_AE"/>
-        </w:rPr>
-      </w:r>
-    </w:p>
-    <w:p>
-      <w:pPr>
-        <w:bidi/>
-      </w:pPr>
-      <w:r>
-        <w:rPr>
-          <w:rtl/>
-          <w:cs/>
-          <w:lang w:val="ar_AE" w:bidi="ar_AE"/>
-        </w:rPr>
-      </w:r>
-    </w:p>
-    <w:p>
-      <w:pPr>
-        <w:pStyle w:val="Heading2"/>
-        <w:bidi/>
-      </w:pPr>
-      <w:r>
-        <w:rPr>
-          <w:rtl/>
-          <w:cs/>
-          <w:lang w:val="ar_AE" w:bidi="ar_AE"/>
-        </w:rPr>
-        <w:t>كرميي</w:t>
-      </w:r>
-      <w:r>
-        <w:rPr>
-          <w:rtl/>
-          <w:cs/>
-          <w:lang w:val="ar_AE" w:bidi="ar_AE"/>
-        </w:rPr>
-      </w:r>
-    </w:p>
-    <w:p>
-      <w:pPr>
-        <w:bidi/>
-      </w:pPr>
-      <w:r>
-        <w:rPr>
-          <w:rtl/>
-          <w:cs/>
-          <w:lang w:val="ar_AE" w:bidi="ar_AE"/>
-        </w:rPr>
-      </w:r>
-      <w:r>
-        <w:rPr>
-          <w:rtl/>
-          <w:cs/>
-          <w:lang w:val="ar_AE" w:bidi="ar_AE"/>
-        </w:rPr>
-        <w:t>نسل كَرْمِي، ابن رَأوبَيْن (</w:t>
-      </w:r>
-      <w:r>
-        <w:rPr>
-          <w:rtl/>
-          <w:cs/>
-          <w:lang w:val="ar_AE" w:bidi="ar_AE"/>
-        </w:rPr>
-        <w:t>عدد 26:6</w:t>
-      </w:r>
-      <w:r>
-        <w:rPr>
-          <w:rtl/>
-          <w:cs/>
-          <w:lang w:val="ar_AE" w:bidi="ar_AE"/>
-        </w:rPr>
-        <w:t xml:space="preserve">). </w:t>
-      </w:r>
-      <w:r>
-        <w:rPr>
-          <w:b/>
-          <w:rtl/>
-          <w:cs/>
-          <w:lang w:val="ar_AE" w:bidi="ar_AE"/>
-        </w:rPr>
-        <w:t>انظر</w:t>
-      </w:r>
-      <w:r>
-        <w:rPr>
-          <w:rtl/>
-          <w:cs/>
-          <w:lang w:val="ar_AE" w:bidi="ar_AE"/>
-        </w:rPr>
-        <w:t xml:space="preserve"> </w:t>
-      </w:r>
-      <w:r>
-        <w:rPr>
-          <w:rtl/>
-          <w:cs/>
-          <w:lang w:val="ar_AE" w:bidi="ar_AE"/>
-        </w:rPr>
-        <w:t>كَرْمِي #1</w:t>
-      </w:r>
-      <w:r>
-        <w:rPr>
-          <w:rtl/>
-          <w:cs/>
-          <w:lang w:val="ar_AE" w:bidi="ar_AE"/>
-        </w:rPr>
-        <w:t>.</w:t>
-      </w:r>
-      <w:r>
-        <w:rPr>
-          <w:rtl/>
-          <w:cs/>
-          <w:lang w:val="ar_AE" w:bidi="ar_AE"/>
-        </w:rPr>
-      </w:r>
-      <w:r>
-        <w:rPr>
-          <w:rtl/>
-          <w:cs/>
-          <w:lang w:val="ar_AE" w:bidi="ar_AE"/>
-        </w:rPr>
-      </w:r>
-    </w:p>
-    <w:p>
-      <w:pPr>
-        <w:bidi/>
-      </w:pPr>
-      <w:r>
-        <w:rPr>
-          <w:rtl/>
-          <w:cs/>
-          <w:lang w:val="ar_AE" w:bidi="ar_AE"/>
-        </w:rPr>
-      </w:r>
-    </w:p>
-    <w:p>
-      <w:pPr>
-        <w:pStyle w:val="Heading2"/>
-        <w:bidi/>
-      </w:pPr>
-      <w:r>
-        <w:rPr>
-          <w:rtl/>
-          <w:cs/>
-          <w:lang w:val="ar_AE" w:bidi="ar_AE"/>
-        </w:rPr>
-        <w:t>كَرْنِيلِيُوسُ</w:t>
-      </w:r>
-      <w:r>
-        <w:rPr>
-          <w:rtl/>
-          <w:cs/>
-          <w:lang w:val="ar_AE" w:bidi="ar_AE"/>
-        </w:rPr>
-      </w:r>
-    </w:p>
-    <w:p>
-      <w:pPr>
-        <w:pStyle w:val="Heading2"/>
-        <w:bidi/>
-      </w:pPr>
-      <w:r>
-        <w:rPr>
-          <w:rtl/>
-          <w:cs/>
-          <w:lang w:val="ar_AE" w:bidi="ar_AE"/>
-        </w:rPr>
-        <w:t>كَرْنِيلِيُوسُ</w:t>
-      </w:r>
-    </w:p>
-    <w:p>
-      <w:pPr>
-        <w:bidi/>
-      </w:pPr>
-      <w:r>
-        <w:rPr>
-          <w:rtl/>
-          <w:cs/>
-          <w:lang w:val="ar_AE" w:bidi="ar_AE"/>
-        </w:rPr>
-      </w:r>
-      <w:r>
-        <w:rPr>
-          <w:rtl/>
-          <w:cs/>
-          <w:lang w:val="ar_AE" w:bidi="ar_AE"/>
-        </w:rPr>
-        <w:t>هو قائد مئة روماني، وأول مسيحي أممي يُذكَر في سفر أعمال الرسل.</w:t>
-      </w:r>
-    </w:p>
-    <w:p>
-      <w:pPr>
-        <w:bidi/>
-      </w:pPr>
-      <w:r>
-        <w:rPr>
-          <w:rtl/>
-          <w:cs/>
-          <w:lang w:val="ar_AE" w:bidi="ar_AE"/>
-        </w:rPr>
-      </w:r>
-      <w:r>
-        <w:rPr>
-          <w:rtl/>
-          <w:cs/>
-          <w:lang w:val="ar_AE" w:bidi="ar_AE"/>
-        </w:rPr>
-        <w:t xml:space="preserve">وردت قصة إيمان كرنيليوس بالمسيح بواسطة كرازة الرسول بطرس في </w:t>
-      </w:r>
-      <w:r>
-        <w:rPr>
-          <w:rtl/>
-          <w:cs/>
-          <w:lang w:val="ar_AE" w:bidi="ar_AE"/>
-        </w:rPr>
-        <w:t>أعمال الرسل ١٠: ١–١١: ١٨</w:t>
-      </w:r>
-      <w:r>
-        <w:rPr>
-          <w:rtl/>
-          <w:cs/>
-          <w:lang w:val="ar_AE" w:bidi="ar_AE"/>
-        </w:rPr>
-        <w:t xml:space="preserve">. وقبل إيمان </w:t>
-      </w:r>
-      <w:r>
-        <w:rPr>
-          <w:rtl/>
-          <w:cs/>
-          <w:lang w:val="ar_AE" w:bidi="ar_AE"/>
-        </w:rPr>
-        <w:t>كَرْنِيلِيُوسُ</w:t>
-      </w:r>
-      <w:r>
-        <w:rPr>
-          <w:rtl/>
-          <w:cs/>
-          <w:lang w:val="ar_AE" w:bidi="ar_AE"/>
-        </w:rPr>
-        <w:t>، كان معروفًا لدى اليهود بأنه شخص يخاف الله، ويصلِّي إليه في كل حين، ويصنع حسنات كثيرة.</w:t>
-      </w:r>
-    </w:p>
-    <w:p>
-      <w:pPr>
-        <w:bidi/>
-      </w:pPr>
-      <w:r>
-        <w:rPr>
-          <w:rtl/>
-          <w:cs/>
-          <w:lang w:val="ar_AE" w:bidi="ar_AE"/>
-        </w:rPr>
-      </w:r>
-      <w:r>
-        <w:rPr>
-          <w:rtl/>
-          <w:cs/>
-          <w:lang w:val="ar_AE" w:bidi="ar_AE"/>
-        </w:rPr>
-        <w:t>في البداية، كانت الكنيسة تتألَّف فقط من اليهود، الذين كانوا عازفين عن الكرازة بالإنجيل للأمم، وذلك لأن اليهود الملتزمين بالناموس لم تكن لهم أيُّ خلطة مع "الوثنيين". وكانت لدى بطرس، اليهودي الملتزم بالناموس، تحفُّظات بشأن دخول بيت رجل أممي، وتناوُل طعام "نجس". لكن بواسطة رؤيا، اقتاد الله بطرس إلى بيت كرنيليوس، كي يكرز بالإنجيل له ولعائلته ولأصدقائه المقربين. وقبل أن يختتم بطرس حديثه، وقبل ممارسة أي معمودية أو وضع للأيدي، أظهر الله على نحو مثير قبوله دخول الأمم في شركة الكنيسة، إذ مَنَحهم موهبة الروح القدس. ثم مكث بطرس عدة أيام في بيت كرنيليوس، فرحًا دون شك بإيمان قائد المئة، ومعلِّمًا إياه عن هذا الإيمان الجديد.</w:t>
-      </w:r>
-    </w:p>
-    <w:p>
-      <w:pPr>
-        <w:bidi/>
-      </w:pPr>
-      <w:r>
-        <w:rPr>
-          <w:rtl/>
-          <w:cs/>
-          <w:lang w:val="ar_AE" w:bidi="ar_AE"/>
-        </w:rPr>
-      </w:r>
-      <w:r>
-        <w:rPr>
-          <w:rtl/>
-          <w:cs/>
-          <w:lang w:val="ar_AE" w:bidi="ar_AE"/>
-        </w:rPr>
-        <w:t>شكَّل إيمان كرنيليوس بالمسيح خطوة مهمة في انفصال الكنيسة الأولى عن الديانة اليهودية. لم يكن كرنيليوس مطالَبًا بالخضوع لأيٍّ من الممارسات اليهودية، مثل الختان أو الاكتفاء بتناوُل الحيوانات "الطاهرة" طقسيًّا. وللمرة الأولى، قُبِل مؤمن أممي في الكنيسة في مساواةٍ مع المسيحيين من اليهود.</w:t>
-      </w:r>
-    </w:p>
-    <w:p>
-      <w:pPr>
-        <w:bidi/>
-      </w:pPr>
-      <w:r>
-        <w:rPr>
-          <w:rtl/>
-          <w:cs/>
-          <w:lang w:val="ar_AE" w:bidi="ar_AE"/>
-        </w:rPr>
-      </w:r>
-      <w:r>
-        <w:rPr>
-          <w:rtl/>
-          <w:cs/>
-          <w:lang w:val="ar_AE" w:bidi="ar_AE"/>
-        </w:rPr>
-        <w:t xml:space="preserve">انظر أيضًا </w:t>
-      </w:r>
-      <w:r>
-        <w:rPr>
-          <w:rtl/>
-          <w:cs/>
-          <w:lang w:val="ar_AE" w:bidi="ar_AE"/>
-        </w:rPr>
-        <w:t>أعمال الرسل، سفر</w:t>
-      </w:r>
-      <w:r>
-        <w:rPr>
-          <w:rtl/>
-          <w:cs/>
-          <w:lang w:val="ar_AE" w:bidi="ar_AE"/>
-        </w:rPr>
-        <w:t>.</w:t>
-      </w:r>
-      <w:r>
-        <w:rPr>
-          <w:rtl/>
-          <w:cs/>
-          <w:lang w:val="ar_AE" w:bidi="ar_AE"/>
-        </w:rPr>
-      </w:r>
-      <w:r>
-        <w:rPr>
-          <w:rtl/>
-          <w:cs/>
-          <w:lang w:val="ar_AE" w:bidi="ar_AE"/>
-        </w:rPr>
-      </w:r>
-    </w:p>
-    <w:p>
-      <w:pPr>
-        <w:bidi/>
-      </w:pPr>
-      <w:r>
-        <w:rPr>
-          <w:rtl/>
-          <w:cs/>
-          <w:lang w:val="ar_AE" w:bidi="ar_AE"/>
-        </w:rPr>
-      </w:r>
-    </w:p>
-    <w:p>
-      <w:pPr>
-        <w:pStyle w:val="Heading2"/>
-        <w:bidi/>
-      </w:pPr>
-      <w:r>
-        <w:rPr>
-          <w:rtl/>
-          <w:cs/>
-          <w:lang w:val="ar_AE" w:bidi="ar_AE"/>
-        </w:rPr>
-        <w:t>كروب</w:t>
-      </w:r>
-      <w:r>
-        <w:rPr>
-          <w:rtl/>
-          <w:cs/>
-          <w:lang w:val="ar_AE" w:bidi="ar_AE"/>
-        </w:rPr>
-      </w:r>
-    </w:p>
-    <w:p>
-      <w:pPr>
-        <w:bidi/>
-      </w:pPr>
-      <w:r>
-        <w:rPr>
-          <w:rtl/>
-          <w:cs/>
-          <w:lang w:val="ar_AE" w:bidi="ar_AE"/>
-        </w:rPr>
-      </w:r>
-      <w:r>
-        <w:rPr>
-          <w:rtl/>
-          <w:cs/>
-          <w:lang w:val="ar_AE" w:bidi="ar_AE"/>
-        </w:rPr>
-        <w:t>واحدة من خمسة مدن بابلية عاد منها الإسرائيليون الذين لم يتمكنوا من تتبع نسبهم بعد السبي (</w:t>
-      </w:r>
-      <w:r>
-        <w:rPr>
-          <w:rtl/>
-          <w:cs/>
-          <w:lang w:val="ar_AE" w:bidi="ar_AE"/>
-        </w:rPr>
-        <w:t>عز 2:59</w:t>
-      </w:r>
-      <w:r>
-        <w:rPr>
-          <w:rtl/>
-          <w:cs/>
-          <w:lang w:val="ar_AE" w:bidi="ar_AE"/>
-        </w:rPr>
-        <w:t xml:space="preserve">؛ </w:t>
-      </w:r>
-      <w:r>
-        <w:rPr>
-          <w:rtl/>
-          <w:cs/>
-          <w:lang w:val="ar_AE" w:bidi="ar_AE"/>
-        </w:rPr>
-        <w:t>نح 7:61</w:t>
-      </w:r>
-      <w:r>
-        <w:rPr>
-          <w:rtl/>
-          <w:cs/>
-          <w:lang w:val="ar_AE" w:bidi="ar_AE"/>
-        </w:rPr>
-        <w:t>).</w:t>
-      </w:r>
-      <w:r>
-        <w:rPr>
-          <w:rtl/>
-          <w:cs/>
-          <w:lang w:val="ar_AE" w:bidi="ar_AE"/>
-        </w:rPr>
-      </w:r>
-      <w:r>
-        <w:rPr>
-          <w:rtl/>
-          <w:cs/>
-          <w:lang w:val="ar_AE" w:bidi="ar_AE"/>
-        </w:rPr>
-      </w:r>
-    </w:p>
-    <w:p>
-      <w:pPr>
-        <w:bidi/>
-      </w:pPr>
-      <w:r>
-        <w:rPr>
-          <w:rtl/>
-          <w:cs/>
-          <w:lang w:val="ar_AE" w:bidi="ar_AE"/>
-        </w:rPr>
-      </w:r>
-    </w:p>
-    <w:p>
-      <w:pPr>
-        <w:pStyle w:val="Heading2"/>
-        <w:bidi/>
-      </w:pPr>
-      <w:r>
-        <w:rPr>
-          <w:rtl/>
-          <w:cs/>
-          <w:lang w:val="ar_AE" w:bidi="ar_AE"/>
-        </w:rPr>
-        <w:t>كَرُوب، كَرُوبِيم</w:t>
-      </w:r>
-      <w:r>
-        <w:rPr>
-          <w:rtl/>
-          <w:cs/>
-          <w:lang w:val="ar_AE" w:bidi="ar_AE"/>
-        </w:rPr>
-      </w:r>
-    </w:p>
-    <w:p>
-      <w:pPr>
-        <w:pStyle w:val="Heading2"/>
-        <w:bidi/>
-      </w:pPr>
-      <w:r>
-        <w:rPr>
-          <w:rtl/>
-          <w:cs/>
-          <w:lang w:val="ar_AE" w:bidi="ar_AE"/>
-        </w:rPr>
-        <w:t>كَرُوب</w:t>
-      </w:r>
-      <w:r>
-        <w:rPr>
-          <w:rtl/>
-          <w:cs/>
-          <w:lang w:val="ar_AE" w:bidi="ar_AE"/>
-        </w:rPr>
-        <w:t xml:space="preserve">، </w:t>
-      </w:r>
-      <w:r>
-        <w:rPr>
-          <w:rtl/>
-          <w:cs/>
-          <w:lang w:val="ar_AE" w:bidi="ar_AE"/>
-        </w:rPr>
-        <w:t>كَرُوبِيم</w:t>
-      </w:r>
-    </w:p>
-    <w:p>
-      <w:pPr>
-        <w:bidi/>
-      </w:pPr>
-      <w:r>
-        <w:rPr>
-          <w:rtl/>
-          <w:cs/>
-          <w:lang w:val="ar_AE" w:bidi="ar_AE"/>
-        </w:rPr>
-      </w:r>
-      <w:r>
-        <w:rPr>
-          <w:rtl/>
-          <w:cs/>
-          <w:lang w:val="ar_AE" w:bidi="ar_AE"/>
-        </w:rPr>
-        <w:t>كائنات ذوات أجنحة تُذكر أحيانًا في الكتاب المقدَّس ("</w:t>
-      </w:r>
-      <w:r>
-        <w:rPr>
-          <w:rtl/>
-          <w:cs/>
-          <w:lang w:val="ar_AE" w:bidi="ar_AE"/>
-        </w:rPr>
-        <w:t>الْكَرُوبِيم</w:t>
-      </w:r>
-      <w:r>
-        <w:rPr>
-          <w:rtl/>
-          <w:cs/>
-          <w:lang w:val="ar_AE" w:bidi="ar_AE"/>
-        </w:rPr>
-        <w:t xml:space="preserve">" هو صيغة الجمع للكلمة العبرية "كَرُوب"). ينتمون إلى نظامٍ خارق للطبيعة إلى جانب </w:t>
-      </w:r>
-      <w:r>
-        <w:rPr>
-          <w:rtl/>
-          <w:cs/>
-          <w:lang w:val="ar_AE" w:bidi="ar_AE"/>
-        </w:rPr>
-        <w:t>السَّرَافِيم</w:t>
-      </w:r>
-      <w:r>
-        <w:rPr>
-          <w:rtl/>
-          <w:cs/>
-          <w:lang w:val="ar_AE" w:bidi="ar_AE"/>
-        </w:rPr>
-        <w:t xml:space="preserve"> والملائكة. يذكر بعض العلماء أنَّ مصطلح "كَرُوب" جاء من </w:t>
-      </w:r>
-      <w:r>
-        <w:rPr>
-          <w:i/>
-          <w:rtl/>
-          <w:cs/>
-          <w:lang w:val="ar_AE" w:bidi="ar_AE"/>
-        </w:rPr>
-        <w:t>كاريبو</w:t>
-      </w:r>
-      <w:r>
-        <w:rPr>
-          <w:rtl/>
-          <w:cs/>
-          <w:lang w:val="ar_AE" w:bidi="ar_AE"/>
-        </w:rPr>
-        <w:t xml:space="preserve"> ("الوسيط") في النصوص الأسطورية الأكديّة، وغالبًا ما يُجسَّد في فن بلاد ما بين النهرين على أنه جريفين (مخلوق نصفه أسد ونصفه نسر) أو إنسان له أجنحة. يبدو أنَّ أبا الهول أيضًا ينطبق عليه هذا المفهوم. ومع ذلك، لا يبدو أنَّ الأدلة الكتابية تدعم هذا التكوين.</w:t>
-      </w:r>
-    </w:p>
-    <w:p>
-      <w:pPr>
-        <w:bidi/>
-      </w:pPr>
-      <w:r>
-        <w:rPr>
-          <w:rtl/>
-          <w:cs/>
-          <w:lang w:val="ar_AE" w:bidi="ar_AE"/>
-        </w:rPr>
-      </w:r>
-      <w:r>
-        <w:rPr>
-          <w:rtl/>
-          <w:cs/>
-          <w:lang w:val="ar_AE" w:bidi="ar_AE"/>
-        </w:rPr>
-        <w:t>وصف النبي حزقيال أربعة "حيوانات"، لكل منها أربعة وجوه وأربعة أجنحة (</w:t>
-      </w:r>
-      <w:r>
-        <w:rPr>
-          <w:rtl/>
-          <w:cs/>
-          <w:lang w:val="ar_AE" w:bidi="ar_AE"/>
-        </w:rPr>
-        <w:t>حزقيال 1: 5–24</w:t>
-      </w:r>
-      <w:r>
-        <w:rPr>
-          <w:rtl/>
-          <w:cs/>
-          <w:lang w:val="ar_AE" w:bidi="ar_AE"/>
-        </w:rPr>
-        <w:t xml:space="preserve">)؛ كانت تلك الأوصاف تتطابق مع </w:t>
-      </w:r>
-      <w:r>
-        <w:rPr>
-          <w:rtl/>
-          <w:cs/>
-          <w:lang w:val="ar_AE" w:bidi="ar_AE"/>
-        </w:rPr>
-        <w:t>الْكَرُوبِيم</w:t>
-      </w:r>
-      <w:r>
-        <w:rPr>
-          <w:rtl/>
-          <w:cs/>
-          <w:lang w:val="ar_AE" w:bidi="ar_AE"/>
-        </w:rPr>
-        <w:t xml:space="preserve"> (</w:t>
-      </w:r>
-      <w:r>
-        <w:rPr>
-          <w:rtl/>
-          <w:cs/>
-          <w:lang w:val="ar_AE" w:bidi="ar_AE"/>
-        </w:rPr>
-        <w:t>10: 2–22</w:t>
-      </w:r>
-      <w:r>
-        <w:rPr>
-          <w:rtl/>
-          <w:cs/>
-          <w:lang w:val="ar_AE" w:bidi="ar_AE"/>
-        </w:rPr>
-        <w:t>). صُوِّرت رؤية حزقيال الرائعة بشكل أكثر تواضعًا في وصفه لملك صُور، الذي بدا في أوج ازدهاره وكأنه يلعب دور الكَرُوب الحارس أو الشامخ قبل أن يُجرَّد من ممتلكاته (</w:t>
-      </w:r>
-      <w:r>
-        <w:rPr>
-          <w:rtl/>
-          <w:cs/>
-          <w:lang w:val="ar_AE" w:bidi="ar_AE"/>
-        </w:rPr>
-        <w:t>28: 13–16</w:t>
-      </w:r>
-      <w:r>
-        <w:rPr>
-          <w:rtl/>
-          <w:cs/>
-          <w:lang w:val="ar_AE" w:bidi="ar_AE"/>
-        </w:rPr>
-        <w:t>). وقد فسر البعض هذا النص على أنه وصف لـ"تجريد الشيطان من النعمة" بعد أن كان يخدم الله كعضو بارز في رتبة سماوية عالية.</w:t>
-      </w:r>
-    </w:p>
-    <w:p>
-      <w:pPr>
-        <w:bidi/>
-      </w:pPr>
-      <w:r>
-        <w:rPr>
-          <w:rtl/>
-          <w:cs/>
-          <w:lang w:val="ar_AE" w:bidi="ar_AE"/>
-        </w:rPr>
-      </w:r>
-      <w:r>
-        <w:rPr>
-          <w:rtl/>
-          <w:cs/>
-          <w:lang w:val="ar_AE" w:bidi="ar_AE"/>
-        </w:rPr>
-        <w:t xml:space="preserve">على الرغم من أوصاف حزقيال الرؤيويّة المُفصلة، يصعب التأكد من الشكل الذي ظهر به الْكَرُوبِيم. لذا، في </w:t>
-      </w:r>
-      <w:r>
-        <w:rPr>
-          <w:rtl/>
-          <w:cs/>
-          <w:lang w:val="ar_AE" w:bidi="ar_AE"/>
-        </w:rPr>
-        <w:t>حزقيال 41: 18</w:t>
-      </w:r>
-      <w:r>
-        <w:rPr>
-          <w:rtl/>
-          <w:cs/>
-          <w:lang w:val="ar_AE" w:bidi="ar_AE"/>
-        </w:rPr>
-        <w:t xml:space="preserve"> كان للْكَرُوبِيم الذي يزين هيكل حزقيال الرائع وجهان فقط، وجه إنسان ووجه شِبل، على النقيض من المخلوقات ذات الوجوه الأربعة في الرؤى السابقة. كانت الوجوه الأربعة في </w:t>
-      </w:r>
-      <w:r>
-        <w:rPr>
-          <w:rtl/>
-          <w:cs/>
-          <w:lang w:val="ar_AE" w:bidi="ar_AE"/>
-        </w:rPr>
-        <w:t>حزقيال 1: 10</w:t>
-      </w:r>
-      <w:r>
-        <w:rPr>
-          <w:rtl/>
-          <w:cs/>
-          <w:lang w:val="ar_AE" w:bidi="ar_AE"/>
-        </w:rPr>
-        <w:t xml:space="preserve"> هي وجه إنسان، ووجه أسد، ووجه ثور، ووجه نسر، بينما في </w:t>
-      </w:r>
-      <w:r>
-        <w:rPr>
-          <w:rtl/>
-          <w:cs/>
-          <w:lang w:val="ar_AE" w:bidi="ar_AE"/>
-        </w:rPr>
-        <w:t>حزقيال 10: 14</w:t>
-      </w:r>
-      <w:r>
-        <w:rPr>
-          <w:rtl/>
-          <w:cs/>
-          <w:lang w:val="ar_AE" w:bidi="ar_AE"/>
-        </w:rPr>
-        <w:t xml:space="preserve"> كان للكَرُوب وجهه الخاص ("وجه الكَرُوب")، بالإضافة إلى وجوه إنسان، وأسد، ونسر. إذا كان وجه الكَرُوب يتوافق مع وجه الثور، فقد يفسر ذلك حقيقة أنَّ الكَرُوبيم في فن الشرق الأدنى كانت تُصوَّر كمخلوقات ذات أربعة أرجل، رغم أنها كانت تختلف أحيانًا كثيرة عن كَرُوبيم الكتاب المقدَّس. بالإضافة إلى أجنحتها، كانت الْكَرُوبِيم في رؤية حزقيال لها أرجل مستقيمة وأقدام بحوافر مثل حوافر العجل (</w:t>
-      </w:r>
-      <w:r>
-        <w:rPr>
-          <w:rtl/>
-          <w:cs/>
-          <w:lang w:val="ar_AE" w:bidi="ar_AE"/>
-        </w:rPr>
-        <w:t>حزقيال 1: 7</w:t>
-      </w:r>
-      <w:r>
-        <w:rPr>
-          <w:rtl/>
-          <w:cs/>
-          <w:lang w:val="ar_AE" w:bidi="ar_AE"/>
-        </w:rPr>
-        <w:t>).</w:t>
-      </w:r>
-    </w:p>
-    <w:p>
-      <w:pPr>
-        <w:bidi/>
-      </w:pPr>
-      <w:r>
-        <w:rPr>
-          <w:rtl/>
-          <w:cs/>
-          <w:lang w:val="ar_AE" w:bidi="ar_AE"/>
-        </w:rPr>
-      </w:r>
-      <w:r>
-        <w:rPr>
-          <w:rtl/>
-          <w:cs/>
-          <w:lang w:val="ar_AE" w:bidi="ar_AE"/>
-        </w:rPr>
-        <w:t xml:space="preserve">هذا الوصف المُعقَّد دفع العلماء لمحاولة تجسيد الْكَرُوبِيم في تماثيل ومنحوتات الشعوب غير الإسرائيلية. كان عرش </w:t>
-      </w:r>
-      <w:r>
-        <w:rPr>
-          <w:rtl/>
-          <w:cs/>
-          <w:lang w:val="ar_AE" w:bidi="ar_AE"/>
-        </w:rPr>
-        <w:t>أَحِيرَام</w:t>
-      </w:r>
-      <w:r>
-        <w:rPr>
-          <w:rtl/>
-          <w:cs/>
-          <w:lang w:val="ar_AE" w:bidi="ar_AE"/>
-        </w:rPr>
-        <w:t xml:space="preserve">، ملك </w:t>
-      </w:r>
-      <w:r>
-        <w:rPr>
-          <w:rtl/>
-          <w:cs/>
-          <w:lang w:val="ar_AE" w:bidi="ar_AE"/>
-        </w:rPr>
-        <w:t>جُبَيْل</w:t>
-      </w:r>
-      <w:r>
-        <w:rPr>
-          <w:rtl/>
-          <w:cs/>
-          <w:lang w:val="ar_AE" w:bidi="ar_AE"/>
-        </w:rPr>
-        <w:t xml:space="preserve">، محاطًا بأبي الهول، الذي اعتبره البعض كَرُوبيم. ومع ذلك، يبدو أنَّ أبا الهول كان نمطًا زخرفيًا شائعًا، كما يتضح من صندوق عاجي من </w:t>
-      </w:r>
-      <w:r>
-        <w:rPr>
-          <w:rtl/>
-          <w:cs/>
-          <w:lang w:val="ar_AE" w:bidi="ar_AE"/>
-        </w:rPr>
-        <w:t>مَجِدُّو</w:t>
-      </w:r>
-      <w:r>
-        <w:rPr>
-          <w:rtl/>
-          <w:cs/>
-          <w:lang w:val="ar_AE" w:bidi="ar_AE"/>
-        </w:rPr>
-        <w:t xml:space="preserve"> ومجسمات عاج من السامرة ونمرود وأماكن أخرى. كائنات زخرفية أخرى كان لها تركيبات مختلفة من الأجسام البشرية والحيوانية، مع بروز الأجنحة عمومًا. لا يمثل أي منها أوصاف كَرُوبيم العهد القديم بالقدر الكافي.</w:t>
-      </w:r>
-    </w:p>
-    <w:p>
-      <w:pPr>
-        <w:bidi/>
-      </w:pPr>
-      <w:r>
-        <w:rPr>
-          <w:rtl/>
-          <w:cs/>
-          <w:lang w:val="ar_AE" w:bidi="ar_AE"/>
-        </w:rPr>
-      </w:r>
-      <w:r>
-        <w:rPr>
-          <w:rtl/>
-          <w:cs/>
-          <w:lang w:val="ar_AE" w:bidi="ar_AE"/>
-        </w:rPr>
-        <w:t>كانت الحيوانات الأربعة في سفر الرؤيا تشبه كَرُوبِيم سفر حزقيال لكنها بدون العجلات الدوارة (</w:t>
-      </w:r>
-      <w:r>
-        <w:rPr>
-          <w:rtl/>
-          <w:cs/>
-          <w:lang w:val="ar_AE" w:bidi="ar_AE"/>
-        </w:rPr>
-        <w:t>رؤيا 4:6–9</w:t>
-      </w:r>
-      <w:r>
-        <w:rPr>
-          <w:rtl/>
-          <w:cs/>
-          <w:lang w:val="ar_AE" w:bidi="ar_AE"/>
-        </w:rPr>
-        <w:t>). لا تضيف الإشارات اللاحقة عن كائنات سفر الرؤيا (</w:t>
-      </w:r>
-      <w:r>
-        <w:rPr>
-          <w:rtl/>
-          <w:cs/>
-          <w:lang w:val="ar_AE" w:bidi="ar_AE"/>
-        </w:rPr>
-        <w:t>5: 6–14؛</w:t>
-      </w:r>
-      <w:r>
-        <w:rPr>
-          <w:rtl/>
-          <w:cs/>
-          <w:lang w:val="ar_AE" w:bidi="ar_AE"/>
-        </w:rPr>
-        <w:t xml:space="preserve"> </w:t>
-      </w:r>
-      <w:r>
-        <w:rPr>
-          <w:rtl/>
-          <w:cs/>
-          <w:lang w:val="ar_AE" w:bidi="ar_AE"/>
-        </w:rPr>
-        <w:t>6: 1–8؛</w:t>
-      </w:r>
-      <w:r>
-        <w:rPr>
-          <w:rtl/>
-          <w:cs/>
-          <w:lang w:val="ar_AE" w:bidi="ar_AE"/>
-        </w:rPr>
-        <w:t xml:space="preserve"> </w:t>
-      </w:r>
-      <w:r>
-        <w:rPr>
-          <w:rtl/>
-          <w:cs/>
-          <w:lang w:val="ar_AE" w:bidi="ar_AE"/>
-        </w:rPr>
-        <w:t>7: 1–11؛</w:t>
-      </w:r>
-      <w:r>
-        <w:rPr>
-          <w:rtl/>
-          <w:cs/>
-          <w:lang w:val="ar_AE" w:bidi="ar_AE"/>
-        </w:rPr>
-        <w:t xml:space="preserve"> </w:t>
-      </w:r>
-      <w:r>
-        <w:rPr>
-          <w:rtl/>
-          <w:cs/>
-          <w:lang w:val="ar_AE" w:bidi="ar_AE"/>
-        </w:rPr>
-        <w:t>14: 3؛</w:t>
-      </w:r>
-      <w:r>
-        <w:rPr>
-          <w:rtl/>
-          <w:cs/>
-          <w:lang w:val="ar_AE" w:bidi="ar_AE"/>
-        </w:rPr>
-        <w:t xml:space="preserve"> </w:t>
-      </w:r>
-      <w:r>
-        <w:rPr>
-          <w:rtl/>
-          <w:cs/>
-          <w:lang w:val="ar_AE" w:bidi="ar_AE"/>
-        </w:rPr>
-        <w:t>15: 7؛</w:t>
-      </w:r>
-      <w:r>
-        <w:rPr>
-          <w:rtl/>
-          <w:cs/>
-          <w:lang w:val="ar_AE" w:bidi="ar_AE"/>
-        </w:rPr>
-        <w:t xml:space="preserve"> </w:t>
-      </w:r>
-      <w:r>
-        <w:rPr>
-          <w:rtl/>
-          <w:cs/>
-          <w:lang w:val="ar_AE" w:bidi="ar_AE"/>
-        </w:rPr>
-        <w:t>19: 4</w:t>
-      </w:r>
-      <w:r>
-        <w:rPr>
-          <w:rtl/>
-          <w:cs/>
-          <w:lang w:val="ar_AE" w:bidi="ar_AE"/>
-        </w:rPr>
-        <w:t>) أي شيْ إلى الوصف الأولي.</w:t>
-      </w:r>
-    </w:p>
-    <w:p>
-      <w:pPr>
-        <w:bidi/>
-      </w:pPr>
-      <w:r>
-        <w:rPr>
-          <w:rtl/>
-          <w:cs/>
-          <w:lang w:val="ar_AE" w:bidi="ar_AE"/>
-        </w:rPr>
-      </w:r>
-      <w:r>
-        <w:rPr>
-          <w:rtl/>
-          <w:cs/>
-          <w:lang w:val="ar_AE" w:bidi="ar_AE"/>
-        </w:rPr>
-        <w:t xml:space="preserve">الْكَرُوبِيم في </w:t>
-      </w:r>
-      <w:r>
-        <w:rPr>
-          <w:rtl/>
-          <w:cs/>
-          <w:lang w:val="ar_AE" w:bidi="ar_AE"/>
-        </w:rPr>
-        <w:t>تكوين 3: 24</w:t>
-      </w:r>
-      <w:r>
-        <w:rPr>
-          <w:rtl/>
-          <w:cs/>
-          <w:lang w:val="ar_AE" w:bidi="ar_AE"/>
-        </w:rPr>
-        <w:t xml:space="preserve"> كانت بمثابة حراس أو أوصياء. يبدو أنَّ فكرة الحراس الخارقين كانت شائعة في فكر الشرق الأدنى. في </w:t>
-      </w:r>
-      <w:r>
-        <w:rPr>
-          <w:rtl/>
-          <w:cs/>
-          <w:lang w:val="ar_AE" w:bidi="ar_AE"/>
-        </w:rPr>
-        <w:t>حزقيال 10</w:t>
-      </w:r>
-      <w:r>
-        <w:rPr>
-          <w:rtl/>
-          <w:cs/>
-          <w:lang w:val="ar_AE" w:bidi="ar_AE"/>
-        </w:rPr>
-        <w:t xml:space="preserve"> كانت الْكَرُوبِيم أيضًا تُنفِّذ الدينونة الإلهية، حيث ذرَّت جمر النار فوق مدينة (</w:t>
-      </w:r>
-      <w:r>
-        <w:rPr>
-          <w:rtl/>
-          <w:cs/>
-          <w:lang w:val="ar_AE" w:bidi="ar_AE"/>
-        </w:rPr>
-        <w:t>حزقيال 10: 2، 7</w:t>
-      </w:r>
-      <w:r>
-        <w:rPr>
-          <w:rtl/>
-          <w:cs/>
-          <w:lang w:val="ar_AE" w:bidi="ar_AE"/>
-        </w:rPr>
-        <w:t>).</w:t>
-      </w:r>
-    </w:p>
-    <w:p>
-      <w:pPr>
-        <w:bidi/>
-      </w:pPr>
-      <w:r>
-        <w:rPr>
-          <w:rtl/>
-          <w:cs/>
-          <w:lang w:val="ar_AE" w:bidi="ar_AE"/>
-        </w:rPr>
-      </w:r>
-      <w:r>
-        <w:rPr>
-          <w:rtl/>
-          <w:cs/>
-          <w:lang w:val="ar_AE" w:bidi="ar_AE"/>
-        </w:rPr>
-        <w:t>في الفكر الإسرائيلي في القديم، كانت الْكَرُوبِيم تمدّ أجنحتها صانعة عرشًا لله (</w:t>
-      </w:r>
-      <w:r>
-        <w:rPr>
-          <w:rtl/>
-          <w:cs/>
-          <w:lang w:val="ar_AE" w:bidi="ar_AE"/>
-        </w:rPr>
-        <w:t>1 صموئيل 4: 4؛</w:t>
-      </w:r>
-      <w:r>
-        <w:rPr>
-          <w:rtl/>
-          <w:cs/>
-          <w:lang w:val="ar_AE" w:bidi="ar_AE"/>
-        </w:rPr>
-        <w:t xml:space="preserve"> </w:t>
-      </w:r>
-      <w:r>
-        <w:rPr>
-          <w:rtl/>
-          <w:cs/>
-          <w:lang w:val="ar_AE" w:bidi="ar_AE"/>
-        </w:rPr>
-        <w:t>2 صموئيل 6: 2؛</w:t>
-      </w:r>
-      <w:r>
-        <w:rPr>
-          <w:rtl/>
-          <w:cs/>
-          <w:lang w:val="ar_AE" w:bidi="ar_AE"/>
-        </w:rPr>
-        <w:t xml:space="preserve"> إلخ.). تحدَّث الله إلى موسى من فوق مثل هذا العرش على غطاء تابوت العهد (</w:t>
-      </w:r>
-      <w:r>
-        <w:rPr>
-          <w:rtl/>
-          <w:cs/>
-          <w:lang w:val="ar_AE" w:bidi="ar_AE"/>
-        </w:rPr>
-        <w:t>خروج 25: 22</w:t>
-      </w:r>
-      <w:r>
-        <w:rPr>
-          <w:rtl/>
-          <w:cs/>
-          <w:lang w:val="ar_AE" w:bidi="ar_AE"/>
-        </w:rPr>
-        <w:t>). في رؤية حزقيال (</w:t>
-      </w:r>
-      <w:r>
-        <w:rPr>
-          <w:rtl/>
-          <w:cs/>
-          <w:lang w:val="ar_AE" w:bidi="ar_AE"/>
-        </w:rPr>
-        <w:t>حزقيال 1: 26؛</w:t>
-      </w:r>
-      <w:r>
-        <w:rPr>
-          <w:rtl/>
-          <w:cs/>
-          <w:lang w:val="ar_AE" w:bidi="ar_AE"/>
-        </w:rPr>
-        <w:t xml:space="preserve"> </w:t>
-      </w:r>
-      <w:r>
-        <w:rPr>
-          <w:rtl/>
-          <w:cs/>
-          <w:lang w:val="ar_AE" w:bidi="ar_AE"/>
-        </w:rPr>
-        <w:t>10: 1</w:t>
-      </w:r>
-      <w:r>
-        <w:rPr>
-          <w:rtl/>
-          <w:cs/>
-          <w:lang w:val="ar_AE" w:bidi="ar_AE"/>
-        </w:rPr>
-        <w:t>) كان الله جالسًا في مركبة ذات أربع عجلات تحركها الْكَرُوبِيم وتُحلِّق بها عاليًا بأجنحتها. في الشعر العبري، صُوِّر الله على أنه يجعل السحب مركبته (</w:t>
-      </w:r>
-      <w:r>
-        <w:rPr>
-          <w:rtl/>
-          <w:cs/>
-          <w:lang w:val="ar_AE" w:bidi="ar_AE"/>
-        </w:rPr>
-        <w:t>مزمور 104: 3؛</w:t>
-      </w:r>
-      <w:r>
-        <w:rPr>
-          <w:rtl/>
-          <w:cs/>
-          <w:lang w:val="ar_AE" w:bidi="ar_AE"/>
-        </w:rPr>
-        <w:t xml:space="preserve"> قارن </w:t>
-      </w:r>
-      <w:r>
-        <w:rPr>
-          <w:rtl/>
-          <w:cs/>
-          <w:lang w:val="ar_AE" w:bidi="ar_AE"/>
-        </w:rPr>
-        <w:t>إشعياء 19: 1</w:t>
-      </w:r>
-      <w:r>
-        <w:rPr>
-          <w:rtl/>
-          <w:cs/>
-          <w:lang w:val="ar_AE" w:bidi="ar_AE"/>
-        </w:rPr>
-        <w:t>) أو يركب على كَرُوب ليطير به (</w:t>
-      </w:r>
-      <w:r>
-        <w:rPr>
-          <w:rtl/>
-          <w:cs/>
-          <w:lang w:val="ar_AE" w:bidi="ar_AE"/>
-        </w:rPr>
-        <w:t>2 صموئيل 22: 11؛</w:t>
-      </w:r>
-      <w:r>
-        <w:rPr>
-          <w:rtl/>
-          <w:cs/>
-          <w:lang w:val="ar_AE" w:bidi="ar_AE"/>
-        </w:rPr>
-        <w:t xml:space="preserve"> </w:t>
-      </w:r>
-      <w:r>
-        <w:rPr>
-          <w:rtl/>
-          <w:cs/>
-          <w:lang w:val="ar_AE" w:bidi="ar_AE"/>
-        </w:rPr>
-        <w:t>مزمور 18: 10</w:t>
-      </w:r>
-      <w:r>
-        <w:rPr>
-          <w:rtl/>
-          <w:cs/>
-          <w:lang w:val="ar_AE" w:bidi="ar_AE"/>
-        </w:rPr>
-        <w:t>). عبَّر الفن الشرقي القديم عن كوْن الْكَرُوبِيم كرسيًا أو منصة للإله غير المرئي، في حين كانت الآلهة الوثنية تقف على ظهور الحيوانات.</w:t>
-      </w:r>
-    </w:p>
-    <w:p>
-      <w:pPr>
-        <w:bidi/>
-      </w:pPr>
-      <w:r>
-        <w:rPr>
-          <w:rtl/>
-          <w:cs/>
-          <w:lang w:val="ar_AE" w:bidi="ar_AE"/>
-        </w:rPr>
-      </w:r>
-      <w:r>
-        <w:rPr>
-          <w:rtl/>
-          <w:cs/>
-          <w:lang w:val="ar_AE" w:bidi="ar_AE"/>
-        </w:rPr>
-        <w:t>في إسرائيل، نُحت الْكَرُوبِيم على تابوت العهد (</w:t>
-      </w:r>
-      <w:r>
-        <w:rPr>
-          <w:rtl/>
-          <w:cs/>
-          <w:lang w:val="ar_AE" w:bidi="ar_AE"/>
-        </w:rPr>
-        <w:t>خروج 25: 18–20</w:t>
-      </w:r>
-      <w:r>
-        <w:rPr>
-          <w:rtl/>
-          <w:cs/>
-          <w:lang w:val="ar_AE" w:bidi="ar_AE"/>
-        </w:rPr>
-        <w:t xml:space="preserve">؛ </w:t>
-      </w:r>
-      <w:r>
-        <w:rPr>
-          <w:rtl/>
-          <w:cs/>
-          <w:lang w:val="ar_AE" w:bidi="ar_AE"/>
-        </w:rPr>
-        <w:t>37: 7–9</w:t>
-      </w:r>
-      <w:r>
-        <w:rPr>
-          <w:rtl/>
-          <w:cs/>
-          <w:lang w:val="ar_AE" w:bidi="ar_AE"/>
-        </w:rPr>
-        <w:t>)، وكانت تجسيداتهم تُطرَّز على ستائر خيمة الاجتماع والحجاب الذي كان يحجب المقدِس حيث كان يستقر التابوت.</w:t>
-      </w:r>
-    </w:p>
-    <w:p>
-      <w:pPr>
-        <w:bidi/>
-      </w:pPr>
-      <w:r>
-        <w:rPr>
-          <w:rtl/>
-          <w:cs/>
-          <w:lang w:val="ar_AE" w:bidi="ar_AE"/>
-        </w:rPr>
-      </w:r>
-      <w:r>
-        <w:rPr>
-          <w:rtl/>
-          <w:cs/>
-          <w:lang w:val="ar_AE" w:bidi="ar_AE"/>
-        </w:rPr>
-        <w:t xml:space="preserve">كان </w:t>
-      </w:r>
-      <w:r>
-        <w:rPr>
-          <w:rtl/>
-          <w:cs/>
-          <w:lang w:val="ar_AE" w:bidi="ar_AE"/>
-        </w:rPr>
-        <w:t>القُدْس</w:t>
-      </w:r>
-      <w:r>
-        <w:rPr>
-          <w:rtl/>
-          <w:cs/>
-          <w:lang w:val="ar_AE" w:bidi="ar_AE"/>
-        </w:rPr>
-        <w:t xml:space="preserve"> في هيكل سليمان مزينًا بتجسيدين كبيرين للْكَرُوبِيم، مصنوعين من خشب الزيتون ومغطيان بورق الذهب. عندما وُضعا جنبًا إلى جنب بأجنحة ممدودة، شغلا عرض القُدْس الداخلي بالكامل. نُقش كَرُوبِيم أصغر وأشجار النخيل على ألواح الهيكل الخشبية وبعض الأبواب، ونُقشت أيضًا على جوانب قواعد المراحض (</w:t>
-      </w:r>
-      <w:r>
-        <w:rPr>
-          <w:rtl/>
-          <w:cs/>
-          <w:lang w:val="ar_AE" w:bidi="ar_AE"/>
-        </w:rPr>
-        <w:t>1 ملوك 7: 29، 36</w:t>
-      </w:r>
-      <w:r>
-        <w:rPr>
-          <w:rtl/>
-          <w:cs/>
-          <w:lang w:val="ar_AE" w:bidi="ar_AE"/>
-        </w:rPr>
-        <w:t>). شكَّل الْكَرُوبِيم وأشجار النخيل بالتناوب جزءًا من زينة الهيكل الرؤيوي لحزقيال (</w:t>
-      </w:r>
-      <w:r>
-        <w:rPr>
-          <w:rtl/>
-          <w:cs/>
-          <w:lang w:val="ar_AE" w:bidi="ar_AE"/>
-        </w:rPr>
-        <w:t>حزقيال 41: 17–20</w:t>
-      </w:r>
-      <w:r>
-        <w:rPr>
-          <w:rtl/>
-          <w:cs/>
-          <w:lang w:val="ar_AE" w:bidi="ar_AE"/>
-        </w:rPr>
-        <w:t>).</w:t>
-      </w:r>
-    </w:p>
-    <w:p>
-      <w:pPr>
-        <w:bidi/>
-      </w:pPr>
-      <w:r>
-        <w:rPr>
-          <w:rtl/>
-          <w:cs/>
-          <w:lang w:val="ar_AE" w:bidi="ar_AE"/>
-        </w:rPr>
-      </w:r>
-      <w:r>
-        <w:rPr>
-          <w:i/>
-          <w:rtl/>
-          <w:cs/>
-          <w:lang w:val="ar_AE" w:bidi="ar_AE"/>
-        </w:rPr>
-        <w:t>انظر أيضًا</w:t>
-      </w:r>
-      <w:r>
-        <w:rPr>
-          <w:rtl/>
-          <w:cs/>
-          <w:lang w:val="ar_AE" w:bidi="ar_AE"/>
-        </w:rPr>
-        <w:t xml:space="preserve"> </w:t>
-      </w:r>
-      <w:r>
-        <w:rPr>
-          <w:rtl/>
-          <w:cs/>
-          <w:lang w:val="ar_AE" w:bidi="ar_AE"/>
-        </w:rPr>
-        <w:t>ملاك؛</w:t>
-      </w:r>
-      <w:r>
-        <w:rPr>
-          <w:rtl/>
-          <w:cs/>
-          <w:lang w:val="ar_AE" w:bidi="ar_AE"/>
-        </w:rPr>
-        <w:t xml:space="preserve"> </w:t>
-      </w:r>
-      <w:r>
-        <w:rPr>
-          <w:rtl/>
-          <w:cs/>
-          <w:lang w:val="ar_AE" w:bidi="ar_AE"/>
-        </w:rPr>
-        <w:t>السَّراف، السَّرافِيم</w:t>
-      </w:r>
-      <w:r>
-        <w:rPr>
-          <w:rtl/>
-          <w:cs/>
-          <w:lang w:val="ar_AE" w:bidi="ar_AE"/>
-        </w:rPr>
-        <w:t>.</w:t>
-      </w:r>
-      <w:r>
-        <w:rPr>
-          <w:rtl/>
-          <w:cs/>
-          <w:lang w:val="ar_AE" w:bidi="ar_AE"/>
-        </w:rPr>
-      </w:r>
-      <w:r>
-        <w:rPr>
-          <w:rtl/>
-          <w:cs/>
-          <w:lang w:val="ar_AE" w:bidi="ar_AE"/>
-        </w:rPr>
-      </w:r>
-    </w:p>
-    <w:p>
-      <w:pPr>
-        <w:bidi/>
-      </w:pPr>
-      <w:r>
-        <w:rPr>
-          <w:rtl/>
-          <w:cs/>
-          <w:lang w:val="ar_AE" w:bidi="ar_AE"/>
-        </w:rPr>
-      </w:r>
-    </w:p>
-    <w:p>
-      <w:pPr>
-        <w:pStyle w:val="Heading2"/>
-        <w:bidi/>
-      </w:pPr>
-      <w:r>
-        <w:rPr>
-          <w:rtl/>
-          <w:cs/>
-          <w:lang w:val="ar_AE" w:bidi="ar_AE"/>
-        </w:rPr>
         <w:t>كريت</w:t>
       </w:r>
       <w:r>
@@ -35289,103 +33689,7 @@
           <w:cs/>
           <w:lang w:val="ar_AE" w:bidi="ar_AE"/>
         </w:rPr>
-        <w:t>تُعتبر جزيرة كريت مهمَّة في تاريخ الكنيسة. عندما ذهب بولس إلى روما كسجين، بحثتْ السفينة عن ملاذٍ بعيدٍ عن العاصفة التي ضربتْ المواني الحسنة (</w:t>
-      </w:r>
-      <w:r>
-        <w:rPr>
-          <w:rtl/>
-          <w:cs/>
-          <w:lang w:val="ar_AE" w:bidi="ar_AE"/>
-        </w:rPr>
-        <w:t>أعمال الرسل ٢٧: ٨</w:t>
-      </w:r>
-      <w:r>
-        <w:rPr>
-          <w:rtl/>
-          <w:cs/>
-          <w:lang w:val="ar_AE" w:bidi="ar_AE"/>
-        </w:rPr>
-        <w:t xml:space="preserve">). حاولت السفينةُ الوصول إلى الميناء الأكبر في فِينكس (آية </w:t>
-      </w:r>
-      <w:r>
-        <w:rPr>
-          <w:rtl/>
-          <w:cs/>
-          <w:lang w:val="ar_AE" w:bidi="ar_AE"/>
-        </w:rPr>
-        <w:t>١٢</w:t>
-      </w:r>
-      <w:r>
-        <w:rPr>
-          <w:rtl/>
-          <w:cs/>
-          <w:lang w:val="ar_AE" w:bidi="ar_AE"/>
-        </w:rPr>
-        <w:t xml:space="preserve">) لكنها خرجت عن مسارها وبحثتْ عن ملاذٍ في جزيرة قُبالة الساحل الجنوبي الغربي لِكريت، تُدعى كَلَوْدي (آية </w:t>
-      </w:r>
-      <w:r>
-        <w:rPr>
-          <w:rtl/>
-          <w:cs/>
-          <w:lang w:val="ar_AE" w:bidi="ar_AE"/>
-        </w:rPr>
-        <w:t>١٦</w:t>
-      </w:r>
-      <w:r>
-        <w:rPr>
-          <w:rtl/>
-          <w:cs/>
-          <w:lang w:val="ar_AE" w:bidi="ar_AE"/>
-        </w:rPr>
-        <w:t>). ربما زار بولس جزيرة كريت بعد سجنه في روما، لأنه في رسالته إلى تيطس قال: "تَرَكْتُكَ فِي كِرِيتَ" (</w:t>
-      </w:r>
-      <w:r>
-        <w:rPr>
-          <w:rtl/>
-          <w:cs/>
-          <w:lang w:val="ar_AE" w:bidi="ar_AE"/>
-        </w:rPr>
-        <w:t>تيطس ١: ٥</w:t>
-      </w:r>
-      <w:r>
-        <w:rPr>
-          <w:rtl/>
-          <w:cs/>
-          <w:lang w:val="ar_AE" w:bidi="ar_AE"/>
-        </w:rPr>
-        <w:t>). على أساس هذا الدليل وغيره من الأدلة، يستنتج العديد من الباحثين أن بولس أُطلق سراحه وكانت له خدمة مُمتدة قبل سجنه الثاني وإعدامه (</w:t>
-      </w:r>
-      <w:r>
-        <w:rPr>
-          <w:rtl/>
-          <w:cs/>
-          <w:lang w:val="ar_AE" w:bidi="ar_AE"/>
-        </w:rPr>
-        <w:t>٢ تيموثاوس ٤: ٦</w:t>
-      </w:r>
-      <w:r>
-        <w:rPr>
-          <w:rtl/>
-          <w:cs/>
-          <w:lang w:val="ar_AE" w:bidi="ar_AE"/>
-        </w:rPr>
-        <w:t>). لم يكن لدى بولس أمور جيدة كثيرة ليقولها عن شعب كريت، مستشهدًا بإحدى شعرائهم قائلًا إنهم "كَذَّابُونَ. ووُحُوشٌ رَدِيَّةٌ، وبُطُونٌ بَطَّالَةٌ" (</w:t>
-      </w:r>
-      <w:r>
-        <w:rPr>
-          <w:rtl/>
-          <w:cs/>
-          <w:lang w:val="ar_AE" w:bidi="ar_AE"/>
-        </w:rPr>
-        <w:t>تيطس ١: ١٢</w:t>
-      </w:r>
-      <w:r>
-        <w:rPr>
-          <w:rtl/>
-          <w:cs/>
-          <w:lang w:val="ar_AE" w:bidi="ar_AE"/>
-        </w:rPr>
-        <w:t>). لكن لابد أن رسالة الإنجيل قد أحدثتْ فرقًا كبيرًا هناك، لأن اسم تيطس يُكرَّم حاليًا في العديد من القرى والكنائس والأديرة.</w:t>
+        <w:t>تُعتبر جزيرة كريت مهمَّة في تاريخ الكنيسة. عندما ذهب بولس إلى روما كسجين، بحثتْ السفينة عن ملاذٍ بعيدٍ عن العاصفة التي ضربتْ المواني الحسنة (أعمال الرسل ٢٧: ٨). حاولت السفينةُ الوصول إلى الميناء الأكبر في فِينكس (آية ١٢) لكنها خرجت عن مسارها وبحثتْ عن ملاذٍ في جزيرة قُبالة الساحل الجنوبي الغربي لِكريت، تُدعى كَلَوْدي (آية ١٦). ربما زار بولس جزيرة كريت بعد سجنه في روما، لأنه في رسالته إلى تيطس قال: "تَرَكْتُكَ فِي كِرِيتَ" (تيطس ١: ٥). على أساس هذا الدليل وغيره من الأدلة، يستنتج العديد من الباحثين أن بولس أُطلق سراحه وكانت له خدمة مُمتدة قبل سجنه الثاني وإعدامه (٢ تيموثاوس ٤: ٦). لم يكن لدى بولس أمور جيدة كثيرة ليقولها عن شعب كريت، مستشهدًا بإحدى شعرائهم قائلًا إنهم "كَذَّابُونَ. ووُحُوشٌ رَدِيَّةٌ، وبُطُونٌ بَطَّالَةٌ" (تيطس ١: ١٢). لكن لابد أن رسالة الإنجيل قد أحدثتْ فرقًا كبيرًا هناك، لأن اسم تيطس يُكرَّم حاليًا في العديد من القرى والكنائس والأديرة.</w:t>
       </w:r>
     </w:p>
     <w:p>
@@ -53500,7 +51804,7 @@
           <w:cs/>
           <w:lang w:val="ar_AE" w:bidi="ar_AE"/>
         </w:rPr>
-        <w:t>ملك فارسي (559–530 ق.م.) أسَّس السلالة الأخمينيَّة والإمبراطوريَّة الفارسيَّة. كان كُورَش (الثاني) ابن قمبيز الأول (600–599 ق.م)، الذي حكم الأراضي الموحدة لبارسوماش-أنشان وبارسا. كانت ماندان والدة كُورَش، ابنة الملك المادي أستياجيس (585–550 ق.م). كان سَلَف السلالة هو أخمينيس. خلف كُورَش أبيه واستقر في باسارجاد حوالي 559 ق.م. نظرًا لطموحه وجرأته، تحالفت مملكته مع الشعوب والقبائل المجاورة ليشكِّل كتلة قوية من القوة الفارسية، ثم تمرد ضد أستياجيس ملك مَادِي. عندما بدا واضحًا أنَّ كورَش سينتصر في صراع السيطرة على مَادِي، تمردت قوات أستياجيس وانضمت إلى كُورَش. عندما غزا كُورَش المملكة الميديَّة، دخل في صراع مع بَابِل، حيث كانت المملكتان تمتلكان كثيرًا من الأراضي نفسها.</w:t>
+        <w:t>ملك فارسي (559–530 ق.م.) أسَّس السلالة الأخمينيَّة والإمبراطوريَّة الفارسيَّة. كان كُورَش (الثاني) ابن قمبيز الأول (600–559 ق.م)، الذي حكم الأراضي الموحدة لبارسوماش-أنشان وبارسا. كانت ماندان والدة كُورَش، ابنة الملك المادي أستياجيس (585–550 ق.م). كان سَلَف السلالة هو أخمينيس. خلف كُورَش أبيه واستقر في باسارجاد حوالي 559 ق.م. نظرًا لطموحه وجرأته، تحالفت مملكته مع الشعوب والقبائل المجاورة ليشكِّل كتلة قوية من القوة الفارسية، ثم تمرد ضد أستياجيس ملك مَادِي. عندما بدا واضحًا أنَّ كورَش سينتصر في صراع السيطرة على مَادِي، تمردت قوات أستياجيس وانضمت إلى كُورَش. عندما غزا كُورَش المملكة الميديَّة، دخل في صراع مع بَابِل، حيث كانت المملكتان تمتلكان كثيرًا من الأراضي نفسها.</w:t>
       </w:r>
     </w:p>
     <w:p>
